--- a/out/pj_contenciosa_minimal.docx
+++ b/out/pj_contenciosa_minimal.docx
@@ -86,7 +86,7 @@
           <w:sz w:val="20"/>
           <w:szCs w:val="20"/>
         </w:rPr>
-        <w:t>1. IDENTIFICAÇÃO D</w:t>
+        <w:t>IDENTIFICAÇÃO D</w:t>
       </w:r>
       <w:r>
         <w:rPr>
@@ -461,7 +461,7 @@
           <w:szCs w:val="20"/>
         </w:rPr>
         <w:lastRenderedPageBreak/>
-        <w:t>2. QUADRO RESUMO DA CONTRATAÇÃO</w:t>
+        <w:t>QUADRO RESUMO DA CONTRATAÇÃO</w:t>
       </w:r>
     </w:p>
     <w:p>
@@ -609,8 +609,11 @@
     </w:tbl>
     <w:p>
       <w:pPr>
-        <w:snapToGrid w:val="0"/>
-        <w:rPr>
+        <w:keepNext/>
+        <w:snapToGrid w:val="0"/>
+        <w:rPr>
+          <w:b/>
+          <w:bCs/>
           <w:sz w:val="20"/>
           <w:szCs w:val="20"/>
         </w:rPr>
@@ -645,7 +648,7 @@
           <w:sz w:val="20"/>
           <w:szCs w:val="20"/>
         </w:rPr>
-        <w:t xml:space="preserve">4. HONORÁRIOS DE ASSESSORIA CONTENCIOSA</w:t>
+        <w:t xml:space="preserve">HONORÁRIOS DE ASSESSORIA CONTENCIOSA</w:t>
       </w:r>
     </w:p>
     <w:p>
@@ -1185,7 +1188,7 @@
           <w:sz w:val="20"/>
           <w:szCs w:val="20"/>
         </w:rPr>
-        <w:t>5. DESPESAS APLICÁVEIS A ESTE ESCOPO</w:t>
+        <w:t>DESPESAS APLICÁVEIS A ESTE ESCOPO</w:t>
       </w:r>
     </w:p>
     <w:p>
@@ -1247,7 +1250,7 @@
           <w:sz w:val="20"/>
           <w:szCs w:val="20"/>
         </w:rPr>
-        <w:t>.</w:t>
+        <w:t xml:space="preserve">.</w:t>
       </w:r>
     </w:p>
     <w:p>
@@ -1314,16 +1317,7 @@
                 <w:sz w:val="20"/>
                 <w:szCs w:val="20"/>
               </w:rPr>
-              <w:t xml:space="preserve">Despesas </w:t>
-            </w:r>
-            <w:r>
-              <w:rPr>
-                <w:b/>
-                <w:bCs/>
-                <w:sz w:val="20"/>
-                <w:szCs w:val="20"/>
-              </w:rPr>
-              <w:t xml:space="preserve">Gerais</w:t>
+              <w:t xml:space="preserve">Despesas Gerais</w:t>
             </w:r>
           </w:p>
         </w:tc>
@@ -1357,7 +1351,7 @@
                 <w:sz w:val="20"/>
                 <w:szCs w:val="20"/>
               </w:rPr>
-              <w:t xml:space="preserve">Deslocamento em veículo próprio: R$ 2,50 por km e estacionamento, táxi, transporte por aplicativo, hospedagem e alimentação.</w:t>
+              <w:t xml:space="preserve">Deslocamento em veículo próprio: R$ 2,50 por km e estacionamento, táxi, transporte por aplicativo, hospedagem e alimentação;</w:t>
             </w:r>
           </w:p>
         </w:tc>
@@ -1395,17 +1389,7 @@
                 <w:sz w:val="20"/>
                 <w:szCs w:val="20"/>
               </w:rPr>
-              <w:lastRenderedPageBreak/>
-              <w:t xml:space="preserve">Despesas </w:t>
-            </w:r>
-            <w:r>
-              <w:rPr>
-                <w:b/>
-                <w:bCs/>
-                <w:sz w:val="20"/>
-                <w:szCs w:val="20"/>
-              </w:rPr>
-              <w:t xml:space="preserve">Específicas</w:t>
+              <w:t xml:space="preserve">Despesas Específicas</w:t>
             </w:r>
           </w:p>
         </w:tc>
@@ -4427,6 +4411,19 @@
         </w:rPr>
         <w:t>As Partes reconhecem a veracidade, autenticidade, validade e eficácia desta Proposta em formato eletrônico, assinada por meio de plataforma de assinaturas eletrônicas (DocuSign ou similar), nos termos do artigo 10, § 2º, da Medida Provisória n. 2.200-2/2001 e do artigo 219 do Código Civil, dispensando expressamente a colheita de assinaturas de testemunhas, na forma do artigo 34 da Lei n. 14.620/2023.</w:t>
       </w:r>
+    </w:p>
+    <w:p>
+      <w:pPr>
+        <w:keepNext/>
+        <w:snapToGrid w:val="0"/>
+        <w:jc w:val="center"/>
+        <w:rPr>
+          <w:b/>
+          <w:bCs/>
+          <w:sz w:val="20"/>
+          <w:szCs w:val="20"/>
+        </w:rPr>
+      </w:pPr>
     </w:p>
     <w:p>
       <w:pPr>
@@ -5876,6 +5873,26 @@
 </file>
 
 <file path=customXml/item1.xml><?xml version="1.0" encoding="utf-8"?>
+<p:properties xmlns:p="http://schemas.microsoft.com/office/2006/metadata/properties" xmlns:xsi="http://www.w3.org/2001/XMLSchema-instance" xmlns:pc="http://schemas.microsoft.com/office/infopath/2007/PartnerControls">
+  <documentManagement>
+    <lcf76f155ced4ddcb4097134ff3c332f xmlns="e5b1cd33-4eca-41a4-b7d8-fdf3e6200119">
+      <Terms xmlns="http://schemas.microsoft.com/office/infopath/2007/PartnerControls"/>
+    </lcf76f155ced4ddcb4097134ff3c332f>
+    <TaxCatchAll xmlns="c710a95f-4097-48d0-b72e-528dcf24b561" xsi:nil="true"/>
+  </documentManagement>
+</p:properties>
+</file>
+
+<file path=customXml/item2.xml><?xml version="1.0" encoding="utf-8"?>
+<?mso-contentType ?>
+<FormTemplates xmlns="http://schemas.microsoft.com/sharepoint/v3/contenttype/forms">
+  <Display>DocumentLibraryForm</Display>
+  <Edit>DocumentLibraryForm</Edit>
+  <New>DocumentLibraryForm</New>
+</FormTemplates>
+</file>
+
+<file path=customXml/item3.xml><?xml version="1.0" encoding="utf-8"?>
 <ct:contentTypeSchema xmlns:ct="http://schemas.microsoft.com/office/2006/metadata/contentType" xmlns:ma="http://schemas.microsoft.com/office/2006/metadata/properties/metaAttributes" ct:_="" ma:_="" ma:contentTypeName="Documento" ma:contentTypeID="0x010100C538FE3DE9F5C249B208F757A39C9CF1" ma:contentTypeVersion="13" ma:contentTypeDescription="Crie um novo documento." ma:contentTypeScope="" ma:versionID="f58841031a2b8acc55807e179e1eb129">
   <xsd:schema xmlns:xsd="http://www.w3.org/2001/XMLSchema" xmlns:xs="http://www.w3.org/2001/XMLSchema" xmlns:p="http://schemas.microsoft.com/office/2006/metadata/properties" xmlns:ns2="e5b1cd33-4eca-41a4-b7d8-fdf3e6200119" xmlns:ns3="c710a95f-4097-48d0-b72e-528dcf24b561" targetNamespace="http://schemas.microsoft.com/office/2006/metadata/properties" ma:root="true" ma:fieldsID="eabb80da9e4a7645788b9624de58e5c8" ns2:_="" ns3:_="">
     <xsd:import namespace="e5b1cd33-4eca-41a4-b7d8-fdf3e6200119"/>
@@ -6082,27 +6099,26 @@
 </ct:contentTypeSchema>
 </file>
 
-<file path=customXml/item2.xml><?xml version="1.0" encoding="utf-8"?>
-<?mso-contentType ?>
-<FormTemplates xmlns="http://schemas.microsoft.com/sharepoint/v3/contenttype/forms">
-  <Display>DocumentLibraryForm</Display>
-  <Edit>DocumentLibraryForm</Edit>
-  <New>DocumentLibraryForm</New>
-</FormTemplates>
+<file path=customXml/itemProps1.xml><?xml version="1.0" encoding="utf-8"?>
+<ds:datastoreItem xmlns:ds="http://schemas.openxmlformats.org/officeDocument/2006/customXml" ds:itemID="{CB7613A1-A0CB-4E22-AF85-27793339D14D}">
+  <ds:schemaRefs>
+    <ds:schemaRef ds:uri="http://schemas.microsoft.com/office/2006/metadata/properties"/>
+    <ds:schemaRef ds:uri="http://schemas.microsoft.com/office/infopath/2007/PartnerControls"/>
+    <ds:schemaRef ds:uri="e5b1cd33-4eca-41a4-b7d8-fdf3e6200119"/>
+    <ds:schemaRef ds:uri="c710a95f-4097-48d0-b72e-528dcf24b561"/>
+  </ds:schemaRefs>
+</ds:datastoreItem>
 </file>
 
-<file path=customXml/item3.xml><?xml version="1.0" encoding="utf-8"?>
-<p:properties xmlns:p="http://schemas.microsoft.com/office/2006/metadata/properties" xmlns:xsi="http://www.w3.org/2001/XMLSchema-instance" xmlns:pc="http://schemas.microsoft.com/office/infopath/2007/PartnerControls">
-  <documentManagement>
-    <lcf76f155ced4ddcb4097134ff3c332f xmlns="e5b1cd33-4eca-41a4-b7d8-fdf3e6200119">
-      <Terms xmlns="http://schemas.microsoft.com/office/infopath/2007/PartnerControls"/>
-    </lcf76f155ced4ddcb4097134ff3c332f>
-    <TaxCatchAll xmlns="c710a95f-4097-48d0-b72e-528dcf24b561" xsi:nil="true"/>
-  </documentManagement>
-</p:properties>
+<file path=customXml/itemProps2.xml><?xml version="1.0" encoding="utf-8"?>
+<ds:datastoreItem xmlns:ds="http://schemas.openxmlformats.org/officeDocument/2006/customXml" ds:itemID="{A5ED3DFB-4F39-4BF8-995C-27FE2C86527B}">
+  <ds:schemaRefs>
+    <ds:schemaRef ds:uri="http://schemas.microsoft.com/sharepoint/v3/contenttype/forms"/>
+  </ds:schemaRefs>
+</ds:datastoreItem>
 </file>
 
-<file path=customXml/itemProps1.xml><?xml version="1.0" encoding="utf-8"?>
+<file path=customXml/itemProps3.xml><?xml version="1.0" encoding="utf-8"?>
 <ds:datastoreItem xmlns:ds="http://schemas.openxmlformats.org/officeDocument/2006/customXml" ds:itemID="{527C8FAF-F895-460C-92FD-63B7C6027339}">
   <ds:schemaRefs>
     <ds:schemaRef ds:uri="http://schemas.microsoft.com/office/2006/metadata/contentType"/>
@@ -6119,23 +6135,4 @@
     <ds:schemaRef ds:uri="http://schemas.microsoft.com/internal/obd"/>
   </ds:schemaRefs>
 </ds:datastoreItem>
-</file>
-
-<file path=customXml/itemProps2.xml><?xml version="1.0" encoding="utf-8"?>
-<ds:datastoreItem xmlns:ds="http://schemas.openxmlformats.org/officeDocument/2006/customXml" ds:itemID="{A5ED3DFB-4F39-4BF8-995C-27FE2C86527B}">
-  <ds:schemaRefs>
-    <ds:schemaRef ds:uri="http://schemas.microsoft.com/sharepoint/v3/contenttype/forms"/>
-  </ds:schemaRefs>
-</ds:datastoreItem>
-</file>
-
-<file path=customXml/itemProps3.xml><?xml version="1.0" encoding="utf-8"?>
-<ds:datastoreItem xmlns:ds="http://schemas.openxmlformats.org/officeDocument/2006/customXml" ds:itemID="{CB7613A1-A0CB-4E22-AF85-27793339D14D}">
-  <ds:schemaRefs>
-    <ds:schemaRef ds:uri="http://schemas.microsoft.com/office/2006/metadata/properties"/>
-    <ds:schemaRef ds:uri="http://schemas.microsoft.com/office/infopath/2007/PartnerControls"/>
-    <ds:schemaRef ds:uri="e5b1cd33-4eca-41a4-b7d8-fdf3e6200119"/>
-    <ds:schemaRef ds:uri="c710a95f-4097-48d0-b72e-528dcf24b561"/>
-  </ds:schemaRefs>
-</ds:datastoreItem>
 </file>
--- a/out/pj_contenciosa_minimal.docx
+++ b/out/pj_contenciosa_minimal.docx
@@ -281,7 +281,7 @@
                 <w:sz w:val="20"/>
                 <w:szCs w:val="20"/>
               </w:rPr>
-              <w:t xml:space="preserve">98.765.432/0001-11</w:t>
+              <w:t xml:space="preserve">11.444.777/0001-61</w:t>
             </w:r>
           </w:p>
         </w:tc>

--- a/out/pj_contenciosa_minimal.docx
+++ b/out/pj_contenciosa_minimal.docx
@@ -1317,7 +1317,7 @@
                 <w:sz w:val="20"/>
                 <w:szCs w:val="20"/>
               </w:rPr>
-              <w:t xml:space="preserve">Despesas Gerais</w:t>
+              <w:t xml:space="preserve">Despesas Logísticas</w:t>
             </w:r>
           </w:p>
         </w:tc>
@@ -1389,7 +1389,7 @@
                 <w:sz w:val="20"/>
                 <w:szCs w:val="20"/>
               </w:rPr>
-              <w:t xml:space="preserve">Despesas Específicas</w:t>
+              <w:t xml:space="preserve">Despesas Gerais</w:t>
             </w:r>
           </w:p>
         </w:tc>

--- a/out/pj_contenciosa_minimal.docx
+++ b/out/pj_contenciosa_minimal.docx
@@ -45,35 +45,34 @@
     <w:p>
       <w:pPr>
         <w:snapToGrid w:val="0"/>
-        <w:jc w:val="center"/>
-        <w:rPr>
-          <w:sz w:val="20"/>
-          <w:szCs w:val="20"/>
-        </w:rPr>
-      </w:pPr>
-      <w:r>
-        <w:rPr>
-          <w:sz w:val="20"/>
-          <w:szCs w:val="20"/>
-        </w:rPr>
-        <w:t>Escopo de Trabalho</w:t>
-      </w:r>
-      <w:r>
-        <w:rPr>
-          <w:sz w:val="20"/>
-          <w:szCs w:val="20"/>
-        </w:rPr>
-        <w:br/>
-      </w:r>
-    </w:p>
-    <w:p>
-      <w:pPr>
-        <w:keepNext/>
+        <w:rPr>
+          <w:sz w:val="20"/>
+          <w:szCs w:val="20"/>
+        </w:rPr>
+      </w:pPr>
+    </w:p>
+    <w:p>
+      <w:pPr>
+        <w:snapToGrid w:val="0"/>
+        <w:rPr>
+          <w:sz w:val="20"/>
+          <w:szCs w:val="20"/>
+        </w:rPr>
+      </w:pPr>
+      <w:r>
+        <w:rPr>
+          <w:sz w:val="20"/>
+          <w:szCs w:val="20"/>
+        </w:rPr>
+        <w:t>A</w:t>
+      </w:r>
+    </w:p>
+    <w:p>
+      <w:pPr>
         <w:snapToGrid w:val="0"/>
         <w:rPr>
           <w:b/>
           <w:bCs/>
-          <w:smallCaps/>
           <w:sz w:val="20"/>
           <w:szCs w:val="20"/>
         </w:rPr>
@@ -82,37 +81,451 @@
         <w:rPr>
           <w:b/>
           <w:bCs/>
-          <w:smallCaps/>
-          <w:sz w:val="20"/>
-          <w:szCs w:val="20"/>
-        </w:rPr>
-        <w:t>IDENTIFICAÇÃO D</w:t>
+          <w:sz w:val="20"/>
+          <w:szCs w:val="20"/>
+        </w:rPr>
+        <w:t xml:space="preserve">Beta Ltda</w:t>
+      </w:r>
+    </w:p>
+    <w:p>
+      <w:pPr>
+        <w:snapToGrid w:val="0"/>
+        <w:rPr>
+          <w:sz w:val="20"/>
+          <w:szCs w:val="20"/>
+        </w:rPr>
+      </w:pPr>
+      <w:r>
+        <w:rPr>
+          <w:sz w:val="20"/>
+          <w:szCs w:val="20"/>
+        </w:rPr>
+        <w:t xml:space="preserve">11.444.777/0001-61</w:t>
+      </w:r>
+    </w:p>
+    <w:p>
+      <w:pPr>
+        <w:snapToGrid w:val="0"/>
+        <w:rPr>
+          <w:sz w:val="20"/>
+          <w:szCs w:val="20"/>
+        </w:rPr>
+      </w:pPr>
+      <w:r>
+        <w:rPr>
+          <w:sz w:val="20"/>
+          <w:szCs w:val="20"/>
+        </w:rPr>
+        <w:t xml:space="preserve"/>
+      </w:r>
+    </w:p>
+    <w:p>
+      <w:pPr>
+        <w:snapToGrid w:val="0"/>
+        <w:rPr>
+          <w:sz w:val="20"/>
+          <w:szCs w:val="20"/>
+        </w:rPr>
+      </w:pPr>
+      <w:r>
+        <w:rPr>
+          <w:sz w:val="20"/>
+          <w:szCs w:val="20"/>
+        </w:rPr>
+        <w:t xml:space="preserve">A/C: </w:t>
+      </w:r>
+      <w:r>
+        <w:rPr>
+          <w:sz w:val="20"/>
+          <w:szCs w:val="20"/>
+        </w:rPr>
+        <w:t xml:space="preserve"/>
+      </w:r>
+    </w:p>
+    <w:p>
+      <w:pPr>
+        <w:snapToGrid w:val="0"/>
+        <w:rPr>
+          <w:sz w:val="20"/>
+          <w:szCs w:val="20"/>
+        </w:rPr>
+      </w:pPr>
+      <w:r>
+        <w:rPr>
+          <w:sz w:val="20"/>
+          <w:szCs w:val="20"/>
+        </w:rPr>
+        <w:t xml:space="preserve"/>
+      </w:r>
+    </w:p>
+    <w:p>
+      <w:pPr>
+        <w:snapToGrid w:val="0"/>
+        <w:rPr>
+          <w:sz w:val="20"/>
+          <w:szCs w:val="20"/>
+        </w:rPr>
+      </w:pPr>
+    </w:p>
+    <w:p>
+      <w:pPr>
+        <w:snapToGrid w:val="0"/>
+        <w:jc w:val="both"/>
+        <w:rPr>
+          <w:sz w:val="20"/>
+          <w:szCs w:val="20"/>
+        </w:rPr>
+      </w:pPr>
+      <w:r>
+        <w:rPr>
+          <w:sz w:val="20"/>
+          <w:szCs w:val="20"/>
+        </w:rPr>
+        <w:t>Prezado(a) Cliente,</w:t>
+      </w:r>
+    </w:p>
+    <w:p>
+      <w:pPr>
+        <w:snapToGrid w:val="0"/>
+        <w:jc w:val="both"/>
+        <w:rPr>
+          <w:sz w:val="20"/>
+          <w:szCs w:val="20"/>
+        </w:rPr>
+      </w:pPr>
+    </w:p>
+    <w:p>
+      <w:pPr>
+        <w:snapToGrid w:val="0"/>
+        <w:jc w:val="both"/>
+        <w:rPr>
+          <w:sz w:val="20"/>
+          <w:szCs w:val="20"/>
+        </w:rPr>
+      </w:pPr>
+      <w:r>
+        <w:rPr>
+          <w:sz w:val="20"/>
+          <w:szCs w:val="20"/>
+        </w:rPr>
+        <w:t xml:space="preserve">Acreditamos que a advocacia moderna vai além da simples resolução de problemas; ela é um investimento estratégico que impulsiona o crescimento e blinda o seu negócio. Com mais de 25 anos de sólida trajetória e um reconhecimento consistente em anuários de prestígio como o </w:t>
       </w:r>
       <w:r>
         <w:rPr>
           <w:b/>
           <w:bCs/>
-          <w:smallCaps/>
-          <w:sz w:val="20"/>
-          <w:szCs w:val="20"/>
-        </w:rPr>
-        <w:t xml:space="preserve">O</w:t>
+          <w:sz w:val="20"/>
+          <w:szCs w:val="20"/>
+        </w:rPr>
+        <w:t>Análise Advocacia 500</w:t>
+      </w:r>
+      <w:r>
+        <w:rPr>
+          <w:sz w:val="20"/>
+          <w:szCs w:val="20"/>
+        </w:rPr>
+        <w:t xml:space="preserve">, o </w:t>
       </w:r>
       <w:r>
         <w:rPr>
           <w:b/>
           <w:bCs/>
-          <w:smallCaps/>
-          <w:sz w:val="20"/>
-          <w:szCs w:val="20"/>
-        </w:rPr>
-        <w:t xml:space="preserve"> CONTRATANTE</w:t>
-      </w:r>
+          <w:sz w:val="20"/>
+          <w:szCs w:val="20"/>
+        </w:rPr>
+        <w:t>PMRA PORTO MIRANDA ROCHA ADVOGADOS</w:t>
+      </w:r>
+      <w:r>
+        <w:rPr>
+          <w:sz w:val="20"/>
+          <w:szCs w:val="20"/>
+        </w:rPr>
+        <w:t xml:space="preserve"> se posiciona como seu o parceiro jurídico ideal.</w:t>
+      </w:r>
+    </w:p>
+    <w:p>
+      <w:pPr>
+        <w:snapToGrid w:val="0"/>
+        <w:rPr>
+          <w:sz w:val="20"/>
+          <w:szCs w:val="20"/>
+        </w:rPr>
+      </w:pPr>
+      <w:r>
+        <w:rPr>
+          <w:sz w:val="20"/>
+          <w:szCs w:val="20"/>
+        </w:rPr>
+        <w:t xml:space="preserve"> </w:t>
+      </w:r>
+    </w:p>
+    <w:p>
+      <w:pPr>
+        <w:snapToGrid w:val="0"/>
+        <w:jc w:val="both"/>
+        <w:rPr>
+          <w:sz w:val="20"/>
+          <w:szCs w:val="20"/>
+        </w:rPr>
+      </w:pPr>
+      <w:r>
+        <w:rPr>
+          <w:sz w:val="20"/>
+          <w:szCs w:val="20"/>
+        </w:rPr>
+        <w:t>Nosso compromisso é com uma advocacia altamente especializada, inovadora e profundamente personalizada, que traduz complexidades jurídicas em soluções práticas e resultados superiores. Esta proposta reflete a essência de nosso escritório: atuar como um guardião estratégico, minimizando riscos e maximizando o valor em cada etapa de suas operações mais críticas.</w:t>
+      </w:r>
+    </w:p>
+    <w:p>
+      <w:pPr>
+        <w:snapToGrid w:val="0"/>
+        <w:rPr>
+          <w:sz w:val="20"/>
+          <w:szCs w:val="20"/>
+        </w:rPr>
+      </w:pPr>
+    </w:p>
+    <w:p>
+      <w:pPr>
+        <w:snapToGrid w:val="0"/>
+        <w:jc w:val="center"/>
+        <w:rPr>
+          <w:b/>
+          <w:bCs/>
+          <w:sz w:val="20"/>
+          <w:szCs w:val="20"/>
+        </w:rPr>
+      </w:pPr>
+      <w:r>
+        <w:rPr>
+          <w:b/>
+          <w:bCs/>
+          <w:sz w:val="20"/>
+          <w:szCs w:val="20"/>
+        </w:rPr>
+        <w:t>Escopo de Trabalho</w:t>
+      </w:r>
+      <w:r>
+        <w:rPr>
+          <w:b/>
+          <w:bCs/>
+          <w:sz w:val="20"/>
+          <w:szCs w:val="20"/>
+        </w:rPr>
+        <w:br/>
+      </w:r>
+    </w:p>
+    <w:p>
+      <w:pPr>
+        <w:snapToGrid w:val="0"/>
+        <w:rPr>
+          <w:sz w:val="20"/>
+          <w:szCs w:val="20"/>
+        </w:rPr>
+      </w:pPr>
+    </w:p>
+    <w:p>
+      <w:pPr>
+        <w:snapToGrid w:val="0"/>
+        <w:rPr>
+          <w:sz w:val="20"/>
+          <w:szCs w:val="20"/>
+        </w:rPr>
+      </w:pPr>
+    </w:p>
+    <w:p>
+      <w:pPr>
+        <w:rPr>
+          <w:b/>
+          <w:bCs/>
+          <w:sz w:val="20"/>
+          <w:szCs w:val="20"/>
+        </w:rPr>
+      </w:pPr>
+      <w:r>
+        <w:rPr>
+          <w:b/>
+          <w:bCs/>
+          <w:sz w:val="20"/>
+          <w:szCs w:val="20"/>
+        </w:rPr>
+        <w:t>Escopo</w:t>
+      </w:r>
+      <w:r>
+        <w:rPr>
+          <w:b/>
+          <w:bCs/>
+          <w:sz w:val="20"/>
+          <w:szCs w:val="20"/>
+        </w:rPr>
+        <w:t xml:space="preserve"> </w:t>
+      </w:r>
+      <w:r>
+        <w:rPr>
+          <w:b/>
+          <w:bCs/>
+          <w:sz w:val="20"/>
+          <w:szCs w:val="20"/>
+        </w:rPr>
+        <w:t>Contencioso</w:t>
+      </w:r>
+      <w:r>
+        <w:rPr>
+          <w:b/>
+          <w:bCs/>
+          <w:sz w:val="20"/>
+          <w:szCs w:val="20"/>
+        </w:rPr>
+        <w:t>:</w:t>
+      </w:r>
+    </w:p>
+    <w:p>
+      <w:pPr>
+        <w:rPr>
+          <w:sz w:val="20"/>
+          <w:szCs w:val="20"/>
+        </w:rPr>
+      </w:pPr>
+      <w:r>
+        <w:rPr>
+          <w:sz w:val="20"/>
+          <w:szCs w:val="20"/>
+        </w:rPr>
+        <w:t xml:space="preserve">Trabalhista — defesa.</w:t>
+      </w:r>
+    </w:p>
+    <w:p>
+      <w:pPr>
+        <w:snapToGrid w:val="0"/>
+        <w:rPr>
+          <w:sz w:val="20"/>
+          <w:szCs w:val="20"/>
+        </w:rPr>
+      </w:pPr>
+    </w:p>
+    <w:p>
+      <w:pPr>
+        <w:rPr>
+          <w:sz w:val="20"/>
+          <w:szCs w:val="20"/>
+        </w:rPr>
+      </w:pPr>
     </w:p>
     <w:p>
       <w:pPr>
         <w:keepNext/>
         <w:snapToGrid w:val="0"/>
+        <w:rPr>
+          <w:b/>
+          <w:bCs/>
+          <w:sz w:val="20"/>
+          <w:szCs w:val="20"/>
+        </w:rPr>
+      </w:pPr>
+      <w:r>
+        <w:rPr>
+          <w:b/>
+          <w:bCs/>
+          <w:sz w:val="20"/>
+          <w:szCs w:val="20"/>
+        </w:rPr>
+        <w:t>Honorá</w:t>
+      </w:r>
+      <w:r>
+        <w:rPr>
+          <w:b/>
+          <w:bCs/>
+          <w:sz w:val="20"/>
+          <w:szCs w:val="20"/>
+        </w:rPr>
+        <w:t>rios Propostos para o Escopo Contencioso</w:t>
+      </w:r>
+    </w:p>
+    <w:p>
+      <w:pPr>
+        <w:snapToGrid w:val="0"/>
+        <w:jc w:val="both"/>
+        <w:rPr>
+          <w:sz w:val="20"/>
+          <w:szCs w:val="20"/>
+        </w:rPr>
+      </w:pPr>
+    </w:p>
+    <w:p>
+      <w:pPr>
+        <w:keepNext/>
+        <w:snapToGrid w:val="0"/>
+        <w:rPr>
+          <w:sz w:val="20"/>
+          <w:szCs w:val="20"/>
+        </w:rPr>
+      </w:pPr>
+      <w:r>
+        <w:rPr>
+          <w:b/>
+          <w:bCs/>
+          <w:sz w:val="20"/>
+          <w:szCs w:val="20"/>
+        </w:rPr>
+        <w:lastRenderedPageBreak/>
+        <w:t xml:space="preserve">Preço </w:t>
+      </w:r>
+      <w:r>
+        <w:rPr>
+          <w:b/>
+          <w:bCs/>
+          <w:sz w:val="20"/>
+          <w:szCs w:val="20"/>
+        </w:rPr>
+        <w:t xml:space="preserve">Fixo </w:t>
+      </w:r>
+      <w:r>
+        <w:rPr>
+          <w:b/>
+          <w:bCs/>
+          <w:sz w:val="20"/>
+          <w:szCs w:val="20"/>
+        </w:rPr>
+        <w:t>Mensal</w:t>
+      </w:r>
+      <w:r>
+        <w:rPr>
+          <w:b/>
+          <w:bCs/>
+          <w:sz w:val="20"/>
+          <w:szCs w:val="20"/>
+        </w:rPr>
+        <w:t xml:space="preserve"> com Cap</w:t>
+      </w:r>
+    </w:p>
+    <w:p>
+      <w:pPr>
+        <w:snapToGrid w:val="0"/>
+        <w:jc w:val="both"/>
+        <w:rPr>
+          <w:sz w:val="20"/>
+          <w:szCs w:val="20"/>
+        </w:rPr>
+      </w:pPr>
+      <w:r>
+        <w:rPr>
+          <w:sz w:val="20"/>
+          <w:szCs w:val="20"/>
+        </w:rPr>
+        <w:t>Os honorários serão fixados em valor mensal único para a condução de uma quantidade de processos delimitada, aplicando-se às ações excedentes os critérios específicos abaixo definidos</w:t>
+      </w:r>
+      <w:r>
+        <w:rPr>
+          <w:sz w:val="20"/>
+          <w:szCs w:val="20"/>
+        </w:rPr>
+        <w:t>.</w:t>
+      </w:r>
+    </w:p>
+    <w:p>
+      <w:pPr>
+        <w:snapToGrid w:val="0"/>
+        <w:jc w:val="both"/>
         <w:rPr>
           <w:sz w:val="20"/>
           <w:szCs w:val="20"/>
@@ -137,608 +550,13 @@
         <w:tblLook w:val="04A0" w:firstRow="1" w:lastRow="0" w:firstColumn="1" w:lastColumn="0" w:noHBand="0" w:noVBand="1"/>
       </w:tblPr>
       <w:tblGrid>
-        <w:gridCol w:w="2017"/>
-        <w:gridCol w:w="7617"/>
+        <w:gridCol w:w="3256"/>
+        <w:gridCol w:w="6378"/>
       </w:tblGrid>
       <w:tr>
         <w:tc>
           <w:tcPr>
-            <w:tcW w:w="1980" w:type="dxa"/>
-            <w:tcBorders>
-              <w:top w:val="single" w:sz="4" w:space="0" w:color="1A3557"/>
-              <w:left w:val="single" w:sz="4" w:space="0" w:color="1A3557"/>
-              <w:bottom w:val="single" w:sz="4" w:space="0" w:color="1A3557"/>
-              <w:right w:val="single" w:sz="4" w:space="0" w:color="1A3557"/>
-            </w:tcBorders>
-            <w:shd w:val="clear" w:color="auto" w:fill="FFF9F4"/>
-            <w:tcMar>
-              <w:top w:w="100" w:type="dxa"/>
-              <w:left w:w="120" w:type="dxa"/>
-              <w:bottom w:w="100" w:type="dxa"/>
-              <w:right w:w="120" w:type="dxa"/>
-            </w:tcMar>
-          </w:tcPr>
-          <w:p>
-            <w:pPr>
-              <w:snapToGrid w:val="0"/>
-              <w:rPr>
-                <w:sz w:val="20"/>
-                <w:szCs w:val="20"/>
-              </w:rPr>
-            </w:pPr>
-            <w:r>
-              <w:rPr>
-                <w:b/>
-                <w:bCs/>
-                <w:sz w:val="20"/>
-                <w:szCs w:val="20"/>
-              </w:rPr>
-              <w:t xml:space="preserve">Razão Social</w:t>
-            </w:r>
-          </w:p>
-        </w:tc>
-        <w:tc>
-          <w:tcPr>
-            <w:tcW w:w="7654" w:type="dxa"/>
-            <w:tcBorders>
-              <w:top w:val="single" w:sz="4" w:space="0" w:color="1A3557"/>
-              <w:left w:val="single" w:sz="4" w:space="0" w:color="1A3557"/>
-              <w:bottom w:val="single" w:sz="4" w:space="0" w:color="1A3557"/>
-              <w:right w:val="single" w:sz="4" w:space="0" w:color="1A3557"/>
-            </w:tcBorders>
-            <w:tcMar>
-              <w:top w:w="100" w:type="dxa"/>
-              <w:left w:w="120" w:type="dxa"/>
-              <w:bottom w:w="100" w:type="dxa"/>
-              <w:right w:w="120" w:type="dxa"/>
-            </w:tcMar>
-          </w:tcPr>
-          <w:p>
-            <w:pPr>
-              <w:snapToGrid w:val="0"/>
-              <w:rPr>
-                <w:b/>
-                <w:bCs/>
-                <w:sz w:val="20"/>
-                <w:szCs w:val="20"/>
-              </w:rPr>
-            </w:pPr>
-            <w:r>
-              <w:rPr>
-                <w:b/>
-                <w:bCs/>
-                <w:sz w:val="20"/>
-                <w:szCs w:val="20"/>
-              </w:rPr>
-              <w:t xml:space="preserve">Beta Ltda</w:t>
-            </w:r>
-          </w:p>
-        </w:tc>
-      </w:tr>
-      <w:tr>
-        <w:tc>
-          <w:tcPr>
-            <w:tcW w:w="1980" w:type="dxa"/>
-            <w:tcBorders>
-              <w:top w:val="single" w:sz="4" w:space="0" w:color="1A3557"/>
-              <w:left w:val="single" w:sz="4" w:space="0" w:color="1A3557"/>
-              <w:bottom w:val="single" w:sz="4" w:space="0" w:color="1A3557"/>
-              <w:right w:val="single" w:sz="4" w:space="0" w:color="1A3557"/>
-            </w:tcBorders>
-            <w:shd w:val="clear" w:color="auto" w:fill="FFF9F4"/>
-            <w:tcMar>
-              <w:top w:w="100" w:type="dxa"/>
-              <w:left w:w="120" w:type="dxa"/>
-              <w:bottom w:w="100" w:type="dxa"/>
-              <w:right w:w="120" w:type="dxa"/>
-            </w:tcMar>
-          </w:tcPr>
-          <w:p>
-            <w:pPr>
-              <w:snapToGrid w:val="0"/>
-              <w:rPr>
-                <w:sz w:val="20"/>
-                <w:szCs w:val="20"/>
-              </w:rPr>
-            </w:pPr>
-            <w:r>
-              <w:rPr>
-                <w:b/>
-                <w:bCs/>
-                <w:sz w:val="20"/>
-                <w:szCs w:val="20"/>
-              </w:rPr>
-              <w:t xml:space="preserve">CNPJ</w:t>
-            </w:r>
-          </w:p>
-        </w:tc>
-        <w:tc>
-          <w:tcPr>
-            <w:tcW w:w="7654" w:type="dxa"/>
-            <w:tcBorders>
-              <w:top w:val="single" w:sz="4" w:space="0" w:color="1A3557"/>
-              <w:left w:val="single" w:sz="4" w:space="0" w:color="1A3557"/>
-              <w:bottom w:val="single" w:sz="4" w:space="0" w:color="1A3557"/>
-              <w:right w:val="single" w:sz="4" w:space="0" w:color="1A3557"/>
-            </w:tcBorders>
-            <w:tcMar>
-              <w:top w:w="100" w:type="dxa"/>
-              <w:left w:w="120" w:type="dxa"/>
-              <w:bottom w:w="100" w:type="dxa"/>
-              <w:right w:w="120" w:type="dxa"/>
-            </w:tcMar>
-          </w:tcPr>
-          <w:p>
-            <w:pPr>
-              <w:snapToGrid w:val="0"/>
-              <w:rPr>
-                <w:sz w:val="20"/>
-                <w:szCs w:val="20"/>
-              </w:rPr>
-            </w:pPr>
-            <w:r>
-              <w:rPr>
-                <w:sz w:val="20"/>
-                <w:szCs w:val="20"/>
-              </w:rPr>
-              <w:t xml:space="preserve">11.444.777/0001-61</w:t>
-            </w:r>
-          </w:p>
-        </w:tc>
-      </w:tr>
-      <w:tr>
-        <w:tc>
-          <w:tcPr>
-            <w:tcW w:w="1980" w:type="dxa"/>
-            <w:tcBorders>
-              <w:top w:val="single" w:sz="4" w:space="0" w:color="1A3557"/>
-              <w:left w:val="single" w:sz="4" w:space="0" w:color="1A3557"/>
-              <w:bottom w:val="single" w:sz="4" w:space="0" w:color="1A3557"/>
-              <w:right w:val="single" w:sz="4" w:space="0" w:color="1A3557"/>
-            </w:tcBorders>
-            <w:shd w:val="clear" w:color="auto" w:fill="FFF9F4"/>
-            <w:tcMar>
-              <w:top w:w="100" w:type="dxa"/>
-              <w:left w:w="120" w:type="dxa"/>
-              <w:bottom w:w="100" w:type="dxa"/>
-              <w:right w:w="120" w:type="dxa"/>
-            </w:tcMar>
-          </w:tcPr>
-          <w:p>
-            <w:pPr>
-              <w:snapToGrid w:val="0"/>
-              <w:rPr>
-                <w:sz w:val="20"/>
-                <w:szCs w:val="20"/>
-              </w:rPr>
-            </w:pPr>
-            <w:r>
-              <w:rPr>
-                <w:b/>
-                <w:bCs/>
-                <w:sz w:val="20"/>
-                <w:szCs w:val="20"/>
-              </w:rPr>
-              <w:t>Endereço</w:t>
-            </w:r>
-          </w:p>
-        </w:tc>
-        <w:tc>
-          <w:tcPr>
-            <w:tcW w:w="7654" w:type="dxa"/>
-            <w:tcBorders>
-              <w:top w:val="single" w:sz="4" w:space="0" w:color="1A3557"/>
-              <w:left w:val="single" w:sz="4" w:space="0" w:color="1A3557"/>
-              <w:bottom w:val="single" w:sz="4" w:space="0" w:color="1A3557"/>
-              <w:right w:val="single" w:sz="4" w:space="0" w:color="1A3557"/>
-            </w:tcBorders>
-            <w:tcMar>
-              <w:top w:w="100" w:type="dxa"/>
-              <w:left w:w="120" w:type="dxa"/>
-              <w:bottom w:w="100" w:type="dxa"/>
-              <w:right w:w="120" w:type="dxa"/>
-            </w:tcMar>
-          </w:tcPr>
-          <w:p>
-            <w:pPr>
-              <w:snapToGrid w:val="0"/>
-              <w:rPr>
-                <w:sz w:val="20"/>
-                <w:szCs w:val="20"/>
-              </w:rPr>
-            </w:pPr>
-            <w:proofErr w:type="spellStart"/>
-            <w:proofErr w:type="spellEnd"/>
-            <w:r>
-              <w:rPr>
-                <w:sz w:val="20"/>
-                <w:szCs w:val="20"/>
-              </w:rPr>
-              <w:t xml:space="preserve"/>
-            </w:r>
-          </w:p>
-        </w:tc>
-      </w:tr>
-      <w:tr>
-        <w:tc>
-          <w:tcPr>
-            <w:tcW w:w="1980" w:type="dxa"/>
-            <w:tcBorders>
-              <w:top w:val="single" w:sz="4" w:space="0" w:color="1A3557"/>
-              <w:left w:val="single" w:sz="4" w:space="0" w:color="1A3557"/>
-              <w:bottom w:val="single" w:sz="4" w:space="0" w:color="1A3557"/>
-              <w:right w:val="single" w:sz="4" w:space="0" w:color="1A3557"/>
-            </w:tcBorders>
-            <w:shd w:val="clear" w:color="auto" w:fill="FFF9F4"/>
-            <w:tcMar>
-              <w:top w:w="100" w:type="dxa"/>
-              <w:left w:w="120" w:type="dxa"/>
-              <w:bottom w:w="100" w:type="dxa"/>
-              <w:right w:w="120" w:type="dxa"/>
-            </w:tcMar>
-          </w:tcPr>
-          <w:p>
-            <w:pPr>
-              <w:snapToGrid w:val="0"/>
-              <w:rPr>
-                <w:sz w:val="20"/>
-                <w:szCs w:val="20"/>
-              </w:rPr>
-            </w:pPr>
-            <w:r>
-              <w:rPr>
-                <w:b/>
-                <w:bCs/>
-                <w:sz w:val="20"/>
-                <w:szCs w:val="20"/>
-              </w:rPr>
-              <w:t>Responsável</w:t>
-            </w:r>
-          </w:p>
-        </w:tc>
-        <w:tc>
-          <w:tcPr>
-            <w:tcW w:w="7654" w:type="dxa"/>
-            <w:tcBorders>
-              <w:top w:val="single" w:sz="4" w:space="0" w:color="1A3557"/>
-              <w:left w:val="single" w:sz="4" w:space="0" w:color="1A3557"/>
-              <w:bottom w:val="single" w:sz="4" w:space="0" w:color="1A3557"/>
-              <w:right w:val="single" w:sz="4" w:space="0" w:color="1A3557"/>
-            </w:tcBorders>
-            <w:tcMar>
-              <w:top w:w="100" w:type="dxa"/>
-              <w:left w:w="120" w:type="dxa"/>
-              <w:bottom w:w="100" w:type="dxa"/>
-              <w:right w:w="120" w:type="dxa"/>
-            </w:tcMar>
-          </w:tcPr>
-          <w:p>
-            <w:pPr>
-              <w:snapToGrid w:val="0"/>
-              <w:rPr>
-                <w:sz w:val="20"/>
-                <w:szCs w:val="20"/>
-              </w:rPr>
-            </w:pPr>
-            <w:r>
-              <w:rPr>
-                <w:sz w:val="20"/>
-                <w:szCs w:val="20"/>
-              </w:rPr>
-              <w:t xml:space="preserve"/>
-            </w:r>
-          </w:p>
-        </w:tc>
-      </w:tr>
-    </w:tbl>
-    <w:p>
-      <w:pPr>
-        <w:snapToGrid w:val="0"/>
-        <w:rPr>
-          <w:sz w:val="20"/>
-          <w:szCs w:val="20"/>
-        </w:rPr>
-      </w:pPr>
-    </w:p>
-    <w:p>
-      <w:pPr>
-        <w:keepNext/>
-        <w:snapToGrid w:val="0"/>
-        <w:rPr>
-          <w:b/>
-          <w:bCs/>
-          <w:smallCaps/>
-          <w:sz w:val="20"/>
-          <w:szCs w:val="20"/>
-        </w:rPr>
-      </w:pPr>
-      <w:r>
-        <w:rPr>
-          <w:b/>
-          <w:bCs/>
-          <w:smallCaps/>
-          <w:sz w:val="20"/>
-          <w:szCs w:val="20"/>
-        </w:rPr>
-        <w:lastRenderedPageBreak/>
-        <w:t>QUADRO RESUMO DA CONTRATAÇÃO</w:t>
-      </w:r>
-    </w:p>
-    <w:p>
-      <w:pPr>
-        <w:keepNext/>
-        <w:snapToGrid w:val="0"/>
-        <w:rPr>
-          <w:sz w:val="20"/>
-          <w:szCs w:val="20"/>
-        </w:rPr>
-      </w:pPr>
-    </w:p>
-    <w:p>
-      <w:pPr>
-        <w:keepNext/>
-        <w:snapToGrid w:val="0"/>
-        <w:rPr>
-          <w:b/>
-          <w:bCs/>
-          <w:sz w:val="20"/>
-          <w:szCs w:val="20"/>
-        </w:rPr>
-      </w:pPr>
-      <w:r>
-        <w:rPr>
-          <w:b/>
-          <w:bCs/>
-          <w:sz w:val="20"/>
-          <w:szCs w:val="20"/>
-        </w:rPr>
-        <w:t xml:space="preserve">Escopo</w:t>
-      </w:r>
-    </w:p>
-    <w:p>
-      <w:pPr>
-        <w:keepNext/>
-        <w:snapToGrid w:val="0"/>
-        <w:rPr>
-          <w:sz w:val="20"/>
-          <w:szCs w:val="20"/>
-        </w:rPr>
-      </w:pPr>
-    </w:p>
-    <w:p>
-      <w:pPr>
-        <w:snapToGrid w:val="0"/>
-        <w:rPr>
-          <w:sz w:val="20"/>
-          <w:szCs w:val="20"/>
-        </w:rPr>
-      </w:pPr>
-    </w:p>
-    <w:tbl>
-      <w:tblPr>
-        <w:tblW w:w="9634" w:type="dxa"/>
-        <w:tblBorders>
-          <w:top w:val="single" w:sz="4" w:space="0" w:color="auto"/>
-          <w:left w:val="single" w:sz="4" w:space="0" w:color="auto"/>
-          <w:bottom w:val="single" w:sz="4" w:space="0" w:color="auto"/>
-          <w:right w:val="single" w:sz="4" w:space="0" w:color="auto"/>
-          <w:insideH w:val="single" w:sz="4" w:space="0" w:color="auto"/>
-          <w:insideV w:val="single" w:sz="4" w:space="0" w:color="auto"/>
-        </w:tblBorders>
-        <w:tblCellMar>
-          <w:left w:w="10" w:type="dxa"/>
-          <w:right w:w="10" w:type="dxa"/>
-        </w:tblCellMar>
-        <w:tblLook w:val="04A0" w:firstRow="1" w:lastRow="0" w:firstColumn="1" w:lastColumn="0" w:noHBand="0" w:noVBand="1"/>
-      </w:tblPr>
-      <w:tblGrid>
-        <w:gridCol w:w="1980"/>
-        <w:gridCol w:w="7654"/>
-      </w:tblGrid>
-      <w:tr>
-        <w:tc>
-          <w:tcPr>
-            <w:tcW w:w="1980" w:type="dxa"/>
-            <w:tcBorders>
-              <w:top w:val="single" w:sz="4" w:space="0" w:color="1A3557"/>
-              <w:left w:val="single" w:sz="4" w:space="0" w:color="1A3557"/>
-              <w:bottom w:val="single" w:sz="4" w:space="0" w:color="1A3557"/>
-              <w:right w:val="single" w:sz="4" w:space="0" w:color="1A3557"/>
-            </w:tcBorders>
-            <w:shd w:val="clear" w:color="auto" w:fill="FFF9F4"/>
-            <w:tcMar>
-              <w:top w:w="100" w:type="dxa"/>
-              <w:left w:w="120" w:type="dxa"/>
-              <w:bottom w:w="100" w:type="dxa"/>
-              <w:right w:w="120" w:type="dxa"/>
-            </w:tcMar>
-          </w:tcPr>
-          <w:p>
-            <w:pPr>
-              <w:snapToGrid w:val="0"/>
-              <w:rPr>
-                <w:sz w:val="20"/>
-                <w:szCs w:val="20"/>
-              </w:rPr>
-            </w:pPr>
-            <w:r>
-              <w:rPr>
-                <w:b/>
-                <w:bCs/>
-                <w:sz w:val="20"/>
-                <w:szCs w:val="20"/>
-              </w:rPr>
-              <w:t>Atuação Contenciosa</w:t>
-            </w:r>
-          </w:p>
-        </w:tc>
-        <w:tc>
-          <w:tcPr>
-            <w:tcW w:w="7654" w:type="dxa"/>
-            <w:tcBorders>
-              <w:top w:val="single" w:sz="4" w:space="0" w:color="1A3557"/>
-              <w:left w:val="single" w:sz="4" w:space="0" w:color="1A3557"/>
-              <w:bottom w:val="single" w:sz="4" w:space="0" w:color="1A3557"/>
-              <w:right w:val="single" w:sz="4" w:space="0" w:color="1A3557"/>
-            </w:tcBorders>
-            <w:tcMar>
-              <w:top w:w="100" w:type="dxa"/>
-              <w:left w:w="120" w:type="dxa"/>
-              <w:bottom w:w="100" w:type="dxa"/>
-              <w:right w:w="120" w:type="dxa"/>
-            </w:tcMar>
-          </w:tcPr>
-          <w:p>
-            <w:pPr>
-              <w:snapToGrid w:val="0"/>
-              <w:rPr>
-                <w:sz w:val="20"/>
-                <w:szCs w:val="20"/>
-              </w:rPr>
-            </w:pPr>
-            <w:r>
-              <w:rPr>
-                <w:sz w:val="20"/>
-                <w:szCs w:val="20"/>
-              </w:rPr>
-              <w:t xml:space="preserve">Trabalhista — defesa.</w:t>
-            </w:r>
-          </w:p>
-        </w:tc>
-      </w:tr>
-    </w:tbl>
-    <w:p>
-      <w:pPr>
-        <w:keepNext/>
-        <w:snapToGrid w:val="0"/>
-        <w:rPr>
-          <w:b/>
-          <w:bCs/>
-          <w:sz w:val="20"/>
-          <w:szCs w:val="20"/>
-        </w:rPr>
-      </w:pPr>
-    </w:p>
-    <w:p>
-      <w:pPr>
-        <w:snapToGrid w:val="0"/>
-        <w:rPr>
-          <w:sz w:val="20"/>
-          <w:szCs w:val="20"/>
-        </w:rPr>
-      </w:pPr>
-    </w:p>
-    <w:p>
-      <w:pPr>
-        <w:keepNext/>
-        <w:snapToGrid w:val="0"/>
-        <w:rPr>
-          <w:b/>
-          <w:bCs/>
-          <w:smallCaps/>
-          <w:sz w:val="20"/>
-          <w:szCs w:val="20"/>
-        </w:rPr>
-      </w:pPr>
-      <w:r>
-        <w:rPr>
-          <w:b/>
-          <w:bCs/>
-          <w:smallCaps/>
-          <w:sz w:val="20"/>
-          <w:szCs w:val="20"/>
-        </w:rPr>
-        <w:t xml:space="preserve">HONORÁRIOS DE ASSESSORIA CONTENCIOSA</w:t>
-      </w:r>
-    </w:p>
-    <w:p>
-      <w:pPr>
-        <w:snapToGrid w:val="0"/>
-        <w:jc w:val="both"/>
-        <w:rPr>
-          <w:sz w:val="20"/>
-          <w:szCs w:val="20"/>
-        </w:rPr>
-      </w:pPr>
-    </w:p>
-    <w:p>
-      <w:pPr>
-        <w:keepNext/>
-        <w:snapToGrid w:val="0"/>
-        <w:rPr>
-          <w:sz w:val="20"/>
-          <w:szCs w:val="20"/>
-        </w:rPr>
-      </w:pPr>
-      <w:r>
-        <w:rPr>
-          <w:b/>
-          <w:bCs/>
-          <w:sz w:val="20"/>
-          <w:szCs w:val="20"/>
-        </w:rPr>
-        <w:t>Preço Mensal</w:t>
-      </w:r>
-    </w:p>
-    <w:p>
-      <w:pPr>
-        <w:snapToGrid w:val="0"/>
-        <w:jc w:val="both"/>
-        <w:rPr>
-          <w:sz w:val="20"/>
-          <w:szCs w:val="20"/>
-        </w:rPr>
-      </w:pPr>
-      <w:r>
-        <w:rPr>
-          <w:sz w:val="20"/>
-          <w:szCs w:val="20"/>
-        </w:rPr>
-        <w:t>Os honorários serão fixados em valor mensal único para a condução de uma quantidade de processos delimitada, aplicando-se às ações excedentes os critérios específicos abaixo definidos</w:t>
-      </w:r>
-      <w:r>
-        <w:rPr>
-          <w:sz w:val="20"/>
-          <w:szCs w:val="20"/>
-        </w:rPr>
-        <w:t>.</w:t>
-      </w:r>
-    </w:p>
-    <w:p>
-      <w:pPr>
-        <w:snapToGrid w:val="0"/>
-        <w:jc w:val="both"/>
-        <w:rPr>
-          <w:sz w:val="20"/>
-          <w:szCs w:val="20"/>
-        </w:rPr>
-      </w:pPr>
-    </w:p>
-    <w:tbl>
-      <w:tblPr>
-        <w:tblW w:w="9634" w:type="dxa"/>
-        <w:tblBorders>
-          <w:top w:val="single" w:sz="4" w:space="0" w:color="auto"/>
-          <w:left w:val="single" w:sz="4" w:space="0" w:color="auto"/>
-          <w:bottom w:val="single" w:sz="4" w:space="0" w:color="auto"/>
-          <w:right w:val="single" w:sz="4" w:space="0" w:color="auto"/>
-          <w:insideH w:val="single" w:sz="4" w:space="0" w:color="auto"/>
-          <w:insideV w:val="single" w:sz="4" w:space="0" w:color="auto"/>
-        </w:tblBorders>
-        <w:tblCellMar>
-          <w:left w:w="10" w:type="dxa"/>
-          <w:right w:w="10" w:type="dxa"/>
-        </w:tblCellMar>
-        <w:tblLook w:val="04A0" w:firstRow="1" w:lastRow="0" w:firstColumn="1" w:lastColumn="0" w:noHBand="0" w:noVBand="1"/>
-      </w:tblPr>
-      <w:tblGrid>
-        <w:gridCol w:w="4600"/>
-        <w:gridCol w:w="5034"/>
-      </w:tblGrid>
-      <w:tr>
-        <w:tc>
-          <w:tcPr>
-            <w:tcW w:w="4600" w:type="dxa"/>
+            <w:tcW w:w="3256" w:type="dxa"/>
             <w:tcBorders>
               <w:top w:val="single" w:sz="4" w:space="0" w:color="1A3557"/>
               <w:left w:val="single" w:sz="4" w:space="0" w:color="1A3557"/>
@@ -774,7 +592,7 @@
         </w:tc>
         <w:tc>
           <w:tcPr>
-            <w:tcW w:w="5034" w:type="dxa"/>
+            <w:tcW w:w="6378" w:type="dxa"/>
             <w:tcBorders>
               <w:top w:val="single" w:sz="4" w:space="0" w:color="1A3557"/>
               <w:left w:val="single" w:sz="4" w:space="0" w:color="1A3557"/>
@@ -809,7 +627,7 @@
       <w:tr>
         <w:tc>
           <w:tcPr>
-            <w:tcW w:w="4600" w:type="dxa"/>
+            <w:tcW w:w="3256" w:type="dxa"/>
             <w:tcBorders>
               <w:top w:val="single" w:sz="4" w:space="0" w:color="1A3557"/>
               <w:left w:val="single" w:sz="4" w:space="0" w:color="1A3557"/>
@@ -845,7 +663,7 @@
         </w:tc>
         <w:tc>
           <w:tcPr>
-            <w:tcW w:w="5034" w:type="dxa"/>
+            <w:tcW w:w="6378" w:type="dxa"/>
             <w:tcBorders>
               <w:top w:val="single" w:sz="4" w:space="0" w:color="1A3557"/>
               <w:left w:val="single" w:sz="4" w:space="0" w:color="1A3557"/>
@@ -880,7 +698,7 @@
       <w:tr>
         <w:tc>
           <w:tcPr>
-            <w:tcW w:w="4600" w:type="dxa"/>
+            <w:tcW w:w="3256" w:type="dxa"/>
             <w:tcBorders>
               <w:top w:val="single" w:sz="4" w:space="0" w:color="1A3557"/>
               <w:left w:val="single" w:sz="4" w:space="0" w:color="1A3557"/>
@@ -916,7 +734,7 @@
         </w:tc>
         <w:tc>
           <w:tcPr>
-            <w:tcW w:w="5034" w:type="dxa"/>
+            <w:tcW w:w="6378" w:type="dxa"/>
             <w:tcBorders>
               <w:top w:val="single" w:sz="4" w:space="0" w:color="1A3557"/>
               <w:left w:val="single" w:sz="4" w:space="0" w:color="1A3557"/>
@@ -985,7 +803,7 @@
           <w:sz w:val="20"/>
           <w:szCs w:val="20"/>
         </w:rPr>
-        <w:t xml:space="preserve">Extra Escopo</w:t>
+        <w:t>Extra Escopo</w:t>
       </w:r>
       <w:r>
         <w:rPr>
@@ -1025,6 +843,7 @@
           <w:sz w:val="20"/>
           <w:szCs w:val="20"/>
         </w:rPr>
+        <w:lastRenderedPageBreak/>
         <w:t>Hora Fixa (independente do executor)</w:t>
       </w:r>
     </w:p>
@@ -1052,7 +871,28 @@
           <w:sz w:val="20"/>
           <w:szCs w:val="20"/>
         </w:rPr>
-        <w:t>Os honorários serão apurados com base em valor horário único, aplicável indistintamente a qualquer profissional alocado na prestação dos serviços consultivos.</w:t>
+        <w:t xml:space="preserve">Aplicar-se-á </w:t>
+      </w:r>
+      <w:r>
+        <w:rPr>
+          <w:sz w:val="20"/>
+          <w:szCs w:val="20"/>
+        </w:rPr>
+        <w:t>p valor abaixo</w:t>
+      </w:r>
+      <w:r>
+        <w:rPr>
+          <w:sz w:val="20"/>
+          <w:szCs w:val="20"/>
+        </w:rPr>
+        <w:t xml:space="preserve"> para serviços </w:t>
+      </w:r>
+      <w:r>
+        <w:rPr>
+          <w:sz w:val="20"/>
+          <w:szCs w:val="20"/>
+        </w:rPr>
+        <w:t>fora do escopo contencioso delimitado neste instrumento, apurados mensalmente em relatório de horas a ser encaminhado pelo Contratado.</w:t>
       </w:r>
     </w:p>
     <w:p>
@@ -1229,7 +1069,21 @@
           <w:sz w:val="20"/>
           <w:szCs w:val="20"/>
         </w:rPr>
-        <w:t>as categorias de despesa abaixo indicadas, sem prejuízo das disposições gerais de reembolso previstas no</w:t>
+        <w:t xml:space="preserve">as categorias de despesa abaixo indicadas, </w:t>
+      </w:r>
+      <w:r>
+        <w:rPr>
+          <w:sz w:val="20"/>
+          <w:szCs w:val="20"/>
+        </w:rPr>
+        <w:t>conforme</w:t>
+      </w:r>
+      <w:r>
+        <w:rPr>
+          <w:sz w:val="20"/>
+          <w:szCs w:val="20"/>
+        </w:rPr>
+        <w:t xml:space="preserve"> disposições gerais de reembolso previstas no</w:t>
       </w:r>
       <w:r>
         <w:rPr>
@@ -1243,14 +1097,7 @@
           <w:sz w:val="20"/>
           <w:szCs w:val="20"/>
         </w:rPr>
-        <w:t>, conforme previamente aprovadas, apuradas e posteriormente comprovadas</w:t>
-      </w:r>
-      <w:r>
-        <w:rPr>
-          <w:sz w:val="20"/>
-          <w:szCs w:val="20"/>
-        </w:rPr>
-        <w:t xml:space="preserve">.</w:t>
+        <w:t>.</w:t>
       </w:r>
     </w:p>
     <w:p>
@@ -1281,13 +1128,13 @@
         <w:tblLook w:val="04A0" w:firstRow="1" w:lastRow="0" w:firstColumn="1" w:lastColumn="0" w:noHBand="0" w:noVBand="1"/>
       </w:tblPr>
       <w:tblGrid>
-        <w:gridCol w:w="3000"/>
-        <w:gridCol w:w="6634"/>
+        <w:gridCol w:w="3256"/>
+        <w:gridCol w:w="6378"/>
       </w:tblGrid>
       <w:tr>
         <w:tc>
           <w:tcPr>
-            <w:tcW w:w="3000" w:type="dxa"/>
+            <w:tcW w:w="3256" w:type="dxa"/>
             <w:tcBorders>
               <w:top w:val="single" w:sz="4" w:space="0" w:color="1A3557"/>
               <w:left w:val="single" w:sz="4" w:space="0" w:color="1A3557"/>
@@ -1323,7 +1170,7 @@
         </w:tc>
         <w:tc>
           <w:tcPr>
-            <w:tcW w:w="6634" w:type="dxa"/>
+            <w:tcW w:w="6378" w:type="dxa"/>
             <w:tcBorders>
               <w:top w:val="single" w:sz="4" w:space="0" w:color="1A3557"/>
               <w:left w:val="single" w:sz="4" w:space="0" w:color="1A3557"/>
@@ -1359,7 +1206,7 @@
       <w:tr>
         <w:tc>
           <w:tcPr>
-            <w:tcW w:w="3000" w:type="dxa"/>
+            <w:tcW w:w="3256" w:type="dxa"/>
             <w:tcBorders>
               <w:top w:val="single" w:sz="4" w:space="0" w:color="1A3557"/>
               <w:left w:val="single" w:sz="4" w:space="0" w:color="1A3557"/>
@@ -1395,7 +1242,7 @@
         </w:tc>
         <w:tc>
           <w:tcPr>
-            <w:tcW w:w="6634" w:type="dxa"/>
+            <w:tcW w:w="6378" w:type="dxa"/>
             <w:tcBorders>
               <w:top w:val="single" w:sz="4" w:space="0" w:color="1A3557"/>
               <w:left w:val="single" w:sz="4" w:space="0" w:color="1A3557"/>
@@ -1444,63 +1291,6 @@
     <w:p>
       <w:pPr>
         <w:snapToGrid w:val="0"/>
-        <w:jc w:val="both"/>
-        <w:rPr>
-          <w:i/>
-          <w:iCs/>
-          <w:sz w:val="20"/>
-          <w:szCs w:val="20"/>
-        </w:rPr>
-      </w:pPr>
-      <w:r>
-        <w:rPr>
-          <w:i/>
-          <w:iCs/>
-          <w:sz w:val="20"/>
-          <w:szCs w:val="20"/>
-        </w:rPr>
-        <w:t>As condições gerais de reembolso de despesas, inclusive autorizações prévias, limites, comprovação e prestação de contas, são aquelas previstas n</w:t>
-      </w:r>
-      <w:r>
-        <w:rPr>
-          <w:i/>
-          <w:iCs/>
-          <w:sz w:val="20"/>
-          <w:szCs w:val="20"/>
-        </w:rPr>
-        <w:t>o</w:t>
-      </w:r>
-      <w:r>
-        <w:rPr>
-          <w:i/>
-          <w:iCs/>
-          <w:sz w:val="20"/>
-          <w:szCs w:val="20"/>
-        </w:rPr>
-        <w:t>s Termos e Condições desta Proposta</w:t>
-      </w:r>
-      <w:r>
-        <w:rPr>
-          <w:i/>
-          <w:iCs/>
-          <w:sz w:val="20"/>
-          <w:szCs w:val="20"/>
-        </w:rPr>
-        <w:t xml:space="preserve">.</w:t>
-      </w:r>
-    </w:p>
-    <w:p>
-      <w:pPr>
-        <w:snapToGrid w:val="0"/>
-        <w:rPr>
-          <w:sz w:val="20"/>
-          <w:szCs w:val="20"/>
-        </w:rPr>
-      </w:pPr>
-    </w:p>
-    <w:p>
-      <w:pPr>
-        <w:snapToGrid w:val="0"/>
         <w:jc w:val="center"/>
         <w:rPr>
           <w:b/>
@@ -1802,7 +1592,35 @@
           <w:sz w:val="20"/>
           <w:szCs w:val="20"/>
         </w:rPr>
-        <w:t xml:space="preserve"> descritos no Escopo de Trabalho integrante deste instrumento, nas modalidades de atuação e condições comerciais ali estabelecidas, </w:t>
+        <w:t xml:space="preserve"> descritos no Escopo de Trabalho integrante deste instrumento, nas modalidades de atuação e </w:t>
+      </w:r>
+      <w:r>
+        <w:rPr>
+          <w:sz w:val="20"/>
+          <w:szCs w:val="20"/>
+        </w:rPr>
+        <w:t>Condições</w:t>
+      </w:r>
+      <w:r>
+        <w:rPr>
+          <w:sz w:val="20"/>
+          <w:szCs w:val="20"/>
+        </w:rPr>
+        <w:t xml:space="preserve"> </w:t>
+      </w:r>
+      <w:r>
+        <w:rPr>
+          <w:sz w:val="20"/>
+          <w:szCs w:val="20"/>
+        </w:rPr>
+        <w:t>Específicas</w:t>
+      </w:r>
+      <w:r>
+        <w:rPr>
+          <w:sz w:val="20"/>
+          <w:szCs w:val="20"/>
+        </w:rPr>
+        <w:t xml:space="preserve"> ali estabelecidas, </w:t>
       </w:r>
       <w:r>
         <w:rPr>
@@ -1893,14 +1711,29 @@
           <w:sz w:val="20"/>
           <w:szCs w:val="20"/>
         </w:rPr>
-        <w:t>O Escopo de Trabalho e os presentes Termos e Condições formam um corpo único e indivisível. Em caso de divergência entre os instrumentos, prevalecerão as disposições do Escopo de Trabalho quanto às condições comerciais específicas e os presentes Termos e Condições quanto às demais disposições de caráter geral.</w:t>
-      </w:r>
-    </w:p>
-    <w:p>
-      <w:pPr>
-        <w:pStyle w:val="PargrafodaLista"/>
-        <w:rPr>
-          <w:sz w:val="20"/>
+        <w:t>O Escopo de Trabalho e os presentes Termos e Condições formam um corpo único e indivisível. Em caso de divergência entre os instrumentos, prevalecerão as disposições do Escopo de Trabalho quanto às condições comerciais específicas e os presentes Termos e Condições quanto às demais disposições de caráter geral</w:t>
+      </w:r>
+      <w:r>
+        <w:rPr>
+          <w:sz w:val="20"/>
+          <w:szCs w:val="20"/>
+        </w:rPr>
+        <w:t>, conforme aplicável</w:t>
+      </w:r>
+      <w:r>
+        <w:rPr>
+          <w:sz w:val="20"/>
+          <w:szCs w:val="20"/>
+        </w:rPr>
+        <w:t>.</w:t>
+      </w:r>
+    </w:p>
+    <w:p>
+      <w:pPr>
+        <w:pStyle w:val="PargrafodaLista"/>
+        <w:rPr>
+          <w:sz w:val="20"/>
+          <w:szCs w:val="20"/>
         </w:rPr>
       </w:pPr>
     </w:p>
@@ -1930,6 +1763,7 @@
           <w:sz w:val="20"/>
           <w:szCs w:val="20"/>
         </w:rPr>
+        <w:lastRenderedPageBreak/>
         <w:t>HONORÁRIOS E FORMA DE PAGAMENTO</w:t>
       </w:r>
     </w:p>
@@ -1963,7 +1797,7 @@
           <w:sz w:val="20"/>
           <w:szCs w:val="20"/>
         </w:rPr>
-        <w:t>Os honorários devidos em razão da prestação dos serviços jurídicos e as respectivas condições de pagamento</w:t>
+        <w:t>Os honorários devidos em razão da prestação dos serviços jurídicos e as condições de pagamento</w:t>
       </w:r>
       <w:r>
         <w:rPr>
@@ -2005,7 +1839,14 @@
           <w:sz w:val="20"/>
           <w:szCs w:val="20"/>
         </w:rPr>
-        <w:t>Os valores estabelecidos serão anualmente reajustados</w:t>
+        <w:t>Todos os</w:t>
+      </w:r>
+      <w:r>
+        <w:rPr>
+          <w:sz w:val="20"/>
+          <w:szCs w:val="20"/>
+        </w:rPr>
+        <w:t xml:space="preserve"> valores estabelecidos serão anualmente reajustados</w:t>
       </w:r>
       <w:r>
         <w:rPr>
@@ -2143,7 +1984,6 @@
           <w:sz w:val="20"/>
           <w:szCs w:val="20"/>
         </w:rPr>
-        <w:lastRenderedPageBreak/>
         <w:t xml:space="preserve">O inadimplemento de qualquer obrigação pecuniária prevista </w:t>
       </w:r>
       <w:r>
@@ -2172,7 +2012,7 @@
           <w:sz w:val="20"/>
           <w:szCs w:val="20"/>
         </w:rPr>
-        <w:t xml:space="preserve"> de correção monetária pelo IPCA/IBGE, acumulado entre o vencimento e a data do efetivo pagamento, juros moratórios </w:t>
+        <w:t xml:space="preserve"> de juros moratórios </w:t>
       </w:r>
       <w:r>
         <w:rPr>
@@ -2186,7 +2026,14 @@
           <w:sz w:val="20"/>
           <w:szCs w:val="20"/>
         </w:rPr>
-        <w:t xml:space="preserve"> e multa moratória de </w:t>
+        <w:t>,</w:t>
+      </w:r>
+      <w:r>
+        <w:rPr>
+          <w:sz w:val="20"/>
+          <w:szCs w:val="20"/>
+        </w:rPr>
+        <w:t xml:space="preserve"> multa moratória de </w:t>
       </w:r>
       <w:r>
         <w:rPr>
@@ -2214,7 +2061,28 @@
           <w:sz w:val="20"/>
           <w:szCs w:val="20"/>
         </w:rPr>
-        <w:t xml:space="preserve"> por cento) sobre o valor em aberto, apurados </w:t>
+        <w:t xml:space="preserve"> por cento) sobre o valor em </w:t>
+      </w:r>
+      <w:r>
+        <w:rPr>
+          <w:sz w:val="20"/>
+          <w:szCs w:val="20"/>
+        </w:rPr>
+        <w:t xml:space="preserve">atraso e </w:t>
+      </w:r>
+      <w:r>
+        <w:rPr>
+          <w:sz w:val="20"/>
+          <w:szCs w:val="20"/>
+        </w:rPr>
+        <w:t>correção monetária pelo IPCA/IBGE, acumulado entre o vencimento e a data do efetivo pagamento</w:t>
+      </w:r>
+      <w:r>
+        <w:rPr>
+          <w:sz w:val="20"/>
+          <w:szCs w:val="20"/>
+        </w:rPr>
+        <w:t xml:space="preserve">, apurados </w:t>
       </w:r>
       <w:r>
         <w:rPr>
@@ -2230,7 +2098,49 @@
           <w:sz w:val="20"/>
           <w:szCs w:val="20"/>
         </w:rPr>
-        <w:t>, sem prejuízo das demais medidas legais cabíveis.</w:t>
+        <w:t>.</w:t>
+      </w:r>
+      <w:r>
+        <w:rPr>
+          <w:sz w:val="20"/>
+          <w:szCs w:val="20"/>
+        </w:rPr>
+        <w:t xml:space="preserve"> </w:t>
+      </w:r>
+      <w:r>
+        <w:rPr>
+          <w:sz w:val="20"/>
+          <w:szCs w:val="20"/>
+        </w:rPr>
+        <w:t>Em caso de atraso superior a 10 (dez) dias, será facultado ao Contratado suspender a prestação dos serviços</w:t>
+      </w:r>
+      <w:r>
+        <w:rPr>
+          <w:sz w:val="20"/>
+          <w:szCs w:val="20"/>
+        </w:rPr>
+        <w:t>,</w:t>
+      </w:r>
+      <w:r>
+        <w:rPr>
+          <w:sz w:val="20"/>
+          <w:szCs w:val="20"/>
+        </w:rPr>
+        <w:t xml:space="preserve"> </w:t>
+      </w:r>
+      <w:r>
+        <w:rPr>
+          <w:sz w:val="20"/>
+          <w:szCs w:val="20"/>
+        </w:rPr>
+        <w:t>sem prejuízo das demais medidas legais cabíveis.</w:t>
+      </w:r>
+      <w:r>
+        <w:rPr>
+          <w:sz w:val="20"/>
+          <w:szCs w:val="20"/>
+        </w:rPr>
+        <w:t xml:space="preserve"> </w:t>
       </w:r>
     </w:p>
     <w:p>
@@ -2600,7 +2510,35 @@
           <w:sz w:val="20"/>
           <w:szCs w:val="20"/>
         </w:rPr>
-        <w:t>as Partes, sendo facultado a qualquer delas promover o seu encerramento mediante notificação por escrito à outra Parte, com antecedência mínima de 60 (sessenta) dias.</w:t>
+        <w:t>as Partes, sendo facultado a qualquer delas promover o seu encerramento mediante notificação por escrito à outra Parte, com antecedência mínima de 60 (sessenta) dias</w:t>
+      </w:r>
+      <w:r>
+        <w:rPr>
+          <w:sz w:val="20"/>
+          <w:szCs w:val="20"/>
+        </w:rPr>
+        <w:t xml:space="preserve">, </w:t>
+      </w:r>
+      <w:r>
+        <w:rPr>
+          <w:sz w:val="20"/>
+          <w:szCs w:val="20"/>
+        </w:rPr>
+        <w:t>durante os quais o Contratado permanecerá obrigado a prestar os serviços em curso e a adotar as providências necessárias à regular transição</w:t>
+      </w:r>
+      <w:r>
+        <w:rPr>
+          <w:sz w:val="20"/>
+          <w:szCs w:val="20"/>
+        </w:rPr>
+        <w:t>, caso aplicável</w:t>
+      </w:r>
+      <w:r>
+        <w:rPr>
+          <w:sz w:val="20"/>
+          <w:szCs w:val="20"/>
+        </w:rPr>
+        <w:t>.</w:t>
       </w:r>
     </w:p>
     <w:p>
@@ -2963,7 +2901,6 @@
           <w:sz w:val="20"/>
           <w:szCs w:val="20"/>
         </w:rPr>
-        <w:lastRenderedPageBreak/>
         <w:t>Emitir os documentos fiscais correspondentes aos honorários e despesas cobrados, na forma da legislação tributária aplicável.</w:t>
       </w:r>
     </w:p>
@@ -3535,7 +3472,6 @@
           <w:sz w:val="20"/>
           <w:szCs w:val="20"/>
         </w:rPr>
-        <w:lastRenderedPageBreak/>
         <w:t>As obrigações desta cláusula s</w:t>
       </w:r>
       <w:r>
@@ -4012,53 +3948,21 @@
           <w:sz w:val="20"/>
           <w:szCs w:val="20"/>
         </w:rPr>
-        <w:t>A rescisão imotivada poderá ser promovida por qualquer das Partes mediante notificação escrita com antecedência mínima de 60 (sessenta) dias, durante os quais o Contratado permanecerá obrigado a prestar os serviços em curso e a adotar as providências necessárias à regular transição.</w:t>
-      </w:r>
-    </w:p>
-    <w:p>
-      <w:pPr>
-        <w:pStyle w:val="PargrafodaLista"/>
-        <w:rPr>
-          <w:sz w:val="20"/>
-          <w:szCs w:val="20"/>
-        </w:rPr>
-      </w:pPr>
-    </w:p>
-    <w:p>
-      <w:pPr>
-        <w:pStyle w:val="PargrafodaLista"/>
-        <w:numPr>
-          <w:ilvl w:val="1"/>
-          <w:numId w:val="2"/>
-        </w:numPr>
-        <w:snapToGrid w:val="0"/>
-        <w:ind w:left="709" w:hanging="709"/>
-        <w:jc w:val="both"/>
-        <w:rPr>
-          <w:sz w:val="20"/>
-          <w:szCs w:val="20"/>
-        </w:rPr>
-      </w:pPr>
-      <w:r>
-        <w:rPr>
-          <w:sz w:val="20"/>
-          <w:szCs w:val="20"/>
-        </w:rPr>
-        <w:t xml:space="preserve">Em qualquer hipótese, serão devidos ao Contratado os honorários pelos serviços efetivamente prestados até a data de cessação, o reembolso das despesas incorridas no período, </w:t>
-      </w:r>
-      <w:r>
-        <w:rPr>
-          <w:sz w:val="20"/>
-          <w:szCs w:val="20"/>
-        </w:rPr>
-        <w:t xml:space="preserve">nos termos da </w:t>
-      </w:r>
-      <w:r>
-        <w:rPr>
-          <w:sz w:val="20"/>
-          <w:szCs w:val="20"/>
-        </w:rPr>
-        <w:t>cláusula de Reembolso de Despesas</w:t>
+        <w:t>Em qualquer hipótese</w:t>
+      </w:r>
+      <w:r>
+        <w:rPr>
+          <w:sz w:val="20"/>
+          <w:szCs w:val="20"/>
+        </w:rPr>
+        <w:t xml:space="preserve"> de rescisão</w:t>
+      </w:r>
+      <w:r>
+        <w:rPr>
+          <w:sz w:val="20"/>
+          <w:szCs w:val="20"/>
+        </w:rPr>
+        <w:t>, serão devidos ao Contratado os honorários pelos serviços efetivamente prestados até a data de cessação, o reembolso das despesas incorridas no período</w:t>
       </w:r>
       <w:r>
         <w:rPr>
@@ -4072,7 +3976,21 @@
           <w:sz w:val="20"/>
           <w:szCs w:val="20"/>
         </w:rPr>
-        <w:t xml:space="preserve"> os honorários de projeto ou fase já concluídos e aqueles devidos em razão de evento futuro e certo vinculado a serviços prestados antes da rescisão.</w:t>
+        <w:t xml:space="preserve"> os honorários de projeto ou fase já concluídos e aqueles devidos em razão de evento futuro e certo vinculado a serviços prestados antes da rescisão</w:t>
+      </w:r>
+      <w:r>
+        <w:rPr>
+          <w:sz w:val="20"/>
+          <w:szCs w:val="20"/>
+        </w:rPr>
+        <w:t>, como honorários por êxito e/ou de sucumbência, conforme aplicável</w:t>
+      </w:r>
+      <w:r>
+        <w:rPr>
+          <w:sz w:val="20"/>
+          <w:szCs w:val="20"/>
+        </w:rPr>
+        <w:t>.</w:t>
       </w:r>
     </w:p>
     <w:p>
@@ -4137,7 +4055,6 @@
           <w:sz w:val="20"/>
           <w:szCs w:val="20"/>
         </w:rPr>
-        <w:lastRenderedPageBreak/>
         <w:t>A presente Proposta</w:t>
       </w:r>
       <w:r>
@@ -4145,35 +4062,14 @@
           <w:sz w:val="20"/>
           <w:szCs w:val="20"/>
         </w:rPr>
-        <w:t xml:space="preserve">, </w:t>
-      </w:r>
-      <w:r>
-        <w:rPr>
-          <w:sz w:val="20"/>
-          <w:szCs w:val="20"/>
-        </w:rPr>
-        <w:t>composta pelo Escopo</w:t>
-      </w:r>
-      <w:r>
-        <w:rPr>
-          <w:sz w:val="20"/>
-          <w:szCs w:val="20"/>
-        </w:rPr>
-        <w:t xml:space="preserve"> de Trabalho </w:t>
-      </w:r>
-      <w:r>
-        <w:rPr>
-          <w:sz w:val="20"/>
-          <w:szCs w:val="20"/>
-        </w:rPr>
-        <w:t>e pelos presentes Termos e Condiçõe</w:t>
-      </w:r>
-      <w:r>
-        <w:rPr>
-          <w:sz w:val="20"/>
-          <w:szCs w:val="20"/>
-        </w:rPr>
-        <w:t>s, representa a integralidade do entendimento entre as Partes, prevalecendo sobre quaisquer ajustes, entendimentos ou comunicações anteriores que lhe sejam contrários. Qualquer modificação somente produzirá efeitos se formalizada por escrito e subscrita por representantes autorizados de ambas as Partes.</w:t>
+        <w:t xml:space="preserve"> prevalece</w:t>
+      </w:r>
+      <w:r>
+        <w:rPr>
+          <w:sz w:val="20"/>
+          <w:szCs w:val="20"/>
+        </w:rPr>
+        <w:t xml:space="preserve"> sobre quaisquer ajustes, entendimentos ou comunicações anteriores. Qualquer modificação somente produzirá efeitos se formalizada por escrito e subscrita por representantes autorizados de ambas as Partes.</w:t>
       </w:r>
     </w:p>
     <w:p>
@@ -4409,7 +4305,35 @@
           <w:sz w:val="20"/>
           <w:szCs w:val="20"/>
         </w:rPr>
-        <w:t>As Partes reconhecem a veracidade, autenticidade, validade e eficácia desta Proposta em formato eletrônico, assinada por meio de plataforma de assinaturas eletrônicas (DocuSign ou similar), nos termos do artigo 10, § 2º, da Medida Provisória n. 2.200-2/2001 e do artigo 219 do Código Civil, dispensando expressamente a colheita de assinaturas de testemunhas, na forma do artigo 34 da Lei n. 14.620/2023.</w:t>
+        <w:t xml:space="preserve">As Partes reconhecem a veracidade, autenticidade, validade e eficácia desta Proposta </w:t>
+      </w:r>
+      <w:r>
+        <w:rPr>
+          <w:sz w:val="20"/>
+          <w:szCs w:val="20"/>
+        </w:rPr>
+        <w:t>caso firmada caso</w:t>
+      </w:r>
+      <w:r>
+        <w:rPr>
+          <w:sz w:val="20"/>
+          <w:szCs w:val="20"/>
+        </w:rPr>
+        <w:t xml:space="preserve"> assinada por meio de plataforma de assinaturas eletrônicas (DocuSign ou similar), nos termos do artigo 10, § 2º, da Medida Provisória n. 2.200-2/2001 e do artigo 219 do Código Civil, </w:t>
+      </w:r>
+      <w:r>
+        <w:rPr>
+          <w:sz w:val="20"/>
+          <w:szCs w:val="20"/>
+        </w:rPr>
+        <w:t xml:space="preserve">neste caso </w:t>
+      </w:r>
+      <w:r>
+        <w:rPr>
+          <w:sz w:val="20"/>
+          <w:szCs w:val="20"/>
+        </w:rPr>
+        <w:t>dispensando expressamente a colheita de assinaturas de testemunhas, na forma do artigo 34 da Lei n. 14.620/2023.</w:t>
       </w:r>
     </w:p>
     <w:p>
@@ -4427,57 +4351,357 @@
     </w:p>
     <w:p>
       <w:pPr>
-        <w:pStyle w:val="PargrafodaLista"/>
+        <w:keepNext/>
+        <w:snapToGrid w:val="0"/>
         <w:jc w:val="center"/>
-        <w:rPr>
-          <w:sz w:val="20"/>
-          <w:szCs w:val="20"/>
-        </w:rPr>
-      </w:pPr>
-      <w:r>
-        <w:rPr>
-          <w:sz w:val="20"/>
-          <w:szCs w:val="20"/>
-        </w:rPr>
-        <w:t>____________________________________________</w:t>
-      </w:r>
-    </w:p>
-    <w:p>
-      <w:pPr>
-        <w:snapToGrid w:val="0"/>
-        <w:jc w:val="center"/>
-        <w:rPr>
-          <w:sz w:val="20"/>
-          <w:szCs w:val="20"/>
-        </w:rPr>
-      </w:pPr>
-      <w:r>
         <w:rPr>
           <w:b/>
           <w:bCs/>
           <w:sz w:val="20"/>
           <w:szCs w:val="20"/>
         </w:rPr>
-        <w:t xml:space="preserve">Beta Ltda</w:t>
-      </w:r>
-    </w:p>
-    <w:p>
-      <w:pPr>
-        <w:snapToGrid w:val="0"/>
-        <w:jc w:val="center"/>
-        <w:rPr>
-          <w:sz w:val="2"/>
+      </w:pPr>
+    </w:p>
+    <w:tbl>
+      <w:tblPr>
+        <w:tblStyle w:val="Tabelacomgrade"/>
+        <w:tblW w:w="0" w:type="auto"/>
+        <w:tblBorders>
+          <w:top w:val="none" w:sz="0" w:space="0" w:color="auto"/>
+          <w:left w:val="none" w:sz="0" w:space="0" w:color="auto"/>
+          <w:bottom w:val="none" w:sz="0" w:space="0" w:color="auto"/>
+          <w:right w:val="none" w:sz="0" w:space="0" w:color="auto"/>
+          <w:insideH w:val="none" w:sz="0" w:space="0" w:color="auto"/>
+          <w:insideV w:val="none" w:sz="0" w:space="0" w:color="auto"/>
+        </w:tblBorders>
+        <w:tblLook w:val="04A0" w:firstRow="1" w:lastRow="0" w:firstColumn="1" w:lastColumn="0" w:noHBand="0" w:noVBand="1"/>
+      </w:tblPr>
+      <w:tblGrid>
+        <w:gridCol w:w="4814"/>
+        <w:gridCol w:w="4814"/>
+      </w:tblGrid>
+      <w:tr>
+        <w:tc>
+          <w:tcPr>
+            <w:tcW w:w="4814" w:type="dxa"/>
+          </w:tcPr>
+          <w:p>
+            <w:pPr>
+              <w:pStyle w:val="PargrafodaLista"/>
+              <w:rPr>
+                <w:sz w:val="20"/>
+                <w:szCs w:val="20"/>
+              </w:rPr>
+            </w:pPr>
+            <w:r>
+              <w:rPr>
+                <w:sz w:val="20"/>
+                <w:szCs w:val="20"/>
+              </w:rPr>
+              <w:t>____________________________________________</w:t>
+            </w:r>
+          </w:p>
+          <w:p>
+            <w:pPr>
+              <w:snapToGrid w:val="0"/>
+              <w:rPr>
+                <w:sz w:val="20"/>
+                <w:szCs w:val="20"/>
+              </w:rPr>
+            </w:pPr>
+            <w:r>
+              <w:rPr>
+                <w:b/>
+                <w:bCs/>
+                <w:sz w:val="20"/>
+                <w:szCs w:val="20"/>
+              </w:rPr>
+              <w:t xml:space="preserve">Beta Ltda</w:t>
+            </w:r>
+          </w:p>
+          <w:p>
+            <w:pPr>
+              <w:keepNext/>
+              <w:snapToGrid w:val="0"/>
+              <w:jc w:val="center"/>
+              <w:rPr>
+                <w:b/>
+                <w:bCs/>
+                <w:sz w:val="20"/>
+                <w:szCs w:val="20"/>
+              </w:rPr>
+            </w:pPr>
+          </w:p>
+        </w:tc>
+        <w:tc>
+          <w:tcPr>
+            <w:tcW w:w="4814" w:type="dxa"/>
+          </w:tcPr>
+          <w:p>
+            <w:pPr>
+              <w:pStyle w:val="PargrafodaLista"/>
+              <w:rPr>
+                <w:sz w:val="20"/>
+                <w:szCs w:val="20"/>
+              </w:rPr>
+            </w:pPr>
+            <w:r>
+              <w:rPr>
+                <w:sz w:val="20"/>
+                <w:szCs w:val="20"/>
+              </w:rPr>
+              <w:t>____________________________________________</w:t>
+            </w:r>
+          </w:p>
+          <w:p>
+            <w:pPr>
+              <w:snapToGrid w:val="0"/>
+              <w:rPr>
+                <w:sz w:val="20"/>
+                <w:szCs w:val="20"/>
+              </w:rPr>
+            </w:pPr>
+            <w:r>
+              <w:rPr>
+                <w:b/>
+                <w:bCs/>
+                <w:sz w:val="20"/>
+                <w:szCs w:val="20"/>
+              </w:rPr>
+              <w:t>PMRA PORTO MIRANDA ROCHA ADVOGADOS</w:t>
+            </w:r>
+          </w:p>
+          <w:p>
+            <w:pPr>
+              <w:keepNext/>
+              <w:snapToGrid w:val="0"/>
+              <w:jc w:val="center"/>
+              <w:rPr>
+                <w:b/>
+                <w:bCs/>
+                <w:sz w:val="20"/>
+                <w:szCs w:val="20"/>
+              </w:rPr>
+            </w:pPr>
+          </w:p>
+        </w:tc>
+      </w:tr>
+    </w:tbl>
+    <w:p>
+      <w:pPr>
+        <w:keepNext/>
+        <w:snapToGrid w:val="0"/>
+        <w:rPr>
+          <w:b/>
+          <w:bCs/>
+          <w:sz w:val="20"/>
+          <w:szCs w:val="20"/>
+        </w:rPr>
+      </w:pPr>
+    </w:p>
+    <w:p>
+      <w:pPr>
+        <w:keepNext/>
+        <w:snapToGrid w:val="0"/>
+        <w:rPr>
+          <w:b/>
+          <w:bCs/>
+          <w:sz w:val="20"/>
+          <w:szCs w:val="20"/>
+        </w:rPr>
+      </w:pPr>
+    </w:p>
+    <w:p>
+      <w:pPr>
+        <w:snapToGrid w:val="0"/>
+        <w:rPr>
+          <w:b/>
+          <w:bCs/>
+          <w:sz w:val="20"/>
+          <w:szCs w:val="20"/>
+        </w:rPr>
+      </w:pPr>
+      <w:r>
+        <w:rPr>
+          <w:b/>
+          <w:bCs/>
+          <w:sz w:val="20"/>
+          <w:szCs w:val="20"/>
+        </w:rPr>
+        <w:t>Testemunhas:</w:t>
+      </w:r>
+    </w:p>
+    <w:p>
+      <w:pPr>
+        <w:snapToGrid w:val="0"/>
+        <w:rPr>
+          <w:i/>
+          <w:iCs/>
+          <w:sz w:val="20"/>
+          <w:szCs w:val="20"/>
+        </w:rPr>
+      </w:pPr>
+      <w:r>
+        <w:rPr>
+          <w:i/>
+          <w:iCs/>
+          <w:sz w:val="20"/>
+          <w:szCs w:val="20"/>
+        </w:rPr>
+        <w:t>(preencher e assinar caso firmado com assinaturas físicas ou por meio de certificado digital)</w:t>
+      </w:r>
+    </w:p>
+    <w:p>
+      <w:pPr>
+        <w:snapToGrid w:val="0"/>
+        <w:rPr>
+          <w:b/>
+          <w:bCs/>
+          <w:sz w:val="20"/>
+          <w:szCs w:val="20"/>
+        </w:rPr>
+      </w:pPr>
+    </w:p>
+    <w:tbl>
+      <w:tblPr>
+        <w:tblStyle w:val="Tabelacomgrade"/>
+        <w:tblW w:w="0" w:type="auto"/>
+        <w:tblBorders>
+          <w:top w:val="none" w:sz="0" w:space="0" w:color="auto"/>
+          <w:left w:val="none" w:sz="0" w:space="0" w:color="auto"/>
+          <w:bottom w:val="none" w:sz="0" w:space="0" w:color="auto"/>
+          <w:right w:val="none" w:sz="0" w:space="0" w:color="auto"/>
+          <w:insideH w:val="none" w:sz="0" w:space="0" w:color="auto"/>
+          <w:insideV w:val="none" w:sz="0" w:space="0" w:color="auto"/>
+        </w:tblBorders>
+        <w:tblLook w:val="04A0" w:firstRow="1" w:lastRow="0" w:firstColumn="1" w:lastColumn="0" w:noHBand="0" w:noVBand="1"/>
+      </w:tblPr>
+      <w:tblGrid>
+        <w:gridCol w:w="4814"/>
+        <w:gridCol w:w="4814"/>
+      </w:tblGrid>
+      <w:tr>
+        <w:tc>
+          <w:tcPr>
+            <w:tcW w:w="4814" w:type="dxa"/>
+          </w:tcPr>
+          <w:p>
+            <w:pPr>
+              <w:pStyle w:val="PargrafodaLista"/>
+              <w:rPr>
+                <w:sz w:val="20"/>
+                <w:szCs w:val="20"/>
+              </w:rPr>
+            </w:pPr>
+            <w:r>
+              <w:rPr>
+                <w:sz w:val="20"/>
+                <w:szCs w:val="20"/>
+              </w:rPr>
+              <w:t>____________________________________________</w:t>
+            </w:r>
+          </w:p>
+          <w:p>
+            <w:pPr>
+              <w:snapToGrid w:val="0"/>
+              <w:rPr>
+                <w:sz w:val="20"/>
+                <w:szCs w:val="20"/>
+              </w:rPr>
+            </w:pPr>
+            <w:r>
+              <w:rPr>
+                <w:b/>
+                <w:bCs/>
+                <w:sz w:val="20"/>
+                <w:szCs w:val="20"/>
+              </w:rPr>
+              <w:t>Nome:</w:t>
+            </w:r>
+          </w:p>
+          <w:p>
+            <w:pPr>
+              <w:keepNext/>
+              <w:snapToGrid w:val="0"/>
+              <w:jc w:val="center"/>
+              <w:rPr>
+                <w:b/>
+                <w:bCs/>
+                <w:sz w:val="20"/>
+                <w:szCs w:val="20"/>
+              </w:rPr>
+            </w:pPr>
+          </w:p>
+        </w:tc>
+        <w:tc>
+          <w:tcPr>
+            <w:tcW w:w="4814" w:type="dxa"/>
+          </w:tcPr>
+          <w:p>
+            <w:pPr>
+              <w:pStyle w:val="PargrafodaLista"/>
+              <w:rPr>
+                <w:sz w:val="20"/>
+                <w:szCs w:val="20"/>
+              </w:rPr>
+            </w:pPr>
+            <w:r>
+              <w:rPr>
+                <w:sz w:val="20"/>
+                <w:szCs w:val="20"/>
+              </w:rPr>
+              <w:t>____________________________________________</w:t>
+            </w:r>
+          </w:p>
+          <w:p>
+            <w:pPr>
+              <w:snapToGrid w:val="0"/>
+              <w:rPr>
+                <w:sz w:val="20"/>
+                <w:szCs w:val="20"/>
+              </w:rPr>
+            </w:pPr>
+            <w:r>
+              <w:rPr>
+                <w:b/>
+                <w:bCs/>
+                <w:sz w:val="20"/>
+                <w:szCs w:val="20"/>
+              </w:rPr>
+              <w:t>Nome:</w:t>
+            </w:r>
+          </w:p>
+          <w:p>
+            <w:pPr>
+              <w:keepNext/>
+              <w:snapToGrid w:val="0"/>
+              <w:jc w:val="center"/>
+              <w:rPr>
+                <w:b/>
+                <w:bCs/>
+                <w:sz w:val="20"/>
+                <w:szCs w:val="20"/>
+              </w:rPr>
+            </w:pPr>
+          </w:p>
+        </w:tc>
+      </w:tr>
+    </w:tbl>
+    <w:p>
+      <w:pPr>
+        <w:snapToGrid w:val="0"/>
+        <w:rPr>
+          <w:b/>
+          <w:bCs/>
+          <w:sz w:val="20"/>
           <w:szCs w:val="20"/>
         </w:rPr>
       </w:pPr>
     </w:p>
     <w:sectPr>
-      <w:headerReference w:type="even" r:id="rId10"/>
-      <w:headerReference w:type="default" r:id="rId11"/>
-      <w:footerReference w:type="even" r:id="rId12"/>
-      <w:footerReference w:type="default" r:id="rId13"/>
-      <w:headerReference w:type="first" r:id="rId14"/>
-      <w:footerReference w:type="first" r:id="rId15"/>
+      <w:headerReference w:type="default" r:id="rId10"/>
+      <w:footerReference w:type="even" r:id="rId11"/>
+      <w:footerReference w:type="default" r:id="rId12"/>
       <w:pgSz w:w="11906" w:h="16838"/>
       <w:pgMar w:top="2268" w:right="1134" w:bottom="2268" w:left="1134" w:header="720" w:footer="720" w:gutter="0"/>
       <w:cols w:space="720"/>
@@ -4508,9 +4732,57 @@
 
 <file path=word/footer1.xml><?xml version="1.0" encoding="utf-8"?>
 <w:ftr xmlns:wpc="http://schemas.microsoft.com/office/word/2010/wordprocessingCanvas" xmlns:cx="http://schemas.microsoft.com/office/drawing/2014/chartex" xmlns:cx1="http://schemas.microsoft.com/office/drawing/2015/9/8/chartex" xmlns:cx2="http://schemas.microsoft.com/office/drawing/2015/10/21/chartex" xmlns:cx3="http://schemas.microsoft.com/office/drawing/2016/5/9/chartex" xmlns:cx4="http://schemas.microsoft.com/office/drawing/2016/5/10/chartex" xmlns:cx5="http://schemas.microsoft.com/office/drawing/2016/5/11/chartex" xmlns:cx6="http://schemas.microsoft.com/office/drawing/2016/5/12/chartex" xmlns:cx7="http://schemas.microsoft.com/office/drawing/2016/5/13/chartex" xmlns:cx8="http://schemas.microsoft.com/office/drawing/2016/5/14/chartex" xmlns:mc="http://schemas.openxmlformats.org/markup-compatibility/2006" xmlns:aink="http://schemas.microsoft.com/office/drawing/2016/ink" xmlns:am3d="http://schemas.microsoft.com/office/drawing/2017/model3d" xmlns:o="urn:schemas-microsoft-com:office:office" xmlns:oel="http://schemas.microsoft.com/office/2019/extlst" xmlns:r="http://schemas.openxmlformats.org/officeDocument/2006/relationships" xmlns:m="http://schemas.openxmlformats.org/officeDocument/2006/math" xmlns:v="urn:schemas-microsoft-com:vml" xmlns:wp14="http://schemas.microsoft.com/office/word/2010/wordprocessingDrawing" xmlns:wp="http://schemas.openxmlformats.org/drawingml/2006/wordprocessingDrawing" xmlns:w10="urn:schemas-microsoft-com:office:word" xmlns:w="http://schemas.openxmlformats.org/wordprocessingml/2006/main" xmlns:w14="http://schemas.microsoft.com/office/word/2010/wordml" xmlns:w15="http://schemas.microsoft.com/office/word/2012/wordml" xmlns:w16cex="http://schemas.microsoft.com/office/word/2018/wordml/cex" xmlns:w16cid="http://schemas.microsoft.com/office/word/2016/wordml/cid" xmlns:w16="http://schemas.microsoft.com/office/word/2018/wordml" xmlns:w16du="http://schemas.microsoft.com/office/word/2023/wordml/word16du" xmlns:w16sdtdh="http://schemas.microsoft.com/office/word/2020/wordml/sdtdatahash" xmlns:w16sdtfl="http://schemas.microsoft.com/office/word/2024/wordml/sdtformatlock" xmlns:w16se="http://schemas.microsoft.com/office/word/2015/wordml/symex" xmlns:wpg="http://schemas.microsoft.com/office/word/2010/wordprocessingGroup" xmlns:wpi="http://schemas.microsoft.com/office/word/2010/wordprocessingInk" xmlns:wne="http://schemas.microsoft.com/office/word/2006/wordml" xmlns:wps="http://schemas.microsoft.com/office/word/2010/wordprocessingShape" mc:Ignorable="w14 w15 w16se w16cid w16 w16cex w16sdtdh w16sdtfl w16du wp14">
+  <w:sdt>
+    <w:sdtPr>
+      <w:rPr>
+        <w:rStyle w:val="Nmerodepgina"/>
+      </w:rPr>
+      <w:id w:val="1008332648"/>
+      <w:docPartObj>
+        <w:docPartGallery w:val="Page Numbers (Bottom of Page)"/>
+        <w:docPartUnique/>
+      </w:docPartObj>
+    </w:sdtPr>
+    <w:sdtContent>
+      <w:p>
+        <w:pPr>
+          <w:pStyle w:val="Rodap"/>
+          <w:framePr w:wrap="none" w:vAnchor="text" w:hAnchor="margin" w:xAlign="right" w:y="1"/>
+          <w:rPr>
+            <w:rStyle w:val="Nmerodepgina"/>
+          </w:rPr>
+        </w:pPr>
+        <w:r>
+          <w:rPr>
+            <w:rStyle w:val="Nmerodepgina"/>
+          </w:rPr>
+          <w:fldChar w:fldCharType="begin"/>
+        </w:r>
+        <w:r>
+          <w:rPr>
+            <w:rStyle w:val="Nmerodepgina"/>
+          </w:rPr>
+          <w:instrText xml:space="preserve"> PAGE </w:instrText>
+        </w:r>
+        <w:r>
+          <w:rPr>
+            <w:rStyle w:val="Nmerodepgina"/>
+          </w:rPr>
+          <w:fldChar w:fldCharType="separate"/>
+        </w:r>
+        <w:r>
+          <w:rPr>
+            <w:rStyle w:val="Nmerodepgina"/>
+          </w:rPr>
+          <w:fldChar w:fldCharType="end"/>
+        </w:r>
+      </w:p>
+    </w:sdtContent>
+  </w:sdt>
   <w:p>
     <w:pPr>
       <w:pStyle w:val="Rodap"/>
+      <w:ind w:right="360"/>
     </w:pPr>
   </w:p>
 </w:ftr>
@@ -4518,6 +4790,60 @@
 
 <file path=word/footer2.xml><?xml version="1.0" encoding="utf-8"?>
 <w:ftr xmlns:wpc="http://schemas.microsoft.com/office/word/2010/wordprocessingCanvas" xmlns:cx="http://schemas.microsoft.com/office/drawing/2014/chartex" xmlns:cx1="http://schemas.microsoft.com/office/drawing/2015/9/8/chartex" xmlns:cx2="http://schemas.microsoft.com/office/drawing/2015/10/21/chartex" xmlns:cx3="http://schemas.microsoft.com/office/drawing/2016/5/9/chartex" xmlns:cx4="http://schemas.microsoft.com/office/drawing/2016/5/10/chartex" xmlns:cx5="http://schemas.microsoft.com/office/drawing/2016/5/11/chartex" xmlns:cx6="http://schemas.microsoft.com/office/drawing/2016/5/12/chartex" xmlns:cx7="http://schemas.microsoft.com/office/drawing/2016/5/13/chartex" xmlns:cx8="http://schemas.microsoft.com/office/drawing/2016/5/14/chartex" xmlns:mc="http://schemas.openxmlformats.org/markup-compatibility/2006" xmlns:aink="http://schemas.microsoft.com/office/drawing/2016/ink" xmlns:am3d="http://schemas.microsoft.com/office/drawing/2017/model3d" xmlns:o="urn:schemas-microsoft-com:office:office" xmlns:oel="http://schemas.microsoft.com/office/2019/extlst" xmlns:r="http://schemas.openxmlformats.org/officeDocument/2006/relationships" xmlns:m="http://schemas.openxmlformats.org/officeDocument/2006/math" xmlns:v="urn:schemas-microsoft-com:vml" xmlns:wp14="http://schemas.microsoft.com/office/word/2010/wordprocessingDrawing" xmlns:wp="http://schemas.openxmlformats.org/drawingml/2006/wordprocessingDrawing" xmlns:w10="urn:schemas-microsoft-com:office:word" xmlns:w="http://schemas.openxmlformats.org/wordprocessingml/2006/main" xmlns:w14="http://schemas.microsoft.com/office/word/2010/wordml" xmlns:w15="http://schemas.microsoft.com/office/word/2012/wordml" xmlns:w16cex="http://schemas.microsoft.com/office/word/2018/wordml/cex" xmlns:w16cid="http://schemas.microsoft.com/office/word/2016/wordml/cid" xmlns:w16="http://schemas.microsoft.com/office/word/2018/wordml" xmlns:w16du="http://schemas.microsoft.com/office/word/2023/wordml/word16du" xmlns:w16sdtdh="http://schemas.microsoft.com/office/word/2020/wordml/sdtdatahash" xmlns:w16sdtfl="http://schemas.microsoft.com/office/word/2024/wordml/sdtformatlock" xmlns:w16se="http://schemas.microsoft.com/office/word/2015/wordml/symex" xmlns:wpg="http://schemas.microsoft.com/office/word/2010/wordprocessingGroup" xmlns:wpi="http://schemas.microsoft.com/office/word/2010/wordprocessingInk" xmlns:wne="http://schemas.microsoft.com/office/word/2006/wordml" xmlns:wps="http://schemas.microsoft.com/office/word/2010/wordprocessingShape" mc:Ignorable="w14 w15 w16se w16cid w16 w16cex w16sdtdh w16sdtfl w16du wp14">
+  <w:sdt>
+    <w:sdtPr>
+      <w:rPr>
+        <w:rStyle w:val="Nmerodepgina"/>
+      </w:rPr>
+      <w:id w:val="1444961039"/>
+      <w:docPartObj>
+        <w:docPartGallery w:val="Page Numbers (Bottom of Page)"/>
+        <w:docPartUnique/>
+      </w:docPartObj>
+    </w:sdtPr>
+    <w:sdtContent>
+      <w:p>
+        <w:pPr>
+          <w:pStyle w:val="Rodap"/>
+          <w:framePr w:wrap="none" w:vAnchor="text" w:hAnchor="margin" w:xAlign="right" w:y="1"/>
+          <w:rPr>
+            <w:rStyle w:val="Nmerodepgina"/>
+          </w:rPr>
+        </w:pPr>
+        <w:r>
+          <w:rPr>
+            <w:rStyle w:val="Nmerodepgina"/>
+          </w:rPr>
+          <w:fldChar w:fldCharType="begin"/>
+        </w:r>
+        <w:r>
+          <w:rPr>
+            <w:rStyle w:val="Nmerodepgina"/>
+          </w:rPr>
+          <w:instrText xml:space="preserve"> PAGE </w:instrText>
+        </w:r>
+        <w:r>
+          <w:rPr>
+            <w:rStyle w:val="Nmerodepgina"/>
+          </w:rPr>
+          <w:fldChar w:fldCharType="separate"/>
+        </w:r>
+        <w:r>
+          <w:rPr>
+            <w:rStyle w:val="Nmerodepgina"/>
+            <w:noProof/>
+          </w:rPr>
+          <w:t>8</w:t>
+        </w:r>
+        <w:r>
+          <w:rPr>
+            <w:rStyle w:val="Nmerodepgina"/>
+          </w:rPr>
+          <w:fldChar w:fldCharType="end"/>
+        </w:r>
+      </w:p>
+    </w:sdtContent>
+  </w:sdt>
   <w:p>
     <w:pPr>
       <w:tabs>
@@ -4525,16 +4851,7 @@
         <w:tab w:val="right" w:pos="9072"/>
       </w:tabs>
       <w:spacing w:before="60"/>
-    </w:pPr>
-  </w:p>
-</w:ftr>
-</file>
-
-<file path=word/footer3.xml><?xml version="1.0" encoding="utf-8"?>
-<w:ftr xmlns:wpc="http://schemas.microsoft.com/office/word/2010/wordprocessingCanvas" xmlns:cx="http://schemas.microsoft.com/office/drawing/2014/chartex" xmlns:cx1="http://schemas.microsoft.com/office/drawing/2015/9/8/chartex" xmlns:cx2="http://schemas.microsoft.com/office/drawing/2015/10/21/chartex" xmlns:cx3="http://schemas.microsoft.com/office/drawing/2016/5/9/chartex" xmlns:cx4="http://schemas.microsoft.com/office/drawing/2016/5/10/chartex" xmlns:cx5="http://schemas.microsoft.com/office/drawing/2016/5/11/chartex" xmlns:cx6="http://schemas.microsoft.com/office/drawing/2016/5/12/chartex" xmlns:cx7="http://schemas.microsoft.com/office/drawing/2016/5/13/chartex" xmlns:cx8="http://schemas.microsoft.com/office/drawing/2016/5/14/chartex" xmlns:mc="http://schemas.openxmlformats.org/markup-compatibility/2006" xmlns:aink="http://schemas.microsoft.com/office/drawing/2016/ink" xmlns:am3d="http://schemas.microsoft.com/office/drawing/2017/model3d" xmlns:o="urn:schemas-microsoft-com:office:office" xmlns:oel="http://schemas.microsoft.com/office/2019/extlst" xmlns:r="http://schemas.openxmlformats.org/officeDocument/2006/relationships" xmlns:m="http://schemas.openxmlformats.org/officeDocument/2006/math" xmlns:v="urn:schemas-microsoft-com:vml" xmlns:wp14="http://schemas.microsoft.com/office/word/2010/wordprocessingDrawing" xmlns:wp="http://schemas.openxmlformats.org/drawingml/2006/wordprocessingDrawing" xmlns:w10="urn:schemas-microsoft-com:office:word" xmlns:w="http://schemas.openxmlformats.org/wordprocessingml/2006/main" xmlns:w14="http://schemas.microsoft.com/office/word/2010/wordml" xmlns:w15="http://schemas.microsoft.com/office/word/2012/wordml" xmlns:w16cex="http://schemas.microsoft.com/office/word/2018/wordml/cex" xmlns:w16cid="http://schemas.microsoft.com/office/word/2016/wordml/cid" xmlns:w16="http://schemas.microsoft.com/office/word/2018/wordml" xmlns:w16du="http://schemas.microsoft.com/office/word/2023/wordml/word16du" xmlns:w16sdtdh="http://schemas.microsoft.com/office/word/2020/wordml/sdtdatahash" xmlns:w16sdtfl="http://schemas.microsoft.com/office/word/2024/wordml/sdtformatlock" xmlns:w16se="http://schemas.microsoft.com/office/word/2015/wordml/symex" xmlns:wpg="http://schemas.microsoft.com/office/word/2010/wordprocessingGroup" xmlns:wpi="http://schemas.microsoft.com/office/word/2010/wordprocessingInk" xmlns:wne="http://schemas.microsoft.com/office/word/2006/wordml" xmlns:wps="http://schemas.microsoft.com/office/word/2010/wordprocessingShape" mc:Ignorable="w14 w15 w16se w16cid w16 w16cex w16sdtdh w16sdtfl w16du wp14">
-  <w:p>
-    <w:pPr>
-      <w:pStyle w:val="Rodap"/>
+      <w:ind w:right="360"/>
     </w:pPr>
   </w:p>
 </w:ftr>
@@ -4560,16 +4877,6 @@
 </file>
 
 <file path=word/header1.xml><?xml version="1.0" encoding="utf-8"?>
-<w:hdr xmlns:wpc="http://schemas.microsoft.com/office/word/2010/wordprocessingCanvas" xmlns:cx="http://schemas.microsoft.com/office/drawing/2014/chartex" xmlns:cx1="http://schemas.microsoft.com/office/drawing/2015/9/8/chartex" xmlns:cx2="http://schemas.microsoft.com/office/drawing/2015/10/21/chartex" xmlns:cx3="http://schemas.microsoft.com/office/drawing/2016/5/9/chartex" xmlns:cx4="http://schemas.microsoft.com/office/drawing/2016/5/10/chartex" xmlns:cx5="http://schemas.microsoft.com/office/drawing/2016/5/11/chartex" xmlns:cx6="http://schemas.microsoft.com/office/drawing/2016/5/12/chartex" xmlns:cx7="http://schemas.microsoft.com/office/drawing/2016/5/13/chartex" xmlns:cx8="http://schemas.microsoft.com/office/drawing/2016/5/14/chartex" xmlns:mc="http://schemas.openxmlformats.org/markup-compatibility/2006" xmlns:aink="http://schemas.microsoft.com/office/drawing/2016/ink" xmlns:am3d="http://schemas.microsoft.com/office/drawing/2017/model3d" xmlns:o="urn:schemas-microsoft-com:office:office" xmlns:oel="http://schemas.microsoft.com/office/2019/extlst" xmlns:r="http://schemas.openxmlformats.org/officeDocument/2006/relationships" xmlns:m="http://schemas.openxmlformats.org/officeDocument/2006/math" xmlns:v="urn:schemas-microsoft-com:vml" xmlns:wp14="http://schemas.microsoft.com/office/word/2010/wordprocessingDrawing" xmlns:wp="http://schemas.openxmlformats.org/drawingml/2006/wordprocessingDrawing" xmlns:w10="urn:schemas-microsoft-com:office:word" xmlns:w="http://schemas.openxmlformats.org/wordprocessingml/2006/main" xmlns:w14="http://schemas.microsoft.com/office/word/2010/wordml" xmlns:w15="http://schemas.microsoft.com/office/word/2012/wordml" xmlns:w16cex="http://schemas.microsoft.com/office/word/2018/wordml/cex" xmlns:w16cid="http://schemas.microsoft.com/office/word/2016/wordml/cid" xmlns:w16="http://schemas.microsoft.com/office/word/2018/wordml" xmlns:w16du="http://schemas.microsoft.com/office/word/2023/wordml/word16du" xmlns:w16sdtdh="http://schemas.microsoft.com/office/word/2020/wordml/sdtdatahash" xmlns:w16sdtfl="http://schemas.microsoft.com/office/word/2024/wordml/sdtformatlock" xmlns:w16se="http://schemas.microsoft.com/office/word/2015/wordml/symex" xmlns:wpg="http://schemas.microsoft.com/office/word/2010/wordprocessingGroup" xmlns:wpi="http://schemas.microsoft.com/office/word/2010/wordprocessingInk" xmlns:wne="http://schemas.microsoft.com/office/word/2006/wordml" xmlns:wps="http://schemas.microsoft.com/office/word/2010/wordprocessingShape" mc:Ignorable="w14 w15 w16se w16cid w16 w16cex w16sdtdh w16sdtfl w16du wp14">
-  <w:p>
-    <w:pPr>
-      <w:pStyle w:val="Cabealho"/>
-    </w:pPr>
-  </w:p>
-</w:hdr>
-</file>
-
-<file path=word/header2.xml><?xml version="1.0" encoding="utf-8"?>
 <w:hdr xmlns:wpc="http://schemas.microsoft.com/office/word/2010/wordprocessingCanvas" xmlns:cx="http://schemas.microsoft.com/office/drawing/2014/chartex" xmlns:cx1="http://schemas.microsoft.com/office/drawing/2015/9/8/chartex" xmlns:cx2="http://schemas.microsoft.com/office/drawing/2015/10/21/chartex" xmlns:cx3="http://schemas.microsoft.com/office/drawing/2016/5/9/chartex" xmlns:cx4="http://schemas.microsoft.com/office/drawing/2016/5/10/chartex" xmlns:cx5="http://schemas.microsoft.com/office/drawing/2016/5/11/chartex" xmlns:cx6="http://schemas.microsoft.com/office/drawing/2016/5/12/chartex" xmlns:cx7="http://schemas.microsoft.com/office/drawing/2016/5/13/chartex" xmlns:cx8="http://schemas.microsoft.com/office/drawing/2016/5/14/chartex" xmlns:mc="http://schemas.openxmlformats.org/markup-compatibility/2006" xmlns:aink="http://schemas.microsoft.com/office/drawing/2016/ink" xmlns:am3d="http://schemas.microsoft.com/office/drawing/2017/model3d" xmlns:o="urn:schemas-microsoft-com:office:office" xmlns:oel="http://schemas.microsoft.com/office/2019/extlst" xmlns:r="http://schemas.openxmlformats.org/officeDocument/2006/relationships" xmlns:m="http://schemas.openxmlformats.org/officeDocument/2006/math" xmlns:v="urn:schemas-microsoft-com:vml" xmlns:wp14="http://schemas.microsoft.com/office/word/2010/wordprocessingDrawing" xmlns:wp="http://schemas.openxmlformats.org/drawingml/2006/wordprocessingDrawing" xmlns:w10="urn:schemas-microsoft-com:office:word" xmlns:w="http://schemas.openxmlformats.org/wordprocessingml/2006/main" xmlns:w14="http://schemas.microsoft.com/office/word/2010/wordml" xmlns:w15="http://schemas.microsoft.com/office/word/2012/wordml" xmlns:w16cex="http://schemas.microsoft.com/office/word/2018/wordml/cex" xmlns:w16cid="http://schemas.microsoft.com/office/word/2016/wordml/cid" xmlns:w16="http://schemas.microsoft.com/office/word/2018/wordml" xmlns:w16du="http://schemas.microsoft.com/office/word/2023/wordml/word16du" xmlns:w16sdtdh="http://schemas.microsoft.com/office/word/2020/wordml/sdtdatahash" xmlns:w16sdtfl="http://schemas.microsoft.com/office/word/2024/wordml/sdtformatlock" xmlns:w16se="http://schemas.microsoft.com/office/word/2015/wordml/symex" xmlns:wpg="http://schemas.microsoft.com/office/word/2010/wordprocessingGroup" xmlns:wpi="http://schemas.microsoft.com/office/word/2010/wordprocessingInk" xmlns:wne="http://schemas.microsoft.com/office/word/2006/wordml" xmlns:wps="http://schemas.microsoft.com/office/word/2010/wordprocessingShape" mc:Ignorable="w14 w15 w16se w16cid w16 w16cex w16sdtdh w16sdtfl w16du wp14">
   <w:p>
     <w:r>
@@ -4633,16 +4940,6 @@
         </wp:anchor>
       </w:drawing>
     </w:r>
-  </w:p>
-</w:hdr>
-</file>
-
-<file path=word/header3.xml><?xml version="1.0" encoding="utf-8"?>
-<w:hdr xmlns:wpc="http://schemas.microsoft.com/office/word/2010/wordprocessingCanvas" xmlns:cx="http://schemas.microsoft.com/office/drawing/2014/chartex" xmlns:cx1="http://schemas.microsoft.com/office/drawing/2015/9/8/chartex" xmlns:cx2="http://schemas.microsoft.com/office/drawing/2015/10/21/chartex" xmlns:cx3="http://schemas.microsoft.com/office/drawing/2016/5/9/chartex" xmlns:cx4="http://schemas.microsoft.com/office/drawing/2016/5/10/chartex" xmlns:cx5="http://schemas.microsoft.com/office/drawing/2016/5/11/chartex" xmlns:cx6="http://schemas.microsoft.com/office/drawing/2016/5/12/chartex" xmlns:cx7="http://schemas.microsoft.com/office/drawing/2016/5/13/chartex" xmlns:cx8="http://schemas.microsoft.com/office/drawing/2016/5/14/chartex" xmlns:mc="http://schemas.openxmlformats.org/markup-compatibility/2006" xmlns:aink="http://schemas.microsoft.com/office/drawing/2016/ink" xmlns:am3d="http://schemas.microsoft.com/office/drawing/2017/model3d" xmlns:o="urn:schemas-microsoft-com:office:office" xmlns:oel="http://schemas.microsoft.com/office/2019/extlst" xmlns:r="http://schemas.openxmlformats.org/officeDocument/2006/relationships" xmlns:m="http://schemas.openxmlformats.org/officeDocument/2006/math" xmlns:v="urn:schemas-microsoft-com:vml" xmlns:wp14="http://schemas.microsoft.com/office/word/2010/wordprocessingDrawing" xmlns:wp="http://schemas.openxmlformats.org/drawingml/2006/wordprocessingDrawing" xmlns:w10="urn:schemas-microsoft-com:office:word" xmlns:w="http://schemas.openxmlformats.org/wordprocessingml/2006/main" xmlns:w14="http://schemas.microsoft.com/office/word/2010/wordml" xmlns:w15="http://schemas.microsoft.com/office/word/2012/wordml" xmlns:w16cex="http://schemas.microsoft.com/office/word/2018/wordml/cex" xmlns:w16cid="http://schemas.microsoft.com/office/word/2016/wordml/cid" xmlns:w16="http://schemas.microsoft.com/office/word/2018/wordml" xmlns:w16du="http://schemas.microsoft.com/office/word/2023/wordml/word16du" xmlns:w16sdtdh="http://schemas.microsoft.com/office/word/2020/wordml/sdtdatahash" xmlns:w16sdtfl="http://schemas.microsoft.com/office/word/2024/wordml/sdtformatlock" xmlns:w16se="http://schemas.microsoft.com/office/word/2015/wordml/symex" xmlns:wpg="http://schemas.microsoft.com/office/word/2010/wordprocessingGroup" xmlns:wpi="http://schemas.microsoft.com/office/word/2010/wordprocessingInk" xmlns:wne="http://schemas.microsoft.com/office/word/2006/wordml" xmlns:wps="http://schemas.microsoft.com/office/word/2010/wordprocessingShape" mc:Ignorable="w14 w15 w16se w16cid w16 w16cex w16sdtdh w16sdtfl w16du wp14">
-  <w:p>
-    <w:pPr>
-      <w:pStyle w:val="Cabealho"/>
-    </w:pPr>
   </w:p>
 </w:hdr>
 </file>
@@ -5532,6 +5829,14 @@
     <w:semiHidden/>
     <w:rsid w:val="00674224"/>
   </w:style>
+  <w:style w:type="character" w:styleId="Nmerodepgina">
+    <w:name w:val="page number"/>
+    <w:basedOn w:val="Fontepargpadro"/>
+    <w:uiPriority w:val="99"/>
+    <w:semiHidden/>
+    <w:unhideWhenUsed/>
+    <w:rsid w:val="005121E2"/>
+  </w:style>
 </w:styles>
 </file>
 
@@ -5884,15 +6189,6 @@
 </file>
 
 <file path=customXml/item2.xml><?xml version="1.0" encoding="utf-8"?>
-<?mso-contentType ?>
-<FormTemplates xmlns="http://schemas.microsoft.com/sharepoint/v3/contenttype/forms">
-  <Display>DocumentLibraryForm</Display>
-  <Edit>DocumentLibraryForm</Edit>
-  <New>DocumentLibraryForm</New>
-</FormTemplates>
-</file>
-
-<file path=customXml/item3.xml><?xml version="1.0" encoding="utf-8"?>
 <ct:contentTypeSchema xmlns:ct="http://schemas.microsoft.com/office/2006/metadata/contentType" xmlns:ma="http://schemas.microsoft.com/office/2006/metadata/properties/metaAttributes" ct:_="" ma:_="" ma:contentTypeName="Documento" ma:contentTypeID="0x010100C538FE3DE9F5C249B208F757A39C9CF1" ma:contentTypeVersion="13" ma:contentTypeDescription="Crie um novo documento." ma:contentTypeScope="" ma:versionID="f58841031a2b8acc55807e179e1eb129">
   <xsd:schema xmlns:xsd="http://www.w3.org/2001/XMLSchema" xmlns:xs="http://www.w3.org/2001/XMLSchema" xmlns:p="http://schemas.microsoft.com/office/2006/metadata/properties" xmlns:ns2="e5b1cd33-4eca-41a4-b7d8-fdf3e6200119" xmlns:ns3="c710a95f-4097-48d0-b72e-528dcf24b561" targetNamespace="http://schemas.microsoft.com/office/2006/metadata/properties" ma:root="true" ma:fieldsID="eabb80da9e4a7645788b9624de58e5c8" ns2:_="" ns3:_="">
     <xsd:import namespace="e5b1cd33-4eca-41a4-b7d8-fdf3e6200119"/>
@@ -6099,6 +6395,15 @@
 </ct:contentTypeSchema>
 </file>
 
+<file path=customXml/item3.xml><?xml version="1.0" encoding="utf-8"?>
+<?mso-contentType ?>
+<FormTemplates xmlns="http://schemas.microsoft.com/sharepoint/v3/contenttype/forms">
+  <Display>DocumentLibraryForm</Display>
+  <Edit>DocumentLibraryForm</Edit>
+  <New>DocumentLibraryForm</New>
+</FormTemplates>
+</file>
+
 <file path=customXml/itemProps1.xml><?xml version="1.0" encoding="utf-8"?>
 <ds:datastoreItem xmlns:ds="http://schemas.openxmlformats.org/officeDocument/2006/customXml" ds:itemID="{CB7613A1-A0CB-4E22-AF85-27793339D14D}">
   <ds:schemaRefs>
@@ -6111,14 +6416,6 @@
 </file>
 
 <file path=customXml/itemProps2.xml><?xml version="1.0" encoding="utf-8"?>
-<ds:datastoreItem xmlns:ds="http://schemas.openxmlformats.org/officeDocument/2006/customXml" ds:itemID="{A5ED3DFB-4F39-4BF8-995C-27FE2C86527B}">
-  <ds:schemaRefs>
-    <ds:schemaRef ds:uri="http://schemas.microsoft.com/sharepoint/v3/contenttype/forms"/>
-  </ds:schemaRefs>
-</ds:datastoreItem>
-</file>
-
-<file path=customXml/itemProps3.xml><?xml version="1.0" encoding="utf-8"?>
 <ds:datastoreItem xmlns:ds="http://schemas.openxmlformats.org/officeDocument/2006/customXml" ds:itemID="{527C8FAF-F895-460C-92FD-63B7C6027339}">
   <ds:schemaRefs>
     <ds:schemaRef ds:uri="http://schemas.microsoft.com/office/2006/metadata/contentType"/>
@@ -6135,4 +6432,12 @@
     <ds:schemaRef ds:uri="http://schemas.microsoft.com/internal/obd"/>
   </ds:schemaRefs>
 </ds:datastoreItem>
+</file>
+
+<file path=customXml/itemProps3.xml><?xml version="1.0" encoding="utf-8"?>
+<ds:datastoreItem xmlns:ds="http://schemas.openxmlformats.org/officeDocument/2006/customXml" ds:itemID="{A5ED3DFB-4F39-4BF8-995C-27FE2C86527B}">
+  <ds:schemaRefs>
+    <ds:schemaRef ds:uri="http://schemas.microsoft.com/sharepoint/v3/contenttype/forms"/>
+  </ds:schemaRefs>
+</ds:datastoreItem>
 </file>
--- a/out/pj_contenciosa_minimal.docx
+++ b/out/pj_contenciosa_minimal.docx
@@ -84,7 +84,16 @@
           <w:sz w:val="20"/>
           <w:szCs w:val="20"/>
         </w:rPr>
-        <w:t xml:space="preserve">Beta Ltda</w:t>
+        <w:t xml:space="preserve"/>
+      </w:r>
+      <w:r>
+        <w:rPr>
+          <w:b/>
+        </w:rPr>
+        <w:t xml:space="preserve">BETA LTDA</w:t>
+      </w:r>
+      <w:r>
+        <w:t xml:space="preserve"/>
       </w:r>
     </w:p>
     <w:p>
@@ -4416,7 +4425,16 @@
                 <w:sz w:val="20"/>
                 <w:szCs w:val="20"/>
               </w:rPr>
-              <w:t xml:space="preserve">Beta Ltda</w:t>
+              <w:t xml:space="preserve"/>
+            </w:r>
+            <w:r>
+              <w:rPr>
+                <w:b/>
+              </w:rPr>
+              <w:t xml:space="preserve">BETA LTDA</w:t>
+            </w:r>
+            <w:r>
+              <w:t xml:space="preserve"/>
             </w:r>
           </w:p>
           <w:p>

--- a/out/pj_contenciosa_minimal.docx
+++ b/out/pj_contenciosa_minimal.docx
@@ -5,115 +5,656 @@
     <w:p>
       <w:pPr>
         <w:snapToGrid w:val="0"/>
+        <w:spacing w:line="276" w:lineRule="auto"/>
+        <w:jc w:val="right"/>
+        <w:rPr>
+          <w:rFonts w:ascii="Arvo" w:hAnsi="Arvo"/>
+          <w:sz w:val="20"/>
+          <w:szCs w:val="20"/>
+        </w:rPr>
+      </w:pPr>
+      <w:r>
+        <w:rPr>
+          <w:rFonts w:ascii="Arvo" w:hAnsi="Arvo"/>
+          <w:sz w:val="20"/>
+          <w:szCs w:val="20"/>
+        </w:rPr>
+        <w:fldChar w:fldCharType="begin"/>
+      </w:r>
+      <w:r>
+        <w:rPr>
+          <w:rFonts w:ascii="Arvo" w:hAnsi="Arvo"/>
+          <w:sz w:val="20"/>
+          <w:szCs w:val="20"/>
+        </w:rPr>
+        <w:instrText xml:space="preserve"> TIME \@ "d 'de' MMMM 'de' yyyy" </w:instrText>
+      </w:r>
+      <w:r>
+        <w:rPr>
+          <w:rFonts w:ascii="Arvo" w:hAnsi="Arvo"/>
+          <w:sz w:val="20"/>
+          <w:szCs w:val="20"/>
+        </w:rPr>
+        <w:fldChar w:fldCharType="separate"/>
+      </w:r>
+      <w:r>
+        <w:rPr>
+          <w:rFonts w:ascii="Arvo" w:hAnsi="Arvo"/>
+          <w:noProof/>
+          <w:sz w:val="20"/>
+          <w:szCs w:val="20"/>
+        </w:rPr>
+        <w:t>2 de junho de 2026</w:t>
+      </w:r>
+      <w:r>
+        <w:rPr>
+          <w:rFonts w:ascii="Arvo" w:hAnsi="Arvo"/>
+          <w:sz w:val="20"/>
+          <w:szCs w:val="20"/>
+        </w:rPr>
+        <w:fldChar w:fldCharType="end"/>
+      </w:r>
+      <w:r>
+        <w:rPr>
+          <w:rFonts w:ascii="Arvo" w:hAnsi="Arvo"/>
+          <w:sz w:val="20"/>
+          <w:szCs w:val="20"/>
+        </w:rPr>
+        <w:t>.</w:t>
+      </w:r>
+    </w:p>
+    <w:p>
+      <w:pPr>
+        <w:snapToGrid w:val="0"/>
+        <w:spacing w:line="276" w:lineRule="auto"/>
         <w:jc w:val="center"/>
         <w:rPr>
-          <w:sz w:val="20"/>
-          <w:szCs w:val="20"/>
-        </w:rPr>
-      </w:pPr>
-      <w:r>
-        <w:rPr>
+          <w:rFonts w:ascii="Arvo" w:hAnsi="Arvo"/>
           <w:b/>
           <w:bCs/>
-          <w:smallCaps/>
-          <w:sz w:val="20"/>
-          <w:szCs w:val="20"/>
-        </w:rPr>
-        <w:t xml:space="preserve">PROPOSTA </w:t>
-      </w:r>
-      <w:r>
-        <w:rPr>
+          <w:sz w:val="20"/>
+          <w:szCs w:val="20"/>
+        </w:rPr>
+      </w:pPr>
+    </w:p>
+    <w:p>
+      <w:pPr>
+        <w:snapToGrid w:val="0"/>
+        <w:spacing w:line="276" w:lineRule="auto"/>
+        <w:jc w:val="center"/>
+        <w:rPr>
+          <w:rFonts w:ascii="Arvo" w:hAnsi="Arvo"/>
+          <w:sz w:val="20"/>
+          <w:szCs w:val="20"/>
+        </w:rPr>
+      </w:pPr>
+      <w:r>
+        <w:rPr>
+          <w:rFonts w:ascii="Arvo" w:hAnsi="Arvo"/>
           <w:b/>
           <w:bCs/>
-          <w:smallCaps/>
-          <w:sz w:val="20"/>
-          <w:szCs w:val="20"/>
-        </w:rPr>
-        <w:t xml:space="preserve">PARA PRESTAÇÃO DE SERVIÇOS </w:t>
-      </w:r>
-      <w:r>
-        <w:rPr>
+          <w:sz w:val="20"/>
+          <w:szCs w:val="20"/>
+        </w:rPr>
+        <w:t xml:space="preserve">Proposta </w:t>
+      </w:r>
+      <w:r>
+        <w:rPr>
+          <w:rFonts w:ascii="Arvo" w:hAnsi="Arvo"/>
           <w:b/>
           <w:bCs/>
-          <w:smallCaps/>
-          <w:sz w:val="20"/>
-          <w:szCs w:val="20"/>
-        </w:rPr>
-        <w:t>JURÍDICOS</w:t>
-      </w:r>
-    </w:p>
-    <w:p>
-      <w:pPr>
-        <w:snapToGrid w:val="0"/>
-        <w:jc w:val="center"/>
-        <w:rPr>
-          <w:sz w:val="20"/>
-          <w:szCs w:val="20"/>
-        </w:rPr>
-      </w:pPr>
-      <w:r>
-        <w:rPr>
-          <w:sz w:val="20"/>
-          <w:szCs w:val="20"/>
-        </w:rPr>
-        <w:t>Escopo de Trabalho</w:t>
-      </w:r>
-      <w:r>
-        <w:rPr>
-          <w:sz w:val="20"/>
-          <w:szCs w:val="20"/>
-        </w:rPr>
-        <w:br/>
-      </w:r>
-    </w:p>
-    <w:p>
-      <w:pPr>
-        <w:keepNext/>
-        <w:snapToGrid w:val="0"/>
-        <w:rPr>
+          <w:sz w:val="20"/>
+          <w:szCs w:val="20"/>
+        </w:rPr>
+        <w:t>para</w:t>
+      </w:r>
+      <w:r>
+        <w:rPr>
+          <w:rFonts w:ascii="Arvo" w:hAnsi="Arvo"/>
           <w:b/>
           <w:bCs/>
-          <w:smallCaps/>
-          <w:sz w:val="20"/>
-          <w:szCs w:val="20"/>
-        </w:rPr>
-      </w:pPr>
-      <w:r>
-        <w:rPr>
+          <w:sz w:val="20"/>
+          <w:szCs w:val="20"/>
+        </w:rPr>
+        <w:t xml:space="preserve"> Prestação </w:t>
+      </w:r>
+      <w:r>
+        <w:rPr>
+          <w:rFonts w:ascii="Arvo" w:hAnsi="Arvo"/>
           <w:b/>
           <w:bCs/>
-          <w:smallCaps/>
-          <w:sz w:val="20"/>
-          <w:szCs w:val="20"/>
-        </w:rPr>
-        <w:t>1. IDENTIFICAÇÃO D</w:t>
-      </w:r>
-      <w:r>
-        <w:rPr>
+          <w:sz w:val="20"/>
+          <w:szCs w:val="20"/>
+        </w:rPr>
+        <w:t>d</w:t>
+      </w:r>
+      <w:r>
+        <w:rPr>
+          <w:rFonts w:ascii="Arvo" w:hAnsi="Arvo"/>
           <w:b/>
           <w:bCs/>
-          <w:smallCaps/>
-          <w:sz w:val="20"/>
-          <w:szCs w:val="20"/>
-        </w:rPr>
-        <w:t xml:space="preserve">O</w:t>
-      </w:r>
-      <w:r>
-        <w:rPr>
+          <w:sz w:val="20"/>
+          <w:szCs w:val="20"/>
+        </w:rPr>
+        <w:t xml:space="preserve">e Serviços </w:t>
+      </w:r>
+      <w:r>
+        <w:rPr>
+          <w:rFonts w:ascii="Arvo" w:hAnsi="Arvo"/>
           <w:b/>
           <w:bCs/>
-          <w:smallCaps/>
-          <w:sz w:val="20"/>
-          <w:szCs w:val="20"/>
-        </w:rPr>
-        <w:t xml:space="preserve"> CONTRATANTE</w:t>
-      </w:r>
+          <w:sz w:val="20"/>
+          <w:szCs w:val="20"/>
+        </w:rPr>
+        <w:t>Advocatícios</w:t>
+      </w:r>
+    </w:p>
+    <w:p>
+      <w:pPr>
+        <w:snapToGrid w:val="0"/>
+        <w:spacing w:line="276" w:lineRule="auto"/>
+        <w:jc w:val="right"/>
+        <w:rPr>
+          <w:rFonts w:ascii="Arvo" w:hAnsi="Arvo"/>
+          <w:sz w:val="20"/>
+          <w:szCs w:val="20"/>
+        </w:rPr>
+      </w:pPr>
+    </w:p>
+    <w:p>
+      <w:pPr>
+        <w:snapToGrid w:val="0"/>
+        <w:spacing w:line="276" w:lineRule="auto"/>
+        <w:rPr>
+          <w:rFonts w:ascii="Arvo" w:hAnsi="Arvo"/>
+          <w:sz w:val="20"/>
+          <w:szCs w:val="20"/>
+        </w:rPr>
+      </w:pPr>
+      <w:r>
+        <w:rPr>
+          <w:rFonts w:ascii="Arvo" w:hAnsi="Arvo"/>
+          <w:sz w:val="20"/>
+          <w:szCs w:val="20"/>
+        </w:rPr>
+        <w:t>Para</w:t>
+      </w:r>
+    </w:p>
+    <w:p>
+      <w:pPr>
+        <w:snapToGrid w:val="0"/>
+        <w:spacing w:line="276" w:lineRule="auto"/>
+        <w:rPr>
+          <w:rFonts w:ascii="Arvo" w:hAnsi="Arvo"/>
+          <w:b/>
+          <w:bCs/>
+          <w:sz w:val="20"/>
+          <w:szCs w:val="20"/>
+        </w:rPr>
+      </w:pPr>
+      <w:r>
+        <w:rPr>
+          <w:rFonts w:ascii="Arvo" w:hAnsi="Arvo"/>
+          <w:b/>
+          <w:bCs/>
+          <w:sz w:val="20"/>
+          <w:szCs w:val="20"/>
+        </w:rPr>
+        <w:t xml:space="preserve"/>
+      </w:r>
+      <w:r>
+        <w:rPr>
+          <w:sz w:val="20"/>
+          <w:szCs w:val="20"/>
+          <w:b/>
+          <w:rFonts w:ascii="Arvo" w:hAnsi="Arvo" w:cs="Arvo"/>
+        </w:rPr>
+        <w:t xml:space="preserve">BETA LTDA</w:t>
+      </w:r>
+      <w:r>
+        <w:t xml:space="preserve"/>
+      </w:r>
+    </w:p>
+    <w:p>
+      <w:pPr>
+        <w:snapToGrid w:val="0"/>
+        <w:spacing w:line="276" w:lineRule="auto"/>
+        <w:rPr>
+          <w:rFonts w:ascii="Arvo" w:hAnsi="Arvo"/>
+          <w:sz w:val="20"/>
+          <w:szCs w:val="20"/>
+        </w:rPr>
+      </w:pPr>
+      <w:r>
+        <w:rPr>
+          <w:rFonts w:ascii="Arvo" w:hAnsi="Arvo"/>
+          <w:sz w:val="20"/>
+          <w:szCs w:val="20"/>
+        </w:rPr>
+        <w:t xml:space="preserve"/>
+      </w:r>
+      <w:r>
+        <w:rPr>
+          <w:rFonts w:ascii="Arvo" w:hAnsi="Arvo"/>
+          <w:sz w:val="20"/>
+          <w:szCs w:val="20"/>
+        </w:rPr>
+        <w:t>CNPJ</w:t>
+      </w:r>
+      <w:r>
+        <w:rPr>
+          <w:rFonts w:ascii="Arvo" w:hAnsi="Arvo"/>
+          <w:sz w:val="20"/>
+          <w:szCs w:val="20"/>
+        </w:rPr>
+        <w:t xml:space="preserve"/>
+      </w:r>
+      <w:r>
+        <w:rPr>
+          <w:rFonts w:ascii="Arvo" w:hAnsi="Arvo"/>
+          <w:sz w:val="20"/>
+          <w:szCs w:val="20"/>
+        </w:rPr>
+        <w:t xml:space="preserve">: </w:t>
+      </w:r>
+      <w:r>
+        <w:rPr>
+          <w:rFonts w:ascii="Arvo" w:hAnsi="Arvo"/>
+          <w:sz w:val="20"/>
+          <w:szCs w:val="20"/>
+        </w:rPr>
+        <w:t xml:space="preserve">11.444.777/0001-61</w:t>
+      </w:r>
+    </w:p>
+    <w:p>
+      <w:pPr>
+        <w:snapToGrid w:val="0"/>
+        <w:spacing w:line="276" w:lineRule="auto"/>
+        <w:jc w:val="both"/>
+        <w:rPr>
+          <w:rFonts w:ascii="Arvo" w:hAnsi="Arvo"/>
+          <w:sz w:val="20"/>
+          <w:szCs w:val="20"/>
+        </w:rPr>
+      </w:pPr>
+      <w:r>
+        <w:rPr>
+          <w:rFonts w:ascii="Arvo" w:hAnsi="Arvo"/>
+          <w:sz w:val="20"/>
+          <w:szCs w:val="20"/>
+        </w:rPr>
+        <w:t xml:space="preserve"/>
+      </w:r>
+    </w:p>
+    <w:p>
+      <w:pPr>
+        <w:snapToGrid w:val="0"/>
+        <w:spacing w:line="276" w:lineRule="auto"/>
+        <w:rPr>
+          <w:rFonts w:ascii="Arvo" w:hAnsi="Arvo"/>
+          <w:sz w:val="20"/>
+          <w:szCs w:val="20"/>
+        </w:rPr>
+      </w:pPr>
+      <w:r>
+        <w:rPr>
+          <w:rFonts w:ascii="Arvo" w:hAnsi="Arvo"/>
+          <w:sz w:val="20"/>
+          <w:szCs w:val="20"/>
+        </w:rPr>
+        <w:t xml:space="preserve">A/C: </w:t>
+      </w:r>
+    </w:p>
+    <w:p>
+      <w:pPr>
+        <w:snapToGrid w:val="0"/>
+        <w:spacing w:line="276" w:lineRule="auto"/>
+        <w:jc w:val="both"/>
+        <w:rPr>
+          <w:rFonts w:ascii="Arvo" w:hAnsi="Arvo"/>
+          <w:sz w:val="20"/>
+          <w:szCs w:val="20"/>
+        </w:rPr>
+      </w:pPr>
+      <w:r>
+        <w:rPr>
+          <w:rFonts w:ascii="Arvo" w:hAnsi="Arvo"/>
+          <w:sz w:val="20"/>
+          <w:szCs w:val="20"/>
+        </w:rPr>
+        <w:t xml:space="preserve"/>
+      </w:r>
+    </w:p>
+    <w:p>
+      <w:pPr>
+        <w:snapToGrid w:val="0"/>
+        <w:spacing w:line="276" w:lineRule="auto"/>
+        <w:jc w:val="both"/>
+        <w:rPr>
+          <w:rFonts w:ascii="Arvo" w:hAnsi="Arvo"/>
+          <w:sz w:val="20"/>
+          <w:szCs w:val="20"/>
+        </w:rPr>
+      </w:pPr>
+      <w:r>
+        <w:rPr>
+          <w:rFonts w:ascii="Arvo" w:hAnsi="Arvo"/>
+          <w:sz w:val="20"/>
+          <w:szCs w:val="20"/>
+        </w:rPr>
+        <w:t>Prezado(a) Cliente,</w:t>
+      </w:r>
+    </w:p>
+    <w:p>
+      <w:pPr>
+        <w:snapToGrid w:val="0"/>
+        <w:spacing w:line="276" w:lineRule="auto"/>
+        <w:jc w:val="both"/>
+        <w:rPr>
+          <w:rFonts w:ascii="Arvo" w:hAnsi="Arvo"/>
+          <w:sz w:val="20"/>
+          <w:szCs w:val="20"/>
+        </w:rPr>
+      </w:pPr>
+    </w:p>
+    <w:p>
+      <w:pPr>
+        <w:snapToGrid w:val="0"/>
+        <w:spacing w:line="276" w:lineRule="auto"/>
+        <w:jc w:val="both"/>
+        <w:rPr>
+          <w:rFonts w:ascii="Arvo" w:hAnsi="Arvo"/>
+          <w:sz w:val="20"/>
+          <w:szCs w:val="20"/>
+        </w:rPr>
+      </w:pPr>
+      <w:r>
+        <w:rPr>
+          <w:rFonts w:ascii="Arvo" w:hAnsi="Arvo"/>
+          <w:sz w:val="20"/>
+          <w:szCs w:val="20"/>
+        </w:rPr>
+        <w:t xml:space="preserve">Acreditamos que a advocacia moderna vai além da simples resolução de problemas; ela é um investimento estratégico que impulsiona o crescimento e blinda o seu negócio. Com mais de 25 anos de sólida trajetória e um reconhecimento consistente em anuários de prestígio como o </w:t>
+      </w:r>
+      <w:r>
+        <w:rPr>
+          <w:rFonts w:ascii="Arvo" w:hAnsi="Arvo"/>
+          <w:b/>
+          <w:bCs/>
+          <w:sz w:val="20"/>
+          <w:szCs w:val="20"/>
+        </w:rPr>
+        <w:t>Análise Advocacia 500</w:t>
+      </w:r>
+      <w:r>
+        <w:rPr>
+          <w:rFonts w:ascii="Arvo" w:hAnsi="Arvo"/>
+          <w:sz w:val="20"/>
+          <w:szCs w:val="20"/>
+        </w:rPr>
+        <w:t xml:space="preserve">, o </w:t>
+      </w:r>
+      <w:r>
+        <w:rPr>
+          <w:rFonts w:ascii="Arvo" w:hAnsi="Arvo"/>
+          <w:b/>
+          <w:bCs/>
+          <w:sz w:val="20"/>
+          <w:szCs w:val="20"/>
+        </w:rPr>
+        <w:t>PMRA PORTO MIRANDA ROCHA ADVOGADOS</w:t>
+      </w:r>
+      <w:r>
+        <w:rPr>
+          <w:rFonts w:ascii="Arvo" w:hAnsi="Arvo"/>
+          <w:sz w:val="20"/>
+          <w:szCs w:val="20"/>
+        </w:rPr>
+        <w:t xml:space="preserve"> se posiciona como seu o parceiro jurídico ideal.</w:t>
+      </w:r>
+    </w:p>
+    <w:p>
+      <w:pPr>
+        <w:snapToGrid w:val="0"/>
+        <w:spacing w:line="276" w:lineRule="auto"/>
+        <w:rPr>
+          <w:rFonts w:ascii="Arvo" w:hAnsi="Arvo"/>
+          <w:sz w:val="20"/>
+          <w:szCs w:val="20"/>
+        </w:rPr>
+      </w:pPr>
+      <w:r>
+        <w:rPr>
+          <w:rFonts w:ascii="Arvo" w:hAnsi="Arvo"/>
+          <w:sz w:val="20"/>
+          <w:szCs w:val="20"/>
+        </w:rPr>
+        <w:t xml:space="preserve"> </w:t>
+      </w:r>
+    </w:p>
+    <w:p>
+      <w:pPr>
+        <w:snapToGrid w:val="0"/>
+        <w:spacing w:line="276" w:lineRule="auto"/>
+        <w:jc w:val="both"/>
+        <w:rPr>
+          <w:rFonts w:ascii="Arvo" w:hAnsi="Arvo"/>
+          <w:sz w:val="20"/>
+          <w:szCs w:val="20"/>
+        </w:rPr>
+      </w:pPr>
+      <w:r>
+        <w:rPr>
+          <w:rFonts w:ascii="Arvo" w:hAnsi="Arvo"/>
+          <w:sz w:val="20"/>
+          <w:szCs w:val="20"/>
+        </w:rPr>
+        <w:t>Nosso compromisso é com uma advocacia altamente especializada, inovadora e profundamente personalizada, que traduz complexidades jurídicas em soluções práticas e resultados superiores. Esta proposta reflete a essência de nosso escritório: atuar como um guardião estratégico, minimizando riscos e maximizando o valor em cada etapa de suas operações mais críticas.</w:t>
+      </w:r>
+    </w:p>
+    <w:p>
+      <w:pPr>
+        <w:snapToGrid w:val="0"/>
+        <w:spacing w:line="276" w:lineRule="auto"/>
+        <w:rPr>
+          <w:rFonts w:ascii="Arvo" w:hAnsi="Arvo"/>
+          <w:sz w:val="20"/>
+          <w:szCs w:val="20"/>
+        </w:rPr>
+      </w:pPr>
+    </w:p>
+    <w:p>
+      <w:pPr>
+        <w:snapToGrid w:val="0"/>
+        <w:spacing w:line="276" w:lineRule="auto"/>
+        <w:rPr>
+          <w:rFonts w:ascii="Arvo" w:hAnsi="Arvo"/>
+          <w:b/>
+          <w:bCs/>
+          <w:sz w:val="20"/>
+          <w:szCs w:val="20"/>
+          <w:u w:val="single"/>
+        </w:rPr>
+      </w:pPr>
+      <w:r>
+        <w:rPr>
+          <w:rFonts w:ascii="Arvo" w:hAnsi="Arvo"/>
+          <w:b/>
+          <w:bCs/>
+          <w:sz w:val="20"/>
+          <w:szCs w:val="20"/>
+          <w:u w:val="single"/>
+        </w:rPr>
+        <w:t xml:space="preserve">Escopo de Trabalho</w:t>
+      </w:r>
+    </w:p>
+    <w:p>
+      <w:pPr>
+        <w:snapToGrid w:val="0"/>
+        <w:spacing w:line="276" w:lineRule="auto"/>
+        <w:rPr>
+          <w:rFonts w:ascii="Arvo" w:hAnsi="Arvo"/>
+          <w:sz w:val="20"/>
+          <w:szCs w:val="20"/>
+        </w:rPr>
+      </w:pPr>
+    </w:p>
+    <w:p>
+      <w:pPr>
+        <w:spacing w:line="276" w:lineRule="auto"/>
+        <w:jc w:val="both"/>
+        <w:rPr>
+          <w:rFonts w:ascii="Arvo" w:hAnsi="Arvo"/>
+          <w:sz w:val="20"/>
+          <w:szCs w:val="20"/>
+        </w:rPr>
+      </w:pPr>
+      <w:r>
+        <w:rPr>
+          <w:rFonts w:ascii="Arvo" w:hAnsi="Arvo"/>
+          <w:sz w:val="20"/>
+          <w:szCs w:val="20"/>
+        </w:rPr>
+        <w:t xml:space="preserve">Trabalhista — defesa.</w:t>
+      </w:r>
+    </w:p>
+    <w:p>
+      <w:pPr>
+        <w:snapToGrid w:val="0"/>
+        <w:spacing w:line="276" w:lineRule="auto"/>
+        <w:rPr>
+          <w:rFonts w:ascii="Arvo" w:hAnsi="Arvo"/>
+          <w:sz w:val="20"/>
+          <w:szCs w:val="20"/>
+        </w:rPr>
+      </w:pPr>
     </w:p>
     <w:p>
       <w:pPr>
         <w:keepNext/>
         <w:snapToGrid w:val="0"/>
-        <w:rPr>
+        <w:spacing w:line="276" w:lineRule="auto"/>
+        <w:rPr>
+          <w:rFonts w:ascii="Arvo" w:hAnsi="Arvo"/>
+          <w:b/>
+          <w:bCs/>
+          <w:sz w:val="20"/>
+          <w:szCs w:val="20"/>
+          <w:u w:val="single"/>
+        </w:rPr>
+      </w:pPr>
+      <w:r>
+        <w:rPr>
+          <w:rFonts w:ascii="Arvo" w:hAnsi="Arvo"/>
+          <w:b/>
+          <w:bCs/>
+          <w:sz w:val="20"/>
+          <w:szCs w:val="20"/>
+          <w:u w:val="single"/>
+        </w:rPr>
+        <w:t>Honorários Propostos para o Escopo Contencioso</w:t>
+      </w:r>
+    </w:p>
+    <w:p>
+      <w:pPr>
+        <w:snapToGrid w:val="0"/>
+        <w:spacing w:line="276" w:lineRule="auto"/>
+        <w:jc w:val="both"/>
+        <w:rPr>
+          <w:rFonts w:ascii="Arvo" w:hAnsi="Arvo"/>
+          <w:sz w:val="20"/>
+          <w:szCs w:val="20"/>
+        </w:rPr>
+      </w:pPr>
+    </w:p>
+    <w:p>
+      <w:pPr>
+        <w:keepNext/>
+        <w:snapToGrid w:val="0"/>
+        <w:spacing w:line="276" w:lineRule="auto"/>
+        <w:rPr>
+          <w:rFonts w:ascii="Arvo" w:hAnsi="Arvo"/>
+          <w:sz w:val="20"/>
+          <w:szCs w:val="20"/>
+        </w:rPr>
+      </w:pPr>
+      <w:r>
+        <w:rPr>
+          <w:rFonts w:ascii="Arvo" w:hAnsi="Arvo"/>
+          <w:b/>
+          <w:bCs/>
+          <w:sz w:val="20"/>
+          <w:szCs w:val="20"/>
+        </w:rPr>
+        <w:lastRenderedPageBreak/>
+        <w:t xml:space="preserve">Preço </w:t>
+      </w:r>
+      <w:r>
+        <w:rPr>
+          <w:rFonts w:ascii="Arvo" w:hAnsi="Arvo"/>
+          <w:b/>
+          <w:bCs/>
+          <w:sz w:val="20"/>
+          <w:szCs w:val="20"/>
+        </w:rPr>
+        <w:t xml:space="preserve">Fixo </w:t>
+      </w:r>
+      <w:r>
+        <w:rPr>
+          <w:rFonts w:ascii="Arvo" w:hAnsi="Arvo"/>
+          <w:b/>
+          <w:bCs/>
+          <w:sz w:val="20"/>
+          <w:szCs w:val="20"/>
+        </w:rPr>
+        <w:t>Mensal</w:t>
+      </w:r>
+      <w:r>
+        <w:rPr>
+          <w:rFonts w:ascii="Arvo" w:hAnsi="Arvo"/>
+          <w:b/>
+          <w:bCs/>
+          <w:sz w:val="20"/>
+          <w:szCs w:val="20"/>
+        </w:rPr>
+        <w:t xml:space="preserve"> com Cap</w:t>
+      </w:r>
+    </w:p>
+    <w:p>
+      <w:pPr>
+        <w:snapToGrid w:val="0"/>
+        <w:spacing w:line="276" w:lineRule="auto"/>
+        <w:jc w:val="both"/>
+        <w:rPr>
+          <w:rFonts w:ascii="Arvo" w:hAnsi="Arvo"/>
+          <w:sz w:val="20"/>
+          <w:szCs w:val="20"/>
+        </w:rPr>
+      </w:pPr>
+      <w:r>
+        <w:rPr>
+          <w:rFonts w:ascii="Arvo" w:hAnsi="Arvo"/>
+          <w:sz w:val="20"/>
+          <w:szCs w:val="20"/>
+        </w:rPr>
+        <w:t>Os honorários serão fixados em valor mensal único para a condução de uma quantidade de processos delimitada, aplicando-se às ações excedentes os critérios específicos abaixo definidos</w:t>
+      </w:r>
+      <w:r>
+        <w:rPr>
+          <w:rFonts w:ascii="Arvo" w:hAnsi="Arvo"/>
+          <w:sz w:val="20"/>
+          <w:szCs w:val="20"/>
+        </w:rPr>
+        <w:t>.</w:t>
+      </w:r>
+    </w:p>
+    <w:p>
+      <w:pPr>
+        <w:snapToGrid w:val="0"/>
+        <w:spacing w:line="276" w:lineRule="auto"/>
+        <w:jc w:val="both"/>
+        <w:rPr>
+          <w:rFonts w:ascii="Arvo" w:hAnsi="Arvo"/>
           <w:sz w:val="20"/>
           <w:szCs w:val="20"/>
         </w:rPr>
@@ -125,950 +666,6 @@
         <w:tblBorders>
           <w:top w:val="single" w:sz="4" w:space="0" w:color="auto"/>
           <w:left w:val="single" w:sz="4" w:space="0" w:color="auto"/>
-          <w:bottom w:val="single" w:sz="4" w:space="0" w:color="auto"/>
-          <w:right w:val="single" w:sz="4" w:space="0" w:color="auto"/>
-          <w:insideH w:val="single" w:sz="4" w:space="0" w:color="auto"/>
-          <w:insideV w:val="single" w:sz="4" w:space="0" w:color="auto"/>
-        </w:tblBorders>
-        <w:tblCellMar>
-          <w:left w:w="10" w:type="dxa"/>
-          <w:right w:w="10" w:type="dxa"/>
-        </w:tblCellMar>
-        <w:tblLook w:val="04A0" w:firstRow="1" w:lastRow="0" w:firstColumn="1" w:lastColumn="0" w:noHBand="0" w:noVBand="1"/>
-      </w:tblPr>
-      <w:tblGrid>
-        <w:gridCol w:w="2017"/>
-        <w:gridCol w:w="7617"/>
-      </w:tblGrid>
-      <w:tr>
-        <w:tc>
-          <w:tcPr>
-            <w:tcW w:w="1980" w:type="dxa"/>
-            <w:tcBorders>
-              <w:top w:val="single" w:sz="4" w:space="0" w:color="1A3557"/>
-              <w:left w:val="single" w:sz="4" w:space="0" w:color="1A3557"/>
-              <w:bottom w:val="single" w:sz="4" w:space="0" w:color="1A3557"/>
-              <w:right w:val="single" w:sz="4" w:space="0" w:color="1A3557"/>
-            </w:tcBorders>
-            <w:shd w:val="clear" w:color="auto" w:fill="FFF9F4"/>
-            <w:tcMar>
-              <w:top w:w="100" w:type="dxa"/>
-              <w:left w:w="120" w:type="dxa"/>
-              <w:bottom w:w="100" w:type="dxa"/>
-              <w:right w:w="120" w:type="dxa"/>
-            </w:tcMar>
-          </w:tcPr>
-          <w:p>
-            <w:pPr>
-              <w:snapToGrid w:val="0"/>
-              <w:rPr>
-                <w:sz w:val="20"/>
-                <w:szCs w:val="20"/>
-              </w:rPr>
-            </w:pPr>
-            <w:r>
-              <w:rPr>
-                <w:b/>
-                <w:bCs/>
-                <w:sz w:val="20"/>
-                <w:szCs w:val="20"/>
-              </w:rPr>
-              <w:t xml:space="preserve">Razão Social</w:t>
-            </w:r>
-          </w:p>
-        </w:tc>
-        <w:tc>
-          <w:tcPr>
-            <w:tcW w:w="7654" w:type="dxa"/>
-            <w:tcBorders>
-              <w:top w:val="single" w:sz="4" w:space="0" w:color="1A3557"/>
-              <w:left w:val="single" w:sz="4" w:space="0" w:color="1A3557"/>
-              <w:bottom w:val="single" w:sz="4" w:space="0" w:color="1A3557"/>
-              <w:right w:val="single" w:sz="4" w:space="0" w:color="1A3557"/>
-            </w:tcBorders>
-            <w:tcMar>
-              <w:top w:w="100" w:type="dxa"/>
-              <w:left w:w="120" w:type="dxa"/>
-              <w:bottom w:w="100" w:type="dxa"/>
-              <w:right w:w="120" w:type="dxa"/>
-            </w:tcMar>
-          </w:tcPr>
-          <w:p>
-            <w:pPr>
-              <w:snapToGrid w:val="0"/>
-              <w:rPr>
-                <w:b/>
-                <w:bCs/>
-                <w:sz w:val="20"/>
-                <w:szCs w:val="20"/>
-              </w:rPr>
-            </w:pPr>
-            <w:r>
-              <w:rPr>
-                <w:b/>
-                <w:bCs/>
-                <w:sz w:val="20"/>
-                <w:szCs w:val="20"/>
-              </w:rPr>
-              <w:t xml:space="preserve">Beta Ltda</w:t>
-            </w:r>
-          </w:p>
-        </w:tc>
-      </w:tr>
-      <w:tr>
-        <w:tc>
-          <w:tcPr>
-            <w:tcW w:w="1980" w:type="dxa"/>
-            <w:tcBorders>
-              <w:top w:val="single" w:sz="4" w:space="0" w:color="1A3557"/>
-              <w:left w:val="single" w:sz="4" w:space="0" w:color="1A3557"/>
-              <w:bottom w:val="single" w:sz="4" w:space="0" w:color="1A3557"/>
-              <w:right w:val="single" w:sz="4" w:space="0" w:color="1A3557"/>
-            </w:tcBorders>
-            <w:shd w:val="clear" w:color="auto" w:fill="FFF9F4"/>
-            <w:tcMar>
-              <w:top w:w="100" w:type="dxa"/>
-              <w:left w:w="120" w:type="dxa"/>
-              <w:bottom w:w="100" w:type="dxa"/>
-              <w:right w:w="120" w:type="dxa"/>
-            </w:tcMar>
-          </w:tcPr>
-          <w:p>
-            <w:pPr>
-              <w:snapToGrid w:val="0"/>
-              <w:rPr>
-                <w:sz w:val="20"/>
-                <w:szCs w:val="20"/>
-              </w:rPr>
-            </w:pPr>
-            <w:r>
-              <w:rPr>
-                <w:b/>
-                <w:bCs/>
-                <w:sz w:val="20"/>
-                <w:szCs w:val="20"/>
-              </w:rPr>
-              <w:t xml:space="preserve">CNPJ</w:t>
-            </w:r>
-          </w:p>
-        </w:tc>
-        <w:tc>
-          <w:tcPr>
-            <w:tcW w:w="7654" w:type="dxa"/>
-            <w:tcBorders>
-              <w:top w:val="single" w:sz="4" w:space="0" w:color="1A3557"/>
-              <w:left w:val="single" w:sz="4" w:space="0" w:color="1A3557"/>
-              <w:bottom w:val="single" w:sz="4" w:space="0" w:color="1A3557"/>
-              <w:right w:val="single" w:sz="4" w:space="0" w:color="1A3557"/>
-            </w:tcBorders>
-            <w:tcMar>
-              <w:top w:w="100" w:type="dxa"/>
-              <w:left w:w="120" w:type="dxa"/>
-              <w:bottom w:w="100" w:type="dxa"/>
-              <w:right w:w="120" w:type="dxa"/>
-            </w:tcMar>
-          </w:tcPr>
-          <w:p>
-            <w:pPr>
-              <w:snapToGrid w:val="0"/>
-              <w:rPr>
-                <w:sz w:val="20"/>
-                <w:szCs w:val="20"/>
-              </w:rPr>
-            </w:pPr>
-            <w:r>
-              <w:rPr>
-                <w:sz w:val="20"/>
-                <w:szCs w:val="20"/>
-              </w:rPr>
-              <w:t xml:space="preserve">98.765.432/0001-11</w:t>
-            </w:r>
-          </w:p>
-        </w:tc>
-      </w:tr>
-      <w:tr>
-        <w:tc>
-          <w:tcPr>
-            <w:tcW w:w="1980" w:type="dxa"/>
-            <w:tcBorders>
-              <w:top w:val="single" w:sz="4" w:space="0" w:color="1A3557"/>
-              <w:left w:val="single" w:sz="4" w:space="0" w:color="1A3557"/>
-              <w:bottom w:val="single" w:sz="4" w:space="0" w:color="1A3557"/>
-              <w:right w:val="single" w:sz="4" w:space="0" w:color="1A3557"/>
-            </w:tcBorders>
-            <w:shd w:val="clear" w:color="auto" w:fill="FFF9F4"/>
-            <w:tcMar>
-              <w:top w:w="100" w:type="dxa"/>
-              <w:left w:w="120" w:type="dxa"/>
-              <w:bottom w:w="100" w:type="dxa"/>
-              <w:right w:w="120" w:type="dxa"/>
-            </w:tcMar>
-          </w:tcPr>
-          <w:p>
-            <w:pPr>
-              <w:snapToGrid w:val="0"/>
-              <w:rPr>
-                <w:sz w:val="20"/>
-                <w:szCs w:val="20"/>
-              </w:rPr>
-            </w:pPr>
-            <w:r>
-              <w:rPr>
-                <w:b/>
-                <w:bCs/>
-                <w:sz w:val="20"/>
-                <w:szCs w:val="20"/>
-              </w:rPr>
-              <w:t>Endereço</w:t>
-            </w:r>
-          </w:p>
-        </w:tc>
-        <w:tc>
-          <w:tcPr>
-            <w:tcW w:w="7654" w:type="dxa"/>
-            <w:tcBorders>
-              <w:top w:val="single" w:sz="4" w:space="0" w:color="1A3557"/>
-              <w:left w:val="single" w:sz="4" w:space="0" w:color="1A3557"/>
-              <w:bottom w:val="single" w:sz="4" w:space="0" w:color="1A3557"/>
-              <w:right w:val="single" w:sz="4" w:space="0" w:color="1A3557"/>
-            </w:tcBorders>
-            <w:tcMar>
-              <w:top w:w="100" w:type="dxa"/>
-              <w:left w:w="120" w:type="dxa"/>
-              <w:bottom w:w="100" w:type="dxa"/>
-              <w:right w:w="120" w:type="dxa"/>
-            </w:tcMar>
-          </w:tcPr>
-          <w:p>
-            <w:pPr>
-              <w:snapToGrid w:val="0"/>
-              <w:rPr>
-                <w:sz w:val="20"/>
-                <w:szCs w:val="20"/>
-              </w:rPr>
-            </w:pPr>
-            <w:proofErr w:type="spellStart"/>
-            <w:proofErr w:type="spellEnd"/>
-            <w:r>
-              <w:rPr>
-                <w:sz w:val="20"/>
-                <w:szCs w:val="20"/>
-              </w:rPr>
-              <w:t xml:space="preserve"/>
-            </w:r>
-          </w:p>
-        </w:tc>
-      </w:tr>
-      <w:tr>
-        <w:tc>
-          <w:tcPr>
-            <w:tcW w:w="1980" w:type="dxa"/>
-            <w:tcBorders>
-              <w:top w:val="single" w:sz="4" w:space="0" w:color="1A3557"/>
-              <w:left w:val="single" w:sz="4" w:space="0" w:color="1A3557"/>
-              <w:bottom w:val="single" w:sz="4" w:space="0" w:color="1A3557"/>
-              <w:right w:val="single" w:sz="4" w:space="0" w:color="1A3557"/>
-            </w:tcBorders>
-            <w:shd w:val="clear" w:color="auto" w:fill="FFF9F4"/>
-            <w:tcMar>
-              <w:top w:w="100" w:type="dxa"/>
-              <w:left w:w="120" w:type="dxa"/>
-              <w:bottom w:w="100" w:type="dxa"/>
-              <w:right w:w="120" w:type="dxa"/>
-            </w:tcMar>
-          </w:tcPr>
-          <w:p>
-            <w:pPr>
-              <w:snapToGrid w:val="0"/>
-              <w:rPr>
-                <w:sz w:val="20"/>
-                <w:szCs w:val="20"/>
-              </w:rPr>
-            </w:pPr>
-            <w:r>
-              <w:rPr>
-                <w:b/>
-                <w:bCs/>
-                <w:sz w:val="20"/>
-                <w:szCs w:val="20"/>
-              </w:rPr>
-              <w:t>Responsável</w:t>
-            </w:r>
-          </w:p>
-        </w:tc>
-        <w:tc>
-          <w:tcPr>
-            <w:tcW w:w="7654" w:type="dxa"/>
-            <w:tcBorders>
-              <w:top w:val="single" w:sz="4" w:space="0" w:color="1A3557"/>
-              <w:left w:val="single" w:sz="4" w:space="0" w:color="1A3557"/>
-              <w:bottom w:val="single" w:sz="4" w:space="0" w:color="1A3557"/>
-              <w:right w:val="single" w:sz="4" w:space="0" w:color="1A3557"/>
-            </w:tcBorders>
-            <w:tcMar>
-              <w:top w:w="100" w:type="dxa"/>
-              <w:left w:w="120" w:type="dxa"/>
-              <w:bottom w:w="100" w:type="dxa"/>
-              <w:right w:w="120" w:type="dxa"/>
-            </w:tcMar>
-          </w:tcPr>
-          <w:p>
-            <w:pPr>
-              <w:snapToGrid w:val="0"/>
-              <w:rPr>
-                <w:sz w:val="20"/>
-                <w:szCs w:val="20"/>
-              </w:rPr>
-            </w:pPr>
-            <w:r>
-              <w:rPr>
-                <w:sz w:val="20"/>
-                <w:szCs w:val="20"/>
-              </w:rPr>
-              <w:t xml:space="preserve"/>
-            </w:r>
-          </w:p>
-        </w:tc>
-      </w:tr>
-    </w:tbl>
-    <w:p>
-      <w:pPr>
-        <w:snapToGrid w:val="0"/>
-        <w:rPr>
-          <w:sz w:val="20"/>
-          <w:szCs w:val="20"/>
-        </w:rPr>
-      </w:pPr>
-    </w:p>
-    <w:p>
-      <w:pPr>
-        <w:keepNext/>
-        <w:snapToGrid w:val="0"/>
-        <w:rPr>
-          <w:b/>
-          <w:bCs/>
-          <w:smallCaps/>
-          <w:sz w:val="20"/>
-          <w:szCs w:val="20"/>
-        </w:rPr>
-      </w:pPr>
-      <w:r>
-        <w:rPr>
-          <w:b/>
-          <w:bCs/>
-          <w:smallCaps/>
-          <w:sz w:val="20"/>
-          <w:szCs w:val="20"/>
-        </w:rPr>
-        <w:lastRenderedPageBreak/>
-        <w:t>2. QUADRO RESUMO DA CONTRATAÇÃO</w:t>
-      </w:r>
-    </w:p>
-    <w:p>
-      <w:pPr>
-        <w:keepNext/>
-        <w:snapToGrid w:val="0"/>
-        <w:rPr>
-          <w:sz w:val="20"/>
-          <w:szCs w:val="20"/>
-        </w:rPr>
-      </w:pPr>
-    </w:p>
-    <w:p>
-      <w:pPr>
-        <w:keepNext/>
-        <w:snapToGrid w:val="0"/>
-        <w:rPr>
-          <w:b/>
-          <w:bCs/>
-          <w:sz w:val="20"/>
-          <w:szCs w:val="20"/>
-        </w:rPr>
-      </w:pPr>
-      <w:r>
-        <w:rPr>
-          <w:b/>
-          <w:bCs/>
-          <w:sz w:val="20"/>
-          <w:szCs w:val="20"/>
-        </w:rPr>
-        <w:t xml:space="preserve">Escopo</w:t>
-      </w:r>
-    </w:p>
-    <w:p>
-      <w:pPr>
-        <w:keepNext/>
-        <w:snapToGrid w:val="0"/>
-        <w:rPr>
-          <w:sz w:val="20"/>
-          <w:szCs w:val="20"/>
-        </w:rPr>
-      </w:pPr>
-    </w:p>
-    <w:p>
-      <w:pPr>
-        <w:snapToGrid w:val="0"/>
-        <w:rPr>
-          <w:sz w:val="20"/>
-          <w:szCs w:val="20"/>
-        </w:rPr>
-      </w:pPr>
-    </w:p>
-    <w:tbl>
-      <w:tblPr>
-        <w:tblW w:w="9634" w:type="dxa"/>
-        <w:tblBorders>
-          <w:top w:val="single" w:sz="4" w:space="0" w:color="auto"/>
-          <w:left w:val="single" w:sz="4" w:space="0" w:color="auto"/>
-          <w:bottom w:val="single" w:sz="4" w:space="0" w:color="auto"/>
-          <w:right w:val="single" w:sz="4" w:space="0" w:color="auto"/>
-          <w:insideH w:val="single" w:sz="4" w:space="0" w:color="auto"/>
-          <w:insideV w:val="single" w:sz="4" w:space="0" w:color="auto"/>
-        </w:tblBorders>
-        <w:tblCellMar>
-          <w:left w:w="10" w:type="dxa"/>
-          <w:right w:w="10" w:type="dxa"/>
-        </w:tblCellMar>
-        <w:tblLook w:val="04A0" w:firstRow="1" w:lastRow="0" w:firstColumn="1" w:lastColumn="0" w:noHBand="0" w:noVBand="1"/>
-      </w:tblPr>
-      <w:tblGrid>
-        <w:gridCol w:w="1980"/>
-        <w:gridCol w:w="7654"/>
-      </w:tblGrid>
-      <w:tr>
-        <w:tc>
-          <w:tcPr>
-            <w:tcW w:w="1980" w:type="dxa"/>
-            <w:tcBorders>
-              <w:top w:val="single" w:sz="4" w:space="0" w:color="1A3557"/>
-              <w:left w:val="single" w:sz="4" w:space="0" w:color="1A3557"/>
-              <w:bottom w:val="single" w:sz="4" w:space="0" w:color="1A3557"/>
-              <w:right w:val="single" w:sz="4" w:space="0" w:color="1A3557"/>
-            </w:tcBorders>
-            <w:shd w:val="clear" w:color="auto" w:fill="FFF9F4"/>
-            <w:tcMar>
-              <w:top w:w="100" w:type="dxa"/>
-              <w:left w:w="120" w:type="dxa"/>
-              <w:bottom w:w="100" w:type="dxa"/>
-              <w:right w:w="120" w:type="dxa"/>
-            </w:tcMar>
-          </w:tcPr>
-          <w:p>
-            <w:pPr>
-              <w:snapToGrid w:val="0"/>
-              <w:rPr>
-                <w:sz w:val="20"/>
-                <w:szCs w:val="20"/>
-              </w:rPr>
-            </w:pPr>
-            <w:r>
-              <w:rPr>
-                <w:b/>
-                <w:bCs/>
-                <w:sz w:val="20"/>
-                <w:szCs w:val="20"/>
-              </w:rPr>
-              <w:t>Atuação Contenciosa</w:t>
-            </w:r>
-          </w:p>
-        </w:tc>
-        <w:tc>
-          <w:tcPr>
-            <w:tcW w:w="7654" w:type="dxa"/>
-            <w:tcBorders>
-              <w:top w:val="single" w:sz="4" w:space="0" w:color="1A3557"/>
-              <w:left w:val="single" w:sz="4" w:space="0" w:color="1A3557"/>
-              <w:bottom w:val="single" w:sz="4" w:space="0" w:color="1A3557"/>
-              <w:right w:val="single" w:sz="4" w:space="0" w:color="1A3557"/>
-            </w:tcBorders>
-            <w:tcMar>
-              <w:top w:w="100" w:type="dxa"/>
-              <w:left w:w="120" w:type="dxa"/>
-              <w:bottom w:w="100" w:type="dxa"/>
-              <w:right w:w="120" w:type="dxa"/>
-            </w:tcMar>
-          </w:tcPr>
-          <w:p>
-            <w:pPr>
-              <w:snapToGrid w:val="0"/>
-              <w:rPr>
-                <w:sz w:val="20"/>
-                <w:szCs w:val="20"/>
-              </w:rPr>
-            </w:pPr>
-            <w:r>
-              <w:rPr>
-                <w:sz w:val="20"/>
-                <w:szCs w:val="20"/>
-              </w:rPr>
-              <w:t xml:space="preserve">Trabalhista — defesa.</w:t>
-            </w:r>
-          </w:p>
-        </w:tc>
-      </w:tr>
-    </w:tbl>
-    <w:p>
-      <w:pPr>
-        <w:snapToGrid w:val="0"/>
-        <w:rPr>
-          <w:sz w:val="20"/>
-          <w:szCs w:val="20"/>
-        </w:rPr>
-      </w:pPr>
-    </w:p>
-    <w:p>
-      <w:pPr>
-        <w:snapToGrid w:val="0"/>
-        <w:rPr>
-          <w:sz w:val="20"/>
-          <w:szCs w:val="20"/>
-        </w:rPr>
-      </w:pPr>
-    </w:p>
-    <w:p>
-      <w:pPr>
-        <w:keepNext/>
-        <w:snapToGrid w:val="0"/>
-        <w:rPr>
-          <w:b/>
-          <w:bCs/>
-          <w:smallCaps/>
-          <w:sz w:val="20"/>
-          <w:szCs w:val="20"/>
-        </w:rPr>
-      </w:pPr>
-      <w:r>
-        <w:rPr>
-          <w:b/>
-          <w:bCs/>
-          <w:smallCaps/>
-          <w:sz w:val="20"/>
-          <w:szCs w:val="20"/>
-        </w:rPr>
-        <w:t xml:space="preserve">4. HONORÁRIOS DE ASSESSORIA CONTENCIOSA</w:t>
-      </w:r>
-    </w:p>
-    <w:p>
-      <w:pPr>
-        <w:snapToGrid w:val="0"/>
-        <w:jc w:val="both"/>
-        <w:rPr>
-          <w:sz w:val="20"/>
-          <w:szCs w:val="20"/>
-        </w:rPr>
-      </w:pPr>
-    </w:p>
-    <w:p>
-      <w:pPr>
-        <w:keepNext/>
-        <w:snapToGrid w:val="0"/>
-        <w:rPr>
-          <w:sz w:val="20"/>
-          <w:szCs w:val="20"/>
-        </w:rPr>
-      </w:pPr>
-      <w:r>
-        <w:rPr>
-          <w:b/>
-          <w:bCs/>
-          <w:sz w:val="20"/>
-          <w:szCs w:val="20"/>
-        </w:rPr>
-        <w:t>Preço Mensal</w:t>
-      </w:r>
-    </w:p>
-    <w:p>
-      <w:pPr>
-        <w:snapToGrid w:val="0"/>
-        <w:jc w:val="both"/>
-        <w:rPr>
-          <w:sz w:val="20"/>
-          <w:szCs w:val="20"/>
-        </w:rPr>
-      </w:pPr>
-      <w:r>
-        <w:rPr>
-          <w:sz w:val="20"/>
-          <w:szCs w:val="20"/>
-        </w:rPr>
-        <w:t>Os honorários serão fixados em valor mensal único para a condução de uma quantidade de processos delimitada, aplicando-se às ações excedentes os critérios específicos abaixo definidos</w:t>
-      </w:r>
-      <w:r>
-        <w:rPr>
-          <w:sz w:val="20"/>
-          <w:szCs w:val="20"/>
-        </w:rPr>
-        <w:t>.</w:t>
-      </w:r>
-    </w:p>
-    <w:p>
-      <w:pPr>
-        <w:snapToGrid w:val="0"/>
-        <w:jc w:val="both"/>
-        <w:rPr>
-          <w:sz w:val="20"/>
-          <w:szCs w:val="20"/>
-        </w:rPr>
-      </w:pPr>
-    </w:p>
-    <w:tbl>
-      <w:tblPr>
-        <w:tblW w:w="9634" w:type="dxa"/>
-        <w:tblBorders>
-          <w:top w:val="single" w:sz="4" w:space="0" w:color="auto"/>
-          <w:left w:val="single" w:sz="4" w:space="0" w:color="auto"/>
-          <w:bottom w:val="single" w:sz="4" w:space="0" w:color="auto"/>
-          <w:right w:val="single" w:sz="4" w:space="0" w:color="auto"/>
-          <w:insideH w:val="single" w:sz="4" w:space="0" w:color="auto"/>
-          <w:insideV w:val="single" w:sz="4" w:space="0" w:color="auto"/>
-        </w:tblBorders>
-        <w:tblCellMar>
-          <w:left w:w="10" w:type="dxa"/>
-          <w:right w:w="10" w:type="dxa"/>
-        </w:tblCellMar>
-        <w:tblLook w:val="04A0" w:firstRow="1" w:lastRow="0" w:firstColumn="1" w:lastColumn="0" w:noHBand="0" w:noVBand="1"/>
-      </w:tblPr>
-      <w:tblGrid>
-        <w:gridCol w:w="4600"/>
-        <w:gridCol w:w="5034"/>
-      </w:tblGrid>
-      <w:tr>
-        <w:tc>
-          <w:tcPr>
-            <w:tcW w:w="4600" w:type="dxa"/>
-            <w:tcBorders>
-              <w:top w:val="single" w:sz="4" w:space="0" w:color="1A3557"/>
-              <w:left w:val="single" w:sz="4" w:space="0" w:color="1A3557"/>
-              <w:bottom w:val="single" w:sz="4" w:space="0" w:color="1A3557"/>
-              <w:right w:val="single" w:sz="4" w:space="0" w:color="1A3557"/>
-            </w:tcBorders>
-            <w:shd w:val="clear" w:color="auto" w:fill="FFF9F4"/>
-            <w:tcMar>
-              <w:top w:w="100" w:type="dxa"/>
-              <w:left w:w="120" w:type="dxa"/>
-              <w:bottom w:w="100" w:type="dxa"/>
-              <w:right w:w="120" w:type="dxa"/>
-            </w:tcMar>
-          </w:tcPr>
-          <w:p>
-            <w:pPr>
-              <w:snapToGrid w:val="0"/>
-              <w:rPr>
-                <w:sz w:val="20"/>
-                <w:szCs w:val="20"/>
-              </w:rPr>
-            </w:pPr>
-            <w:r>
-              <w:rPr>
-                <w:b/>
-                <w:bCs/>
-                <w:sz w:val="20"/>
-                <w:szCs w:val="20"/>
-              </w:rPr>
-              <w:t>Valor Mensal Fixo</w:t>
-            </w:r>
-          </w:p>
-        </w:tc>
-        <w:tc>
-          <w:tcPr>
-            <w:tcW w:w="5034" w:type="dxa"/>
-            <w:tcBorders>
-              <w:top w:val="single" w:sz="4" w:space="0" w:color="1A3557"/>
-              <w:left w:val="single" w:sz="4" w:space="0" w:color="1A3557"/>
-              <w:bottom w:val="single" w:sz="4" w:space="0" w:color="1A3557"/>
-              <w:right w:val="single" w:sz="4" w:space="0" w:color="1A3557"/>
-            </w:tcBorders>
-            <w:tcMar>
-              <w:top w:w="100" w:type="dxa"/>
-              <w:left w:w="120" w:type="dxa"/>
-              <w:bottom w:w="100" w:type="dxa"/>
-              <w:right w:w="120" w:type="dxa"/>
-            </w:tcMar>
-          </w:tcPr>
-          <w:p>
-            <w:pPr>
-              <w:snapToGrid w:val="0"/>
-              <w:rPr>
-                <w:sz w:val="20"/>
-                <w:szCs w:val="20"/>
-              </w:rPr>
-            </w:pPr>
-            <w:r>
-              <w:rPr>
-                <w:sz w:val="20"/>
-                <w:szCs w:val="20"/>
-              </w:rPr>
-              <w:t xml:space="preserve">R$ 8.000,00</w:t>
-            </w:r>
-          </w:p>
-        </w:tc>
-      </w:tr>
-      <w:tr>
-        <w:tc>
-          <w:tcPr>
-            <w:tcW w:w="4600" w:type="dxa"/>
-            <w:tcBorders>
-              <w:top w:val="single" w:sz="4" w:space="0" w:color="1A3557"/>
-              <w:left w:val="single" w:sz="4" w:space="0" w:color="1A3557"/>
-              <w:bottom w:val="single" w:sz="4" w:space="0" w:color="1A3557"/>
-              <w:right w:val="single" w:sz="4" w:space="0" w:color="1A3557"/>
-            </w:tcBorders>
-            <w:shd w:val="clear" w:color="auto" w:fill="FFF9F4"/>
-            <w:tcMar>
-              <w:top w:w="100" w:type="dxa"/>
-              <w:left w:w="120" w:type="dxa"/>
-              <w:bottom w:w="100" w:type="dxa"/>
-              <w:right w:w="120" w:type="dxa"/>
-            </w:tcMar>
-          </w:tcPr>
-          <w:p>
-            <w:pPr>
-              <w:snapToGrid w:val="0"/>
-              <w:rPr>
-                <w:sz w:val="20"/>
-                <w:szCs w:val="20"/>
-              </w:rPr>
-            </w:pPr>
-            <w:r>
-              <w:rPr>
-                <w:b/>
-                <w:bCs/>
-                <w:sz w:val="20"/>
-                <w:szCs w:val="20"/>
-              </w:rPr>
-              <w:t>Número Máximo de Ações Cobertas</w:t>
-            </w:r>
-          </w:p>
-        </w:tc>
-        <w:tc>
-          <w:tcPr>
-            <w:tcW w:w="5034" w:type="dxa"/>
-            <w:tcBorders>
-              <w:top w:val="single" w:sz="4" w:space="0" w:color="1A3557"/>
-              <w:left w:val="single" w:sz="4" w:space="0" w:color="1A3557"/>
-              <w:bottom w:val="single" w:sz="4" w:space="0" w:color="1A3557"/>
-              <w:right w:val="single" w:sz="4" w:space="0" w:color="1A3557"/>
-            </w:tcBorders>
-            <w:tcMar>
-              <w:top w:w="100" w:type="dxa"/>
-              <w:left w:w="120" w:type="dxa"/>
-              <w:bottom w:w="100" w:type="dxa"/>
-              <w:right w:w="120" w:type="dxa"/>
-            </w:tcMar>
-          </w:tcPr>
-          <w:p>
-            <w:pPr>
-              <w:snapToGrid w:val="0"/>
-              <w:rPr>
-                <w:sz w:val="20"/>
-                <w:szCs w:val="20"/>
-              </w:rPr>
-            </w:pPr>
-            <w:r>
-              <w:rPr>
-                <w:sz w:val="20"/>
-                <w:szCs w:val="20"/>
-              </w:rPr>
-              <w:t xml:space="preserve">20 (vinte) ações</w:t>
-            </w:r>
-          </w:p>
-        </w:tc>
-      </w:tr>
-      <w:tr>
-        <w:tc>
-          <w:tcPr>
-            <w:tcW w:w="4600" w:type="dxa"/>
-            <w:tcBorders>
-              <w:top w:val="single" w:sz="4" w:space="0" w:color="1A3557"/>
-              <w:left w:val="single" w:sz="4" w:space="0" w:color="1A3557"/>
-              <w:bottom w:val="single" w:sz="4" w:space="0" w:color="1A3557"/>
-              <w:right w:val="single" w:sz="4" w:space="0" w:color="1A3557"/>
-            </w:tcBorders>
-            <w:shd w:val="clear" w:color="auto" w:fill="FFF9F4"/>
-            <w:tcMar>
-              <w:top w:w="100" w:type="dxa"/>
-              <w:left w:w="120" w:type="dxa"/>
-              <w:bottom w:w="100" w:type="dxa"/>
-              <w:right w:w="120" w:type="dxa"/>
-            </w:tcMar>
-          </w:tcPr>
-          <w:p>
-            <w:pPr>
-              <w:snapToGrid w:val="0"/>
-              <w:rPr>
-                <w:sz w:val="20"/>
-                <w:szCs w:val="20"/>
-              </w:rPr>
-            </w:pPr>
-            <w:r>
-              <w:rPr>
-                <w:b/>
-                <w:bCs/>
-                <w:sz w:val="20"/>
-                <w:szCs w:val="20"/>
-              </w:rPr>
-              <w:t>Critério para Ações Excedentes</w:t>
-            </w:r>
-          </w:p>
-        </w:tc>
-        <w:tc>
-          <w:tcPr>
-            <w:tcW w:w="5034" w:type="dxa"/>
-            <w:tcBorders>
-              <w:top w:val="single" w:sz="4" w:space="0" w:color="1A3557"/>
-              <w:left w:val="single" w:sz="4" w:space="0" w:color="1A3557"/>
-              <w:bottom w:val="single" w:sz="4" w:space="0" w:color="1A3557"/>
-              <w:right w:val="single" w:sz="4" w:space="0" w:color="1A3557"/>
-            </w:tcBorders>
-            <w:tcMar>
-              <w:top w:w="100" w:type="dxa"/>
-              <w:left w:w="120" w:type="dxa"/>
-              <w:bottom w:w="100" w:type="dxa"/>
-              <w:right w:w="120" w:type="dxa"/>
-            </w:tcMar>
-          </w:tcPr>
-          <w:p>
-            <w:pPr>
-              <w:snapToGrid w:val="0"/>
-              <w:rPr>
-                <w:sz w:val="20"/>
-                <w:szCs w:val="20"/>
-              </w:rPr>
-            </w:pPr>
-            <w:r>
-              <w:rPr>
-                <w:sz w:val="20"/>
-                <w:szCs w:val="20"/>
-              </w:rPr>
-              <w:t xml:space="preserve"/>
-            </w:r>
-          </w:p>
-        </w:tc>
-      </w:tr>
-    </w:tbl>
-    <w:p>
-      <w:pPr>
-        <w:snapToGrid w:val="0"/>
-        <w:rPr>
-          <w:sz w:val="20"/>
-          <w:szCs w:val="20"/>
-        </w:rPr>
-      </w:pPr>
-    </w:p>
-    <w:p>
-      <w:pPr>
-        <w:keepNext/>
-        <w:snapToGrid w:val="0"/>
-        <w:rPr>
-          <w:b/>
-          <w:bCs/>
-          <w:sz w:val="20"/>
-          <w:szCs w:val="20"/>
-        </w:rPr>
-      </w:pPr>
-      <w:r>
-        <w:rPr>
-          <w:b/>
-          <w:bCs/>
-          <w:sz w:val="20"/>
-          <w:szCs w:val="20"/>
-        </w:rPr>
-        <w:t xml:space="preserve">Horas para Serviços </w:t>
-      </w:r>
-      <w:r>
-        <w:rPr>
-          <w:b/>
-          <w:bCs/>
-          <w:sz w:val="20"/>
-          <w:szCs w:val="20"/>
-        </w:rPr>
-        <w:t xml:space="preserve">Extra Escopo</w:t>
-      </w:r>
-      <w:r>
-        <w:rPr>
-          <w:b/>
-          <w:bCs/>
-          <w:sz w:val="20"/>
-          <w:szCs w:val="20"/>
-        </w:rPr>
-        <w:t xml:space="preserve"> </w:t>
-      </w:r>
-    </w:p>
-    <w:p>
-      <w:pPr>
-        <w:keepNext/>
-        <w:snapToGrid w:val="0"/>
-        <w:rPr>
-          <w:sz w:val="20"/>
-          <w:szCs w:val="20"/>
-        </w:rPr>
-      </w:pPr>
-    </w:p>
-    <w:p>
-      <w:pPr>
-        <w:keepNext/>
-        <w:snapToGrid w:val="0"/>
-        <w:rPr>
-          <w:b/>
-          <w:bCs/>
-          <w:sz w:val="20"/>
-          <w:szCs w:val="20"/>
-        </w:rPr>
-      </w:pPr>
-      <w:r>
-        <w:rPr>
-          <w:b/>
-          <w:bCs/>
-          <w:sz w:val="20"/>
-          <w:szCs w:val="20"/>
-        </w:rPr>
-        <w:t>Hora Fixa (independente do executor)</w:t>
-      </w:r>
-    </w:p>
-    <w:p>
-      <w:pPr>
-        <w:keepNext/>
-        <w:snapToGrid w:val="0"/>
-        <w:rPr>
-          <w:sz w:val="20"/>
-          <w:szCs w:val="20"/>
-        </w:rPr>
-      </w:pPr>
-    </w:p>
-    <w:p>
-      <w:pPr>
-        <w:snapToGrid w:val="0"/>
-        <w:jc w:val="both"/>
-        <w:rPr>
-          <w:sz w:val="20"/>
-          <w:szCs w:val="20"/>
-        </w:rPr>
-      </w:pPr>
-      <w:r>
-        <w:rPr>
-          <w:sz w:val="20"/>
-          <w:szCs w:val="20"/>
-        </w:rPr>
-        <w:t>Os honorários serão apurados com base em valor horário único, aplicável indistintamente a qualquer profissional alocado na prestação dos serviços consultivos.</w:t>
-      </w:r>
-    </w:p>
-    <w:p>
-      <w:pPr>
-        <w:snapToGrid w:val="0"/>
-        <w:jc w:val="both"/>
-        <w:rPr>
-          <w:sz w:val="20"/>
-          <w:szCs w:val="20"/>
-        </w:rPr>
-      </w:pPr>
-    </w:p>
-    <w:tbl>
-      <w:tblPr>
-        <w:tblW w:w="9634" w:type="dxa"/>
-        <w:tblBorders>
-          <w:top w:val="single" w:sz="4" w:space="0" w:color="auto"/>
-          <w:left w:val="single" w:sz="4" w:space="0" w:color="auto"/>
-          <w:bottom w:val="single" w:sz="4" w:space="0" w:color="auto"/>
           <w:right w:val="single" w:sz="4" w:space="0" w:color="auto"/>
           <w:insideH w:val="single" w:sz="4" w:space="0" w:color="auto"/>
           <w:insideV w:val="single" w:sz="4" w:space="0" w:color="auto"/>
@@ -1104,13 +701,421 @@
           <w:p>
             <w:pPr>
               <w:snapToGrid w:val="0"/>
+              <w:spacing w:line="276" w:lineRule="auto"/>
               <w:rPr>
+                <w:rFonts w:ascii="Arvo" w:hAnsi="Arvo"/>
                 <w:sz w:val="20"/>
                 <w:szCs w:val="20"/>
               </w:rPr>
             </w:pPr>
             <w:r>
               <w:rPr>
+                <w:rFonts w:ascii="Arvo" w:hAnsi="Arvo"/>
+                <w:b/>
+                <w:bCs/>
+                <w:sz w:val="20"/>
+                <w:szCs w:val="20"/>
+              </w:rPr>
+              <w:t>Valor Mensal Fixo</w:t>
+            </w:r>
+          </w:p>
+        </w:tc>
+        <w:tc>
+          <w:tcPr>
+            <w:tcW w:w="6378" w:type="dxa"/>
+            <w:tcBorders>
+              <w:top w:val="single" w:sz="4" w:space="0" w:color="1A3557"/>
+              <w:left w:val="single" w:sz="4" w:space="0" w:color="1A3557"/>
+              <w:bottom w:val="single" w:sz="4" w:space="0" w:color="1A3557"/>
+              <w:right w:val="single" w:sz="4" w:space="0" w:color="1A3557"/>
+            </w:tcBorders>
+            <w:tcMar>
+              <w:top w:w="100" w:type="dxa"/>
+              <w:left w:w="120" w:type="dxa"/>
+              <w:bottom w:w="100" w:type="dxa"/>
+              <w:right w:w="120" w:type="dxa"/>
+            </w:tcMar>
+          </w:tcPr>
+          <w:p>
+            <w:pPr>
+              <w:snapToGrid w:val="0"/>
+              <w:spacing w:line="276" w:lineRule="auto"/>
+              <w:rPr>
+                <w:rFonts w:ascii="Arvo" w:hAnsi="Arvo"/>
+                <w:sz w:val="20"/>
+                <w:szCs w:val="20"/>
+              </w:rPr>
+            </w:pPr>
+            <w:r>
+              <w:rPr>
+                <w:rFonts w:ascii="Arvo" w:hAnsi="Arvo"/>
+                <w:sz w:val="20"/>
+                <w:szCs w:val="20"/>
+              </w:rPr>
+              <w:t xml:space="preserve">R$ 8.000,00</w:t>
+            </w:r>
+          </w:p>
+        </w:tc>
+      </w:tr>
+      <w:tr>
+        <w:tc>
+          <w:tcPr>
+            <w:tcW w:w="3256" w:type="dxa"/>
+            <w:tcBorders>
+              <w:top w:val="single" w:sz="4" w:space="0" w:color="1A3557"/>
+              <w:left w:val="single" w:sz="4" w:space="0" w:color="1A3557"/>
+              <w:bottom w:val="single" w:sz="4" w:space="0" w:color="1A3557"/>
+              <w:right w:val="single" w:sz="4" w:space="0" w:color="1A3557"/>
+            </w:tcBorders>
+            <w:shd w:val="clear" w:color="auto" w:fill="FFF9F4"/>
+            <w:tcMar>
+              <w:top w:w="100" w:type="dxa"/>
+              <w:left w:w="120" w:type="dxa"/>
+              <w:bottom w:w="100" w:type="dxa"/>
+              <w:right w:w="120" w:type="dxa"/>
+            </w:tcMar>
+          </w:tcPr>
+          <w:p>
+            <w:pPr>
+              <w:snapToGrid w:val="0"/>
+              <w:spacing w:line="276" w:lineRule="auto"/>
+              <w:rPr>
+                <w:rFonts w:ascii="Arvo" w:hAnsi="Arvo"/>
+                <w:sz w:val="20"/>
+                <w:szCs w:val="20"/>
+              </w:rPr>
+            </w:pPr>
+            <w:r>
+              <w:rPr>
+                <w:rFonts w:ascii="Arvo" w:hAnsi="Arvo"/>
+                <w:b/>
+                <w:bCs/>
+                <w:sz w:val="20"/>
+                <w:szCs w:val="20"/>
+              </w:rPr>
+              <w:t>Número Máximo de Ações Cobertas</w:t>
+            </w:r>
+          </w:p>
+        </w:tc>
+        <w:tc>
+          <w:tcPr>
+            <w:tcW w:w="6378" w:type="dxa"/>
+            <w:tcBorders>
+              <w:top w:val="single" w:sz="4" w:space="0" w:color="1A3557"/>
+              <w:left w:val="single" w:sz="4" w:space="0" w:color="1A3557"/>
+              <w:bottom w:val="single" w:sz="4" w:space="0" w:color="1A3557"/>
+              <w:right w:val="single" w:sz="4" w:space="0" w:color="1A3557"/>
+            </w:tcBorders>
+            <w:tcMar>
+              <w:top w:w="100" w:type="dxa"/>
+              <w:left w:w="120" w:type="dxa"/>
+              <w:bottom w:w="100" w:type="dxa"/>
+              <w:right w:w="120" w:type="dxa"/>
+            </w:tcMar>
+          </w:tcPr>
+          <w:p>
+            <w:pPr>
+              <w:snapToGrid w:val="0"/>
+              <w:spacing w:line="276" w:lineRule="auto"/>
+              <w:rPr>
+                <w:rFonts w:ascii="Arvo" w:hAnsi="Arvo"/>
+                <w:sz w:val="20"/>
+                <w:szCs w:val="20"/>
+              </w:rPr>
+            </w:pPr>
+            <w:r>
+              <w:rPr>
+                <w:rFonts w:ascii="Arvo" w:hAnsi="Arvo"/>
+                <w:sz w:val="20"/>
+                <w:szCs w:val="20"/>
+              </w:rPr>
+              <w:t xml:space="preserve">20 (vinte) ações</w:t>
+            </w:r>
+          </w:p>
+        </w:tc>
+      </w:tr>
+      <w:tr>
+        <w:tc>
+          <w:tcPr>
+            <w:tcW w:w="3256" w:type="dxa"/>
+            <w:tcBorders>
+              <w:top w:val="single" w:sz="4" w:space="0" w:color="1A3557"/>
+              <w:left w:val="single" w:sz="4" w:space="0" w:color="1A3557"/>
+              <w:bottom w:val="single" w:sz="4" w:space="0" w:color="1A3557"/>
+              <w:right w:val="single" w:sz="4" w:space="0" w:color="1A3557"/>
+            </w:tcBorders>
+            <w:shd w:val="clear" w:color="auto" w:fill="FFF9F4"/>
+            <w:tcMar>
+              <w:top w:w="100" w:type="dxa"/>
+              <w:left w:w="120" w:type="dxa"/>
+              <w:bottom w:w="100" w:type="dxa"/>
+              <w:right w:w="120" w:type="dxa"/>
+            </w:tcMar>
+          </w:tcPr>
+          <w:p>
+            <w:pPr>
+              <w:snapToGrid w:val="0"/>
+              <w:spacing w:line="276" w:lineRule="auto"/>
+              <w:rPr>
+                <w:rFonts w:ascii="Arvo" w:hAnsi="Arvo"/>
+                <w:sz w:val="20"/>
+                <w:szCs w:val="20"/>
+              </w:rPr>
+            </w:pPr>
+            <w:r>
+              <w:rPr>
+                <w:rFonts w:ascii="Arvo" w:hAnsi="Arvo"/>
+                <w:b/>
+                <w:bCs/>
+                <w:sz w:val="20"/>
+                <w:szCs w:val="20"/>
+              </w:rPr>
+              <w:t>Critério para Ações Excedentes</w:t>
+            </w:r>
+          </w:p>
+        </w:tc>
+        <w:tc>
+          <w:tcPr>
+            <w:tcW w:w="6378" w:type="dxa"/>
+            <w:tcBorders>
+              <w:top w:val="single" w:sz="4" w:space="0" w:color="1A3557"/>
+              <w:left w:val="single" w:sz="4" w:space="0" w:color="1A3557"/>
+              <w:bottom w:val="single" w:sz="4" w:space="0" w:color="1A3557"/>
+              <w:right w:val="single" w:sz="4" w:space="0" w:color="1A3557"/>
+            </w:tcBorders>
+            <w:tcMar>
+              <w:top w:w="100" w:type="dxa"/>
+              <w:left w:w="120" w:type="dxa"/>
+              <w:bottom w:w="100" w:type="dxa"/>
+              <w:right w:w="120" w:type="dxa"/>
+            </w:tcMar>
+          </w:tcPr>
+          <w:p>
+            <w:pPr>
+              <w:snapToGrid w:val="0"/>
+              <w:spacing w:line="276" w:lineRule="auto"/>
+              <w:jc w:val="both"/>
+              <w:rPr>
+                <w:rFonts w:ascii="Arvo" w:hAnsi="Arvo"/>
+                <w:sz w:val="20"/>
+                <w:szCs w:val="20"/>
+              </w:rPr>
+            </w:pPr>
+            <w:r>
+              <w:rPr>
+                <w:rFonts w:ascii="Arvo" w:hAnsi="Arvo"/>
+                <w:sz w:val="20"/>
+                <w:szCs w:val="20"/>
+              </w:rPr>
+              <w:t xml:space="preserve"/>
+            </w:r>
+          </w:p>
+        </w:tc>
+      </w:tr>
+    </w:tbl>
+    <w:p>
+      <w:pPr>
+        <w:snapToGrid w:val="0"/>
+        <w:spacing w:line="276" w:lineRule="auto"/>
+        <w:rPr>
+          <w:rFonts w:ascii="Arvo" w:hAnsi="Arvo"/>
+          <w:sz w:val="20"/>
+          <w:szCs w:val="20"/>
+        </w:rPr>
+      </w:pPr>
+    </w:p>
+    <w:p>
+      <w:pPr>
+        <w:keepNext/>
+        <w:snapToGrid w:val="0"/>
+        <w:spacing w:line="276" w:lineRule="auto"/>
+        <w:rPr>
+          <w:rFonts w:ascii="Arvo" w:hAnsi="Arvo"/>
+          <w:b/>
+          <w:bCs/>
+          <w:sz w:val="20"/>
+          <w:szCs w:val="20"/>
+        </w:rPr>
+      </w:pPr>
+      <w:r>
+        <w:rPr>
+          <w:rFonts w:ascii="Arvo" w:hAnsi="Arvo"/>
+          <w:b/>
+          <w:bCs/>
+          <w:sz w:val="20"/>
+          <w:szCs w:val="20"/>
+        </w:rPr>
+        <w:lastRenderedPageBreak/>
+        <w:t xml:space="preserve">Horas para Serviços </w:t>
+      </w:r>
+      <w:r>
+        <w:rPr>
+          <w:rFonts w:ascii="Arvo" w:hAnsi="Arvo"/>
+          <w:b/>
+          <w:bCs/>
+          <w:sz w:val="20"/>
+          <w:szCs w:val="20"/>
+        </w:rPr>
+        <w:t>Extra Escopo</w:t>
+      </w:r>
+      <w:r>
+        <w:rPr>
+          <w:rFonts w:ascii="Arvo" w:hAnsi="Arvo"/>
+          <w:b/>
+          <w:bCs/>
+          <w:sz w:val="20"/>
+          <w:szCs w:val="20"/>
+        </w:rPr>
+        <w:t xml:space="preserve"> </w:t>
+      </w:r>
+    </w:p>
+    <w:p>
+      <w:pPr>
+        <w:keepNext/>
+        <w:snapToGrid w:val="0"/>
+        <w:spacing w:line="276" w:lineRule="auto"/>
+        <w:rPr>
+          <w:rFonts w:ascii="Arvo" w:hAnsi="Arvo"/>
+          <w:sz w:val="20"/>
+          <w:szCs w:val="20"/>
+        </w:rPr>
+      </w:pPr>
+    </w:p>
+    <w:p>
+      <w:pPr>
+        <w:keepNext/>
+        <w:snapToGrid w:val="0"/>
+        <w:spacing w:line="276" w:lineRule="auto"/>
+        <w:rPr>
+          <w:rFonts w:ascii="Arvo" w:hAnsi="Arvo"/>
+          <w:b/>
+          <w:bCs/>
+          <w:sz w:val="20"/>
+          <w:szCs w:val="20"/>
+        </w:rPr>
+      </w:pPr>
+      <w:r>
+        <w:rPr>
+          <w:rFonts w:ascii="Arvo" w:hAnsi="Arvo"/>
+          <w:b/>
+          <w:bCs/>
+          <w:sz w:val="20"/>
+          <w:szCs w:val="20"/>
+        </w:rPr>
+        <w:t>Hora Fixa (independente do executor)</w:t>
+      </w:r>
+    </w:p>
+    <w:p>
+      <w:pPr>
+        <w:keepNext/>
+        <w:snapToGrid w:val="0"/>
+        <w:spacing w:line="276" w:lineRule="auto"/>
+        <w:rPr>
+          <w:rFonts w:ascii="Arvo" w:hAnsi="Arvo"/>
+          <w:sz w:val="20"/>
+          <w:szCs w:val="20"/>
+        </w:rPr>
+      </w:pPr>
+    </w:p>
+    <w:p>
+      <w:pPr>
+        <w:snapToGrid w:val="0"/>
+        <w:spacing w:line="276" w:lineRule="auto"/>
+        <w:jc w:val="both"/>
+        <w:rPr>
+          <w:rFonts w:ascii="Arvo" w:hAnsi="Arvo"/>
+          <w:sz w:val="20"/>
+          <w:szCs w:val="20"/>
+        </w:rPr>
+      </w:pPr>
+      <w:r>
+        <w:rPr>
+          <w:rFonts w:ascii="Arvo" w:hAnsi="Arvo"/>
+          <w:sz w:val="20"/>
+          <w:szCs w:val="20"/>
+        </w:rPr>
+        <w:t xml:space="preserve">Aplicar-se-á </w:t>
+      </w:r>
+      <w:r>
+        <w:rPr>
+          <w:rFonts w:ascii="Arvo" w:hAnsi="Arvo"/>
+          <w:sz w:val="20"/>
+          <w:szCs w:val="20"/>
+        </w:rPr>
+        <w:t>o</w:t>
+      </w:r>
+      <w:r>
+        <w:rPr>
+          <w:rFonts w:ascii="Arvo" w:hAnsi="Arvo"/>
+          <w:sz w:val="20"/>
+          <w:szCs w:val="20"/>
+        </w:rPr>
+        <w:t xml:space="preserve"> valor abaixo para serviços fora do escopo contencioso delimitado neste instrumento, apurados mensalmente em relatório de horas a ser encaminhado pelo Contratado.</w:t>
+      </w:r>
+    </w:p>
+    <w:p>
+      <w:pPr>
+        <w:snapToGrid w:val="0"/>
+        <w:spacing w:line="276" w:lineRule="auto"/>
+        <w:jc w:val="both"/>
+        <w:rPr>
+          <w:rFonts w:ascii="Arvo" w:hAnsi="Arvo"/>
+          <w:sz w:val="20"/>
+          <w:szCs w:val="20"/>
+        </w:rPr>
+      </w:pPr>
+    </w:p>
+    <w:tbl>
+      <w:tblPr>
+        <w:tblW w:w="9634" w:type="dxa"/>
+        <w:tblBorders>
+          <w:top w:val="single" w:sz="4" w:space="0" w:color="auto"/>
+          <w:left w:val="single" w:sz="4" w:space="0" w:color="auto"/>
+          <w:right w:val="single" w:sz="4" w:space="0" w:color="auto"/>
+          <w:insideH w:val="single" w:sz="4" w:space="0" w:color="auto"/>
+          <w:insideV w:val="single" w:sz="4" w:space="0" w:color="auto"/>
+        </w:tblBorders>
+        <w:tblCellMar>
+          <w:left w:w="10" w:type="dxa"/>
+          <w:right w:w="10" w:type="dxa"/>
+        </w:tblCellMar>
+        <w:tblLook w:val="04A0" w:firstRow="1" w:lastRow="0" w:firstColumn="1" w:lastColumn="0" w:noHBand="0" w:noVBand="1"/>
+      </w:tblPr>
+      <w:tblGrid>
+        <w:gridCol w:w="3256"/>
+        <w:gridCol w:w="6378"/>
+      </w:tblGrid>
+      <w:tr>
+        <w:tc>
+          <w:tcPr>
+            <w:tcW w:w="3256" w:type="dxa"/>
+            <w:tcBorders>
+              <w:top w:val="single" w:sz="4" w:space="0" w:color="1A3557"/>
+              <w:left w:val="single" w:sz="4" w:space="0" w:color="1A3557"/>
+              <w:bottom w:val="single" w:sz="4" w:space="0" w:color="1A3557"/>
+              <w:right w:val="single" w:sz="4" w:space="0" w:color="1A3557"/>
+            </w:tcBorders>
+            <w:shd w:val="clear" w:color="auto" w:fill="FFF9F4"/>
+            <w:tcMar>
+              <w:top w:w="100" w:type="dxa"/>
+              <w:left w:w="120" w:type="dxa"/>
+              <w:bottom w:w="100" w:type="dxa"/>
+              <w:right w:w="120" w:type="dxa"/>
+            </w:tcMar>
+          </w:tcPr>
+          <w:p>
+            <w:pPr>
+              <w:snapToGrid w:val="0"/>
+              <w:spacing w:line="276" w:lineRule="auto"/>
+              <w:rPr>
+                <w:rFonts w:ascii="Arvo" w:hAnsi="Arvo"/>
+                <w:sz w:val="20"/>
+                <w:szCs w:val="20"/>
+              </w:rPr>
+            </w:pPr>
+            <w:r>
+              <w:rPr>
+                <w:rFonts w:ascii="Arvo" w:hAnsi="Arvo"/>
                 <w:b/>
                 <w:bCs/>
                 <w:sz w:val="20"/>
@@ -1139,14 +1144,17 @@
           <w:p>
             <w:pPr>
               <w:snapToGrid w:val="0"/>
+              <w:spacing w:line="276" w:lineRule="auto"/>
               <w:jc w:val="center"/>
               <w:rPr>
+                <w:rFonts w:ascii="Arvo" w:hAnsi="Arvo"/>
                 <w:sz w:val="20"/>
                 <w:szCs w:val="20"/>
               </w:rPr>
             </w:pPr>
             <w:r>
               <w:rPr>
+                <w:rFonts w:ascii="Arvo" w:hAnsi="Arvo"/>
                 <w:sz w:val="20"/>
                 <w:szCs w:val="20"/>
               </w:rPr>
@@ -1159,7 +1167,9 @@
     <w:p>
       <w:pPr>
         <w:snapToGrid w:val="0"/>
-        <w:rPr>
+        <w:spacing w:line="276" w:lineRule="auto"/>
+        <w:rPr>
+          <w:rFonts w:ascii="Arvo" w:hAnsi="Arvo"/>
           <w:sz w:val="20"/>
           <w:szCs w:val="20"/>
         </w:rPr>
@@ -1169,46 +1179,52 @@
       <w:pPr>
         <w:keepNext/>
         <w:snapToGrid w:val="0"/>
-        <w:rPr>
+        <w:spacing w:line="276" w:lineRule="auto"/>
+        <w:rPr>
+          <w:rFonts w:ascii="Arvo" w:hAnsi="Arvo"/>
           <w:b/>
           <w:bCs/>
-          <w:smallCaps/>
-          <w:sz w:val="20"/>
-          <w:szCs w:val="20"/>
-        </w:rPr>
-      </w:pPr>
-      <w:r>
-        <w:rPr>
+          <w:sz w:val="20"/>
+          <w:szCs w:val="20"/>
+        </w:rPr>
+      </w:pPr>
+      <w:r>
+        <w:rPr>
+          <w:rFonts w:ascii="Arvo" w:hAnsi="Arvo"/>
           <w:b/>
           <w:bCs/>
-          <w:smallCaps/>
-          <w:sz w:val="20"/>
-          <w:szCs w:val="20"/>
-        </w:rPr>
-        <w:t>5. DESPESAS APLICÁVEIS A ESTE ESCOPO</w:t>
+          <w:sz w:val="20"/>
+          <w:szCs w:val="20"/>
+        </w:rPr>
+        <w:t>Despesas Aplicáveis a Este Escopo</w:t>
       </w:r>
     </w:p>
     <w:p>
       <w:pPr>
         <w:keepNext/>
         <w:snapToGrid w:val="0"/>
-        <w:rPr>
-          <w:sz w:val="20"/>
-          <w:szCs w:val="20"/>
-        </w:rPr>
-      </w:pPr>
-    </w:p>
-    <w:p>
-      <w:pPr>
-        <w:snapToGrid w:val="0"/>
+        <w:spacing w:line="276" w:lineRule="auto"/>
+        <w:rPr>
+          <w:rFonts w:ascii="Arvo" w:hAnsi="Arvo"/>
+          <w:sz w:val="20"/>
+          <w:szCs w:val="20"/>
+        </w:rPr>
+      </w:pPr>
+    </w:p>
+    <w:p>
+      <w:pPr>
+        <w:snapToGrid w:val="0"/>
+        <w:spacing w:line="276" w:lineRule="auto"/>
         <w:jc w:val="both"/>
         <w:rPr>
-          <w:sz w:val="20"/>
-          <w:szCs w:val="20"/>
-        </w:rPr>
-      </w:pPr>
-      <w:r>
-        <w:rPr>
+          <w:rFonts w:ascii="Arvo" w:hAnsi="Arvo"/>
+          <w:sz w:val="20"/>
+          <w:szCs w:val="20"/>
+        </w:rPr>
+      </w:pPr>
+      <w:r>
+        <w:rPr>
+          <w:rFonts w:ascii="Arvo" w:hAnsi="Arvo"/>
           <w:sz w:val="20"/>
           <w:szCs w:val="20"/>
         </w:rPr>
@@ -1216,6 +1232,7 @@
       </w:r>
       <w:r>
         <w:rPr>
+          <w:rFonts w:ascii="Arvo" w:hAnsi="Arvo"/>
           <w:sz w:val="20"/>
           <w:szCs w:val="20"/>
         </w:rPr>
@@ -1223,13 +1240,31 @@
       </w:r>
       <w:r>
         <w:rPr>
-          <w:sz w:val="20"/>
-          <w:szCs w:val="20"/>
-        </w:rPr>
-        <w:t>as categorias de despesa abaixo indicadas, sem prejuízo das disposições gerais de reembolso previstas no</w:t>
-      </w:r>
-      <w:r>
-        <w:rPr>
+          <w:rFonts w:ascii="Arvo" w:hAnsi="Arvo"/>
+          <w:sz w:val="20"/>
+          <w:szCs w:val="20"/>
+        </w:rPr>
+        <w:t xml:space="preserve">as categorias de despesa abaixo indicadas, </w:t>
+      </w:r>
+      <w:r>
+        <w:rPr>
+          <w:rFonts w:ascii="Arvo" w:hAnsi="Arvo"/>
+          <w:sz w:val="20"/>
+          <w:szCs w:val="20"/>
+        </w:rPr>
+        <w:t>conforme</w:t>
+      </w:r>
+      <w:r>
+        <w:rPr>
+          <w:rFonts w:ascii="Arvo" w:hAnsi="Arvo"/>
+          <w:sz w:val="20"/>
+          <w:szCs w:val="20"/>
+        </w:rPr>
+        <w:t xml:space="preserve"> disposições gerais de reembolso previstas no</w:t>
+      </w:r>
+      <w:r>
+        <w:rPr>
+          <w:rFonts w:ascii="Arvo" w:hAnsi="Arvo"/>
           <w:sz w:val="20"/>
           <w:szCs w:val="20"/>
         </w:rPr>
@@ -1237,13 +1272,7 @@
       </w:r>
       <w:r>
         <w:rPr>
-          <w:sz w:val="20"/>
-          <w:szCs w:val="20"/>
-        </w:rPr>
-        <w:t>, conforme previamente aprovadas, apuradas e posteriormente comprovadas</w:t>
-      </w:r>
-      <w:r>
-        <w:rPr>
+          <w:rFonts w:ascii="Arvo" w:hAnsi="Arvo"/>
           <w:sz w:val="20"/>
           <w:szCs w:val="20"/>
         </w:rPr>
@@ -1253,8 +1282,10 @@
     <w:p>
       <w:pPr>
         <w:snapToGrid w:val="0"/>
+        <w:spacing w:line="276" w:lineRule="auto"/>
         <w:jc w:val="both"/>
         <w:rPr>
+          <w:rFonts w:ascii="Arvo" w:hAnsi="Arvo"/>
           <w:sz w:val="20"/>
           <w:szCs w:val="20"/>
         </w:rPr>
@@ -1266,7 +1297,6 @@
         <w:tblBorders>
           <w:top w:val="single" w:sz="4" w:space="0" w:color="auto"/>
           <w:left w:val="single" w:sz="4" w:space="0" w:color="auto"/>
-          <w:bottom w:val="single" w:sz="4" w:space="0" w:color="auto"/>
           <w:right w:val="single" w:sz="4" w:space="0" w:color="auto"/>
           <w:insideH w:val="single" w:sz="4" w:space="0" w:color="auto"/>
           <w:insideV w:val="single" w:sz="4" w:space="0" w:color="auto"/>
@@ -1278,13 +1308,13 @@
         <w:tblLook w:val="04A0" w:firstRow="1" w:lastRow="0" w:firstColumn="1" w:lastColumn="0" w:noHBand="0" w:noVBand="1"/>
       </w:tblPr>
       <w:tblGrid>
-        <w:gridCol w:w="3000"/>
-        <w:gridCol w:w="6634"/>
+        <w:gridCol w:w="3761"/>
+        <w:gridCol w:w="5873"/>
       </w:tblGrid>
       <w:tr>
         <w:tc>
           <w:tcPr>
-            <w:tcW w:w="3000" w:type="dxa"/>
+            <w:tcW w:w="3256" w:type="dxa"/>
             <w:tcBorders>
               <w:top w:val="single" w:sz="4" w:space="0" w:color="1A3557"/>
               <w:left w:val="single" w:sz="4" w:space="0" w:color="1A3557"/>
@@ -1302,34 +1332,28 @@
           <w:p>
             <w:pPr>
               <w:snapToGrid w:val="0"/>
+              <w:spacing w:line="276" w:lineRule="auto"/>
               <w:rPr>
+                <w:rFonts w:ascii="Arvo" w:hAnsi="Arvo"/>
                 <w:sz w:val="20"/>
                 <w:szCs w:val="20"/>
               </w:rPr>
             </w:pPr>
             <w:r>
               <w:rPr>
+                <w:rFonts w:ascii="Arvo" w:hAnsi="Arvo"/>
                 <w:b/>
                 <w:bCs/>
                 <w:sz w:val="20"/>
                 <w:szCs w:val="20"/>
               </w:rPr>
-              <w:t xml:space="preserve">Despesas </w:t>
-            </w:r>
-            <w:r>
-              <w:rPr>
-                <w:b/>
-                <w:bCs/>
-                <w:sz w:val="20"/>
-                <w:szCs w:val="20"/>
-              </w:rPr>
-              <w:t xml:space="preserve">Gerais</w:t>
+              <w:t xml:space="preserve">Despesas Logísticas</w:t>
             </w:r>
           </w:p>
         </w:tc>
         <w:tc>
           <w:tcPr>
-            <w:tcW w:w="6634" w:type="dxa"/>
+            <w:tcW w:w="6378" w:type="dxa"/>
             <w:tcBorders>
               <w:top w:val="single" w:sz="4" w:space="0" w:color="1A3557"/>
               <w:left w:val="single" w:sz="4" w:space="0" w:color="1A3557"/>
@@ -1346,18 +1370,21 @@
           <w:p>
             <w:pPr>
               <w:snapToGrid w:val="0"/>
+              <w:spacing w:line="276" w:lineRule="auto"/>
               <w:jc w:val="both"/>
               <w:rPr>
+                <w:rFonts w:ascii="Arvo" w:hAnsi="Arvo"/>
                 <w:sz w:val="20"/>
                 <w:szCs w:val="20"/>
               </w:rPr>
             </w:pPr>
             <w:r>
               <w:rPr>
+                <w:rFonts w:ascii="Arvo" w:hAnsi="Arvo"/>
                 <w:sz w:val="20"/>
                 <w:szCs w:val="20"/>
               </w:rPr>
-              <w:t xml:space="preserve">Deslocamento em veículo próprio: R$ 2,50 por km e estacionamento, táxi, transporte por aplicativo, hospedagem e alimentação.</w:t>
+              <w:t xml:space="preserve">Deslocamento em veículo próprio: R$ 2,50 por km e estacionamento, táxi, transporte por aplicativo, hospedagem e alimentação;</w:t>
             </w:r>
           </w:p>
         </w:tc>
@@ -1365,7 +1392,7 @@
       <w:tr>
         <w:tc>
           <w:tcPr>
-            <w:tcW w:w="3000" w:type="dxa"/>
+            <w:tcW w:w="3256" w:type="dxa"/>
             <w:tcBorders>
               <w:top w:val="single" w:sz="4" w:space="0" w:color="1A3557"/>
               <w:left w:val="single" w:sz="4" w:space="0" w:color="1A3557"/>
@@ -1383,35 +1410,28 @@
           <w:p>
             <w:pPr>
               <w:snapToGrid w:val="0"/>
+              <w:spacing w:line="276" w:lineRule="auto"/>
               <w:rPr>
+                <w:rFonts w:ascii="Arvo" w:hAnsi="Arvo"/>
                 <w:sz w:val="20"/>
                 <w:szCs w:val="20"/>
               </w:rPr>
             </w:pPr>
             <w:r>
               <w:rPr>
+                <w:rFonts w:ascii="Arvo" w:hAnsi="Arvo"/>
                 <w:b/>
                 <w:bCs/>
                 <w:sz w:val="20"/>
                 <w:szCs w:val="20"/>
               </w:rPr>
-              <w:lastRenderedPageBreak/>
-              <w:t xml:space="preserve">Despesas </w:t>
-            </w:r>
-            <w:r>
-              <w:rPr>
-                <w:b/>
-                <w:bCs/>
-                <w:sz w:val="20"/>
-                <w:szCs w:val="20"/>
-              </w:rPr>
-              <w:t xml:space="preserve">Específicas</w:t>
+              <w:t xml:space="preserve">Despesas Gerais</w:t>
             </w:r>
           </w:p>
         </w:tc>
         <w:tc>
           <w:tcPr>
-            <w:tcW w:w="6634" w:type="dxa"/>
+            <w:tcW w:w="6378" w:type="dxa"/>
             <w:tcBorders>
               <w:top w:val="single" w:sz="4" w:space="0" w:color="1A3557"/>
               <w:left w:val="single" w:sz="4" w:space="0" w:color="1A3557"/>
@@ -1428,14 +1448,17 @@
           <w:p>
             <w:pPr>
               <w:snapToGrid w:val="0"/>
+              <w:spacing w:line="276" w:lineRule="auto"/>
               <w:jc w:val="both"/>
               <w:rPr>
+                <w:rFonts w:ascii="Arvo" w:hAnsi="Arvo"/>
                 <w:sz w:val="20"/>
                 <w:szCs w:val="20"/>
               </w:rPr>
             </w:pPr>
             <w:r>
               <w:rPr>
+                <w:rFonts w:ascii="Arvo" w:hAnsi="Arvo"/>
                 <w:sz w:val="20"/>
                 <w:szCs w:val="20"/>
               </w:rPr>
@@ -1448,8 +1471,10 @@
     <w:p>
       <w:pPr>
         <w:snapToGrid w:val="0"/>
+        <w:spacing w:line="276" w:lineRule="auto"/>
         <w:jc w:val="both"/>
         <w:rPr>
+          <w:rFonts w:ascii="Arvo" w:hAnsi="Arvo"/>
           <w:i/>
           <w:iCs/>
           <w:sz w:val="20"/>
@@ -1460,65 +1485,10 @@
     <w:p>
       <w:pPr>
         <w:snapToGrid w:val="0"/>
-        <w:jc w:val="both"/>
-        <w:rPr>
-          <w:i/>
-          <w:iCs/>
-          <w:sz w:val="20"/>
-          <w:szCs w:val="20"/>
-        </w:rPr>
-      </w:pPr>
-      <w:r>
-        <w:rPr>
-          <w:i/>
-          <w:iCs/>
-          <w:sz w:val="20"/>
-          <w:szCs w:val="20"/>
-        </w:rPr>
-        <w:t>As condições gerais de reembolso de despesas, inclusive autorizações prévias, limites, comprovação e prestação de contas, são aquelas previstas n</w:t>
-      </w:r>
-      <w:r>
-        <w:rPr>
-          <w:i/>
-          <w:iCs/>
-          <w:sz w:val="20"/>
-          <w:szCs w:val="20"/>
-        </w:rPr>
-        <w:t>o</w:t>
-      </w:r>
-      <w:r>
-        <w:rPr>
-          <w:i/>
-          <w:iCs/>
-          <w:sz w:val="20"/>
-          <w:szCs w:val="20"/>
-        </w:rPr>
-        <w:t>s Termos e Condições desta Proposta</w:t>
-      </w:r>
-      <w:r>
-        <w:rPr>
-          <w:i/>
-          <w:iCs/>
-          <w:sz w:val="20"/>
-          <w:szCs w:val="20"/>
-        </w:rPr>
-        <w:t xml:space="preserve">.</w:t>
-      </w:r>
-    </w:p>
-    <w:p>
-      <w:pPr>
-        <w:snapToGrid w:val="0"/>
-        <w:rPr>
-          <w:sz w:val="20"/>
-          <w:szCs w:val="20"/>
-        </w:rPr>
-      </w:pPr>
-    </w:p>
-    <w:p>
-      <w:pPr>
-        <w:snapToGrid w:val="0"/>
+        <w:spacing w:line="276" w:lineRule="auto"/>
         <w:jc w:val="center"/>
         <w:rPr>
+          <w:rFonts w:ascii="Arvo" w:hAnsi="Arvo"/>
           <w:b/>
           <w:bCs/>
           <w:smallCaps/>
@@ -1528,6 +1498,7 @@
       </w:pPr>
       <w:r>
         <w:rPr>
+          <w:rFonts w:ascii="Arvo" w:hAnsi="Arvo"/>
           <w:b/>
           <w:bCs/>
           <w:smallCaps/>
@@ -1538,6 +1509,7 @@
       </w:r>
       <w:r>
         <w:rPr>
+          <w:rFonts w:ascii="Arvo" w:hAnsi="Arvo"/>
           <w:b/>
           <w:bCs/>
           <w:smallCaps/>
@@ -1548,6 +1520,7 @@
       </w:r>
       <w:r>
         <w:rPr>
+          <w:rFonts w:ascii="Arvo" w:hAnsi="Arvo"/>
           <w:b/>
           <w:bCs/>
           <w:smallCaps/>
@@ -1558,6 +1531,7 @@
       </w:r>
       <w:r>
         <w:rPr>
+          <w:rFonts w:ascii="Arvo" w:hAnsi="Arvo"/>
           <w:b/>
           <w:bCs/>
           <w:smallCaps/>
@@ -1570,24 +1544,29 @@
     <w:p>
       <w:pPr>
         <w:snapToGrid w:val="0"/>
+        <w:spacing w:line="276" w:lineRule="auto"/>
         <w:jc w:val="center"/>
         <w:rPr>
-          <w:sz w:val="20"/>
-          <w:szCs w:val="20"/>
-        </w:rPr>
-      </w:pPr>
-    </w:p>
-    <w:p>
-      <w:pPr>
-        <w:snapToGrid w:val="0"/>
+          <w:rFonts w:ascii="Arvo" w:hAnsi="Arvo"/>
+          <w:sz w:val="20"/>
+          <w:szCs w:val="20"/>
+        </w:rPr>
+      </w:pPr>
+    </w:p>
+    <w:p>
+      <w:pPr>
+        <w:snapToGrid w:val="0"/>
+        <w:spacing w:line="276" w:lineRule="auto"/>
         <w:jc w:val="both"/>
         <w:rPr>
-          <w:sz w:val="20"/>
-          <w:szCs w:val="20"/>
-        </w:rPr>
-      </w:pPr>
-      <w:r>
-        <w:rPr>
+          <w:rFonts w:ascii="Arvo" w:hAnsi="Arvo"/>
+          <w:sz w:val="20"/>
+          <w:szCs w:val="20"/>
+        </w:rPr>
+      </w:pPr>
+      <w:r>
+        <w:rPr>
+          <w:rFonts w:ascii="Arvo" w:hAnsi="Arvo"/>
           <w:sz w:val="20"/>
           <w:szCs w:val="20"/>
         </w:rPr>
@@ -1595,6 +1574,7 @@
       </w:r>
       <w:r>
         <w:rPr>
+          <w:rFonts w:ascii="Arvo" w:hAnsi="Arvo"/>
           <w:sz w:val="20"/>
           <w:szCs w:val="20"/>
         </w:rPr>
@@ -1602,6 +1582,7 @@
       </w:r>
       <w:r>
         <w:rPr>
+          <w:rFonts w:ascii="Arvo" w:hAnsi="Arvo"/>
           <w:sz w:val="20"/>
           <w:szCs w:val="20"/>
         </w:rPr>
@@ -1609,6 +1590,7 @@
       </w:r>
       <w:r>
         <w:rPr>
+          <w:rFonts w:ascii="Arvo" w:hAnsi="Arvo"/>
           <w:sz w:val="20"/>
           <w:szCs w:val="20"/>
         </w:rPr>
@@ -1616,6 +1598,7 @@
       </w:r>
       <w:r>
         <w:rPr>
+          <w:rFonts w:ascii="Arvo" w:hAnsi="Arvo"/>
           <w:sz w:val="20"/>
           <w:szCs w:val="20"/>
         </w:rPr>
@@ -1623,6 +1606,7 @@
       </w:r>
       <w:r>
         <w:rPr>
+          <w:rFonts w:ascii="Arvo" w:hAnsi="Arvo"/>
           <w:b/>
           <w:bCs/>
           <w:sz w:val="20"/>
@@ -1632,6 +1616,7 @@
       </w:r>
       <w:r>
         <w:rPr>
+          <w:rFonts w:ascii="Arvo" w:hAnsi="Arvo"/>
           <w:sz w:val="20"/>
           <w:szCs w:val="20"/>
         </w:rPr>
@@ -1639,6 +1624,7 @@
       </w:r>
       <w:r>
         <w:rPr>
+          <w:rFonts w:ascii="Arvo" w:hAnsi="Arvo"/>
           <w:sz w:val="20"/>
           <w:szCs w:val="20"/>
         </w:rPr>
@@ -1646,6 +1632,7 @@
       </w:r>
       <w:r>
         <w:rPr>
+          <w:rFonts w:ascii="Arvo" w:hAnsi="Arvo"/>
           <w:sz w:val="20"/>
           <w:szCs w:val="20"/>
         </w:rPr>
@@ -1653,6 +1640,7 @@
       </w:r>
       <w:r>
         <w:rPr>
+          <w:rFonts w:ascii="Arvo" w:hAnsi="Arvo"/>
           <w:sz w:val="20"/>
           <w:szCs w:val="20"/>
         </w:rPr>
@@ -1660,6 +1648,7 @@
       </w:r>
       <w:r>
         <w:rPr>
+          <w:rFonts w:ascii="Arvo" w:hAnsi="Arvo"/>
           <w:sz w:val="20"/>
           <w:szCs w:val="20"/>
         </w:rPr>
@@ -1667,6 +1656,7 @@
       </w:r>
       <w:r>
         <w:rPr>
+          <w:rFonts w:ascii="Arvo" w:hAnsi="Arvo"/>
           <w:sz w:val="20"/>
           <w:szCs w:val="20"/>
         </w:rPr>
@@ -1674,6 +1664,7 @@
       </w:r>
       <w:r>
         <w:rPr>
+          <w:rFonts w:ascii="Arvo" w:hAnsi="Arvo"/>
           <w:sz w:val="20"/>
           <w:szCs w:val="20"/>
         </w:rPr>
@@ -1681,6 +1672,7 @@
       </w:r>
       <w:r>
         <w:rPr>
+          <w:rFonts w:ascii="Arvo" w:hAnsi="Arvo"/>
           <w:sz w:val="20"/>
           <w:szCs w:val="20"/>
         </w:rPr>
@@ -1688,6 +1680,7 @@
       </w:r>
       <w:r>
         <w:rPr>
+          <w:rFonts w:ascii="Arvo" w:hAnsi="Arvo"/>
           <w:sz w:val="20"/>
           <w:szCs w:val="20"/>
         </w:rPr>
@@ -1695,6 +1688,7 @@
       </w:r>
       <w:r>
         <w:rPr>
+          <w:rFonts w:ascii="Arvo" w:hAnsi="Arvo"/>
           <w:sz w:val="20"/>
           <w:szCs w:val="20"/>
         </w:rPr>
@@ -1702,6 +1696,7 @@
       </w:r>
       <w:r>
         <w:rPr>
+          <w:rFonts w:ascii="Arvo" w:hAnsi="Arvo"/>
           <w:sz w:val="20"/>
           <w:szCs w:val="20"/>
         </w:rPr>
@@ -1709,6 +1704,7 @@
       </w:r>
       <w:r>
         <w:rPr>
+          <w:rFonts w:ascii="Arvo" w:hAnsi="Arvo"/>
           <w:sz w:val="20"/>
           <w:szCs w:val="20"/>
         </w:rPr>
@@ -1716,6 +1712,7 @@
       </w:r>
       <w:r>
         <w:rPr>
+          <w:rFonts w:ascii="Arvo" w:hAnsi="Arvo"/>
           <w:sz w:val="20"/>
           <w:szCs w:val="20"/>
         </w:rPr>
@@ -1723,6 +1720,7 @@
       </w:r>
       <w:r>
         <w:rPr>
+          <w:rFonts w:ascii="Arvo" w:hAnsi="Arvo"/>
           <w:sz w:val="20"/>
           <w:szCs w:val="20"/>
         </w:rPr>
@@ -1730,6 +1728,7 @@
       </w:r>
       <w:r>
         <w:rPr>
+          <w:rFonts w:ascii="Arvo" w:hAnsi="Arvo"/>
           <w:sz w:val="20"/>
           <w:szCs w:val="20"/>
         </w:rPr>
@@ -1739,8 +1738,10 @@
     <w:p>
       <w:pPr>
         <w:snapToGrid w:val="0"/>
+        <w:spacing w:line="276" w:lineRule="auto"/>
         <w:jc w:val="both"/>
         <w:rPr>
+          <w:rFonts w:ascii="Arvo" w:hAnsi="Arvo"/>
           <w:sz w:val="20"/>
           <w:szCs w:val="20"/>
         </w:rPr>
@@ -1755,14 +1756,17 @@
           <w:numId w:val="2"/>
         </w:numPr>
         <w:snapToGrid w:val="0"/>
+        <w:spacing w:line="276" w:lineRule="auto"/>
         <w:ind w:left="709" w:hanging="709"/>
         <w:rPr>
-          <w:sz w:val="20"/>
-          <w:szCs w:val="20"/>
-        </w:rPr>
-      </w:pPr>
-      <w:r>
-        <w:rPr>
+          <w:rFonts w:ascii="Arvo" w:hAnsi="Arvo"/>
+          <w:sz w:val="20"/>
+          <w:szCs w:val="20"/>
+        </w:rPr>
+      </w:pPr>
+      <w:r>
+        <w:rPr>
+          <w:rFonts w:ascii="Arvo" w:hAnsi="Arvo"/>
           <w:b/>
           <w:bCs/>
           <w:smallCaps/>
@@ -1777,8 +1781,10 @@
         <w:pStyle w:val="PargrafodaLista"/>
         <w:keepNext/>
         <w:snapToGrid w:val="0"/>
+        <w:spacing w:line="276" w:lineRule="auto"/>
         <w:ind w:left="709" w:hanging="709"/>
         <w:rPr>
+          <w:rFonts w:ascii="Arvo" w:hAnsi="Arvo"/>
           <w:sz w:val="20"/>
           <w:szCs w:val="20"/>
         </w:rPr>
@@ -1792,15 +1798,18 @@
           <w:numId w:val="2"/>
         </w:numPr>
         <w:snapToGrid w:val="0"/>
+        <w:spacing w:line="276" w:lineRule="auto"/>
         <w:ind w:left="709" w:hanging="709"/>
         <w:jc w:val="both"/>
         <w:rPr>
-          <w:sz w:val="20"/>
-          <w:szCs w:val="20"/>
-        </w:rPr>
-      </w:pPr>
-      <w:r>
-        <w:rPr>
+          <w:rFonts w:ascii="Arvo" w:hAnsi="Arvo"/>
+          <w:sz w:val="20"/>
+          <w:szCs w:val="20"/>
+        </w:rPr>
+      </w:pPr>
+      <w:r>
+        <w:rPr>
+          <w:rFonts w:ascii="Arvo" w:hAnsi="Arvo"/>
           <w:sz w:val="20"/>
           <w:szCs w:val="20"/>
         </w:rPr>
@@ -1808,6 +1817,7 @@
       </w:r>
       <w:r>
         <w:rPr>
+          <w:rFonts w:ascii="Arvo" w:hAnsi="Arvo"/>
           <w:sz w:val="20"/>
           <w:szCs w:val="20"/>
         </w:rPr>
@@ -1815,13 +1825,47 @@
       </w:r>
       <w:r>
         <w:rPr>
-          <w:sz w:val="20"/>
-          <w:szCs w:val="20"/>
-        </w:rPr>
-        <w:t xml:space="preserve"> descritos no Escopo de Trabalho integrante deste instrumento, nas modalidades de atuação e condições comerciais ali estabelecidas, </w:t>
-      </w:r>
-      <w:r>
-        <w:rPr>
+          <w:rFonts w:ascii="Arvo" w:hAnsi="Arvo"/>
+          <w:sz w:val="20"/>
+          <w:szCs w:val="20"/>
+        </w:rPr>
+        <w:t xml:space="preserve"> descritos no Escopo de Trabalho integrante deste instrumento, nas modalidades de atuação e </w:t>
+      </w:r>
+      <w:r>
+        <w:rPr>
+          <w:rFonts w:ascii="Arvo" w:hAnsi="Arvo"/>
+          <w:sz w:val="20"/>
+          <w:szCs w:val="20"/>
+        </w:rPr>
+        <w:t>Condições</w:t>
+      </w:r>
+      <w:r>
+        <w:rPr>
+          <w:rFonts w:ascii="Arvo" w:hAnsi="Arvo"/>
+          <w:sz w:val="20"/>
+          <w:szCs w:val="20"/>
+        </w:rPr>
+        <w:t xml:space="preserve"> </w:t>
+      </w:r>
+      <w:r>
+        <w:rPr>
+          <w:rFonts w:ascii="Arvo" w:hAnsi="Arvo"/>
+          <w:sz w:val="20"/>
+          <w:szCs w:val="20"/>
+        </w:rPr>
+        <w:t>Específicas</w:t>
+      </w:r>
+      <w:r>
+        <w:rPr>
+          <w:rFonts w:ascii="Arvo" w:hAnsi="Arvo"/>
+          <w:sz w:val="20"/>
+          <w:szCs w:val="20"/>
+        </w:rPr>
+        <w:t xml:space="preserve"> ali estabelecidas, </w:t>
+      </w:r>
+      <w:r>
+        <w:rPr>
+          <w:rFonts w:ascii="Arvo" w:hAnsi="Arvo"/>
           <w:sz w:val="20"/>
           <w:szCs w:val="20"/>
         </w:rPr>
@@ -1829,6 +1873,7 @@
       </w:r>
       <w:r>
         <w:rPr>
+          <w:rFonts w:ascii="Arvo" w:hAnsi="Arvo"/>
           <w:sz w:val="20"/>
           <w:szCs w:val="20"/>
         </w:rPr>
@@ -1836,6 +1881,7 @@
       </w:r>
       <w:r>
         <w:rPr>
+          <w:rFonts w:ascii="Arvo" w:hAnsi="Arvo"/>
           <w:sz w:val="20"/>
           <w:szCs w:val="20"/>
         </w:rPr>
@@ -1843,6 +1889,7 @@
       </w:r>
       <w:r>
         <w:rPr>
+          <w:rFonts w:ascii="Arvo" w:hAnsi="Arvo"/>
           <w:sz w:val="20"/>
           <w:szCs w:val="20"/>
         </w:rPr>
@@ -1850,6 +1897,7 @@
       </w:r>
       <w:r>
         <w:rPr>
+          <w:rFonts w:ascii="Arvo" w:hAnsi="Arvo"/>
           <w:sz w:val="20"/>
           <w:szCs w:val="20"/>
         </w:rPr>
@@ -1857,6 +1905,7 @@
       </w:r>
       <w:r>
         <w:rPr>
+          <w:rFonts w:ascii="Arvo" w:hAnsi="Arvo"/>
           <w:sz w:val="20"/>
           <w:szCs w:val="20"/>
         </w:rPr>
@@ -1864,6 +1913,7 @@
       </w:r>
       <w:r>
         <w:rPr>
+          <w:rFonts w:ascii="Arvo" w:hAnsi="Arvo"/>
           <w:sz w:val="20"/>
           <w:szCs w:val="20"/>
         </w:rPr>
@@ -1871,6 +1921,7 @@
       </w:r>
       <w:r>
         <w:rPr>
+          <w:rFonts w:ascii="Arvo" w:hAnsi="Arvo"/>
           <w:sz w:val="20"/>
           <w:szCs w:val="20"/>
         </w:rPr>
@@ -1881,9 +1932,11 @@
       <w:pPr>
         <w:pStyle w:val="PargrafodaLista"/>
         <w:snapToGrid w:val="0"/>
+        <w:spacing w:line="276" w:lineRule="auto"/>
         <w:ind w:left="709" w:hanging="709"/>
         <w:jc w:val="both"/>
         <w:rPr>
+          <w:rFonts w:ascii="Arvo" w:hAnsi="Arvo"/>
           <w:sz w:val="20"/>
           <w:szCs w:val="20"/>
         </w:rPr>
@@ -1897,26 +1950,48 @@
           <w:numId w:val="2"/>
         </w:numPr>
         <w:snapToGrid w:val="0"/>
+        <w:spacing w:line="276" w:lineRule="auto"/>
         <w:ind w:left="709" w:hanging="709"/>
         <w:jc w:val="both"/>
         <w:rPr>
-          <w:sz w:val="20"/>
-          <w:szCs w:val="20"/>
-        </w:rPr>
-      </w:pPr>
-      <w:r>
-        <w:rPr>
-          <w:sz w:val="20"/>
-          <w:szCs w:val="20"/>
-        </w:rPr>
-        <w:t>O Escopo de Trabalho e os presentes Termos e Condições formam um corpo único e indivisível. Em caso de divergência entre os instrumentos, prevalecerão as disposições do Escopo de Trabalho quanto às condições comerciais específicas e os presentes Termos e Condições quanto às demais disposições de caráter geral.</w:t>
-      </w:r>
-    </w:p>
-    <w:p>
-      <w:pPr>
-        <w:pStyle w:val="PargrafodaLista"/>
-        <w:rPr>
-          <w:sz w:val="20"/>
+          <w:rFonts w:ascii="Arvo" w:hAnsi="Arvo"/>
+          <w:sz w:val="20"/>
+          <w:szCs w:val="20"/>
+        </w:rPr>
+      </w:pPr>
+      <w:r>
+        <w:rPr>
+          <w:rFonts w:ascii="Arvo" w:hAnsi="Arvo"/>
+          <w:sz w:val="20"/>
+          <w:szCs w:val="20"/>
+        </w:rPr>
+        <w:t>O Escopo de Trabalho e os presentes Termos e Condições formam um corpo único e indivisível. Em caso de divergência entre os instrumentos, prevalecerão as disposições do Escopo de Trabalho quanto às condições comerciais específicas e os presentes Termos e Condições quanto às demais disposições de caráter geral</w:t>
+      </w:r>
+      <w:r>
+        <w:rPr>
+          <w:rFonts w:ascii="Arvo" w:hAnsi="Arvo"/>
+          <w:sz w:val="20"/>
+          <w:szCs w:val="20"/>
+        </w:rPr>
+        <w:t>, conforme aplicável</w:t>
+      </w:r>
+      <w:r>
+        <w:rPr>
+          <w:rFonts w:ascii="Arvo" w:hAnsi="Arvo"/>
+          <w:sz w:val="20"/>
+          <w:szCs w:val="20"/>
+        </w:rPr>
+        <w:t>.</w:t>
+      </w:r>
+    </w:p>
+    <w:p>
+      <w:pPr>
+        <w:pStyle w:val="PargrafodaLista"/>
+        <w:spacing w:line="276" w:lineRule="auto"/>
+        <w:rPr>
+          <w:rFonts w:ascii="Arvo" w:hAnsi="Arvo"/>
+          <w:sz w:val="20"/>
+          <w:szCs w:val="20"/>
         </w:rPr>
       </w:pPr>
     </w:p>
@@ -1929,8 +2004,10 @@
           <w:numId w:val="2"/>
         </w:numPr>
         <w:snapToGrid w:val="0"/>
+        <w:spacing w:line="276" w:lineRule="auto"/>
         <w:ind w:left="709" w:hanging="709"/>
         <w:rPr>
+          <w:rFonts w:ascii="Arvo" w:hAnsi="Arvo"/>
           <w:b/>
           <w:bCs/>
           <w:smallCaps/>
@@ -1940,6 +2017,7 @@
       </w:pPr>
       <w:r>
         <w:rPr>
+          <w:rFonts w:ascii="Arvo" w:hAnsi="Arvo"/>
           <w:b/>
           <w:bCs/>
           <w:smallCaps/>
@@ -1953,7 +2031,9 @@
       <w:pPr>
         <w:keepNext/>
         <w:snapToGrid w:val="0"/>
-        <w:rPr>
+        <w:spacing w:line="276" w:lineRule="auto"/>
+        <w:rPr>
+          <w:rFonts w:ascii="Arvo" w:hAnsi="Arvo"/>
           <w:sz w:val="20"/>
           <w:szCs w:val="20"/>
         </w:rPr>
@@ -1967,22 +2047,26 @@
           <w:numId w:val="2"/>
         </w:numPr>
         <w:snapToGrid w:val="0"/>
+        <w:spacing w:line="276" w:lineRule="auto"/>
         <w:ind w:hanging="720"/>
         <w:jc w:val="both"/>
         <w:rPr>
-          <w:sz w:val="20"/>
-          <w:szCs w:val="20"/>
-        </w:rPr>
-      </w:pPr>
-      <w:r>
-        <w:rPr>
-          <w:sz w:val="20"/>
-          <w:szCs w:val="20"/>
-        </w:rPr>
-        <w:t>Os honorários devidos em razão da prestação dos serviços jurídicos e as respectivas condições de pagamento</w:t>
-      </w:r>
-      <w:r>
-        <w:rPr>
+          <w:rFonts w:ascii="Arvo" w:hAnsi="Arvo"/>
+          <w:sz w:val="20"/>
+          <w:szCs w:val="20"/>
+        </w:rPr>
+      </w:pPr>
+      <w:r>
+        <w:rPr>
+          <w:rFonts w:ascii="Arvo" w:hAnsi="Arvo"/>
+          <w:sz w:val="20"/>
+          <w:szCs w:val="20"/>
+        </w:rPr>
+        <w:t>Os honorários devidos em razão da prestação dos serviços jurídicos e as condições de pagamento</w:t>
+      </w:r>
+      <w:r>
+        <w:rPr>
+          <w:rFonts w:ascii="Arvo" w:hAnsi="Arvo"/>
           <w:sz w:val="20"/>
           <w:szCs w:val="20"/>
         </w:rPr>
@@ -1990,6 +2074,7 @@
       </w:r>
       <w:r>
         <w:rPr>
+          <w:rFonts w:ascii="Arvo" w:hAnsi="Arvo"/>
           <w:sz w:val="20"/>
           <w:szCs w:val="20"/>
         </w:rPr>
@@ -1997,6 +2082,7 @@
       </w:r>
       <w:r>
         <w:rPr>
+          <w:rFonts w:ascii="Arvo" w:hAnsi="Arvo"/>
           <w:sz w:val="20"/>
           <w:szCs w:val="20"/>
         </w:rPr>
@@ -2004,6 +2090,7 @@
       </w:r>
       <w:r>
         <w:rPr>
+          <w:rFonts w:ascii="Arvo" w:hAnsi="Arvo"/>
           <w:sz w:val="20"/>
           <w:szCs w:val="20"/>
         </w:rPr>
@@ -2011,6 +2098,7 @@
       </w:r>
       <w:r>
         <w:rPr>
+          <w:rFonts w:ascii="Arvo" w:hAnsi="Arvo"/>
           <w:sz w:val="20"/>
           <w:szCs w:val="20"/>
         </w:rPr>
@@ -2018,13 +2106,23 @@
       </w:r>
       <w:r>
         <w:rPr>
-          <w:sz w:val="20"/>
-          <w:szCs w:val="20"/>
-        </w:rPr>
-        <w:t>Os valores estabelecidos serão anualmente reajustados</w:t>
-      </w:r>
-      <w:r>
-        <w:rPr>
+          <w:rFonts w:ascii="Arvo" w:hAnsi="Arvo"/>
+          <w:sz w:val="20"/>
+          <w:szCs w:val="20"/>
+        </w:rPr>
+        <w:t>Todos os</w:t>
+      </w:r>
+      <w:r>
+        <w:rPr>
+          <w:rFonts w:ascii="Arvo" w:hAnsi="Arvo"/>
+          <w:sz w:val="20"/>
+          <w:szCs w:val="20"/>
+        </w:rPr>
+        <w:t xml:space="preserve"> valores estabelecidos serão anualmente reajustados</w:t>
+      </w:r>
+      <w:r>
+        <w:rPr>
+          <w:rFonts w:ascii="Arvo" w:hAnsi="Arvo"/>
           <w:sz w:val="20"/>
           <w:szCs w:val="20"/>
         </w:rPr>
@@ -2032,6 +2130,7 @@
       </w:r>
       <w:r>
         <w:rPr>
+          <w:rFonts w:ascii="Arvo" w:hAnsi="Arvo"/>
           <w:sz w:val="20"/>
           <w:szCs w:val="20"/>
         </w:rPr>
@@ -2039,6 +2138,7 @@
       </w:r>
       <w:r>
         <w:rPr>
+          <w:rFonts w:ascii="Arvo" w:hAnsi="Arvo"/>
           <w:sz w:val="20"/>
           <w:szCs w:val="20"/>
         </w:rPr>
@@ -2046,6 +2146,7 @@
       </w:r>
       <w:r>
         <w:rPr>
+          <w:rFonts w:ascii="Arvo" w:hAnsi="Arvo"/>
           <w:sz w:val="20"/>
           <w:szCs w:val="20"/>
         </w:rPr>
@@ -2053,6 +2154,7 @@
       </w:r>
       <w:r>
         <w:rPr>
+          <w:rFonts w:ascii="Arvo" w:hAnsi="Arvo"/>
           <w:sz w:val="20"/>
           <w:szCs w:val="20"/>
         </w:rPr>
@@ -2060,6 +2162,7 @@
       </w:r>
       <w:r>
         <w:rPr>
+          <w:rFonts w:ascii="Arvo" w:hAnsi="Arvo"/>
           <w:sz w:val="20"/>
           <w:szCs w:val="20"/>
         </w:rPr>
@@ -2070,9 +2173,11 @@
       <w:pPr>
         <w:pStyle w:val="PargrafodaLista"/>
         <w:snapToGrid w:val="0"/>
+        <w:spacing w:line="276" w:lineRule="auto"/>
         <w:ind w:left="720"/>
         <w:jc w:val="both"/>
         <w:rPr>
+          <w:rFonts w:ascii="Arvo" w:hAnsi="Arvo"/>
           <w:sz w:val="20"/>
           <w:szCs w:val="20"/>
         </w:rPr>
@@ -2086,15 +2191,18 @@
           <w:numId w:val="2"/>
         </w:numPr>
         <w:snapToGrid w:val="0"/>
+        <w:spacing w:line="276" w:lineRule="auto"/>
         <w:ind w:hanging="720"/>
         <w:jc w:val="both"/>
         <w:rPr>
-          <w:sz w:val="20"/>
-          <w:szCs w:val="20"/>
-        </w:rPr>
-      </w:pPr>
-      <w:r>
-        <w:rPr>
+          <w:rFonts w:ascii="Arvo" w:hAnsi="Arvo"/>
+          <w:sz w:val="20"/>
+          <w:szCs w:val="20"/>
+        </w:rPr>
+      </w:pPr>
+      <w:r>
+        <w:rPr>
+          <w:rFonts w:ascii="Arvo" w:hAnsi="Arvo"/>
           <w:sz w:val="20"/>
           <w:szCs w:val="20"/>
         </w:rPr>
@@ -2102,6 +2210,7 @@
       </w:r>
       <w:r>
         <w:rPr>
+          <w:rFonts w:ascii="Arvo" w:hAnsi="Arvo"/>
           <w:sz w:val="20"/>
           <w:szCs w:val="20"/>
         </w:rPr>
@@ -2109,6 +2218,7 @@
       </w:r>
       <w:r>
         <w:rPr>
+          <w:rFonts w:ascii="Arvo" w:hAnsi="Arvo"/>
           <w:sz w:val="20"/>
           <w:szCs w:val="20"/>
         </w:rPr>
@@ -2116,6 +2226,7 @@
       </w:r>
       <w:r>
         <w:rPr>
+          <w:rFonts w:ascii="Arvo" w:hAnsi="Arvo"/>
           <w:sz w:val="20"/>
           <w:szCs w:val="20"/>
         </w:rPr>
@@ -2123,6 +2234,7 @@
       </w:r>
       <w:r>
         <w:rPr>
+          <w:rFonts w:ascii="Arvo" w:hAnsi="Arvo"/>
           <w:sz w:val="20"/>
           <w:szCs w:val="20"/>
         </w:rPr>
@@ -2133,7 +2245,9 @@
       <w:pPr>
         <w:pStyle w:val="PargrafodaLista"/>
         <w:snapToGrid w:val="0"/>
-        <w:rPr>
+        <w:spacing w:line="276" w:lineRule="auto"/>
+        <w:rPr>
+          <w:rFonts w:ascii="Arvo" w:hAnsi="Arvo"/>
           <w:sz w:val="20"/>
           <w:szCs w:val="20"/>
         </w:rPr>
@@ -2147,15 +2261,18 @@
           <w:numId w:val="2"/>
         </w:numPr>
         <w:snapToGrid w:val="0"/>
+        <w:spacing w:line="276" w:lineRule="auto"/>
         <w:ind w:hanging="720"/>
         <w:jc w:val="both"/>
         <w:rPr>
-          <w:sz w:val="20"/>
-          <w:szCs w:val="20"/>
-        </w:rPr>
-      </w:pPr>
-      <w:r>
-        <w:rPr>
+          <w:rFonts w:ascii="Arvo" w:hAnsi="Arvo"/>
+          <w:sz w:val="20"/>
+          <w:szCs w:val="20"/>
+        </w:rPr>
+      </w:pPr>
+      <w:r>
+        <w:rPr>
+          <w:rFonts w:ascii="Arvo" w:hAnsi="Arvo"/>
           <w:sz w:val="20"/>
           <w:szCs w:val="20"/>
         </w:rPr>
@@ -2164,6 +2281,7 @@
       </w:r>
       <w:r>
         <w:rPr>
+          <w:rFonts w:ascii="Arvo" w:hAnsi="Arvo"/>
           <w:sz w:val="20"/>
           <w:szCs w:val="20"/>
         </w:rPr>
@@ -2171,6 +2289,7 @@
       </w:r>
       <w:r>
         <w:rPr>
+          <w:rFonts w:ascii="Arvo" w:hAnsi="Arvo"/>
           <w:sz w:val="20"/>
           <w:szCs w:val="20"/>
         </w:rPr>
@@ -2178,6 +2297,7 @@
       </w:r>
       <w:r>
         <w:rPr>
+          <w:rFonts w:ascii="Arvo" w:hAnsi="Arvo"/>
           <w:sz w:val="20"/>
           <w:szCs w:val="20"/>
         </w:rPr>
@@ -2185,13 +2305,15 @@
       </w:r>
       <w:r>
         <w:rPr>
-          <w:sz w:val="20"/>
-          <w:szCs w:val="20"/>
-        </w:rPr>
-        <w:t xml:space="preserve"> de correção monetária pelo IPCA/IBGE, acumulado entre o vencimento e a data do efetivo pagamento, juros moratórios </w:t>
-      </w:r>
-      <w:r>
-        <w:rPr>
+          <w:rFonts w:ascii="Arvo" w:hAnsi="Arvo"/>
+          <w:sz w:val="20"/>
+          <w:szCs w:val="20"/>
+        </w:rPr>
+        <w:t xml:space="preserve"> de juros moratórios </w:t>
+      </w:r>
+      <w:r>
+        <w:rPr>
+          <w:rFonts w:ascii="Arvo" w:hAnsi="Arvo"/>
           <w:sz w:val="20"/>
           <w:szCs w:val="20"/>
         </w:rPr>
@@ -2199,13 +2321,23 @@
       </w:r>
       <w:r>
         <w:rPr>
-          <w:sz w:val="20"/>
-          <w:szCs w:val="20"/>
-        </w:rPr>
-        <w:t xml:space="preserve"> e multa moratória de </w:t>
-      </w:r>
-      <w:r>
-        <w:rPr>
+          <w:rFonts w:ascii="Arvo" w:hAnsi="Arvo"/>
+          <w:sz w:val="20"/>
+          <w:szCs w:val="20"/>
+        </w:rPr>
+        <w:t>,</w:t>
+      </w:r>
+      <w:r>
+        <w:rPr>
+          <w:rFonts w:ascii="Arvo" w:hAnsi="Arvo"/>
+          <w:sz w:val="20"/>
+          <w:szCs w:val="20"/>
+        </w:rPr>
+        <w:t xml:space="preserve"> multa moratória de </w:t>
+      </w:r>
+      <w:r>
+        <w:rPr>
+          <w:rFonts w:ascii="Arvo" w:hAnsi="Arvo"/>
           <w:sz w:val="20"/>
           <w:szCs w:val="20"/>
         </w:rPr>
@@ -2213,6 +2345,7 @@
       </w:r>
       <w:r>
         <w:rPr>
+          <w:rFonts w:ascii="Arvo" w:hAnsi="Arvo"/>
           <w:sz w:val="20"/>
           <w:szCs w:val="20"/>
         </w:rPr>
@@ -2220,6 +2353,7 @@
       </w:r>
       <w:r>
         <w:rPr>
+          <w:rFonts w:ascii="Arvo" w:hAnsi="Arvo"/>
           <w:sz w:val="20"/>
           <w:szCs w:val="20"/>
         </w:rPr>
@@ -2227,13 +2361,31 @@
       </w:r>
       <w:r>
         <w:rPr>
-          <w:sz w:val="20"/>
-          <w:szCs w:val="20"/>
-        </w:rPr>
-        <w:t xml:space="preserve"> por cento) sobre o valor em aberto, apurados </w:t>
-      </w:r>
-      <w:r>
-        <w:rPr>
+          <w:rFonts w:ascii="Arvo" w:hAnsi="Arvo"/>
+          <w:sz w:val="20"/>
+          <w:szCs w:val="20"/>
+        </w:rPr>
+        <w:t xml:space="preserve"> por cento) sobre o valor em </w:t>
+      </w:r>
+      <w:r>
+        <w:rPr>
+          <w:rFonts w:ascii="Arvo" w:hAnsi="Arvo"/>
+          <w:sz w:val="20"/>
+          <w:szCs w:val="20"/>
+        </w:rPr>
+        <w:t>atraso e correção monetária pelo IPCA/IBGE, acumulado entre o vencimento e a data do efetivo pagamento</w:t>
+      </w:r>
+      <w:r>
+        <w:rPr>
+          <w:rFonts w:ascii="Arvo" w:hAnsi="Arvo"/>
+          <w:sz w:val="20"/>
+          <w:szCs w:val="20"/>
+        </w:rPr>
+        <w:t xml:space="preserve">, apurados </w:t>
+      </w:r>
+      <w:r>
+        <w:rPr>
+          <w:rFonts w:ascii="Arvo" w:hAnsi="Arvo"/>
           <w:i/>
           <w:iCs/>
           <w:sz w:val="20"/>
@@ -2243,17 +2395,50 @@
       </w:r>
       <w:r>
         <w:rPr>
-          <w:sz w:val="20"/>
-          <w:szCs w:val="20"/>
-        </w:rPr>
-        <w:t>, sem prejuízo das demais medidas legais cabíveis.</w:t>
-      </w:r>
-    </w:p>
-    <w:p>
-      <w:pPr>
-        <w:pStyle w:val="PargrafodaLista"/>
-        <w:snapToGrid w:val="0"/>
-        <w:rPr>
+          <w:rFonts w:ascii="Arvo" w:hAnsi="Arvo"/>
+          <w:sz w:val="20"/>
+          <w:szCs w:val="20"/>
+        </w:rPr>
+        <w:t>.</w:t>
+      </w:r>
+      <w:r>
+        <w:rPr>
+          <w:rFonts w:ascii="Arvo" w:hAnsi="Arvo"/>
+          <w:sz w:val="20"/>
+          <w:szCs w:val="20"/>
+        </w:rPr>
+        <w:t xml:space="preserve"> </w:t>
+      </w:r>
+      <w:r>
+        <w:rPr>
+          <w:rFonts w:ascii="Arvo" w:hAnsi="Arvo"/>
+          <w:sz w:val="20"/>
+          <w:szCs w:val="20"/>
+        </w:rPr>
+        <w:t xml:space="preserve">Em caso de atraso superior a 10 (dez) dias, será facultado ao Contratado suspender a prestação dos serviços, </w:t>
+      </w:r>
+      <w:r>
+        <w:rPr>
+          <w:rFonts w:ascii="Arvo" w:hAnsi="Arvo"/>
+          <w:sz w:val="20"/>
+          <w:szCs w:val="20"/>
+        </w:rPr>
+        <w:t>sem prejuízo das demais medidas legais cabíveis.</w:t>
+      </w:r>
+      <w:r>
+        <w:rPr>
+          <w:rFonts w:ascii="Arvo" w:hAnsi="Arvo"/>
+          <w:sz w:val="20"/>
+          <w:szCs w:val="20"/>
+        </w:rPr>
+        <w:t xml:space="preserve"> </w:t>
+      </w:r>
+    </w:p>
+    <w:p>
+      <w:pPr>
+        <w:pStyle w:val="PargrafodaLista"/>
+        <w:rPr>
+          <w:rFonts w:ascii="Arvo" w:hAnsi="Arvo"/>
           <w:sz w:val="20"/>
           <w:szCs w:val="20"/>
         </w:rPr>
@@ -2267,26 +2452,31 @@
           <w:numId w:val="2"/>
         </w:numPr>
         <w:snapToGrid w:val="0"/>
+        <w:spacing w:line="276" w:lineRule="auto"/>
         <w:ind w:hanging="720"/>
         <w:jc w:val="both"/>
         <w:rPr>
-          <w:sz w:val="20"/>
-          <w:szCs w:val="20"/>
-        </w:rPr>
-      </w:pPr>
-      <w:r>
-        <w:rPr>
-          <w:sz w:val="20"/>
-          <w:szCs w:val="20"/>
-        </w:rPr>
-        <w:t>Na hipótese de instituição, extinção, majoração, redução ou alteração de tributos ou contribuições fiscais e parafiscais, bem como de suas bases de cálculo, alíquotas ou critérios de apuração, que comprovadamente venha a impactar os valores contratados, as Partes promoverão, de boa-fé, a revisão proporcional dos preços, para mais ou para menos, a fim de restabelecer o equilíbrio econômico-financeiro originalmente pactuado, compensando-se as diferenças na primeira oportunidade.</w:t>
-      </w:r>
-    </w:p>
-    <w:p>
-      <w:pPr>
-        <w:pStyle w:val="PargrafodaLista"/>
-        <w:snapToGrid w:val="0"/>
-        <w:rPr>
+          <w:rFonts w:ascii="Arvo" w:hAnsi="Arvo"/>
+          <w:sz w:val="20"/>
+          <w:szCs w:val="20"/>
+        </w:rPr>
+      </w:pPr>
+      <w:r>
+        <w:rPr>
+          <w:rFonts w:ascii="Arvo" w:hAnsi="Arvo"/>
+          <w:sz w:val="20"/>
+          <w:szCs w:val="20"/>
+        </w:rPr>
+        <w:t>Caso aplicável a esta Proposta, os honorários de sucumbência arbitrados em favor da parte patrocinada, nos termos do artigo 85 do Código de Processo Civil e do artigo 22 da Lei n. 8.906/1994, pertencem com exclusividade ao Contratado.</w:t>
+      </w:r>
+    </w:p>
+    <w:p>
+      <w:pPr>
+        <w:pStyle w:val="PargrafodaLista"/>
+        <w:snapToGrid w:val="0"/>
+        <w:spacing w:line="276" w:lineRule="auto"/>
+        <w:rPr>
+          <w:rFonts w:ascii="Arvo" w:hAnsi="Arvo"/>
           <w:sz w:val="20"/>
           <w:szCs w:val="20"/>
         </w:rPr>
@@ -2300,26 +2490,137 @@
           <w:numId w:val="2"/>
         </w:numPr>
         <w:snapToGrid w:val="0"/>
+        <w:spacing w:line="276" w:lineRule="auto"/>
         <w:ind w:hanging="720"/>
         <w:jc w:val="both"/>
         <w:rPr>
-          <w:sz w:val="20"/>
-          <w:szCs w:val="20"/>
-        </w:rPr>
-      </w:pPr>
-      <w:r>
-        <w:rPr>
-          <w:sz w:val="20"/>
-          <w:szCs w:val="20"/>
-        </w:rPr>
-        <w:t>Caso aplicável a esta Proposta, os honorários de sucumbência arbitrados em favor da parte patrocinada, nos termos do artigo 85 do Código de Processo Civil e do artigo 22 da Lei n. 8.906/1994, pertencem com exclusividade ao Contratado.</w:t>
-      </w:r>
-    </w:p>
-    <w:p>
-      <w:pPr>
-        <w:snapToGrid w:val="0"/>
+          <w:rFonts w:ascii="Arvo" w:hAnsi="Arvo"/>
+          <w:sz w:val="20"/>
+          <w:szCs w:val="20"/>
+        </w:rPr>
+      </w:pPr>
+      <w:r>
+        <w:rPr>
+          <w:rFonts w:ascii="Arvo" w:hAnsi="Arvo"/>
+          <w:sz w:val="20"/>
+          <w:szCs w:val="20"/>
+        </w:rPr>
+        <w:t>Na hipótese de criação, extinção ou modificação de tributos e contribuições fiscais e parafiscais, de alteração de alíquotas ou dos critérios legais de apuração da base de cálculo, bem como de instituição, ampliação ou supressão de incentivos fiscais de qualquer natureza, incluídas as isenções, reduções ou majorações incidentes sobre tributos federais, estaduais e municipais, as Partes promoverão a revisão dos preços contratados, para mais ou para menos, conforme o caso.</w:t>
+      </w:r>
+    </w:p>
+    <w:p>
+      <w:pPr>
+        <w:pStyle w:val="PargrafodaLista"/>
+        <w:rPr>
+          <w:rFonts w:ascii="Arvo" w:hAnsi="Arvo"/>
+          <w:sz w:val="20"/>
+          <w:szCs w:val="20"/>
+        </w:rPr>
+      </w:pPr>
+    </w:p>
+    <w:p>
+      <w:pPr>
+        <w:pStyle w:val="PargrafodaLista"/>
+        <w:numPr>
+          <w:ilvl w:val="1"/>
+          <w:numId w:val="2"/>
+        </w:numPr>
+        <w:snapToGrid w:val="0"/>
+        <w:spacing w:line="276" w:lineRule="auto"/>
+        <w:ind w:hanging="720"/>
         <w:jc w:val="both"/>
         <w:rPr>
+          <w:rFonts w:ascii="Arvo" w:hAnsi="Arvo"/>
+          <w:sz w:val="20"/>
+          <w:szCs w:val="20"/>
+        </w:rPr>
+      </w:pPr>
+      <w:r>
+        <w:rPr>
+          <w:rFonts w:ascii="Arvo" w:hAnsi="Arvo"/>
+          <w:sz w:val="20"/>
+          <w:szCs w:val="20"/>
+        </w:rPr>
+        <w:t>Estão compreendidas nessa cláusula as alterações decorrentes da reforma tributária instituída pela Emenda Constitucional nº 132/2023 e pela Lei Complementar nº 214/2025, notadamente aquelas relativas ao Imposto sobre Bens e Serviços</w:t>
+      </w:r>
+      <w:r>
+        <w:rPr>
+          <w:rFonts w:ascii="Arvo" w:hAnsi="Arvo"/>
+          <w:sz w:val="20"/>
+          <w:szCs w:val="20"/>
+        </w:rPr>
+        <w:t xml:space="preserve"> (IBS)</w:t>
+      </w:r>
+      <w:r>
+        <w:rPr>
+          <w:rFonts w:ascii="Arvo" w:hAnsi="Arvo"/>
+          <w:sz w:val="20"/>
+          <w:szCs w:val="20"/>
+        </w:rPr>
+        <w:t xml:space="preserve"> e à Contribuição sobre Bens e Serviços</w:t>
+      </w:r>
+      <w:r>
+        <w:rPr>
+          <w:rFonts w:ascii="Arvo" w:hAnsi="Arvo"/>
+          <w:sz w:val="20"/>
+          <w:szCs w:val="20"/>
+        </w:rPr>
+        <w:t xml:space="preserve"> (CBS)</w:t>
+      </w:r>
+      <w:r>
+        <w:rPr>
+          <w:rFonts w:ascii="Arvo" w:hAnsi="Arvo"/>
+          <w:sz w:val="20"/>
+          <w:szCs w:val="20"/>
+        </w:rPr>
+        <w:t>, bem como as modificações que se sucedam ao longo do período de transição previsto para a substituição progressiva dos tributos atualmente vigentes.</w:t>
+      </w:r>
+    </w:p>
+    <w:p>
+      <w:pPr>
+        <w:snapToGrid w:val="0"/>
+        <w:spacing w:line="276" w:lineRule="auto"/>
+        <w:jc w:val="both"/>
+        <w:rPr>
+          <w:rFonts w:ascii="Arvo" w:hAnsi="Arvo"/>
+          <w:sz w:val="20"/>
+          <w:szCs w:val="20"/>
+        </w:rPr>
+      </w:pPr>
+    </w:p>
+    <w:p>
+      <w:pPr>
+        <w:pStyle w:val="PargrafodaLista"/>
+        <w:numPr>
+          <w:ilvl w:val="1"/>
+          <w:numId w:val="2"/>
+        </w:numPr>
+        <w:snapToGrid w:val="0"/>
+        <w:spacing w:line="276" w:lineRule="auto"/>
+        <w:ind w:hanging="720"/>
+        <w:jc w:val="both"/>
+        <w:rPr>
+          <w:rFonts w:ascii="Arvo" w:hAnsi="Arvo"/>
+          <w:sz w:val="20"/>
+          <w:szCs w:val="20"/>
+        </w:rPr>
+      </w:pPr>
+      <w:r>
+        <w:rPr>
+          <w:rFonts w:ascii="Arvo" w:hAnsi="Arvo"/>
+          <w:sz w:val="20"/>
+          <w:szCs w:val="20"/>
+        </w:rPr>
+        <w:t>A revisão de preços, em qualquer caso, pressupõe a comprovação de que as alterações tributárias referidas majoraram ou reduziram, efetivamente, os ônus suportados por qualquer das Partes.</w:t>
+      </w:r>
+    </w:p>
+    <w:p>
+      <w:pPr>
+        <w:pStyle w:val="PargrafodaLista"/>
+        <w:snapToGrid w:val="0"/>
+        <w:spacing w:line="276" w:lineRule="auto"/>
+        <w:rPr>
+          <w:rFonts w:ascii="Arvo" w:hAnsi="Arvo"/>
           <w:sz w:val="20"/>
           <w:szCs w:val="20"/>
         </w:rPr>
@@ -2334,8 +2635,10 @@
           <w:numId w:val="2"/>
         </w:numPr>
         <w:snapToGrid w:val="0"/>
+        <w:spacing w:line="276" w:lineRule="auto"/>
         <w:ind w:hanging="720"/>
         <w:rPr>
+          <w:rFonts w:ascii="Arvo" w:hAnsi="Arvo"/>
           <w:b/>
           <w:bCs/>
           <w:smallCaps/>
@@ -2345,6 +2648,7 @@
       </w:pPr>
       <w:r>
         <w:rPr>
+          <w:rFonts w:ascii="Arvo" w:hAnsi="Arvo"/>
           <w:b/>
           <w:bCs/>
           <w:smallCaps/>
@@ -2357,8 +2661,10 @@
     <w:p>
       <w:pPr>
         <w:snapToGrid w:val="0"/>
+        <w:spacing w:line="276" w:lineRule="auto"/>
         <w:jc w:val="both"/>
         <w:rPr>
+          <w:rFonts w:ascii="Arvo" w:hAnsi="Arvo"/>
           <w:sz w:val="20"/>
           <w:szCs w:val="20"/>
         </w:rPr>
@@ -2372,15 +2678,18 @@
           <w:numId w:val="2"/>
         </w:numPr>
         <w:snapToGrid w:val="0"/>
+        <w:spacing w:line="276" w:lineRule="auto"/>
         <w:ind w:hanging="720"/>
         <w:jc w:val="both"/>
         <w:rPr>
-          <w:sz w:val="20"/>
-          <w:szCs w:val="20"/>
-        </w:rPr>
-      </w:pPr>
-      <w:r>
-        <w:rPr>
+          <w:rFonts w:ascii="Arvo" w:hAnsi="Arvo"/>
+          <w:sz w:val="20"/>
+          <w:szCs w:val="20"/>
+        </w:rPr>
+      </w:pPr>
+      <w:r>
+        <w:rPr>
+          <w:rFonts w:ascii="Arvo" w:hAnsi="Arvo"/>
           <w:sz w:val="20"/>
           <w:szCs w:val="20"/>
         </w:rPr>
@@ -2388,6 +2697,7 @@
       </w:r>
       <w:r>
         <w:rPr>
+          <w:rFonts w:ascii="Arvo" w:hAnsi="Arvo"/>
           <w:sz w:val="20"/>
           <w:szCs w:val="20"/>
         </w:rPr>
@@ -2395,6 +2705,7 @@
       </w:r>
       <w:r>
         <w:rPr>
+          <w:rFonts w:ascii="Arvo" w:hAnsi="Arvo"/>
           <w:sz w:val="20"/>
           <w:szCs w:val="20"/>
         </w:rPr>
@@ -2402,6 +2713,7 @@
       </w:r>
       <w:r>
         <w:rPr>
+          <w:rFonts w:ascii="Arvo" w:hAnsi="Arvo"/>
           <w:sz w:val="20"/>
           <w:szCs w:val="20"/>
         </w:rPr>
@@ -2409,6 +2721,7 @@
       </w:r>
       <w:r>
         <w:rPr>
+          <w:rFonts w:ascii="Arvo" w:hAnsi="Arvo"/>
           <w:sz w:val="20"/>
           <w:szCs w:val="20"/>
         </w:rPr>
@@ -2416,6 +2729,7 @@
       </w:r>
       <w:r>
         <w:rPr>
+          <w:rFonts w:ascii="Arvo" w:hAnsi="Arvo"/>
           <w:sz w:val="20"/>
           <w:szCs w:val="20"/>
         </w:rPr>
@@ -2423,6 +2737,7 @@
       </w:r>
       <w:r>
         <w:rPr>
+          <w:rFonts w:ascii="Arvo" w:hAnsi="Arvo"/>
           <w:sz w:val="20"/>
           <w:szCs w:val="20"/>
         </w:rPr>
@@ -2430,6 +2745,7 @@
       </w:r>
       <w:r>
         <w:rPr>
+          <w:rFonts w:ascii="Arvo" w:hAnsi="Arvo"/>
           <w:sz w:val="20"/>
           <w:szCs w:val="20"/>
         </w:rPr>
@@ -2440,9 +2756,11 @@
       <w:pPr>
         <w:pStyle w:val="PargrafodaLista"/>
         <w:snapToGrid w:val="0"/>
+        <w:spacing w:line="276" w:lineRule="auto"/>
         <w:ind w:left="720"/>
         <w:jc w:val="both"/>
         <w:rPr>
+          <w:rFonts w:ascii="Arvo" w:hAnsi="Arvo"/>
           <w:sz w:val="20"/>
           <w:szCs w:val="20"/>
         </w:rPr>
@@ -2456,15 +2774,18 @@
           <w:numId w:val="2"/>
         </w:numPr>
         <w:snapToGrid w:val="0"/>
+        <w:spacing w:line="276" w:lineRule="auto"/>
         <w:ind w:hanging="720"/>
         <w:jc w:val="both"/>
         <w:rPr>
-          <w:sz w:val="20"/>
-          <w:szCs w:val="20"/>
-        </w:rPr>
-      </w:pPr>
-      <w:r>
-        <w:rPr>
+          <w:rFonts w:ascii="Arvo" w:hAnsi="Arvo"/>
+          <w:sz w:val="20"/>
+          <w:szCs w:val="20"/>
+        </w:rPr>
+      </w:pPr>
+      <w:r>
+        <w:rPr>
+          <w:rFonts w:ascii="Arvo" w:hAnsi="Arvo"/>
           <w:sz w:val="20"/>
           <w:szCs w:val="20"/>
         </w:rPr>
@@ -2472,6 +2793,7 @@
       </w:r>
       <w:r>
         <w:rPr>
+          <w:rFonts w:ascii="Arvo" w:hAnsi="Arvo"/>
           <w:sz w:val="20"/>
           <w:szCs w:val="20"/>
         </w:rPr>
@@ -2479,6 +2801,7 @@
       </w:r>
       <w:r>
         <w:rPr>
+          <w:rFonts w:ascii="Arvo" w:hAnsi="Arvo"/>
           <w:sz w:val="20"/>
           <w:szCs w:val="20"/>
         </w:rPr>
@@ -2486,6 +2809,7 @@
       </w:r>
       <w:r>
         <w:rPr>
+          <w:rFonts w:ascii="Arvo" w:hAnsi="Arvo"/>
           <w:sz w:val="20"/>
           <w:szCs w:val="20"/>
         </w:rPr>
@@ -2493,6 +2817,7 @@
       </w:r>
       <w:r>
         <w:rPr>
+          <w:rFonts w:ascii="Arvo" w:hAnsi="Arvo"/>
           <w:sz w:val="20"/>
           <w:szCs w:val="20"/>
         </w:rPr>
@@ -2500,6 +2825,7 @@
       </w:r>
       <w:r>
         <w:rPr>
+          <w:rFonts w:ascii="Arvo" w:hAnsi="Arvo"/>
           <w:sz w:val="20"/>
           <w:szCs w:val="20"/>
         </w:rPr>
@@ -2507,6 +2833,7 @@
       </w:r>
       <w:r>
         <w:rPr>
+          <w:rFonts w:ascii="Arvo" w:hAnsi="Arvo"/>
           <w:sz w:val="20"/>
           <w:szCs w:val="20"/>
         </w:rPr>
@@ -2514,6 +2841,7 @@
       </w:r>
       <w:r>
         <w:rPr>
+          <w:rFonts w:ascii="Arvo" w:hAnsi="Arvo"/>
           <w:sz w:val="20"/>
           <w:szCs w:val="20"/>
         </w:rPr>
@@ -2521,6 +2849,7 @@
       </w:r>
       <w:r>
         <w:rPr>
+          <w:rFonts w:ascii="Arvo" w:hAnsi="Arvo"/>
           <w:sz w:val="20"/>
           <w:szCs w:val="20"/>
         </w:rPr>
@@ -2528,6 +2857,7 @@
       </w:r>
       <w:r>
         <w:rPr>
+          <w:rFonts w:ascii="Arvo" w:hAnsi="Arvo"/>
           <w:sz w:val="20"/>
           <w:szCs w:val="20"/>
         </w:rPr>
@@ -2535,6 +2865,7 @@
       </w:r>
       <w:r>
         <w:rPr>
+          <w:rFonts w:ascii="Arvo" w:hAnsi="Arvo"/>
           <w:sz w:val="20"/>
           <w:szCs w:val="20"/>
         </w:rPr>
@@ -2545,7 +2876,9 @@
       <w:pPr>
         <w:pStyle w:val="PargrafodaLista"/>
         <w:snapToGrid w:val="0"/>
-        <w:rPr>
+        <w:spacing w:line="276" w:lineRule="auto"/>
+        <w:rPr>
+          <w:rFonts w:ascii="Arvo" w:hAnsi="Arvo"/>
           <w:sz w:val="20"/>
           <w:szCs w:val="20"/>
         </w:rPr>
@@ -2560,14 +2893,17 @@
           <w:numId w:val="2"/>
         </w:numPr>
         <w:snapToGrid w:val="0"/>
+        <w:spacing w:line="276" w:lineRule="auto"/>
         <w:ind w:hanging="720"/>
         <w:rPr>
-          <w:sz w:val="20"/>
-          <w:szCs w:val="20"/>
-        </w:rPr>
-      </w:pPr>
-      <w:r>
-        <w:rPr>
+          <w:rFonts w:ascii="Arvo" w:hAnsi="Arvo"/>
+          <w:sz w:val="20"/>
+          <w:szCs w:val="20"/>
+        </w:rPr>
+      </w:pPr>
+      <w:r>
+        <w:rPr>
+          <w:rFonts w:ascii="Arvo" w:hAnsi="Arvo"/>
           <w:b/>
           <w:bCs/>
           <w:smallCaps/>
@@ -2582,8 +2918,10 @@
         <w:pStyle w:val="PargrafodaLista"/>
         <w:keepNext/>
         <w:snapToGrid w:val="0"/>
+        <w:spacing w:line="276" w:lineRule="auto"/>
         <w:ind w:left="720"/>
         <w:rPr>
+          <w:rFonts w:ascii="Arvo" w:hAnsi="Arvo"/>
           <w:sz w:val="20"/>
           <w:szCs w:val="20"/>
         </w:rPr>
@@ -2597,15 +2935,18 @@
           <w:numId w:val="2"/>
         </w:numPr>
         <w:snapToGrid w:val="0"/>
+        <w:spacing w:line="276" w:lineRule="auto"/>
         <w:ind w:left="709" w:hanging="709"/>
         <w:jc w:val="both"/>
         <w:rPr>
-          <w:sz w:val="20"/>
-          <w:szCs w:val="20"/>
-        </w:rPr>
-      </w:pPr>
-      <w:r>
-        <w:rPr>
+          <w:rFonts w:ascii="Arvo" w:hAnsi="Arvo"/>
+          <w:sz w:val="20"/>
+          <w:szCs w:val="20"/>
+        </w:rPr>
+      </w:pPr>
+      <w:r>
+        <w:rPr>
+          <w:rFonts w:ascii="Arvo" w:hAnsi="Arvo"/>
           <w:sz w:val="20"/>
           <w:szCs w:val="20"/>
         </w:rPr>
@@ -2613,16 +2954,44 @@
       </w:r>
       <w:r>
         <w:rPr>
-          <w:sz w:val="20"/>
-          <w:szCs w:val="20"/>
-        </w:rPr>
-        <w:t>as Partes, sendo facultado a qualquer delas promover o seu encerramento mediante notificação por escrito à outra Parte, com antecedência mínima de 60 (sessenta) dias.</w:t>
-      </w:r>
-    </w:p>
-    <w:p>
-      <w:pPr>
-        <w:pStyle w:val="PargrafodaLista"/>
-        <w:rPr>
+          <w:rFonts w:ascii="Arvo" w:hAnsi="Arvo"/>
+          <w:sz w:val="20"/>
+          <w:szCs w:val="20"/>
+        </w:rPr>
+        <w:t xml:space="preserve">as Partes, sendo facultado a qualquer delas promover o seu encerramento mediante notificação por escrito à outra Parte, com </w:t>
+      </w:r>
+      <w:r>
+        <w:rPr>
+          <w:rFonts w:ascii="Arvo" w:hAnsi="Arvo"/>
+          <w:sz w:val="20"/>
+          <w:szCs w:val="20"/>
+        </w:rPr>
+        <w:lastRenderedPageBreak/>
+        <w:t>antecedência mínima de 60 (sessenta) dias</w:t>
+      </w:r>
+      <w:r>
+        <w:rPr>
+          <w:rFonts w:ascii="Arvo" w:hAnsi="Arvo"/>
+          <w:sz w:val="20"/>
+          <w:szCs w:val="20"/>
+        </w:rPr>
+        <w:t>, durante os quais o Contratado permanecerá obrigado a prestar os serviços em curso e a adotar as providências necessárias à regular transição, caso aplicável</w:t>
+      </w:r>
+      <w:r>
+        <w:rPr>
+          <w:rFonts w:ascii="Arvo" w:hAnsi="Arvo"/>
+          <w:sz w:val="20"/>
+          <w:szCs w:val="20"/>
+        </w:rPr>
+        <w:t>.</w:t>
+      </w:r>
+    </w:p>
+    <w:p>
+      <w:pPr>
+        <w:pStyle w:val="PargrafodaLista"/>
+        <w:spacing w:line="276" w:lineRule="auto"/>
+        <w:rPr>
+          <w:rFonts w:ascii="Arvo" w:hAnsi="Arvo"/>
           <w:sz w:val="20"/>
           <w:szCs w:val="20"/>
         </w:rPr>
@@ -2636,15 +3005,18 @@
           <w:numId w:val="2"/>
         </w:numPr>
         <w:snapToGrid w:val="0"/>
+        <w:spacing w:line="276" w:lineRule="auto"/>
         <w:ind w:left="709" w:hanging="709"/>
         <w:jc w:val="both"/>
         <w:rPr>
-          <w:sz w:val="20"/>
-          <w:szCs w:val="20"/>
-        </w:rPr>
-      </w:pPr>
-      <w:r>
-        <w:rPr>
+          <w:rFonts w:ascii="Arvo" w:hAnsi="Arvo"/>
+          <w:sz w:val="20"/>
+          <w:szCs w:val="20"/>
+        </w:rPr>
+      </w:pPr>
+      <w:r>
+        <w:rPr>
+          <w:rFonts w:ascii="Arvo" w:hAnsi="Arvo"/>
           <w:sz w:val="20"/>
           <w:szCs w:val="20"/>
         </w:rPr>
@@ -2652,6 +3024,7 @@
       </w:r>
       <w:r>
         <w:rPr>
+          <w:rFonts w:ascii="Arvo" w:hAnsi="Arvo"/>
           <w:sz w:val="20"/>
           <w:szCs w:val="20"/>
         </w:rPr>
@@ -2659,6 +3032,7 @@
       </w:r>
       <w:r>
         <w:rPr>
+          <w:rFonts w:ascii="Arvo" w:hAnsi="Arvo"/>
           <w:sz w:val="20"/>
           <w:szCs w:val="20"/>
         </w:rPr>
@@ -2666,6 +3040,7 @@
       </w:r>
       <w:r>
         <w:rPr>
+          <w:rFonts w:ascii="Arvo" w:hAnsi="Arvo"/>
           <w:sz w:val="20"/>
           <w:szCs w:val="20"/>
         </w:rPr>
@@ -2673,6 +3048,7 @@
       </w:r>
       <w:r>
         <w:rPr>
+          <w:rFonts w:ascii="Arvo" w:hAnsi="Arvo"/>
           <w:sz w:val="20"/>
           <w:szCs w:val="20"/>
         </w:rPr>
@@ -2680,6 +3056,7 @@
       </w:r>
       <w:r>
         <w:rPr>
+          <w:rFonts w:ascii="Arvo" w:hAnsi="Arvo"/>
           <w:sz w:val="20"/>
           <w:szCs w:val="20"/>
         </w:rPr>
@@ -2689,8 +3066,10 @@
     <w:p>
       <w:pPr>
         <w:snapToGrid w:val="0"/>
+        <w:spacing w:line="276" w:lineRule="auto"/>
         <w:jc w:val="both"/>
         <w:rPr>
+          <w:rFonts w:ascii="Arvo" w:hAnsi="Arvo"/>
           <w:sz w:val="20"/>
           <w:szCs w:val="20"/>
         </w:rPr>
@@ -2705,25 +3084,30 @@
           <w:numId w:val="2"/>
         </w:numPr>
         <w:snapToGrid w:val="0"/>
+        <w:spacing w:line="276" w:lineRule="auto"/>
         <w:ind w:hanging="720"/>
         <w:rPr>
-          <w:sz w:val="20"/>
-          <w:szCs w:val="20"/>
-        </w:rPr>
-      </w:pPr>
-      <w:r>
-        <w:rPr>
+          <w:rFonts w:ascii="Arvo" w:hAnsi="Arvo"/>
+          <w:sz w:val="20"/>
+          <w:szCs w:val="20"/>
+        </w:rPr>
+      </w:pPr>
+      <w:r>
+        <w:rPr>
+          <w:rFonts w:ascii="Arvo" w:hAnsi="Arvo"/>
           <w:b/>
           <w:sz w:val="20"/>
           <w:szCs w:val="20"/>
         </w:rPr>
-        <w:t>DAS OBRIGAÇÕES DO CONTRATADO</w:t>
-      </w:r>
-    </w:p>
-    <w:p>
-      <w:pPr>
-        <w:pStyle w:val="PargrafodaLista"/>
-        <w:rPr>
+        <w:t>OBRIGAÇÕES DO CONTRATADO</w:t>
+      </w:r>
+    </w:p>
+    <w:p>
+      <w:pPr>
+        <w:pStyle w:val="PargrafodaLista"/>
+        <w:spacing w:line="276" w:lineRule="auto"/>
+        <w:rPr>
+          <w:rFonts w:ascii="Arvo" w:hAnsi="Arvo"/>
           <w:sz w:val="20"/>
           <w:szCs w:val="20"/>
         </w:rPr>
@@ -2737,15 +3121,18 @@
           <w:numId w:val="2"/>
         </w:numPr>
         <w:snapToGrid w:val="0"/>
+        <w:spacing w:line="276" w:lineRule="auto"/>
         <w:ind w:left="709" w:hanging="709"/>
         <w:jc w:val="both"/>
         <w:rPr>
-          <w:sz w:val="20"/>
-          <w:szCs w:val="20"/>
-        </w:rPr>
-      </w:pPr>
-      <w:r>
-        <w:rPr>
+          <w:rFonts w:ascii="Arvo" w:hAnsi="Arvo"/>
+          <w:sz w:val="20"/>
+          <w:szCs w:val="20"/>
+        </w:rPr>
+      </w:pPr>
+      <w:r>
+        <w:rPr>
+          <w:rFonts w:ascii="Arvo" w:hAnsi="Arvo"/>
           <w:sz w:val="20"/>
           <w:szCs w:val="20"/>
         </w:rPr>
@@ -2755,7 +3142,9 @@
     <w:p>
       <w:pPr>
         <w:pStyle w:val="PargrafodaLista"/>
-        <w:rPr>
+        <w:spacing w:line="276" w:lineRule="auto"/>
+        <w:rPr>
+          <w:rFonts w:ascii="Arvo" w:hAnsi="Arvo"/>
           <w:sz w:val="20"/>
           <w:szCs w:val="20"/>
         </w:rPr>
@@ -2769,15 +3158,18 @@
           <w:numId w:val="2"/>
         </w:numPr>
         <w:snapToGrid w:val="0"/>
+        <w:spacing w:line="276" w:lineRule="auto"/>
         <w:ind w:left="709" w:hanging="709"/>
         <w:jc w:val="both"/>
         <w:rPr>
-          <w:sz w:val="20"/>
-          <w:szCs w:val="20"/>
-        </w:rPr>
-      </w:pPr>
-      <w:r>
-        <w:rPr>
+          <w:rFonts w:ascii="Arvo" w:hAnsi="Arvo"/>
+          <w:sz w:val="20"/>
+          <w:szCs w:val="20"/>
+        </w:rPr>
+      </w:pPr>
+      <w:r>
+        <w:rPr>
+          <w:rFonts w:ascii="Arvo" w:hAnsi="Arvo"/>
           <w:sz w:val="20"/>
           <w:szCs w:val="20"/>
         </w:rPr>
@@ -2785,6 +3177,7 @@
       </w:r>
       <w:r>
         <w:rPr>
+          <w:rFonts w:ascii="Arvo" w:hAnsi="Arvo"/>
           <w:sz w:val="20"/>
           <w:szCs w:val="20"/>
         </w:rPr>
@@ -2792,6 +3185,7 @@
       </w:r>
       <w:r>
         <w:rPr>
+          <w:rFonts w:ascii="Arvo" w:hAnsi="Arvo"/>
           <w:sz w:val="20"/>
           <w:szCs w:val="20"/>
         </w:rPr>
@@ -2799,6 +3193,7 @@
       </w:r>
       <w:r>
         <w:rPr>
+          <w:rFonts w:ascii="Arvo" w:hAnsi="Arvo"/>
           <w:sz w:val="20"/>
           <w:szCs w:val="20"/>
         </w:rPr>
@@ -2806,6 +3201,7 @@
       </w:r>
       <w:r>
         <w:rPr>
+          <w:rFonts w:ascii="Arvo" w:hAnsi="Arvo"/>
           <w:sz w:val="20"/>
           <w:szCs w:val="20"/>
         </w:rPr>
@@ -2815,7 +3211,9 @@
     <w:p>
       <w:pPr>
         <w:pStyle w:val="PargrafodaLista"/>
-        <w:rPr>
+        <w:spacing w:line="276" w:lineRule="auto"/>
+        <w:rPr>
+          <w:rFonts w:ascii="Arvo" w:hAnsi="Arvo"/>
           <w:sz w:val="20"/>
           <w:szCs w:val="20"/>
         </w:rPr>
@@ -2829,15 +3227,18 @@
           <w:numId w:val="2"/>
         </w:numPr>
         <w:snapToGrid w:val="0"/>
+        <w:spacing w:line="276" w:lineRule="auto"/>
         <w:ind w:left="709" w:hanging="709"/>
         <w:jc w:val="both"/>
         <w:rPr>
-          <w:sz w:val="20"/>
-          <w:szCs w:val="20"/>
-        </w:rPr>
-      </w:pPr>
-      <w:r>
-        <w:rPr>
+          <w:rFonts w:ascii="Arvo" w:hAnsi="Arvo"/>
+          <w:sz w:val="20"/>
+          <w:szCs w:val="20"/>
+        </w:rPr>
+      </w:pPr>
+      <w:r>
+        <w:rPr>
+          <w:rFonts w:ascii="Arvo" w:hAnsi="Arvo"/>
           <w:sz w:val="20"/>
           <w:szCs w:val="20"/>
         </w:rPr>
@@ -2845,6 +3246,7 @@
       </w:r>
       <w:r>
         <w:rPr>
+          <w:rFonts w:ascii="Arvo" w:hAnsi="Arvo"/>
           <w:sz w:val="20"/>
           <w:szCs w:val="20"/>
         </w:rPr>
@@ -2852,6 +3254,7 @@
       </w:r>
       <w:r>
         <w:rPr>
+          <w:rFonts w:ascii="Arvo" w:hAnsi="Arvo"/>
           <w:sz w:val="20"/>
           <w:szCs w:val="20"/>
         </w:rPr>
@@ -2859,6 +3262,7 @@
       </w:r>
       <w:r>
         <w:rPr>
+          <w:rFonts w:ascii="Arvo" w:hAnsi="Arvo"/>
           <w:sz w:val="20"/>
           <w:szCs w:val="20"/>
         </w:rPr>
@@ -2868,7 +3272,9 @@
     <w:p>
       <w:pPr>
         <w:pStyle w:val="PargrafodaLista"/>
-        <w:rPr>
+        <w:spacing w:line="276" w:lineRule="auto"/>
+        <w:rPr>
+          <w:rFonts w:ascii="Arvo" w:hAnsi="Arvo"/>
           <w:sz w:val="20"/>
           <w:szCs w:val="20"/>
         </w:rPr>
@@ -2882,15 +3288,18 @@
           <w:numId w:val="2"/>
         </w:numPr>
         <w:snapToGrid w:val="0"/>
+        <w:spacing w:line="276" w:lineRule="auto"/>
         <w:ind w:left="709" w:hanging="709"/>
         <w:jc w:val="both"/>
         <w:rPr>
-          <w:sz w:val="20"/>
-          <w:szCs w:val="20"/>
-        </w:rPr>
-      </w:pPr>
-      <w:r>
-        <w:rPr>
+          <w:rFonts w:ascii="Arvo" w:hAnsi="Arvo"/>
+          <w:sz w:val="20"/>
+          <w:szCs w:val="20"/>
+        </w:rPr>
+      </w:pPr>
+      <w:r>
+        <w:rPr>
+          <w:rFonts w:ascii="Arvo" w:hAnsi="Arvo"/>
           <w:sz w:val="20"/>
           <w:szCs w:val="20"/>
         </w:rPr>
@@ -2898,6 +3307,7 @@
       </w:r>
       <w:r>
         <w:rPr>
+          <w:rFonts w:ascii="Arvo" w:hAnsi="Arvo"/>
           <w:sz w:val="20"/>
           <w:szCs w:val="20"/>
         </w:rPr>
@@ -2907,7 +3317,9 @@
     <w:p>
       <w:pPr>
         <w:pStyle w:val="PargrafodaLista"/>
-        <w:rPr>
+        <w:spacing w:line="276" w:lineRule="auto"/>
+        <w:rPr>
+          <w:rFonts w:ascii="Arvo" w:hAnsi="Arvo"/>
           <w:sz w:val="20"/>
           <w:szCs w:val="20"/>
         </w:rPr>
@@ -2921,15 +3333,18 @@
           <w:numId w:val="2"/>
         </w:numPr>
         <w:snapToGrid w:val="0"/>
+        <w:spacing w:line="276" w:lineRule="auto"/>
         <w:ind w:left="709" w:hanging="709"/>
         <w:jc w:val="both"/>
         <w:rPr>
-          <w:sz w:val="20"/>
-          <w:szCs w:val="20"/>
-        </w:rPr>
-      </w:pPr>
-      <w:r>
-        <w:rPr>
+          <w:rFonts w:ascii="Arvo" w:hAnsi="Arvo"/>
+          <w:sz w:val="20"/>
+          <w:szCs w:val="20"/>
+        </w:rPr>
+      </w:pPr>
+      <w:r>
+        <w:rPr>
+          <w:rFonts w:ascii="Arvo" w:hAnsi="Arvo"/>
           <w:sz w:val="20"/>
           <w:szCs w:val="20"/>
         </w:rPr>
@@ -2937,6 +3352,7 @@
       </w:r>
       <w:r>
         <w:rPr>
+          <w:rFonts w:ascii="Arvo" w:hAnsi="Arvo"/>
           <w:sz w:val="20"/>
           <w:szCs w:val="20"/>
         </w:rPr>
@@ -2944,6 +3360,7 @@
       </w:r>
       <w:r>
         <w:rPr>
+          <w:rFonts w:ascii="Arvo" w:hAnsi="Arvo"/>
           <w:sz w:val="20"/>
           <w:szCs w:val="20"/>
         </w:rPr>
@@ -2953,7 +3370,9 @@
     <w:p>
       <w:pPr>
         <w:pStyle w:val="PargrafodaLista"/>
-        <w:rPr>
+        <w:spacing w:line="276" w:lineRule="auto"/>
+        <w:rPr>
+          <w:rFonts w:ascii="Arvo" w:hAnsi="Arvo"/>
           <w:sz w:val="20"/>
           <w:szCs w:val="20"/>
         </w:rPr>
@@ -2967,26 +3386,30 @@
           <w:numId w:val="2"/>
         </w:numPr>
         <w:snapToGrid w:val="0"/>
+        <w:spacing w:line="276" w:lineRule="auto"/>
         <w:ind w:left="709" w:hanging="709"/>
         <w:jc w:val="both"/>
         <w:rPr>
-          <w:sz w:val="20"/>
-          <w:szCs w:val="20"/>
-        </w:rPr>
-      </w:pPr>
-      <w:r>
-        <w:rPr>
-          <w:sz w:val="20"/>
-          <w:szCs w:val="20"/>
-        </w:rPr>
-        <w:lastRenderedPageBreak/>
+          <w:rFonts w:ascii="Arvo" w:hAnsi="Arvo"/>
+          <w:sz w:val="20"/>
+          <w:szCs w:val="20"/>
+        </w:rPr>
+      </w:pPr>
+      <w:r>
+        <w:rPr>
+          <w:rFonts w:ascii="Arvo" w:hAnsi="Arvo"/>
+          <w:sz w:val="20"/>
+          <w:szCs w:val="20"/>
+        </w:rPr>
         <w:t>Emitir os documentos fiscais correspondentes aos honorários e despesas cobrados, na forma da legislação tributária aplicável.</w:t>
       </w:r>
     </w:p>
     <w:p>
       <w:pPr>
         <w:pStyle w:val="PargrafodaLista"/>
-        <w:rPr>
+        <w:spacing w:line="276" w:lineRule="auto"/>
+        <w:rPr>
+          <w:rFonts w:ascii="Arvo" w:hAnsi="Arvo"/>
           <w:sz w:val="20"/>
           <w:szCs w:val="20"/>
         </w:rPr>
@@ -3001,25 +3424,30 @@
           <w:numId w:val="2"/>
         </w:numPr>
         <w:snapToGrid w:val="0"/>
+        <w:spacing w:line="276" w:lineRule="auto"/>
         <w:ind w:left="709" w:hanging="709"/>
         <w:rPr>
-          <w:sz w:val="20"/>
-          <w:szCs w:val="20"/>
-        </w:rPr>
-      </w:pPr>
-      <w:r>
-        <w:rPr>
+          <w:rFonts w:ascii="Arvo" w:hAnsi="Arvo"/>
+          <w:sz w:val="20"/>
+          <w:szCs w:val="20"/>
+        </w:rPr>
+      </w:pPr>
+      <w:r>
+        <w:rPr>
+          <w:rFonts w:ascii="Arvo" w:hAnsi="Arvo"/>
           <w:b/>
           <w:sz w:val="20"/>
           <w:szCs w:val="20"/>
         </w:rPr>
-        <w:t>DAS OBRIGAÇÕES DA CONTRATANTE</w:t>
-      </w:r>
-    </w:p>
-    <w:p>
-      <w:pPr>
-        <w:pStyle w:val="PargrafodaLista"/>
-        <w:rPr>
+        <w:t>OBRIGAÇÕES DA CONTRATANTE</w:t>
+      </w:r>
+    </w:p>
+    <w:p>
+      <w:pPr>
+        <w:pStyle w:val="PargrafodaLista"/>
+        <w:spacing w:line="276" w:lineRule="auto"/>
+        <w:rPr>
+          <w:rFonts w:ascii="Arvo" w:hAnsi="Arvo"/>
           <w:sz w:val="20"/>
           <w:szCs w:val="20"/>
         </w:rPr>
@@ -3033,15 +3461,18 @@
           <w:numId w:val="2"/>
         </w:numPr>
         <w:snapToGrid w:val="0"/>
+        <w:spacing w:line="276" w:lineRule="auto"/>
         <w:ind w:left="709" w:hanging="709"/>
         <w:jc w:val="both"/>
         <w:rPr>
-          <w:sz w:val="20"/>
-          <w:szCs w:val="20"/>
-        </w:rPr>
-      </w:pPr>
-      <w:r>
-        <w:rPr>
+          <w:rFonts w:ascii="Arvo" w:hAnsi="Arvo"/>
+          <w:sz w:val="20"/>
+          <w:szCs w:val="20"/>
+        </w:rPr>
+      </w:pPr>
+      <w:r>
+        <w:rPr>
+          <w:rFonts w:ascii="Arvo" w:hAnsi="Arvo"/>
           <w:sz w:val="20"/>
           <w:szCs w:val="20"/>
         </w:rPr>
@@ -3051,7 +3482,9 @@
     <w:p>
       <w:pPr>
         <w:pStyle w:val="PargrafodaLista"/>
-        <w:rPr>
+        <w:spacing w:line="276" w:lineRule="auto"/>
+        <w:rPr>
+          <w:rFonts w:ascii="Arvo" w:hAnsi="Arvo"/>
           <w:sz w:val="20"/>
           <w:szCs w:val="20"/>
         </w:rPr>
@@ -3065,22 +3498,27 @@
           <w:numId w:val="2"/>
         </w:numPr>
         <w:snapToGrid w:val="0"/>
+        <w:spacing w:line="276" w:lineRule="auto"/>
         <w:ind w:left="709" w:hanging="709"/>
         <w:jc w:val="both"/>
         <w:rPr>
-          <w:sz w:val="20"/>
-          <w:szCs w:val="20"/>
-        </w:rPr>
-      </w:pPr>
-      <w:r>
-        <w:rPr>
-          <w:sz w:val="20"/>
-          <w:szCs w:val="20"/>
-        </w:rPr>
+          <w:rFonts w:ascii="Arvo" w:hAnsi="Arvo"/>
+          <w:sz w:val="20"/>
+          <w:szCs w:val="20"/>
+        </w:rPr>
+      </w:pPr>
+      <w:r>
+        <w:rPr>
+          <w:rFonts w:ascii="Arvo" w:hAnsi="Arvo"/>
+          <w:sz w:val="20"/>
+          <w:szCs w:val="20"/>
+        </w:rPr>
+        <w:lastRenderedPageBreak/>
         <w:t xml:space="preserve">Comunicar imediatamente ao Contratado qualquer fato superveniente que possa impactar os serviços prestados, notadamente alterações societárias, notificações, intimações, decisões e prazos recebidos </w:t>
       </w:r>
       <w:r>
         <w:rPr>
+          <w:rFonts w:ascii="Arvo" w:hAnsi="Arvo"/>
           <w:sz w:val="20"/>
           <w:szCs w:val="20"/>
         </w:rPr>
@@ -3088,6 +3526,7 @@
       </w:r>
       <w:r>
         <w:rPr>
+          <w:rFonts w:ascii="Arvo" w:hAnsi="Arvo"/>
           <w:sz w:val="20"/>
           <w:szCs w:val="20"/>
         </w:rPr>
@@ -3097,7 +3536,9 @@
     <w:p>
       <w:pPr>
         <w:pStyle w:val="PargrafodaLista"/>
-        <w:rPr>
+        <w:spacing w:line="276" w:lineRule="auto"/>
+        <w:rPr>
+          <w:rFonts w:ascii="Arvo" w:hAnsi="Arvo"/>
           <w:sz w:val="20"/>
           <w:szCs w:val="20"/>
         </w:rPr>
@@ -3111,15 +3552,18 @@
           <w:numId w:val="2"/>
         </w:numPr>
         <w:snapToGrid w:val="0"/>
+        <w:spacing w:line="276" w:lineRule="auto"/>
         <w:ind w:left="709" w:hanging="709"/>
         <w:jc w:val="both"/>
         <w:rPr>
-          <w:sz w:val="20"/>
-          <w:szCs w:val="20"/>
-        </w:rPr>
-      </w:pPr>
-      <w:r>
-        <w:rPr>
+          <w:rFonts w:ascii="Arvo" w:hAnsi="Arvo"/>
+          <w:sz w:val="20"/>
+          <w:szCs w:val="20"/>
+        </w:rPr>
+      </w:pPr>
+      <w:r>
+        <w:rPr>
+          <w:rFonts w:ascii="Arvo" w:hAnsi="Arvo"/>
           <w:sz w:val="20"/>
           <w:szCs w:val="20"/>
         </w:rPr>
@@ -3127,6 +3571,7 @@
       </w:r>
       <w:r>
         <w:rPr>
+          <w:rFonts w:ascii="Arvo" w:hAnsi="Arvo"/>
           <w:sz w:val="20"/>
           <w:szCs w:val="20"/>
         </w:rPr>
@@ -3134,6 +3579,7 @@
       </w:r>
       <w:r>
         <w:rPr>
+          <w:rFonts w:ascii="Arvo" w:hAnsi="Arvo"/>
           <w:sz w:val="20"/>
           <w:szCs w:val="20"/>
         </w:rPr>
@@ -3143,7 +3589,9 @@
     <w:p>
       <w:pPr>
         <w:pStyle w:val="PargrafodaLista"/>
-        <w:rPr>
+        <w:spacing w:line="276" w:lineRule="auto"/>
+        <w:rPr>
+          <w:rFonts w:ascii="Arvo" w:hAnsi="Arvo"/>
           <w:sz w:val="20"/>
           <w:szCs w:val="20"/>
         </w:rPr>
@@ -3157,15 +3605,18 @@
           <w:numId w:val="2"/>
         </w:numPr>
         <w:snapToGrid w:val="0"/>
+        <w:spacing w:line="276" w:lineRule="auto"/>
         <w:ind w:left="709" w:hanging="709"/>
         <w:jc w:val="both"/>
         <w:rPr>
-          <w:sz w:val="20"/>
-          <w:szCs w:val="20"/>
-        </w:rPr>
-      </w:pPr>
-      <w:r>
-        <w:rPr>
+          <w:rFonts w:ascii="Arvo" w:hAnsi="Arvo"/>
+          <w:sz w:val="20"/>
+          <w:szCs w:val="20"/>
+        </w:rPr>
+      </w:pPr>
+      <w:r>
+        <w:rPr>
+          <w:rFonts w:ascii="Arvo" w:hAnsi="Arvo"/>
           <w:sz w:val="20"/>
           <w:szCs w:val="20"/>
         </w:rPr>
@@ -3175,7 +3626,9 @@
     <w:p>
       <w:pPr>
         <w:pStyle w:val="PargrafodaLista"/>
-        <w:rPr>
+        <w:spacing w:line="276" w:lineRule="auto"/>
+        <w:rPr>
+          <w:rFonts w:ascii="Arvo" w:hAnsi="Arvo"/>
           <w:sz w:val="20"/>
           <w:szCs w:val="20"/>
         </w:rPr>
@@ -3190,25 +3643,30 @@
           <w:numId w:val="2"/>
         </w:numPr>
         <w:snapToGrid w:val="0"/>
+        <w:spacing w:line="276" w:lineRule="auto"/>
         <w:ind w:hanging="720"/>
         <w:rPr>
-          <w:sz w:val="20"/>
-          <w:szCs w:val="20"/>
-        </w:rPr>
-      </w:pPr>
-      <w:r>
-        <w:rPr>
+          <w:rFonts w:ascii="Arvo" w:hAnsi="Arvo"/>
+          <w:sz w:val="20"/>
+          <w:szCs w:val="20"/>
+        </w:rPr>
+      </w:pPr>
+      <w:r>
+        <w:rPr>
+          <w:rFonts w:ascii="Arvo" w:hAnsi="Arvo"/>
           <w:b/>
           <w:sz w:val="20"/>
           <w:szCs w:val="20"/>
         </w:rPr>
-        <w:t>DA ANTICORRUPÇÃO E CONFORMIDADE</w:t>
-      </w:r>
-    </w:p>
-    <w:p>
-      <w:pPr>
-        <w:pStyle w:val="PargrafodaLista"/>
-        <w:rPr>
+        <w:t>ANTICORRUPÇÃO E CONFORMIDADE</w:t>
+      </w:r>
+    </w:p>
+    <w:p>
+      <w:pPr>
+        <w:pStyle w:val="PargrafodaLista"/>
+        <w:spacing w:line="276" w:lineRule="auto"/>
+        <w:rPr>
+          <w:rFonts w:ascii="Arvo" w:hAnsi="Arvo"/>
           <w:sz w:val="20"/>
           <w:szCs w:val="20"/>
         </w:rPr>
@@ -3222,118 +3680,26 @@
           <w:numId w:val="2"/>
         </w:numPr>
         <w:snapToGrid w:val="0"/>
+        <w:spacing w:line="276" w:lineRule="auto"/>
         <w:ind w:left="709" w:hanging="709"/>
         <w:jc w:val="both"/>
         <w:rPr>
-          <w:sz w:val="20"/>
-          <w:szCs w:val="20"/>
-        </w:rPr>
-      </w:pPr>
-      <w:r>
-        <w:rPr>
-          <w:sz w:val="20"/>
-          <w:szCs w:val="20"/>
-        </w:rPr>
-        <w:t xml:space="preserve">As Partes declaram conduzir suas atividades em estrita conformidade com a legislação anticorrupção aplicável, incluindo a Lei n. 12.846/2013, o Decreto n. 11.129/2022, a Lei n. 9.613/1998 e, quando cabíveis em razão da jurisdição das operações, a </w:t>
-      </w:r>
-      <w:proofErr w:type="spellStart"/>
-      <w:r>
-        <w:rPr>
-          <w:sz w:val="20"/>
-          <w:szCs w:val="20"/>
-        </w:rPr>
-        <w:t>Foreign</w:t>
-      </w:r>
-      <w:proofErr w:type="spellEnd"/>
-      <w:r>
-        <w:rPr>
-          <w:sz w:val="20"/>
-          <w:szCs w:val="20"/>
-        </w:rPr>
-        <w:t xml:space="preserve"> </w:t>
-      </w:r>
-      <w:proofErr w:type="spellStart"/>
-      <w:r>
-        <w:rPr>
-          <w:sz w:val="20"/>
-          <w:szCs w:val="20"/>
-        </w:rPr>
-        <w:t>Corrupt</w:t>
-      </w:r>
-      <w:proofErr w:type="spellEnd"/>
-      <w:r>
-        <w:rPr>
-          <w:sz w:val="20"/>
-          <w:szCs w:val="20"/>
-        </w:rPr>
-        <w:t xml:space="preserve"> </w:t>
-      </w:r>
-      <w:proofErr w:type="spellStart"/>
-      <w:r>
-        <w:rPr>
-          <w:sz w:val="20"/>
-          <w:szCs w:val="20"/>
-        </w:rPr>
-        <w:t>Practices</w:t>
-      </w:r>
-      <w:proofErr w:type="spellEnd"/>
-      <w:r>
-        <w:rPr>
-          <w:sz w:val="20"/>
-          <w:szCs w:val="20"/>
-        </w:rPr>
-        <w:t xml:space="preserve"> </w:t>
-      </w:r>
-      <w:proofErr w:type="spellStart"/>
-      <w:r>
-        <w:rPr>
-          <w:sz w:val="20"/>
-          <w:szCs w:val="20"/>
-        </w:rPr>
-        <w:t>Act</w:t>
-      </w:r>
-      <w:proofErr w:type="spellEnd"/>
-      <w:r>
-        <w:rPr>
-          <w:sz w:val="20"/>
-          <w:szCs w:val="20"/>
-        </w:rPr>
-        <w:t xml:space="preserve"> (FCPA) e o UK </w:t>
-      </w:r>
-      <w:proofErr w:type="spellStart"/>
-      <w:r>
-        <w:rPr>
-          <w:sz w:val="20"/>
-          <w:szCs w:val="20"/>
-        </w:rPr>
-        <w:t>Bribery</w:t>
-      </w:r>
-      <w:proofErr w:type="spellEnd"/>
-      <w:r>
-        <w:rPr>
-          <w:sz w:val="20"/>
-          <w:szCs w:val="20"/>
-        </w:rPr>
-        <w:t xml:space="preserve"> </w:t>
-      </w:r>
-      <w:proofErr w:type="spellStart"/>
-      <w:r>
-        <w:rPr>
-          <w:sz w:val="20"/>
-          <w:szCs w:val="20"/>
-        </w:rPr>
-        <w:t>Act</w:t>
-      </w:r>
-      <w:proofErr w:type="spellEnd"/>
-      <w:r>
-        <w:rPr>
-          <w:sz w:val="20"/>
-          <w:szCs w:val="20"/>
-        </w:rPr>
-        <w:t>, comprometendo-se a não oferecer, prometer, dar ou autorizar, direta ou indiretamente, qualquer vantagem indevida a agente público ou a terceiro com a finalidade de obter vantagem imprópria relacionada à execução dest</w:t>
-      </w:r>
-      <w:r>
-        <w:rPr>
+          <w:rFonts w:ascii="Arvo" w:hAnsi="Arvo"/>
+          <w:sz w:val="20"/>
+          <w:szCs w:val="20"/>
+        </w:rPr>
+      </w:pPr>
+      <w:r>
+        <w:rPr>
+          <w:rFonts w:ascii="Arvo" w:hAnsi="Arvo"/>
+          <w:sz w:val="20"/>
+          <w:szCs w:val="20"/>
+        </w:rPr>
+        <w:t>As Partes declaram conduzir suas atividades em estrita conformidade com a legislação anticorrupção aplicável, incluindo a Lei n. 12.846/2013, o Decreto n. 11.129/2022, a Lei n. 9.613/1998 e, quando cabíveis em razão da jurisdição das operações, a Foreign Corrupt Practices Act (FCPA) e o UK Bribery Act, comprometendo-se a não oferecer, prometer, dar ou autorizar, direta ou indiretamente, qualquer vantagem indevida a agente público ou a terceiro com a finalidade de obter vantagem imprópria relacionada à execução dest</w:t>
+      </w:r>
+      <w:r>
+        <w:rPr>
+          <w:rFonts w:ascii="Arvo" w:hAnsi="Arvo"/>
           <w:sz w:val="20"/>
           <w:szCs w:val="20"/>
         </w:rPr>
@@ -3341,6 +3707,7 @@
       </w:r>
       <w:r>
         <w:rPr>
+          <w:rFonts w:ascii="Arvo" w:hAnsi="Arvo"/>
           <w:sz w:val="20"/>
           <w:szCs w:val="20"/>
         </w:rPr>
@@ -3350,7 +3717,9 @@
     <w:p>
       <w:pPr>
         <w:pStyle w:val="PargrafodaLista"/>
-        <w:rPr>
+        <w:spacing w:line="276" w:lineRule="auto"/>
+        <w:rPr>
+          <w:rFonts w:ascii="Arvo" w:hAnsi="Arvo"/>
           <w:sz w:val="20"/>
           <w:szCs w:val="20"/>
         </w:rPr>
@@ -3364,15 +3733,18 @@
           <w:numId w:val="2"/>
         </w:numPr>
         <w:snapToGrid w:val="0"/>
+        <w:spacing w:line="276" w:lineRule="auto"/>
         <w:ind w:left="709" w:hanging="709"/>
         <w:jc w:val="both"/>
         <w:rPr>
-          <w:sz w:val="20"/>
-          <w:szCs w:val="20"/>
-        </w:rPr>
-      </w:pPr>
-      <w:r>
-        <w:rPr>
+          <w:rFonts w:ascii="Arvo" w:hAnsi="Arvo"/>
+          <w:sz w:val="20"/>
+          <w:szCs w:val="20"/>
+        </w:rPr>
+      </w:pPr>
+      <w:r>
+        <w:rPr>
+          <w:rFonts w:ascii="Arvo" w:hAnsi="Arvo"/>
           <w:sz w:val="20"/>
           <w:szCs w:val="20"/>
         </w:rPr>
@@ -3380,6 +3752,7 @@
       </w:r>
       <w:r>
         <w:rPr>
+          <w:rFonts w:ascii="Arvo" w:hAnsi="Arvo"/>
           <w:sz w:val="20"/>
           <w:szCs w:val="20"/>
         </w:rPr>
@@ -3387,6 +3760,7 @@
       </w:r>
       <w:r>
         <w:rPr>
+          <w:rFonts w:ascii="Arvo" w:hAnsi="Arvo"/>
           <w:sz w:val="20"/>
           <w:szCs w:val="20"/>
         </w:rPr>
@@ -3396,7 +3770,9 @@
     <w:p>
       <w:pPr>
         <w:pStyle w:val="PargrafodaLista"/>
-        <w:rPr>
+        <w:spacing w:line="276" w:lineRule="auto"/>
+        <w:rPr>
+          <w:rFonts w:ascii="Arvo" w:hAnsi="Arvo"/>
           <w:sz w:val="20"/>
           <w:szCs w:val="20"/>
         </w:rPr>
@@ -3411,25 +3787,30 @@
           <w:numId w:val="2"/>
         </w:numPr>
         <w:snapToGrid w:val="0"/>
+        <w:spacing w:line="276" w:lineRule="auto"/>
         <w:ind w:hanging="720"/>
         <w:rPr>
-          <w:sz w:val="20"/>
-          <w:szCs w:val="20"/>
-        </w:rPr>
-      </w:pPr>
-      <w:r>
-        <w:rPr>
+          <w:rFonts w:ascii="Arvo" w:hAnsi="Arvo"/>
+          <w:sz w:val="20"/>
+          <w:szCs w:val="20"/>
+        </w:rPr>
+      </w:pPr>
+      <w:r>
+        <w:rPr>
+          <w:rFonts w:ascii="Arvo" w:hAnsi="Arvo"/>
           <w:b/>
           <w:sz w:val="20"/>
           <w:szCs w:val="20"/>
         </w:rPr>
-        <w:t>DA CONFIDENCIALIDADE</w:t>
-      </w:r>
-    </w:p>
-    <w:p>
-      <w:pPr>
-        <w:pStyle w:val="PargrafodaLista"/>
-        <w:rPr>
+        <w:t>CONFIDENCIALIDADE</w:t>
+      </w:r>
+    </w:p>
+    <w:p>
+      <w:pPr>
+        <w:pStyle w:val="PargrafodaLista"/>
+        <w:spacing w:line="276" w:lineRule="auto"/>
+        <w:rPr>
+          <w:rFonts w:ascii="Arvo" w:hAnsi="Arvo"/>
           <w:sz w:val="20"/>
           <w:szCs w:val="20"/>
         </w:rPr>
@@ -3443,15 +3824,18 @@
           <w:numId w:val="2"/>
         </w:numPr>
         <w:snapToGrid w:val="0"/>
+        <w:spacing w:line="276" w:lineRule="auto"/>
         <w:ind w:left="709" w:hanging="709"/>
         <w:jc w:val="both"/>
         <w:rPr>
-          <w:sz w:val="20"/>
-          <w:szCs w:val="20"/>
-        </w:rPr>
-      </w:pPr>
-      <w:r>
-        <w:rPr>
+          <w:rFonts w:ascii="Arvo" w:hAnsi="Arvo"/>
+          <w:sz w:val="20"/>
+          <w:szCs w:val="20"/>
+        </w:rPr>
+      </w:pPr>
+      <w:r>
+        <w:rPr>
+          <w:rFonts w:ascii="Arvo" w:hAnsi="Arvo"/>
           <w:sz w:val="20"/>
           <w:szCs w:val="20"/>
         </w:rPr>
@@ -3461,7 +3845,9 @@
     <w:p>
       <w:pPr>
         <w:pStyle w:val="PargrafodaLista"/>
-        <w:rPr>
+        <w:spacing w:line="276" w:lineRule="auto"/>
+        <w:rPr>
+          <w:rFonts w:ascii="Arvo" w:hAnsi="Arvo"/>
           <w:sz w:val="20"/>
           <w:szCs w:val="20"/>
         </w:rPr>
@@ -3475,15 +3861,18 @@
           <w:numId w:val="2"/>
         </w:numPr>
         <w:snapToGrid w:val="0"/>
+        <w:spacing w:line="276" w:lineRule="auto"/>
         <w:ind w:left="709" w:hanging="709"/>
         <w:jc w:val="both"/>
         <w:rPr>
-          <w:sz w:val="20"/>
-          <w:szCs w:val="20"/>
-        </w:rPr>
-      </w:pPr>
-      <w:r>
-        <w:rPr>
+          <w:rFonts w:ascii="Arvo" w:hAnsi="Arvo"/>
+          <w:sz w:val="20"/>
+          <w:szCs w:val="20"/>
+        </w:rPr>
+      </w:pPr>
+      <w:r>
+        <w:rPr>
+          <w:rFonts w:ascii="Arvo" w:hAnsi="Arvo"/>
           <w:sz w:val="20"/>
           <w:szCs w:val="20"/>
         </w:rPr>
@@ -3493,7 +3882,9 @@
     <w:p>
       <w:pPr>
         <w:pStyle w:val="PargrafodaLista"/>
-        <w:rPr>
+        <w:spacing w:line="276" w:lineRule="auto"/>
+        <w:rPr>
+          <w:rFonts w:ascii="Arvo" w:hAnsi="Arvo"/>
           <w:sz w:val="20"/>
           <w:szCs w:val="20"/>
         </w:rPr>
@@ -3507,25 +3898,31 @@
           <w:numId w:val="2"/>
         </w:numPr>
         <w:snapToGrid w:val="0"/>
+        <w:spacing w:line="276" w:lineRule="auto"/>
         <w:ind w:left="709" w:hanging="709"/>
         <w:jc w:val="both"/>
         <w:rPr>
-          <w:sz w:val="20"/>
-          <w:szCs w:val="20"/>
-        </w:rPr>
-      </w:pPr>
-      <w:r>
-        <w:rPr>
-          <w:sz w:val="20"/>
-          <w:szCs w:val="20"/>
-        </w:rPr>
+          <w:rFonts w:ascii="Arvo" w:hAnsi="Arvo"/>
+          <w:sz w:val="20"/>
+          <w:szCs w:val="20"/>
+        </w:rPr>
+      </w:pPr>
+      <w:r>
+        <w:rPr>
+          <w:rFonts w:ascii="Arvo" w:hAnsi="Arvo"/>
+          <w:sz w:val="20"/>
+          <w:szCs w:val="20"/>
+        </w:rPr>
+        <w:lastRenderedPageBreak/>
         <w:t>As Partes obrigam-se a manter sob absoluto sigilo as Informações Confidenciais, utilizá-las exclusivamente para as finalidades desta contratação, restringir o acesso a colaboradores que delas necessitem e que estejam sujeitos a obrigações equivalentes de confidencialidade, e adotar medidas adequadas para impedir acesso, uso ou divulgação não autorizados, respondendo cada Parte pelos atos de terceiros a ela vinculados.</w:t>
       </w:r>
     </w:p>
     <w:p>
       <w:pPr>
         <w:pStyle w:val="PargrafodaLista"/>
-        <w:rPr>
+        <w:spacing w:line="276" w:lineRule="auto"/>
+        <w:rPr>
+          <w:rFonts w:ascii="Arvo" w:hAnsi="Arvo"/>
           <w:sz w:val="20"/>
           <w:szCs w:val="20"/>
         </w:rPr>
@@ -3539,23 +3936,26 @@
           <w:numId w:val="2"/>
         </w:numPr>
         <w:snapToGrid w:val="0"/>
+        <w:spacing w:line="276" w:lineRule="auto"/>
         <w:ind w:left="709" w:hanging="709"/>
         <w:jc w:val="both"/>
         <w:rPr>
-          <w:sz w:val="20"/>
-          <w:szCs w:val="20"/>
-        </w:rPr>
-      </w:pPr>
-      <w:r>
-        <w:rPr>
-          <w:sz w:val="20"/>
-          <w:szCs w:val="20"/>
-        </w:rPr>
-        <w:lastRenderedPageBreak/>
+          <w:rFonts w:ascii="Arvo" w:hAnsi="Arvo"/>
+          <w:sz w:val="20"/>
+          <w:szCs w:val="20"/>
+        </w:rPr>
+      </w:pPr>
+      <w:r>
+        <w:rPr>
+          <w:rFonts w:ascii="Arvo" w:hAnsi="Arvo"/>
+          <w:sz w:val="20"/>
+          <w:szCs w:val="20"/>
+        </w:rPr>
         <w:t>As obrigações desta cláusula s</w:t>
       </w:r>
       <w:r>
         <w:rPr>
+          <w:rFonts w:ascii="Arvo" w:hAnsi="Arvo"/>
           <w:sz w:val="20"/>
           <w:szCs w:val="20"/>
         </w:rPr>
@@ -3563,6 +3963,7 @@
       </w:r>
       <w:r>
         <w:rPr>
+          <w:rFonts w:ascii="Arvo" w:hAnsi="Arvo"/>
           <w:sz w:val="20"/>
           <w:szCs w:val="20"/>
         </w:rPr>
@@ -3570,6 +3971,7 @@
       </w:r>
       <w:r>
         <w:rPr>
+          <w:rFonts w:ascii="Arvo" w:hAnsi="Arvo"/>
           <w:sz w:val="20"/>
           <w:szCs w:val="20"/>
         </w:rPr>
@@ -3577,6 +3979,7 @@
       </w:r>
       <w:r>
         <w:rPr>
+          <w:rFonts w:ascii="Arvo" w:hAnsi="Arvo"/>
           <w:sz w:val="20"/>
           <w:szCs w:val="20"/>
         </w:rPr>
@@ -3586,7 +3989,9 @@
     <w:p>
       <w:pPr>
         <w:pStyle w:val="PargrafodaLista"/>
-        <w:rPr>
+        <w:spacing w:line="276" w:lineRule="auto"/>
+        <w:rPr>
+          <w:rFonts w:ascii="Arvo" w:hAnsi="Arvo"/>
           <w:sz w:val="20"/>
           <w:szCs w:val="20"/>
         </w:rPr>
@@ -3601,25 +4006,30 @@
           <w:numId w:val="2"/>
         </w:numPr>
         <w:snapToGrid w:val="0"/>
+        <w:spacing w:line="276" w:lineRule="auto"/>
         <w:ind w:hanging="720"/>
         <w:rPr>
-          <w:sz w:val="20"/>
-          <w:szCs w:val="20"/>
-        </w:rPr>
-      </w:pPr>
-      <w:r>
-        <w:rPr>
+          <w:rFonts w:ascii="Arvo" w:hAnsi="Arvo"/>
+          <w:sz w:val="20"/>
+          <w:szCs w:val="20"/>
+        </w:rPr>
+      </w:pPr>
+      <w:r>
+        <w:rPr>
+          <w:rFonts w:ascii="Arvo" w:hAnsi="Arvo"/>
           <w:b/>
           <w:sz w:val="20"/>
           <w:szCs w:val="20"/>
         </w:rPr>
-        <w:t>DA PROTEÇÃO DE DADOS PESSOAIS</w:t>
-      </w:r>
-    </w:p>
-    <w:p>
-      <w:pPr>
-        <w:pStyle w:val="PargrafodaLista"/>
-        <w:rPr>
+        <w:t>PROTEÇÃO DE DADOS PESSOAIS</w:t>
+      </w:r>
+    </w:p>
+    <w:p>
+      <w:pPr>
+        <w:pStyle w:val="PargrafodaLista"/>
+        <w:spacing w:line="276" w:lineRule="auto"/>
+        <w:rPr>
+          <w:rFonts w:ascii="Arvo" w:hAnsi="Arvo"/>
           <w:sz w:val="20"/>
           <w:szCs w:val="20"/>
         </w:rPr>
@@ -3633,39 +4043,32 @@
           <w:numId w:val="2"/>
         </w:numPr>
         <w:snapToGrid w:val="0"/>
+        <w:spacing w:line="276" w:lineRule="auto"/>
         <w:ind w:left="709" w:hanging="709"/>
         <w:jc w:val="both"/>
         <w:rPr>
-          <w:sz w:val="20"/>
-          <w:szCs w:val="20"/>
-        </w:rPr>
-      </w:pPr>
-      <w:r>
-        <w:rPr>
-          <w:sz w:val="20"/>
-          <w:szCs w:val="20"/>
-        </w:rPr>
-        <w:t>No tratamento de dados pessoais realizado em razão dest</w:t>
-      </w:r>
-      <w:r>
-        <w:rPr>
-          <w:sz w:val="20"/>
-          <w:szCs w:val="20"/>
-        </w:rPr>
-        <w:t>a Proposta</w:t>
-      </w:r>
-      <w:r>
-        <w:rPr>
-          <w:sz w:val="20"/>
-          <w:szCs w:val="20"/>
-        </w:rPr>
-        <w:t>, as Partes observarão a Lei n. 13.709/2018 (LGPD) e as normas editadas pela Autoridade Nacional de Proteção de Dados (ANPD), atuando cada qual, conforme o caso, na qualidade de controladora ou operadora, nos termos do artigo 5º da LGPD.</w:t>
-      </w:r>
-    </w:p>
-    <w:p>
-      <w:pPr>
-        <w:pStyle w:val="PargrafodaLista"/>
-        <w:rPr>
+          <w:rFonts w:ascii="Arvo" w:hAnsi="Arvo"/>
+          <w:sz w:val="20"/>
+          <w:szCs w:val="20"/>
+        </w:rPr>
+      </w:pPr>
+      <w:r>
+        <w:rPr>
+          <w:rFonts w:ascii="Arvo" w:hAnsi="Arvo"/>
+          <w:sz w:val="20"/>
+          <w:szCs w:val="20"/>
+        </w:rPr>
+        <w:t>No tratamento de dados pessoais realizado em razão desta Proposta, as Partes observarão a Lei n. 13.709/2018 (LGPD) e as normas editadas pela Autoridade Nacional de Proteção de Dados (ANPD), atuando cada qual, conforme o caso, na qualidade de controladora ou operadora, nos termos do artigo 5º da LGPD. O tratamento de dados pessoais limitar-se-á às finalidades necessárias ou decorrentes do cumprimento das obrigações contratuais, observados os princípios da LGPD.</w:t>
+      </w:r>
+    </w:p>
+    <w:p>
+      <w:pPr>
+        <w:pStyle w:val="PargrafodaLista"/>
+        <w:spacing w:line="276" w:lineRule="auto"/>
+        <w:ind w:left="709" w:hanging="709"/>
+        <w:jc w:val="both"/>
+        <w:rPr>
+          <w:rFonts w:ascii="Arvo" w:hAnsi="Arvo"/>
           <w:sz w:val="20"/>
           <w:szCs w:val="20"/>
         </w:rPr>
@@ -3679,25 +4082,30 @@
           <w:numId w:val="2"/>
         </w:numPr>
         <w:snapToGrid w:val="0"/>
+        <w:spacing w:line="276" w:lineRule="auto"/>
         <w:ind w:left="709" w:hanging="709"/>
         <w:jc w:val="both"/>
         <w:rPr>
-          <w:sz w:val="20"/>
-          <w:szCs w:val="20"/>
-        </w:rPr>
-      </w:pPr>
-      <w:r>
-        <w:rPr>
-          <w:sz w:val="20"/>
-          <w:szCs w:val="20"/>
-        </w:rPr>
-        <w:t>O tratamento de dados pessoais limitar-se-á às finalidades necessárias ao cumprimento das obrigações contratuais, tendo por base legal, conforme o caso, a execução de contrato, o cumprimento de obrigação legal ou regulatória, o exercício regular de direitos em processos judiciais, administrativos ou arbitrais, ou os interesses legítimos das Partes, observados os princípios da LGPD.</w:t>
-      </w:r>
-    </w:p>
-    <w:p>
-      <w:pPr>
-        <w:pStyle w:val="PargrafodaLista"/>
-        <w:rPr>
+          <w:rFonts w:ascii="Arvo" w:hAnsi="Arvo"/>
+          <w:sz w:val="20"/>
+          <w:szCs w:val="20"/>
+        </w:rPr>
+      </w:pPr>
+      <w:r>
+        <w:rPr>
+          <w:rFonts w:ascii="Arvo" w:hAnsi="Arvo"/>
+          <w:sz w:val="20"/>
+          <w:szCs w:val="20"/>
+        </w:rPr>
+        <w:t>A Contratada possui uma Política de Privacidade que estabelece as regras e práticas de tratamento pela Contratada dos dados pessoais dos seus clientes, incluindo dos respectivos representantes legais, diretores e funcionários, podendo o Contratante solicitar à Contratada uma cópia da versão atualizada desse documento. As Partes comprometem-se a adotar medidas técnicas e administrativas adequadas para proteger os dados pessoais tratados contra acessos não autorizados e situações ilícitas, e a não os compartilhar fora das hipóteses legais ou contratuais.</w:t>
+      </w:r>
+    </w:p>
+    <w:p>
+      <w:pPr>
+        <w:pStyle w:val="PargrafodaLista"/>
+        <w:spacing w:line="276" w:lineRule="auto"/>
+        <w:rPr>
+          <w:rFonts w:ascii="Arvo" w:hAnsi="Arvo"/>
           <w:sz w:val="20"/>
           <w:szCs w:val="20"/>
         </w:rPr>
@@ -3711,77 +4119,18 @@
           <w:numId w:val="2"/>
         </w:numPr>
         <w:snapToGrid w:val="0"/>
+        <w:spacing w:line="276" w:lineRule="auto"/>
         <w:ind w:left="709" w:hanging="709"/>
         <w:jc w:val="both"/>
         <w:rPr>
-          <w:sz w:val="20"/>
-          <w:szCs w:val="20"/>
-        </w:rPr>
-      </w:pPr>
-      <w:r>
-        <w:rPr>
-          <w:sz w:val="20"/>
-          <w:szCs w:val="20"/>
-        </w:rPr>
-        <w:t xml:space="preserve">As Partes comprometem-se a adotar medidas técnicas e administrativas adequadas para proteger os dados pessoais tratados contra acessos não autorizados e situações ilícitas, a não </w:t>
-      </w:r>
-      <w:r>
-        <w:rPr>
-          <w:sz w:val="20"/>
-          <w:szCs w:val="20"/>
-        </w:rPr>
-        <w:t>os compartilhar</w:t>
-      </w:r>
-      <w:r>
-        <w:rPr>
-          <w:sz w:val="20"/>
-          <w:szCs w:val="20"/>
-        </w:rPr>
-        <w:t xml:space="preserve"> fora das hipóteses legais ou contratuais, a submeter eventuais </w:t>
-      </w:r>
-      <w:proofErr w:type="spellStart"/>
-      <w:r>
-        <w:rPr>
-          <w:sz w:val="20"/>
-          <w:szCs w:val="20"/>
-        </w:rPr>
-        <w:t>suboperadores</w:t>
-      </w:r>
-      <w:proofErr w:type="spellEnd"/>
-      <w:r>
-        <w:rPr>
-          <w:sz w:val="20"/>
-          <w:szCs w:val="20"/>
-        </w:rPr>
-        <w:t xml:space="preserve"> a obrigações equivalentes e a notificar a outra Parte, em até 24 (vinte e quatro) horas da ciência, de qualquer incidente de segurança envolvendo dados pessoais desta contratação.</w:t>
-      </w:r>
-    </w:p>
-    <w:p>
-      <w:pPr>
-        <w:pStyle w:val="PargrafodaLista"/>
-        <w:rPr>
-          <w:sz w:val="20"/>
-          <w:szCs w:val="20"/>
-        </w:rPr>
-      </w:pPr>
-    </w:p>
-    <w:p>
-      <w:pPr>
-        <w:pStyle w:val="PargrafodaLista"/>
-        <w:numPr>
-          <w:ilvl w:val="1"/>
-          <w:numId w:val="2"/>
-        </w:numPr>
-        <w:snapToGrid w:val="0"/>
-        <w:ind w:left="709" w:hanging="709"/>
-        <w:jc w:val="both"/>
-        <w:rPr>
-          <w:sz w:val="20"/>
-          <w:szCs w:val="20"/>
-        </w:rPr>
-      </w:pPr>
-      <w:r>
-        <w:rPr>
+          <w:rFonts w:ascii="Arvo" w:hAnsi="Arvo"/>
+          <w:sz w:val="20"/>
+          <w:szCs w:val="20"/>
+        </w:rPr>
+      </w:pPr>
+      <w:r>
+        <w:rPr>
+          <w:rFonts w:ascii="Arvo" w:hAnsi="Arvo"/>
           <w:sz w:val="20"/>
           <w:szCs w:val="20"/>
         </w:rPr>
@@ -3791,7 +4140,9 @@
     <w:p>
       <w:pPr>
         <w:pStyle w:val="PargrafodaLista"/>
-        <w:rPr>
+        <w:spacing w:line="276" w:lineRule="auto"/>
+        <w:rPr>
+          <w:rFonts w:ascii="Arvo" w:hAnsi="Arvo"/>
           <w:sz w:val="20"/>
           <w:szCs w:val="20"/>
         </w:rPr>
@@ -3806,25 +4157,30 @@
           <w:numId w:val="2"/>
         </w:numPr>
         <w:snapToGrid w:val="0"/>
+        <w:spacing w:line="276" w:lineRule="auto"/>
         <w:ind w:hanging="720"/>
         <w:rPr>
-          <w:sz w:val="20"/>
-          <w:szCs w:val="20"/>
-        </w:rPr>
-      </w:pPr>
-      <w:r>
-        <w:rPr>
+          <w:rFonts w:ascii="Arvo" w:hAnsi="Arvo"/>
+          <w:sz w:val="20"/>
+          <w:szCs w:val="20"/>
+        </w:rPr>
+      </w:pPr>
+      <w:r>
+        <w:rPr>
+          <w:rFonts w:ascii="Arvo" w:hAnsi="Arvo"/>
           <w:b/>
           <w:sz w:val="20"/>
           <w:szCs w:val="20"/>
         </w:rPr>
-        <w:t>DA RESPONSABILIDADE</w:t>
-      </w:r>
-    </w:p>
-    <w:p>
-      <w:pPr>
-        <w:pStyle w:val="PargrafodaLista"/>
-        <w:rPr>
+        <w:t>RESPONSABILIDADE</w:t>
+      </w:r>
+    </w:p>
+    <w:p>
+      <w:pPr>
+        <w:pStyle w:val="PargrafodaLista"/>
+        <w:spacing w:line="276" w:lineRule="auto"/>
+        <w:rPr>
+          <w:rFonts w:ascii="Arvo" w:hAnsi="Arvo"/>
           <w:sz w:val="20"/>
           <w:szCs w:val="20"/>
         </w:rPr>
@@ -3838,25 +4194,62 @@
           <w:numId w:val="2"/>
         </w:numPr>
         <w:snapToGrid w:val="0"/>
+        <w:spacing w:line="276" w:lineRule="auto"/>
         <w:ind w:left="709" w:hanging="709"/>
         <w:jc w:val="both"/>
         <w:rPr>
-          <w:sz w:val="20"/>
-          <w:szCs w:val="20"/>
-        </w:rPr>
-      </w:pPr>
-      <w:r>
-        <w:rPr>
-          <w:sz w:val="20"/>
-          <w:szCs w:val="20"/>
-        </w:rPr>
-        <w:t>A responsabilidade do Contratado limita-se aos danos diretos e efetivamente comprovados decorrentes de culpa ou dolo na execução dos serviços, excluídos, expressamente, os danos indiretos, lucros cessantes, perda de chance, danos reflexos e demais danos consequenciais, salvo nas hipóteses em que a lei vedar a limitação de responsabilidade.</w:t>
-      </w:r>
-    </w:p>
-    <w:p>
-      <w:pPr>
-        <w:pStyle w:val="PargrafodaLista"/>
-        <w:rPr>
+          <w:rFonts w:ascii="Arvo" w:hAnsi="Arvo"/>
+          <w:sz w:val="20"/>
+          <w:szCs w:val="20"/>
+        </w:rPr>
+      </w:pPr>
+      <w:r>
+        <w:rPr>
+          <w:rFonts w:ascii="Arvo" w:hAnsi="Arvo"/>
+          <w:sz w:val="20"/>
+          <w:szCs w:val="20"/>
+        </w:rPr>
+        <w:t>A responsabilidade do Contratado</w:t>
+      </w:r>
+      <w:r>
+        <w:rPr>
+          <w:rFonts w:ascii="Arvo" w:hAnsi="Arvo"/>
+          <w:sz w:val="20"/>
+          <w:szCs w:val="20"/>
+        </w:rPr>
+        <w:t>, em qualquer hipótese, fica limitada ao valor total efetivamente pago pelo Contratante</w:t>
+      </w:r>
+      <w:r>
+        <w:rPr>
+          <w:rFonts w:ascii="Arvo" w:hAnsi="Arvo"/>
+          <w:sz w:val="20"/>
+          <w:szCs w:val="20"/>
+        </w:rPr>
+        <w:t xml:space="preserve"> ao Contratado</w:t>
+      </w:r>
+      <w:r>
+        <w:rPr>
+          <w:rFonts w:ascii="Arvo" w:hAnsi="Arvo"/>
+          <w:sz w:val="20"/>
+          <w:szCs w:val="20"/>
+        </w:rPr>
+        <w:t xml:space="preserve"> nos 12 (doze) meses anteriores, respondendo exclusivamente por danos diretos e efetivamente comprovados decorrentes de culpa ou dolo na execução dos serviços. Ficam expressamente excluídos quaisquer danos indiretos, lucros cessantes, perda de chance, danos reflexos e</w:t>
+      </w:r>
+      <w:r>
+        <w:rPr>
+          <w:rFonts w:ascii="Arvo" w:hAnsi="Arvo"/>
+          <w:sz w:val="20"/>
+          <w:szCs w:val="20"/>
+        </w:rPr>
+        <w:t xml:space="preserve"> danos consequenciais, salvo nas hipóteses em que a lei vedar a limitação de responsabilidade.</w:t>
+      </w:r>
+    </w:p>
+    <w:p>
+      <w:pPr>
+        <w:pStyle w:val="PargrafodaLista"/>
+        <w:spacing w:line="276" w:lineRule="auto"/>
+        <w:rPr>
+          <w:rFonts w:ascii="Arvo" w:hAnsi="Arvo"/>
           <w:sz w:val="20"/>
           <w:szCs w:val="20"/>
         </w:rPr>
@@ -3870,22 +4263,35 @@
           <w:numId w:val="2"/>
         </w:numPr>
         <w:snapToGrid w:val="0"/>
+        <w:spacing w:line="276" w:lineRule="auto"/>
         <w:ind w:left="709" w:hanging="709"/>
         <w:jc w:val="both"/>
         <w:rPr>
-          <w:sz w:val="20"/>
-          <w:szCs w:val="20"/>
-        </w:rPr>
-      </w:pPr>
-      <w:r>
-        <w:rPr>
-          <w:sz w:val="20"/>
-          <w:szCs w:val="20"/>
-        </w:rPr>
-        <w:t xml:space="preserve">Os pareceres, opiniões legais, minutas e estratégias elaborados pelo Contratado constituem obrigação de meio, não importando garantia de resultado ou de êxito, ressalvadas as obrigações em que, por sua natureza ou por expressa </w:t>
-      </w:r>
-      <w:r>
-        <w:rPr>
+          <w:rFonts w:ascii="Arvo" w:hAnsi="Arvo"/>
+          <w:sz w:val="20"/>
+          <w:szCs w:val="20"/>
+        </w:rPr>
+      </w:pPr>
+      <w:r>
+        <w:rPr>
+          <w:rFonts w:ascii="Arvo" w:hAnsi="Arvo"/>
+          <w:sz w:val="20"/>
+          <w:szCs w:val="20"/>
+        </w:rPr>
+        <w:t xml:space="preserve">Os pareceres, opiniões legais, minutas e estratégias elaborados pelo Contratado constituem obrigação de meio, não importando garantia de resultado ou de êxito, ressalvadas as </w:t>
+      </w:r>
+      <w:r>
+        <w:rPr>
+          <w:rFonts w:ascii="Arvo" w:hAnsi="Arvo"/>
+          <w:sz w:val="20"/>
+          <w:szCs w:val="20"/>
+        </w:rPr>
+        <w:lastRenderedPageBreak/>
+        <w:t xml:space="preserve">obrigações em que, por sua natureza ou por expressa </w:t>
+      </w:r>
+      <w:r>
+        <w:rPr>
+          <w:rFonts w:ascii="Arvo" w:hAnsi="Arvo"/>
           <w:sz w:val="20"/>
           <w:szCs w:val="20"/>
         </w:rPr>
@@ -3893,6 +4299,7 @@
       </w:r>
       <w:r>
         <w:rPr>
+          <w:rFonts w:ascii="Arvo" w:hAnsi="Arvo"/>
           <w:sz w:val="20"/>
           <w:szCs w:val="20"/>
         </w:rPr>
@@ -3902,7 +4309,9 @@
     <w:p>
       <w:pPr>
         <w:pStyle w:val="PargrafodaLista"/>
-        <w:rPr>
+        <w:spacing w:line="276" w:lineRule="auto"/>
+        <w:rPr>
+          <w:rFonts w:ascii="Arvo" w:hAnsi="Arvo"/>
           <w:sz w:val="20"/>
           <w:szCs w:val="20"/>
         </w:rPr>
@@ -3917,25 +4326,30 @@
           <w:numId w:val="2"/>
         </w:numPr>
         <w:snapToGrid w:val="0"/>
+        <w:spacing w:line="276" w:lineRule="auto"/>
         <w:ind w:hanging="720"/>
         <w:rPr>
-          <w:sz w:val="20"/>
-          <w:szCs w:val="20"/>
-        </w:rPr>
-      </w:pPr>
-      <w:r>
-        <w:rPr>
+          <w:rFonts w:ascii="Arvo" w:hAnsi="Arvo"/>
+          <w:sz w:val="20"/>
+          <w:szCs w:val="20"/>
+        </w:rPr>
+      </w:pPr>
+      <w:r>
+        <w:rPr>
+          <w:rFonts w:ascii="Arvo" w:hAnsi="Arvo"/>
           <w:b/>
           <w:sz w:val="20"/>
           <w:szCs w:val="20"/>
         </w:rPr>
-        <w:t>DA RESCISÃO</w:t>
-      </w:r>
-    </w:p>
-    <w:p>
-      <w:pPr>
-        <w:pStyle w:val="PargrafodaLista"/>
-        <w:rPr>
+        <w:t>RESCISÃO</w:t>
+      </w:r>
+    </w:p>
+    <w:p>
+      <w:pPr>
+        <w:pStyle w:val="PargrafodaLista"/>
+        <w:spacing w:line="276" w:lineRule="auto"/>
+        <w:rPr>
+          <w:rFonts w:ascii="Arvo" w:hAnsi="Arvo"/>
           <w:sz w:val="20"/>
           <w:szCs w:val="20"/>
         </w:rPr>
@@ -3949,15 +4363,18 @@
           <w:numId w:val="2"/>
         </w:numPr>
         <w:snapToGrid w:val="0"/>
+        <w:spacing w:line="276" w:lineRule="auto"/>
         <w:ind w:left="709" w:hanging="709"/>
         <w:jc w:val="both"/>
         <w:rPr>
-          <w:sz w:val="20"/>
-          <w:szCs w:val="20"/>
-        </w:rPr>
-      </w:pPr>
-      <w:r>
-        <w:rPr>
+          <w:rFonts w:ascii="Arvo" w:hAnsi="Arvo"/>
+          <w:sz w:val="20"/>
+          <w:szCs w:val="20"/>
+        </w:rPr>
+      </w:pPr>
+      <w:r>
+        <w:rPr>
+          <w:rFonts w:ascii="Arvo" w:hAnsi="Arvo"/>
           <w:sz w:val="20"/>
           <w:szCs w:val="20"/>
         </w:rPr>
@@ -3965,6 +4382,7 @@
       </w:r>
       <w:r>
         <w:rPr>
+          <w:rFonts w:ascii="Arvo" w:hAnsi="Arvo"/>
           <w:sz w:val="20"/>
           <w:szCs w:val="20"/>
         </w:rPr>
@@ -3972,6 +4390,7 @@
       </w:r>
       <w:r>
         <w:rPr>
+          <w:rFonts w:ascii="Arvo" w:hAnsi="Arvo"/>
           <w:sz w:val="20"/>
           <w:szCs w:val="20"/>
         </w:rPr>
@@ -3979,6 +4398,7 @@
       </w:r>
       <w:r>
         <w:rPr>
+          <w:rFonts w:ascii="Arvo" w:hAnsi="Arvo"/>
           <w:sz w:val="20"/>
           <w:szCs w:val="20"/>
         </w:rPr>
@@ -3986,6 +4406,7 @@
       </w:r>
       <w:r>
         <w:rPr>
+          <w:rFonts w:ascii="Arvo" w:hAnsi="Arvo"/>
           <w:sz w:val="20"/>
           <w:szCs w:val="20"/>
         </w:rPr>
@@ -3993,6 +4414,7 @@
       </w:r>
       <w:r>
         <w:rPr>
+          <w:rFonts w:ascii="Arvo" w:hAnsi="Arvo"/>
           <w:sz w:val="20"/>
           <w:szCs w:val="20"/>
         </w:rPr>
@@ -4002,7 +4424,9 @@
     <w:p>
       <w:pPr>
         <w:pStyle w:val="PargrafodaLista"/>
-        <w:rPr>
+        <w:spacing w:line="276" w:lineRule="auto"/>
+        <w:rPr>
+          <w:rFonts w:ascii="Arvo" w:hAnsi="Arvo"/>
           <w:sz w:val="20"/>
           <w:szCs w:val="20"/>
         </w:rPr>
@@ -4016,68 +4440,42 @@
           <w:numId w:val="2"/>
         </w:numPr>
         <w:snapToGrid w:val="0"/>
+        <w:spacing w:line="276" w:lineRule="auto"/>
         <w:ind w:left="709" w:hanging="709"/>
         <w:jc w:val="both"/>
         <w:rPr>
-          <w:sz w:val="20"/>
-          <w:szCs w:val="20"/>
-        </w:rPr>
-      </w:pPr>
-      <w:r>
-        <w:rPr>
-          <w:sz w:val="20"/>
-          <w:szCs w:val="20"/>
-        </w:rPr>
-        <w:t>A rescisão imotivada poderá ser promovida por qualquer das Partes mediante notificação escrita com antecedência mínima de 60 (sessenta) dias, durante os quais o Contratado permanecerá obrigado a prestar os serviços em curso e a adotar as providências necessárias à regular transição.</w:t>
-      </w:r>
-    </w:p>
-    <w:p>
-      <w:pPr>
-        <w:pStyle w:val="PargrafodaLista"/>
-        <w:rPr>
-          <w:sz w:val="20"/>
-          <w:szCs w:val="20"/>
-        </w:rPr>
-      </w:pPr>
-    </w:p>
-    <w:p>
-      <w:pPr>
-        <w:pStyle w:val="PargrafodaLista"/>
-        <w:numPr>
-          <w:ilvl w:val="1"/>
-          <w:numId w:val="2"/>
-        </w:numPr>
-        <w:snapToGrid w:val="0"/>
-        <w:ind w:left="709" w:hanging="709"/>
-        <w:jc w:val="both"/>
-        <w:rPr>
-          <w:sz w:val="20"/>
-          <w:szCs w:val="20"/>
-        </w:rPr>
-      </w:pPr>
-      <w:r>
-        <w:rPr>
-          <w:sz w:val="20"/>
-          <w:szCs w:val="20"/>
-        </w:rPr>
-        <w:t xml:space="preserve">Em qualquer hipótese, serão devidos ao Contratado os honorários pelos serviços efetivamente prestados até a data de cessação, o reembolso das despesas incorridas no período, </w:t>
-      </w:r>
-      <w:r>
-        <w:rPr>
-          <w:sz w:val="20"/>
-          <w:szCs w:val="20"/>
-        </w:rPr>
-        <w:t xml:space="preserve">nos termos da </w:t>
-      </w:r>
-      <w:r>
-        <w:rPr>
-          <w:sz w:val="20"/>
-          <w:szCs w:val="20"/>
-        </w:rPr>
-        <w:t>cláusula de Reembolso de Despesas</w:t>
-      </w:r>
-      <w:r>
-        <w:rPr>
+          <w:rFonts w:ascii="Arvo" w:hAnsi="Arvo"/>
+          <w:sz w:val="20"/>
+          <w:szCs w:val="20"/>
+        </w:rPr>
+      </w:pPr>
+      <w:r>
+        <w:rPr>
+          <w:rFonts w:ascii="Arvo" w:hAnsi="Arvo"/>
+          <w:sz w:val="20"/>
+          <w:szCs w:val="20"/>
+        </w:rPr>
+        <w:t>Em qualquer hipótese</w:t>
+      </w:r>
+      <w:r>
+        <w:rPr>
+          <w:rFonts w:ascii="Arvo" w:hAnsi="Arvo"/>
+          <w:sz w:val="20"/>
+          <w:szCs w:val="20"/>
+        </w:rPr>
+        <w:t xml:space="preserve"> de rescisão</w:t>
+      </w:r>
+      <w:r>
+        <w:rPr>
+          <w:rFonts w:ascii="Arvo" w:hAnsi="Arvo"/>
+          <w:sz w:val="20"/>
+          <w:szCs w:val="20"/>
+        </w:rPr>
+        <w:t>, serão devidos ao Contratado os honorários pelos serviços efetivamente prestados até a data de cessação, o reembolso das despesas incorridas no período</w:t>
+      </w:r>
+      <w:r>
+        <w:rPr>
+          <w:rFonts w:ascii="Arvo" w:hAnsi="Arvo"/>
           <w:sz w:val="20"/>
           <w:szCs w:val="20"/>
         </w:rPr>
@@ -4085,16 +4483,35 @@
       </w:r>
       <w:r>
         <w:rPr>
-          <w:sz w:val="20"/>
-          <w:szCs w:val="20"/>
-        </w:rPr>
-        <w:t xml:space="preserve"> os honorários de projeto ou fase já concluídos e aqueles devidos em razão de evento futuro e certo vinculado a serviços prestados antes da rescisão.</w:t>
-      </w:r>
-    </w:p>
-    <w:p>
-      <w:pPr>
-        <w:pStyle w:val="PargrafodaLista"/>
-        <w:rPr>
+          <w:rFonts w:ascii="Arvo" w:hAnsi="Arvo"/>
+          <w:sz w:val="20"/>
+          <w:szCs w:val="20"/>
+        </w:rPr>
+        <w:t xml:space="preserve"> os honorários de projeto ou fase já concluídos e aqueles devidos em razão de evento futuro e certo vinculado a serviços prestados antes da rescisão</w:t>
+      </w:r>
+      <w:r>
+        <w:rPr>
+          <w:rFonts w:ascii="Arvo" w:hAnsi="Arvo"/>
+          <w:sz w:val="20"/>
+          <w:szCs w:val="20"/>
+        </w:rPr>
+        <w:t>, como honorários por êxito e/ou de sucumbência, conforme aplicável</w:t>
+      </w:r>
+      <w:r>
+        <w:rPr>
+          <w:rFonts w:ascii="Arvo" w:hAnsi="Arvo"/>
+          <w:sz w:val="20"/>
+          <w:szCs w:val="20"/>
+        </w:rPr>
+        <w:t>.</w:t>
+      </w:r>
+    </w:p>
+    <w:p>
+      <w:pPr>
+        <w:pStyle w:val="PargrafodaLista"/>
+        <w:spacing w:line="276" w:lineRule="auto"/>
+        <w:rPr>
+          <w:rFonts w:ascii="Arvo" w:hAnsi="Arvo"/>
           <w:sz w:val="20"/>
           <w:szCs w:val="20"/>
         </w:rPr>
@@ -4109,25 +4526,30 @@
           <w:numId w:val="2"/>
         </w:numPr>
         <w:snapToGrid w:val="0"/>
+        <w:spacing w:line="276" w:lineRule="auto"/>
         <w:ind w:hanging="720"/>
         <w:rPr>
-          <w:sz w:val="20"/>
-          <w:szCs w:val="20"/>
-        </w:rPr>
-      </w:pPr>
-      <w:r>
-        <w:rPr>
+          <w:rFonts w:ascii="Arvo" w:hAnsi="Arvo"/>
+          <w:sz w:val="20"/>
+          <w:szCs w:val="20"/>
+        </w:rPr>
+      </w:pPr>
+      <w:r>
+        <w:rPr>
+          <w:rFonts w:ascii="Arvo" w:hAnsi="Arvo"/>
           <w:b/>
           <w:sz w:val="20"/>
           <w:szCs w:val="20"/>
         </w:rPr>
-        <w:t>DAS DISPOSIÇÕES GERAIS</w:t>
-      </w:r>
-    </w:p>
-    <w:p>
-      <w:pPr>
-        <w:pStyle w:val="PargrafodaLista"/>
-        <w:rPr>
+        <w:t>DISPOSIÇÕES GERAIS</w:t>
+      </w:r>
+    </w:p>
+    <w:p>
+      <w:pPr>
+        <w:pStyle w:val="PargrafodaLista"/>
+        <w:spacing w:line="276" w:lineRule="auto"/>
+        <w:rPr>
+          <w:rFonts w:ascii="Arvo" w:hAnsi="Arvo"/>
           <w:sz w:val="20"/>
           <w:szCs w:val="20"/>
         </w:rPr>
@@ -4141,61 +4563,46 @@
           <w:numId w:val="2"/>
         </w:numPr>
         <w:snapToGrid w:val="0"/>
+        <w:spacing w:line="276" w:lineRule="auto"/>
         <w:ind w:left="709" w:hanging="709"/>
         <w:jc w:val="both"/>
         <w:rPr>
-          <w:sz w:val="20"/>
-          <w:szCs w:val="20"/>
-        </w:rPr>
-      </w:pPr>
-      <w:r>
-        <w:rPr>
-          <w:sz w:val="20"/>
-          <w:szCs w:val="20"/>
-        </w:rPr>
-        <w:lastRenderedPageBreak/>
+          <w:rFonts w:ascii="Arvo" w:hAnsi="Arvo"/>
+          <w:sz w:val="20"/>
+          <w:szCs w:val="20"/>
+        </w:rPr>
+      </w:pPr>
+      <w:r>
+        <w:rPr>
+          <w:rFonts w:ascii="Arvo" w:hAnsi="Arvo"/>
+          <w:sz w:val="20"/>
+          <w:szCs w:val="20"/>
+        </w:rPr>
         <w:t>A presente Proposta</w:t>
       </w:r>
       <w:r>
         <w:rPr>
-          <w:sz w:val="20"/>
-          <w:szCs w:val="20"/>
-        </w:rPr>
-        <w:t xml:space="preserve">, </w:t>
-      </w:r>
-      <w:r>
-        <w:rPr>
-          <w:sz w:val="20"/>
-          <w:szCs w:val="20"/>
-        </w:rPr>
-        <w:t>composta pelo Escopo</w:t>
-      </w:r>
-      <w:r>
-        <w:rPr>
-          <w:sz w:val="20"/>
-          <w:szCs w:val="20"/>
-        </w:rPr>
-        <w:t xml:space="preserve"> de Trabalho </w:t>
-      </w:r>
-      <w:r>
-        <w:rPr>
-          <w:sz w:val="20"/>
-          <w:szCs w:val="20"/>
-        </w:rPr>
-        <w:t>e pelos presentes Termos e Condiçõe</w:t>
-      </w:r>
-      <w:r>
-        <w:rPr>
-          <w:sz w:val="20"/>
-          <w:szCs w:val="20"/>
-        </w:rPr>
-        <w:t>s, representa a integralidade do entendimento entre as Partes, prevalecendo sobre quaisquer ajustes, entendimentos ou comunicações anteriores que lhe sejam contrários. Qualquer modificação somente produzirá efeitos se formalizada por escrito e subscrita por representantes autorizados de ambas as Partes.</w:t>
-      </w:r>
-    </w:p>
-    <w:p>
-      <w:pPr>
-        <w:pStyle w:val="PargrafodaLista"/>
-        <w:rPr>
+          <w:rFonts w:ascii="Arvo" w:hAnsi="Arvo"/>
+          <w:sz w:val="20"/>
+          <w:szCs w:val="20"/>
+        </w:rPr>
+        <w:t xml:space="preserve"> prevalece</w:t>
+      </w:r>
+      <w:r>
+        <w:rPr>
+          <w:rFonts w:ascii="Arvo" w:hAnsi="Arvo"/>
+          <w:sz w:val="20"/>
+          <w:szCs w:val="20"/>
+        </w:rPr>
+        <w:t xml:space="preserve"> sobre quaisquer ajustes, entendimentos ou comunicações anteriores. Qualquer modificação somente produzirá efeitos se formalizada por escrito e subscrita por representantes autorizados de ambas as Partes.</w:t>
+      </w:r>
+    </w:p>
+    <w:p>
+      <w:pPr>
+        <w:pStyle w:val="PargrafodaLista"/>
+        <w:spacing w:line="276" w:lineRule="auto"/>
+        <w:rPr>
+          <w:rFonts w:ascii="Arvo" w:hAnsi="Arvo"/>
           <w:sz w:val="20"/>
           <w:szCs w:val="20"/>
         </w:rPr>
@@ -4209,15 +4616,18 @@
           <w:numId w:val="2"/>
         </w:numPr>
         <w:snapToGrid w:val="0"/>
+        <w:spacing w:line="276" w:lineRule="auto"/>
         <w:ind w:left="709" w:hanging="709"/>
         <w:jc w:val="both"/>
         <w:rPr>
-          <w:sz w:val="20"/>
-          <w:szCs w:val="20"/>
-        </w:rPr>
-      </w:pPr>
-      <w:r>
-        <w:rPr>
+          <w:rFonts w:ascii="Arvo" w:hAnsi="Arvo"/>
+          <w:sz w:val="20"/>
+          <w:szCs w:val="20"/>
+        </w:rPr>
+      </w:pPr>
+      <w:r>
+        <w:rPr>
+          <w:rFonts w:ascii="Arvo" w:hAnsi="Arvo"/>
           <w:sz w:val="20"/>
           <w:szCs w:val="20"/>
         </w:rPr>
@@ -4225,6 +4635,7 @@
       </w:r>
       <w:r>
         <w:rPr>
+          <w:rFonts w:ascii="Arvo" w:hAnsi="Arvo"/>
           <w:sz w:val="20"/>
           <w:szCs w:val="20"/>
         </w:rPr>
@@ -4232,6 +4643,7 @@
       </w:r>
       <w:r>
         <w:rPr>
+          <w:rFonts w:ascii="Arvo" w:hAnsi="Arvo"/>
           <w:sz w:val="20"/>
           <w:szCs w:val="20"/>
         </w:rPr>
@@ -4241,7 +4653,9 @@
     <w:p>
       <w:pPr>
         <w:pStyle w:val="PargrafodaLista"/>
-        <w:rPr>
+        <w:spacing w:line="276" w:lineRule="auto"/>
+        <w:rPr>
+          <w:rFonts w:ascii="Arvo" w:hAnsi="Arvo"/>
           <w:sz w:val="20"/>
           <w:szCs w:val="20"/>
         </w:rPr>
@@ -4255,15 +4669,18 @@
           <w:numId w:val="2"/>
         </w:numPr>
         <w:snapToGrid w:val="0"/>
+        <w:spacing w:line="276" w:lineRule="auto"/>
         <w:ind w:left="709" w:hanging="709"/>
         <w:jc w:val="both"/>
         <w:rPr>
-          <w:sz w:val="20"/>
-          <w:szCs w:val="20"/>
-        </w:rPr>
-      </w:pPr>
-      <w:r>
-        <w:rPr>
+          <w:rFonts w:ascii="Arvo" w:hAnsi="Arvo"/>
+          <w:sz w:val="20"/>
+          <w:szCs w:val="20"/>
+        </w:rPr>
+      </w:pPr>
+      <w:r>
+        <w:rPr>
+          <w:rFonts w:ascii="Arvo" w:hAnsi="Arvo"/>
           <w:sz w:val="20"/>
           <w:szCs w:val="20"/>
         </w:rPr>
@@ -4271,6 +4688,7 @@
       </w:r>
       <w:r>
         <w:rPr>
+          <w:rFonts w:ascii="Arvo" w:hAnsi="Arvo"/>
           <w:sz w:val="20"/>
           <w:szCs w:val="20"/>
         </w:rPr>
@@ -4278,6 +4696,7 @@
       </w:r>
       <w:r>
         <w:rPr>
+          <w:rFonts w:ascii="Arvo" w:hAnsi="Arvo"/>
           <w:sz w:val="20"/>
           <w:szCs w:val="20"/>
         </w:rPr>
@@ -4287,7 +4706,9 @@
     <w:p>
       <w:pPr>
         <w:pStyle w:val="PargrafodaLista"/>
-        <w:rPr>
+        <w:spacing w:line="276" w:lineRule="auto"/>
+        <w:rPr>
+          <w:rFonts w:ascii="Arvo" w:hAnsi="Arvo"/>
           <w:sz w:val="20"/>
           <w:szCs w:val="20"/>
         </w:rPr>
@@ -4301,15 +4722,18 @@
           <w:numId w:val="2"/>
         </w:numPr>
         <w:snapToGrid w:val="0"/>
+        <w:spacing w:line="276" w:lineRule="auto"/>
         <w:ind w:left="709" w:hanging="709"/>
         <w:jc w:val="both"/>
         <w:rPr>
-          <w:sz w:val="20"/>
-          <w:szCs w:val="20"/>
-        </w:rPr>
-      </w:pPr>
-      <w:r>
-        <w:rPr>
+          <w:rFonts w:ascii="Arvo" w:hAnsi="Arvo"/>
+          <w:sz w:val="20"/>
+          <w:szCs w:val="20"/>
+        </w:rPr>
+      </w:pPr>
+      <w:r>
+        <w:rPr>
+          <w:rFonts w:ascii="Arvo" w:hAnsi="Arvo"/>
           <w:sz w:val="20"/>
           <w:szCs w:val="20"/>
         </w:rPr>
@@ -4317,6 +4741,7 @@
       </w:r>
       <w:r>
         <w:rPr>
+          <w:rFonts w:ascii="Arvo" w:hAnsi="Arvo"/>
           <w:sz w:val="20"/>
           <w:szCs w:val="20"/>
         </w:rPr>
@@ -4326,7 +4751,9 @@
     <w:p>
       <w:pPr>
         <w:pStyle w:val="PargrafodaLista"/>
-        <w:rPr>
+        <w:spacing w:line="276" w:lineRule="auto"/>
+        <w:rPr>
+          <w:rFonts w:ascii="Arvo" w:hAnsi="Arvo"/>
           <w:sz w:val="20"/>
           <w:szCs w:val="20"/>
         </w:rPr>
@@ -4341,25 +4768,39 @@
           <w:numId w:val="2"/>
         </w:numPr>
         <w:snapToGrid w:val="0"/>
+        <w:spacing w:line="276" w:lineRule="auto"/>
         <w:ind w:hanging="720"/>
         <w:rPr>
-          <w:sz w:val="20"/>
-          <w:szCs w:val="20"/>
-        </w:rPr>
-      </w:pPr>
-      <w:r>
-        <w:rPr>
+          <w:rFonts w:ascii="Arvo" w:hAnsi="Arvo"/>
+          <w:sz w:val="20"/>
+          <w:szCs w:val="20"/>
+        </w:rPr>
+      </w:pPr>
+      <w:r>
+        <w:rPr>
+          <w:rFonts w:ascii="Arvo" w:hAnsi="Arvo"/>
           <w:b/>
           <w:sz w:val="20"/>
           <w:szCs w:val="20"/>
         </w:rPr>
-        <w:t>DO FORO</w:t>
-      </w:r>
-    </w:p>
-    <w:p>
-      <w:pPr>
-        <w:pStyle w:val="PargrafodaLista"/>
-        <w:rPr>
+        <w:t xml:space="preserve">LEGISLAÇÃO APLICÁVEL E </w:t>
+      </w:r>
+      <w:r>
+        <w:rPr>
+          <w:rFonts w:ascii="Arvo" w:hAnsi="Arvo"/>
+          <w:b/>
+          <w:sz w:val="20"/>
+          <w:szCs w:val="20"/>
+        </w:rPr>
+        <w:t>FORO</w:t>
+      </w:r>
+    </w:p>
+    <w:p>
+      <w:pPr>
+        <w:pStyle w:val="PargrafodaLista"/>
+        <w:spacing w:line="276" w:lineRule="auto"/>
+        <w:rPr>
+          <w:rFonts w:ascii="Arvo" w:hAnsi="Arvo"/>
           <w:sz w:val="20"/>
           <w:szCs w:val="20"/>
         </w:rPr>
@@ -4373,103 +4814,569 @@
           <w:numId w:val="2"/>
         </w:numPr>
         <w:snapToGrid w:val="0"/>
+        <w:spacing w:line="276" w:lineRule="auto"/>
         <w:ind w:left="709" w:hanging="709"/>
         <w:jc w:val="both"/>
         <w:rPr>
-          <w:sz w:val="20"/>
-          <w:szCs w:val="20"/>
-        </w:rPr>
-      </w:pPr>
-      <w:r>
-        <w:rPr>
-          <w:sz w:val="20"/>
-          <w:szCs w:val="20"/>
-        </w:rPr>
-        <w:t>Fica eleito o foro da Comarca de Belo Horizonte, Estado de Minas Gerais, com renúncia expressa a qualquer outro, por mais privilegiado que seja, para dirimir quaisquer dúvidas ou controvérsias oriundas dest</w:t>
-      </w:r>
-      <w:r>
-        <w:rPr>
-          <w:sz w:val="20"/>
-          <w:szCs w:val="20"/>
-        </w:rPr>
-        <w:t>a Proposta</w:t>
-      </w:r>
-      <w:r>
-        <w:rPr>
-          <w:sz w:val="20"/>
-          <w:szCs w:val="20"/>
-        </w:rPr>
-        <w:t xml:space="preserve"> que não possam ser solucionadas pela via amigável.</w:t>
-      </w:r>
-    </w:p>
-    <w:p>
-      <w:pPr>
-        <w:pStyle w:val="PargrafodaLista"/>
-        <w:rPr>
-          <w:sz w:val="20"/>
-          <w:szCs w:val="20"/>
-        </w:rPr>
-      </w:pPr>
-    </w:p>
-    <w:p>
-      <w:pPr>
-        <w:pStyle w:val="PargrafodaLista"/>
+          <w:rFonts w:ascii="Arvo" w:hAnsi="Arvo"/>
+          <w:sz w:val="20"/>
+          <w:szCs w:val="20"/>
+        </w:rPr>
+      </w:pPr>
+      <w:r>
+        <w:rPr>
+          <w:rFonts w:ascii="Arvo" w:hAnsi="Arvo"/>
+          <w:sz w:val="20"/>
+          <w:szCs w:val="20"/>
+        </w:rPr>
+        <w:lastRenderedPageBreak/>
+        <w:t>As Leis da República Federativa do Brasil são aplicáveis a esta Proposta. Fica eleito o foro da Comarca de Belo Horizonte, Estado de Minas Gerais, com renúncia expressa a qualquer outro, por mais privilegiado que seja, para dirimir quaisquer dúvidas ou controvérsias oriundas desta Proposta que não possam ser solucionadas pela via amigável.</w:t>
+      </w:r>
+    </w:p>
+    <w:p>
+      <w:pPr>
+        <w:pStyle w:val="PargrafodaLista"/>
+        <w:spacing w:line="276" w:lineRule="auto"/>
+        <w:rPr>
+          <w:rFonts w:ascii="Arvo" w:hAnsi="Arvo"/>
+          <w:sz w:val="20"/>
+          <w:szCs w:val="20"/>
+        </w:rPr>
+      </w:pPr>
+    </w:p>
+    <w:p>
+      <w:pPr>
+        <w:pStyle w:val="PargrafodaLista"/>
+        <w:spacing w:line="276" w:lineRule="auto"/>
         <w:jc w:val="both"/>
         <w:rPr>
-          <w:sz w:val="20"/>
-          <w:szCs w:val="20"/>
-        </w:rPr>
-      </w:pPr>
-      <w:r>
-        <w:rPr>
-          <w:sz w:val="20"/>
-          <w:szCs w:val="20"/>
-        </w:rPr>
-        <w:t>As Partes reconhecem a veracidade, autenticidade, validade e eficácia desta Proposta em formato eletrônico, assinada por meio de plataforma de assinaturas eletrônicas (DocuSign ou similar), nos termos do artigo 10, § 2º, da Medida Provisória n. 2.200-2/2001 e do artigo 219 do Código Civil, dispensando expressamente a colheita de assinaturas de testemunhas, na forma do artigo 34 da Lei n. 14.620/2023.</w:t>
-      </w:r>
-    </w:p>
-    <w:p>
-      <w:pPr>
-        <w:pStyle w:val="PargrafodaLista"/>
-        <w:jc w:val="center"/>
-        <w:rPr>
-          <w:sz w:val="20"/>
-          <w:szCs w:val="20"/>
-        </w:rPr>
-      </w:pPr>
-      <w:r>
-        <w:rPr>
-          <w:sz w:val="20"/>
-          <w:szCs w:val="20"/>
-        </w:rPr>
-        <w:t>____________________________________________</w:t>
-      </w:r>
-    </w:p>
-    <w:p>
-      <w:pPr>
-        <w:snapToGrid w:val="0"/>
-        <w:jc w:val="center"/>
-        <w:rPr>
-          <w:sz w:val="20"/>
-          <w:szCs w:val="20"/>
-        </w:rPr>
-      </w:pPr>
-      <w:r>
-        <w:rPr>
+          <w:rFonts w:ascii="Arvo" w:hAnsi="Arvo"/>
+          <w:sz w:val="20"/>
+          <w:szCs w:val="20"/>
+        </w:rPr>
+      </w:pPr>
+      <w:r>
+        <w:rPr>
+          <w:rFonts w:ascii="Arvo" w:hAnsi="Arvo"/>
+          <w:sz w:val="20"/>
+          <w:szCs w:val="20"/>
+        </w:rPr>
+        <w:t xml:space="preserve">As Partes reconhecem a veracidade, autenticidade, validade e eficácia desta Proposta </w:t>
+      </w:r>
+      <w:r>
+        <w:rPr>
+          <w:rFonts w:ascii="Arvo" w:hAnsi="Arvo"/>
+          <w:sz w:val="20"/>
+          <w:szCs w:val="20"/>
+        </w:rPr>
+        <w:t>caso firmada caso</w:t>
+      </w:r>
+      <w:r>
+        <w:rPr>
+          <w:rFonts w:ascii="Arvo" w:hAnsi="Arvo"/>
+          <w:sz w:val="20"/>
+          <w:szCs w:val="20"/>
+        </w:rPr>
+        <w:t xml:space="preserve"> assinada por meio de plataforma de assinaturas eletrônicas (DocuSign ou similar), nos termos do artigo 10, § 2º, da Medida Provisória n. 2.200-2/2001 e do artigo 219 do Código Civil, </w:t>
+      </w:r>
+      <w:r>
+        <w:rPr>
+          <w:rFonts w:ascii="Arvo" w:hAnsi="Arvo"/>
+          <w:sz w:val="20"/>
+          <w:szCs w:val="20"/>
+        </w:rPr>
+        <w:t xml:space="preserve">neste caso </w:t>
+      </w:r>
+      <w:r>
+        <w:rPr>
+          <w:rFonts w:ascii="Arvo" w:hAnsi="Arvo"/>
+          <w:sz w:val="20"/>
+          <w:szCs w:val="20"/>
+        </w:rPr>
+        <w:t>dispensando expressamente a colheita de assinaturas de testemunhas, na forma do artigo 34 da Lei n. 14.620/2023.</w:t>
+      </w:r>
+    </w:p>
+    <w:p>
+      <w:pPr>
+        <w:pStyle w:val="PargrafodaLista"/>
+        <w:spacing w:line="276" w:lineRule="auto"/>
+        <w:jc w:val="both"/>
+        <w:rPr>
+          <w:rFonts w:ascii="Arvo" w:hAnsi="Arvo"/>
+          <w:sz w:val="20"/>
+          <w:szCs w:val="20"/>
+        </w:rPr>
+      </w:pPr>
+    </w:p>
+    <w:p>
+      <w:pPr>
+        <w:keepNext/>
+        <w:snapToGrid w:val="0"/>
+        <w:spacing w:line="276" w:lineRule="auto"/>
+        <w:rPr>
+          <w:rFonts w:ascii="Arvo" w:hAnsi="Arvo"/>
           <w:b/>
           <w:bCs/>
-          <w:sz w:val="20"/>
-          <w:szCs w:val="20"/>
-        </w:rPr>
-        <w:t xml:space="preserve">Beta Ltda</w:t>
-      </w:r>
-    </w:p>
-    <w:p>
-      <w:pPr>
-        <w:snapToGrid w:val="0"/>
+          <w:color w:val="FFFFFF" w:themeColor="background1"/>
+          <w:sz w:val="20"/>
+          <w:szCs w:val="20"/>
+        </w:rPr>
+      </w:pPr>
+      <w:r>
+        <w:rPr>
+          <w:rFonts w:ascii="Arvo" w:hAnsi="Arvo"/>
+          <w:b/>
+          <w:bCs/>
+          <w:color w:val="FFFFFF" w:themeColor="background1"/>
+          <w:sz w:val="20"/>
+          <w:szCs w:val="20"/>
+        </w:rPr>
+        <w:t>.</w:t>
+      </w:r>
+    </w:p>
+    <w:p>
+      <w:pPr>
+        <w:keepNext/>
+        <w:snapToGrid w:val="0"/>
+        <w:spacing w:line="276" w:lineRule="auto"/>
         <w:jc w:val="center"/>
         <w:rPr>
-          <w:sz w:val="2"/>
+          <w:rFonts w:ascii="Arvo" w:hAnsi="Arvo"/>
+          <w:b/>
+          <w:bCs/>
+          <w:sz w:val="20"/>
+          <w:szCs w:val="20"/>
+        </w:rPr>
+      </w:pPr>
+    </w:p>
+    <w:tbl>
+      <w:tblPr>
+        <w:tblStyle w:val="Tabelacomgrade"/>
+        <w:tblW w:w="0" w:type="auto"/>
+        <w:tblBorders>
+          <w:top w:val="none" w:sz="0" w:space="0" w:color="auto"/>
+          <w:left w:val="none" w:sz="0" w:space="0" w:color="auto"/>
+          <w:bottom w:val="none" w:sz="0" w:space="0" w:color="auto"/>
+          <w:right w:val="none" w:sz="0" w:space="0" w:color="auto"/>
+          <w:insideH w:val="none" w:sz="0" w:space="0" w:color="auto"/>
+          <w:insideV w:val="none" w:sz="0" w:space="0" w:color="auto"/>
+        </w:tblBorders>
+        <w:tblLook w:val="04A0" w:firstRow="1" w:lastRow="0" w:firstColumn="1" w:lastColumn="0" w:noHBand="0" w:noVBand="1"/>
+      </w:tblPr>
+      <w:tblGrid>
+        <w:gridCol w:w="4814"/>
+        <w:gridCol w:w="4814"/>
+      </w:tblGrid>
+      <w:tr>
+        <w:tc>
+          <w:tcPr>
+            <w:tcW w:w="4814" w:type="dxa"/>
+          </w:tcPr>
+          <w:p>
+            <w:pPr>
+              <w:pStyle w:val="PargrafodaLista"/>
+              <w:spacing w:line="276" w:lineRule="auto"/>
+              <w:rPr>
+                <w:rFonts w:ascii="Arvo" w:hAnsi="Arvo"/>
+                <w:sz w:val="20"/>
+                <w:szCs w:val="20"/>
+              </w:rPr>
+            </w:pPr>
+            <w:r>
+              <w:rPr>
+                <w:rFonts w:ascii="Arvo" w:hAnsi="Arvo"/>
+                <w:sz w:val="20"/>
+                <w:szCs w:val="20"/>
+              </w:rPr>
+              <w:t>____________________________________________</w:t>
+            </w:r>
+          </w:p>
+          <w:p>
+            <w:pPr>
+              <w:snapToGrid w:val="0"/>
+              <w:spacing w:line="276" w:lineRule="auto"/>
+              <w:rPr>
+                <w:rFonts w:ascii="Arvo" w:hAnsi="Arvo"/>
+                <w:sz w:val="20"/>
+                <w:szCs w:val="20"/>
+              </w:rPr>
+            </w:pPr>
+            <w:r>
+              <w:rPr>
+                <w:rFonts w:ascii="Arvo" w:hAnsi="Arvo"/>
+                <w:b/>
+                <w:bCs/>
+                <w:sz w:val="20"/>
+                <w:szCs w:val="20"/>
+              </w:rPr>
+              <w:t xml:space="preserve"/>
+            </w:r>
+            <w:r>
+              <w:rPr>
+                <w:sz w:val="20"/>
+                <w:szCs w:val="20"/>
+                <w:b/>
+                <w:rFonts w:ascii="Arvo" w:hAnsi="Arvo" w:cs="Arvo"/>
+              </w:rPr>
+              <w:t xml:space="preserve">BETA LTDA</w:t>
+            </w:r>
+            <w:r>
+              <w:t xml:space="preserve"/>
+            </w:r>
+          </w:p>
+          <w:p>
+            <w:pPr>
+              <w:keepNext/>
+              <w:snapToGrid w:val="0"/>
+              <w:spacing w:line="276" w:lineRule="auto"/>
+              <w:jc w:val="center"/>
+              <w:rPr>
+                <w:rFonts w:ascii="Arvo" w:hAnsi="Arvo"/>
+                <w:b/>
+                <w:bCs/>
+                <w:sz w:val="20"/>
+                <w:szCs w:val="20"/>
+              </w:rPr>
+            </w:pPr>
+          </w:p>
+        </w:tc>
+        <w:tc>
+          <w:tcPr>
+            <w:tcW w:w="4814" w:type="dxa"/>
+          </w:tcPr>
+          <w:p>
+            <w:pPr>
+              <w:pStyle w:val="PargrafodaLista"/>
+              <w:spacing w:line="276" w:lineRule="auto"/>
+              <w:rPr>
+                <w:rFonts w:ascii="Arvo" w:hAnsi="Arvo"/>
+                <w:sz w:val="20"/>
+                <w:szCs w:val="20"/>
+              </w:rPr>
+            </w:pPr>
+            <w:r>
+              <w:rPr>
+                <w:rFonts w:ascii="Arvo" w:hAnsi="Arvo"/>
+                <w:sz w:val="20"/>
+                <w:szCs w:val="20"/>
+              </w:rPr>
+              <w:t>____________________________________________</w:t>
+            </w:r>
+          </w:p>
+          <w:p>
+            <w:pPr>
+              <w:snapToGrid w:val="0"/>
+              <w:spacing w:line="276" w:lineRule="auto"/>
+              <w:rPr>
+                <w:rFonts w:ascii="Arvo" w:hAnsi="Arvo"/>
+                <w:sz w:val="20"/>
+                <w:szCs w:val="20"/>
+              </w:rPr>
+            </w:pPr>
+            <w:r>
+              <w:rPr>
+                <w:rFonts w:ascii="Arvo" w:hAnsi="Arvo"/>
+                <w:b/>
+                <w:bCs/>
+                <w:sz w:val="20"/>
+                <w:szCs w:val="20"/>
+              </w:rPr>
+              <w:t>PMRA PORTO MIRANDA ROCHA ADVOGADOS</w:t>
+            </w:r>
+          </w:p>
+          <w:p>
+            <w:pPr>
+              <w:keepNext/>
+              <w:snapToGrid w:val="0"/>
+              <w:spacing w:line="276" w:lineRule="auto"/>
+              <w:jc w:val="center"/>
+              <w:rPr>
+                <w:rFonts w:ascii="Arvo" w:hAnsi="Arvo"/>
+                <w:b/>
+                <w:bCs/>
+                <w:sz w:val="20"/>
+                <w:szCs w:val="20"/>
+              </w:rPr>
+            </w:pPr>
+          </w:p>
+        </w:tc>
+      </w:tr>
+    </w:tbl>
+    <w:p>
+      <w:pPr>
+        <w:keepNext/>
+        <w:snapToGrid w:val="0"/>
+        <w:spacing w:line="276" w:lineRule="auto"/>
+        <w:rPr>
+          <w:rFonts w:ascii="Arvo" w:hAnsi="Arvo"/>
+          <w:b/>
+          <w:bCs/>
+          <w:sz w:val="20"/>
+          <w:szCs w:val="20"/>
+        </w:rPr>
+      </w:pPr>
+    </w:p>
+    <w:p>
+      <w:pPr>
+        <w:keepNext/>
+        <w:snapToGrid w:val="0"/>
+        <w:spacing w:line="276" w:lineRule="auto"/>
+        <w:rPr>
+          <w:rFonts w:ascii="Arvo" w:hAnsi="Arvo"/>
+          <w:b/>
+          <w:bCs/>
+          <w:color w:val="FFFFFF" w:themeColor="background1"/>
+          <w:sz w:val="20"/>
+          <w:szCs w:val="20"/>
+        </w:rPr>
+      </w:pPr>
+      <w:r>
+        <w:rPr>
+          <w:rFonts w:ascii="Arvo" w:hAnsi="Arvo"/>
+          <w:b/>
+          <w:bCs/>
+          <w:color w:val="FFFFFF" w:themeColor="background1"/>
+          <w:sz w:val="20"/>
+          <w:szCs w:val="20"/>
+        </w:rPr>
+        <w:t>.</w:t>
+      </w:r>
+    </w:p>
+    <w:p>
+      <w:pPr>
+        <w:keepNext/>
+        <w:snapToGrid w:val="0"/>
+        <w:spacing w:line="276" w:lineRule="auto"/>
+        <w:rPr>
+          <w:rFonts w:ascii="Arvo" w:hAnsi="Arvo"/>
+          <w:b/>
+          <w:bCs/>
+          <w:color w:val="FFFFFF" w:themeColor="background1"/>
+          <w:sz w:val="20"/>
+          <w:szCs w:val="20"/>
+        </w:rPr>
+      </w:pPr>
+      <w:r>
+        <w:rPr>
+          <w:rFonts w:ascii="Arvo" w:hAnsi="Arvo"/>
+          <w:b/>
+          <w:bCs/>
+          <w:color w:val="FFFFFF" w:themeColor="background1"/>
+          <w:sz w:val="20"/>
+          <w:szCs w:val="20"/>
+        </w:rPr>
+        <w:t>.</w:t>
+      </w:r>
+    </w:p>
+    <w:p>
+      <w:pPr>
+        <w:snapToGrid w:val="0"/>
+        <w:spacing w:line="276" w:lineRule="auto"/>
+        <w:rPr>
+          <w:rFonts w:ascii="Arvo" w:hAnsi="Arvo"/>
+          <w:b/>
+          <w:bCs/>
+          <w:sz w:val="20"/>
+          <w:szCs w:val="20"/>
+        </w:rPr>
+      </w:pPr>
+      <w:r>
+        <w:rPr>
+          <w:rFonts w:ascii="Arvo" w:hAnsi="Arvo"/>
+          <w:b/>
+          <w:bCs/>
+          <w:sz w:val="20"/>
+          <w:szCs w:val="20"/>
+        </w:rPr>
+        <w:t>Testemunhas:</w:t>
+      </w:r>
+    </w:p>
+    <w:p>
+      <w:pPr>
+        <w:snapToGrid w:val="0"/>
+        <w:spacing w:line="276" w:lineRule="auto"/>
+        <w:rPr>
+          <w:rFonts w:ascii="Arvo" w:hAnsi="Arvo"/>
+          <w:i/>
+          <w:iCs/>
+          <w:sz w:val="20"/>
+          <w:szCs w:val="20"/>
+        </w:rPr>
+      </w:pPr>
+      <w:r>
+        <w:rPr>
+          <w:rFonts w:ascii="Arvo" w:hAnsi="Arvo"/>
+          <w:i/>
+          <w:iCs/>
+          <w:sz w:val="20"/>
+          <w:szCs w:val="20"/>
+        </w:rPr>
+        <w:t>(preencher e assinar caso firmado com assinaturas físicas ou por meio de certificado digital)</w:t>
+      </w:r>
+    </w:p>
+    <w:p>
+      <w:pPr>
+        <w:snapToGrid w:val="0"/>
+        <w:spacing w:line="276" w:lineRule="auto"/>
+        <w:rPr>
+          <w:rFonts w:ascii="Arvo" w:hAnsi="Arvo"/>
+          <w:b/>
+          <w:bCs/>
+          <w:sz w:val="20"/>
+          <w:szCs w:val="20"/>
+        </w:rPr>
+      </w:pPr>
+    </w:p>
+    <w:tbl>
+      <w:tblPr>
+        <w:tblStyle w:val="Tabelacomgrade"/>
+        <w:tblW w:w="0" w:type="auto"/>
+        <w:tblBorders>
+          <w:top w:val="none" w:sz="0" w:space="0" w:color="auto"/>
+          <w:left w:val="none" w:sz="0" w:space="0" w:color="auto"/>
+          <w:bottom w:val="none" w:sz="0" w:space="0" w:color="auto"/>
+          <w:right w:val="none" w:sz="0" w:space="0" w:color="auto"/>
+          <w:insideH w:val="none" w:sz="0" w:space="0" w:color="auto"/>
+          <w:insideV w:val="none" w:sz="0" w:space="0" w:color="auto"/>
+        </w:tblBorders>
+        <w:tblLook w:val="04A0" w:firstRow="1" w:lastRow="0" w:firstColumn="1" w:lastColumn="0" w:noHBand="0" w:noVBand="1"/>
+      </w:tblPr>
+      <w:tblGrid>
+        <w:gridCol w:w="4814"/>
+        <w:gridCol w:w="4814"/>
+      </w:tblGrid>
+      <w:tr>
+        <w:tc>
+          <w:tcPr>
+            <w:tcW w:w="4814" w:type="dxa"/>
+          </w:tcPr>
+          <w:p>
+            <w:pPr>
+              <w:pStyle w:val="PargrafodaLista"/>
+              <w:spacing w:line="276" w:lineRule="auto"/>
+              <w:rPr>
+                <w:rFonts w:ascii="Arvo" w:hAnsi="Arvo"/>
+                <w:sz w:val="20"/>
+                <w:szCs w:val="20"/>
+              </w:rPr>
+            </w:pPr>
+            <w:r>
+              <w:rPr>
+                <w:rFonts w:ascii="Arvo" w:hAnsi="Arvo"/>
+                <w:sz w:val="20"/>
+                <w:szCs w:val="20"/>
+              </w:rPr>
+              <w:t>____________________________________________</w:t>
+            </w:r>
+          </w:p>
+          <w:p>
+            <w:pPr>
+              <w:snapToGrid w:val="0"/>
+              <w:spacing w:line="276" w:lineRule="auto"/>
+              <w:rPr>
+                <w:rFonts w:ascii="Arvo" w:hAnsi="Arvo"/>
+                <w:sz w:val="20"/>
+                <w:szCs w:val="20"/>
+              </w:rPr>
+            </w:pPr>
+            <w:r>
+              <w:rPr>
+                <w:rFonts w:ascii="Arvo" w:hAnsi="Arvo"/>
+                <w:b/>
+                <w:bCs/>
+                <w:sz w:val="20"/>
+                <w:szCs w:val="20"/>
+              </w:rPr>
+              <w:t>Nome:</w:t>
+            </w:r>
+          </w:p>
+          <w:p>
+            <w:pPr>
+              <w:keepNext/>
+              <w:snapToGrid w:val="0"/>
+              <w:spacing w:line="276" w:lineRule="auto"/>
+              <w:jc w:val="center"/>
+              <w:rPr>
+                <w:rFonts w:ascii="Arvo" w:hAnsi="Arvo"/>
+                <w:b/>
+                <w:bCs/>
+                <w:sz w:val="20"/>
+                <w:szCs w:val="20"/>
+              </w:rPr>
+            </w:pPr>
+          </w:p>
+        </w:tc>
+        <w:tc>
+          <w:tcPr>
+            <w:tcW w:w="4814" w:type="dxa"/>
+          </w:tcPr>
+          <w:p>
+            <w:pPr>
+              <w:pStyle w:val="PargrafodaLista"/>
+              <w:spacing w:line="276" w:lineRule="auto"/>
+              <w:rPr>
+                <w:rFonts w:ascii="Arvo" w:hAnsi="Arvo"/>
+                <w:sz w:val="20"/>
+                <w:szCs w:val="20"/>
+              </w:rPr>
+            </w:pPr>
+            <w:r>
+              <w:rPr>
+                <w:rFonts w:ascii="Arvo" w:hAnsi="Arvo"/>
+                <w:sz w:val="20"/>
+                <w:szCs w:val="20"/>
+              </w:rPr>
+              <w:t>____________________________________________</w:t>
+            </w:r>
+          </w:p>
+          <w:p>
+            <w:pPr>
+              <w:snapToGrid w:val="0"/>
+              <w:spacing w:line="276" w:lineRule="auto"/>
+              <w:rPr>
+                <w:rFonts w:ascii="Arvo" w:hAnsi="Arvo"/>
+                <w:sz w:val="20"/>
+                <w:szCs w:val="20"/>
+              </w:rPr>
+            </w:pPr>
+            <w:r>
+              <w:rPr>
+                <w:rFonts w:ascii="Arvo" w:hAnsi="Arvo"/>
+                <w:b/>
+                <w:bCs/>
+                <w:sz w:val="20"/>
+                <w:szCs w:val="20"/>
+              </w:rPr>
+              <w:t>Nome:</w:t>
+            </w:r>
+          </w:p>
+          <w:p>
+            <w:pPr>
+              <w:keepNext/>
+              <w:snapToGrid w:val="0"/>
+              <w:spacing w:line="276" w:lineRule="auto"/>
+              <w:jc w:val="center"/>
+              <w:rPr>
+                <w:rFonts w:ascii="Arvo" w:hAnsi="Arvo"/>
+                <w:b/>
+                <w:bCs/>
+                <w:sz w:val="20"/>
+                <w:szCs w:val="20"/>
+              </w:rPr>
+            </w:pPr>
+          </w:p>
+        </w:tc>
+      </w:tr>
+    </w:tbl>
+    <w:p>
+      <w:pPr>
+        <w:snapToGrid w:val="0"/>
+        <w:spacing w:line="276" w:lineRule="auto"/>
+        <w:rPr>
+          <w:rFonts w:ascii="Arvo" w:hAnsi="Arvo"/>
+          <w:b/>
+          <w:bCs/>
+          <w:sz w:val="20"/>
           <w:szCs w:val="20"/>
         </w:rPr>
       </w:pPr>
@@ -4511,9 +5418,69 @@
 
 <file path=word/footer1.xml><?xml version="1.0" encoding="utf-8"?>
 <w:ftr xmlns:wpc="http://schemas.microsoft.com/office/word/2010/wordprocessingCanvas" xmlns:cx="http://schemas.microsoft.com/office/drawing/2014/chartex" xmlns:cx1="http://schemas.microsoft.com/office/drawing/2015/9/8/chartex" xmlns:cx2="http://schemas.microsoft.com/office/drawing/2015/10/21/chartex" xmlns:cx3="http://schemas.microsoft.com/office/drawing/2016/5/9/chartex" xmlns:cx4="http://schemas.microsoft.com/office/drawing/2016/5/10/chartex" xmlns:cx5="http://schemas.microsoft.com/office/drawing/2016/5/11/chartex" xmlns:cx6="http://schemas.microsoft.com/office/drawing/2016/5/12/chartex" xmlns:cx7="http://schemas.microsoft.com/office/drawing/2016/5/13/chartex" xmlns:cx8="http://schemas.microsoft.com/office/drawing/2016/5/14/chartex" xmlns:mc="http://schemas.openxmlformats.org/markup-compatibility/2006" xmlns:aink="http://schemas.microsoft.com/office/drawing/2016/ink" xmlns:am3d="http://schemas.microsoft.com/office/drawing/2017/model3d" xmlns:o="urn:schemas-microsoft-com:office:office" xmlns:oel="http://schemas.microsoft.com/office/2019/extlst" xmlns:r="http://schemas.openxmlformats.org/officeDocument/2006/relationships" xmlns:m="http://schemas.openxmlformats.org/officeDocument/2006/math" xmlns:v="urn:schemas-microsoft-com:vml" xmlns:wp14="http://schemas.microsoft.com/office/word/2010/wordprocessingDrawing" xmlns:wp="http://schemas.openxmlformats.org/drawingml/2006/wordprocessingDrawing" xmlns:w10="urn:schemas-microsoft-com:office:word" xmlns:w="http://schemas.openxmlformats.org/wordprocessingml/2006/main" xmlns:w14="http://schemas.microsoft.com/office/word/2010/wordml" xmlns:w15="http://schemas.microsoft.com/office/word/2012/wordml" xmlns:w16cex="http://schemas.microsoft.com/office/word/2018/wordml/cex" xmlns:w16cid="http://schemas.microsoft.com/office/word/2016/wordml/cid" xmlns:w16="http://schemas.microsoft.com/office/word/2018/wordml" xmlns:w16du="http://schemas.microsoft.com/office/word/2023/wordml/word16du" xmlns:w16sdtdh="http://schemas.microsoft.com/office/word/2020/wordml/sdtdatahash" xmlns:w16sdtfl="http://schemas.microsoft.com/office/word/2024/wordml/sdtformatlock" xmlns:w16se="http://schemas.microsoft.com/office/word/2015/wordml/symex" xmlns:wpg="http://schemas.microsoft.com/office/word/2010/wordprocessingGroup" xmlns:wpi="http://schemas.microsoft.com/office/word/2010/wordprocessingInk" xmlns:wne="http://schemas.microsoft.com/office/word/2006/wordml" xmlns:wps="http://schemas.microsoft.com/office/word/2010/wordprocessingShape" mc:Ignorable="w14 w15 w16se w16cid w16 w16cex w16sdtdh w16sdtfl w16du wp14">
+  <w:sdt>
+    <w:sdtPr>
+      <w:rPr>
+        <w:rStyle w:val="Nmerodepgina"/>
+        <w:sz w:val="20"/>
+        <w:szCs w:val="20"/>
+      </w:rPr>
+      <w:id w:val="1008332648"/>
+      <w:docPartObj>
+        <w:docPartGallery w:val="Page Numbers (Bottom of Page)"/>
+        <w:docPartUnique/>
+      </w:docPartObj>
+    </w:sdtPr>
+    <w:sdtContent>
+      <w:p>
+        <w:pPr>
+          <w:pStyle w:val="Rodap"/>
+          <w:framePr w:wrap="none" w:vAnchor="text" w:hAnchor="margin" w:xAlign="right" w:y="1"/>
+          <w:rPr>
+            <w:rStyle w:val="Nmerodepgina"/>
+            <w:sz w:val="20"/>
+            <w:szCs w:val="20"/>
+          </w:rPr>
+        </w:pPr>
+        <w:r>
+          <w:rPr>
+            <w:rStyle w:val="Nmerodepgina"/>
+            <w:sz w:val="20"/>
+            <w:szCs w:val="20"/>
+          </w:rPr>
+          <w:fldChar w:fldCharType="begin"/>
+        </w:r>
+        <w:r>
+          <w:rPr>
+            <w:rStyle w:val="Nmerodepgina"/>
+            <w:sz w:val="20"/>
+            <w:szCs w:val="20"/>
+          </w:rPr>
+          <w:instrText xml:space="preserve"> PAGE </w:instrText>
+        </w:r>
+        <w:r>
+          <w:rPr>
+            <w:rStyle w:val="Nmerodepgina"/>
+            <w:sz w:val="20"/>
+            <w:szCs w:val="20"/>
+          </w:rPr>
+          <w:fldChar w:fldCharType="separate"/>
+        </w:r>
+        <w:r>
+          <w:rPr>
+            <w:rStyle w:val="Nmerodepgina"/>
+            <w:sz w:val="20"/>
+            <w:szCs w:val="20"/>
+          </w:rPr>
+          <w:fldChar w:fldCharType="end"/>
+        </w:r>
+      </w:p>
+    </w:sdtContent>
+  </w:sdt>
   <w:p>
     <w:pPr>
       <w:pStyle w:val="Rodap"/>
+      <w:ind w:right="360"/>
     </w:pPr>
   </w:p>
 </w:ftr>
@@ -4521,6 +5488,74 @@
 
 <file path=word/footer2.xml><?xml version="1.0" encoding="utf-8"?>
 <w:ftr xmlns:wpc="http://schemas.microsoft.com/office/word/2010/wordprocessingCanvas" xmlns:cx="http://schemas.microsoft.com/office/drawing/2014/chartex" xmlns:cx1="http://schemas.microsoft.com/office/drawing/2015/9/8/chartex" xmlns:cx2="http://schemas.microsoft.com/office/drawing/2015/10/21/chartex" xmlns:cx3="http://schemas.microsoft.com/office/drawing/2016/5/9/chartex" xmlns:cx4="http://schemas.microsoft.com/office/drawing/2016/5/10/chartex" xmlns:cx5="http://schemas.microsoft.com/office/drawing/2016/5/11/chartex" xmlns:cx6="http://schemas.microsoft.com/office/drawing/2016/5/12/chartex" xmlns:cx7="http://schemas.microsoft.com/office/drawing/2016/5/13/chartex" xmlns:cx8="http://schemas.microsoft.com/office/drawing/2016/5/14/chartex" xmlns:mc="http://schemas.openxmlformats.org/markup-compatibility/2006" xmlns:aink="http://schemas.microsoft.com/office/drawing/2016/ink" xmlns:am3d="http://schemas.microsoft.com/office/drawing/2017/model3d" xmlns:o="urn:schemas-microsoft-com:office:office" xmlns:oel="http://schemas.microsoft.com/office/2019/extlst" xmlns:r="http://schemas.openxmlformats.org/officeDocument/2006/relationships" xmlns:m="http://schemas.openxmlformats.org/officeDocument/2006/math" xmlns:v="urn:schemas-microsoft-com:vml" xmlns:wp14="http://schemas.microsoft.com/office/word/2010/wordprocessingDrawing" xmlns:wp="http://schemas.openxmlformats.org/drawingml/2006/wordprocessingDrawing" xmlns:w10="urn:schemas-microsoft-com:office:word" xmlns:w="http://schemas.openxmlformats.org/wordprocessingml/2006/main" xmlns:w14="http://schemas.microsoft.com/office/word/2010/wordml" xmlns:w15="http://schemas.microsoft.com/office/word/2012/wordml" xmlns:w16cex="http://schemas.microsoft.com/office/word/2018/wordml/cex" xmlns:w16cid="http://schemas.microsoft.com/office/word/2016/wordml/cid" xmlns:w16="http://schemas.microsoft.com/office/word/2018/wordml" xmlns:w16du="http://schemas.microsoft.com/office/word/2023/wordml/word16du" xmlns:w16sdtdh="http://schemas.microsoft.com/office/word/2020/wordml/sdtdatahash" xmlns:w16sdtfl="http://schemas.microsoft.com/office/word/2024/wordml/sdtformatlock" xmlns:w16se="http://schemas.microsoft.com/office/word/2015/wordml/symex" xmlns:wpg="http://schemas.microsoft.com/office/word/2010/wordprocessingGroup" xmlns:wpi="http://schemas.microsoft.com/office/word/2010/wordprocessingInk" xmlns:wne="http://schemas.microsoft.com/office/word/2006/wordml" xmlns:wps="http://schemas.microsoft.com/office/word/2010/wordprocessingShape" mc:Ignorable="w14 w15 w16se w16cid w16 w16cex w16sdtdh w16sdtfl w16du wp14">
+  <w:sdt>
+    <w:sdtPr>
+      <w:rPr>
+        <w:rStyle w:val="Nmerodepgina"/>
+        <w:sz w:val="20"/>
+        <w:szCs w:val="20"/>
+      </w:rPr>
+      <w:id w:val="1444961039"/>
+      <w:docPartObj>
+        <w:docPartGallery w:val="Page Numbers (Bottom of Page)"/>
+        <w:docPartUnique/>
+      </w:docPartObj>
+    </w:sdtPr>
+    <w:sdtContent>
+      <w:p>
+        <w:pPr>
+          <w:pStyle w:val="Rodap"/>
+          <w:framePr w:wrap="none" w:vAnchor="text" w:hAnchor="margin" w:xAlign="right" w:y="1"/>
+          <w:rPr>
+            <w:rStyle w:val="Nmerodepgina"/>
+            <w:sz w:val="20"/>
+            <w:szCs w:val="20"/>
+          </w:rPr>
+        </w:pPr>
+        <w:r>
+          <w:rPr>
+            <w:rStyle w:val="Nmerodepgina"/>
+            <w:sz w:val="20"/>
+            <w:szCs w:val="20"/>
+          </w:rPr>
+          <w:fldChar w:fldCharType="begin"/>
+        </w:r>
+        <w:r>
+          <w:rPr>
+            <w:rStyle w:val="Nmerodepgina"/>
+            <w:sz w:val="20"/>
+            <w:szCs w:val="20"/>
+          </w:rPr>
+          <w:instrText xml:space="preserve"> PAGE </w:instrText>
+        </w:r>
+        <w:r>
+          <w:rPr>
+            <w:rStyle w:val="Nmerodepgina"/>
+            <w:sz w:val="20"/>
+            <w:szCs w:val="20"/>
+          </w:rPr>
+          <w:fldChar w:fldCharType="separate"/>
+        </w:r>
+        <w:r>
+          <w:rPr>
+            <w:rStyle w:val="Nmerodepgina"/>
+            <w:noProof/>
+            <w:sz w:val="20"/>
+            <w:szCs w:val="20"/>
+          </w:rPr>
+          <w:t>8</w:t>
+        </w:r>
+        <w:r>
+          <w:rPr>
+            <w:rStyle w:val="Nmerodepgina"/>
+            <w:sz w:val="20"/>
+            <w:szCs w:val="20"/>
+          </w:rPr>
+          <w:fldChar w:fldCharType="end"/>
+        </w:r>
+      </w:p>
+    </w:sdtContent>
+  </w:sdt>
   <w:p>
     <w:pPr>
       <w:tabs>
@@ -4528,6 +5563,7 @@
         <w:tab w:val="right" w:pos="9072"/>
       </w:tabs>
       <w:spacing w:before="60"/>
+      <w:ind w:right="360"/>
     </w:pPr>
   </w:p>
 </w:ftr>
@@ -4579,6 +5615,8 @@
       <w:rPr>
         <w:noProof/>
         <w:color w:val="000000"/>
+        <w:sz w:val="20"/>
+        <w:szCs w:val="20"/>
       </w:rPr>
       <w:drawing>
         <wp:anchor distT="0" distB="0" distL="114300" distR="114300" simplePos="0" relativeHeight="251658240" behindDoc="1" locked="0" layoutInCell="1" allowOverlap="1" wp14:anchorId="514AAAE6" wp14:editId="3658720C">
@@ -5535,6 +6573,14 @@
     <w:semiHidden/>
     <w:rsid w:val="00674224"/>
   </w:style>
+  <w:style w:type="character" w:styleId="Nmerodepgina">
+    <w:name w:val="page number"/>
+    <w:basedOn w:val="Fontepargpadro"/>
+    <w:uiPriority w:val="99"/>
+    <w:semiHidden/>
+    <w:unhideWhenUsed/>
+    <w:rsid w:val="005121E2"/>
+  </w:style>
 </w:styles>
 </file>
 
@@ -5876,6 +6922,17 @@
 </file>
 
 <file path=customXml/item1.xml><?xml version="1.0" encoding="utf-8"?>
+<p:properties xmlns:p="http://schemas.microsoft.com/office/2006/metadata/properties" xmlns:xsi="http://www.w3.org/2001/XMLSchema-instance" xmlns:pc="http://schemas.microsoft.com/office/infopath/2007/PartnerControls">
+  <documentManagement>
+    <lcf76f155ced4ddcb4097134ff3c332f xmlns="e5b1cd33-4eca-41a4-b7d8-fdf3e6200119">
+      <Terms xmlns="http://schemas.microsoft.com/office/infopath/2007/PartnerControls"/>
+    </lcf76f155ced4ddcb4097134ff3c332f>
+    <TaxCatchAll xmlns="c710a95f-4097-48d0-b72e-528dcf24b561" xsi:nil="true"/>
+  </documentManagement>
+</p:properties>
+</file>
+
+<file path=customXml/item2.xml><?xml version="1.0" encoding="utf-8"?>
 <ct:contentTypeSchema xmlns:ct="http://schemas.microsoft.com/office/2006/metadata/contentType" xmlns:ma="http://schemas.microsoft.com/office/2006/metadata/properties/metaAttributes" ct:_="" ma:_="" ma:contentTypeName="Documento" ma:contentTypeID="0x010100C538FE3DE9F5C249B208F757A39C9CF1" ma:contentTypeVersion="13" ma:contentTypeDescription="Crie um novo documento." ma:contentTypeScope="" ma:versionID="f58841031a2b8acc55807e179e1eb129">
   <xsd:schema xmlns:xsd="http://www.w3.org/2001/XMLSchema" xmlns:xs="http://www.w3.org/2001/XMLSchema" xmlns:p="http://schemas.microsoft.com/office/2006/metadata/properties" xmlns:ns2="e5b1cd33-4eca-41a4-b7d8-fdf3e6200119" xmlns:ns3="c710a95f-4097-48d0-b72e-528dcf24b561" targetNamespace="http://schemas.microsoft.com/office/2006/metadata/properties" ma:root="true" ma:fieldsID="eabb80da9e4a7645788b9624de58e5c8" ns2:_="" ns3:_="">
     <xsd:import namespace="e5b1cd33-4eca-41a4-b7d8-fdf3e6200119"/>
@@ -6082,7 +7139,7 @@
 </ct:contentTypeSchema>
 </file>
 
-<file path=customXml/item2.xml><?xml version="1.0" encoding="utf-8"?>
+<file path=customXml/item3.xml><?xml version="1.0" encoding="utf-8"?>
 <?mso-contentType ?>
 <FormTemplates xmlns="http://schemas.microsoft.com/sharepoint/v3/contenttype/forms">
   <Display>DocumentLibraryForm</Display>
@@ -6091,18 +7148,18 @@
 </FormTemplates>
 </file>
 
-<file path=customXml/item3.xml><?xml version="1.0" encoding="utf-8"?>
-<p:properties xmlns:p="http://schemas.microsoft.com/office/2006/metadata/properties" xmlns:xsi="http://www.w3.org/2001/XMLSchema-instance" xmlns:pc="http://schemas.microsoft.com/office/infopath/2007/PartnerControls">
-  <documentManagement>
-    <lcf76f155ced4ddcb4097134ff3c332f xmlns="e5b1cd33-4eca-41a4-b7d8-fdf3e6200119">
-      <Terms xmlns="http://schemas.microsoft.com/office/infopath/2007/PartnerControls"/>
-    </lcf76f155ced4ddcb4097134ff3c332f>
-    <TaxCatchAll xmlns="c710a95f-4097-48d0-b72e-528dcf24b561" xsi:nil="true"/>
-  </documentManagement>
-</p:properties>
+<file path=customXml/itemProps1.xml><?xml version="1.0" encoding="utf-8"?>
+<ds:datastoreItem xmlns:ds="http://schemas.openxmlformats.org/officeDocument/2006/customXml" ds:itemID="{CB7613A1-A0CB-4E22-AF85-27793339D14D}">
+  <ds:schemaRefs>
+    <ds:schemaRef ds:uri="http://schemas.microsoft.com/office/2006/metadata/properties"/>
+    <ds:schemaRef ds:uri="http://schemas.microsoft.com/office/infopath/2007/PartnerControls"/>
+    <ds:schemaRef ds:uri="e5b1cd33-4eca-41a4-b7d8-fdf3e6200119"/>
+    <ds:schemaRef ds:uri="c710a95f-4097-48d0-b72e-528dcf24b561"/>
+  </ds:schemaRefs>
+</ds:datastoreItem>
 </file>
 
-<file path=customXml/itemProps1.xml><?xml version="1.0" encoding="utf-8"?>
+<file path=customXml/itemProps2.xml><?xml version="1.0" encoding="utf-8"?>
 <ds:datastoreItem xmlns:ds="http://schemas.openxmlformats.org/officeDocument/2006/customXml" ds:itemID="{527C8FAF-F895-460C-92FD-63B7C6027339}">
   <ds:schemaRefs>
     <ds:schemaRef ds:uri="http://schemas.microsoft.com/office/2006/metadata/contentType"/>
@@ -6121,21 +7178,10 @@
 </ds:datastoreItem>
 </file>
 
-<file path=customXml/itemProps2.xml><?xml version="1.0" encoding="utf-8"?>
+<file path=customXml/itemProps3.xml><?xml version="1.0" encoding="utf-8"?>
 <ds:datastoreItem xmlns:ds="http://schemas.openxmlformats.org/officeDocument/2006/customXml" ds:itemID="{A5ED3DFB-4F39-4BF8-995C-27FE2C86527B}">
   <ds:schemaRefs>
     <ds:schemaRef ds:uri="http://schemas.microsoft.com/sharepoint/v3/contenttype/forms"/>
   </ds:schemaRefs>
 </ds:datastoreItem>
-</file>
-
-<file path=customXml/itemProps3.xml><?xml version="1.0" encoding="utf-8"?>
-<ds:datastoreItem xmlns:ds="http://schemas.openxmlformats.org/officeDocument/2006/customXml" ds:itemID="{CB7613A1-A0CB-4E22-AF85-27793339D14D}">
-  <ds:schemaRefs>
-    <ds:schemaRef ds:uri="http://schemas.microsoft.com/office/2006/metadata/properties"/>
-    <ds:schemaRef ds:uri="http://schemas.microsoft.com/office/infopath/2007/PartnerControls"/>
-    <ds:schemaRef ds:uri="e5b1cd33-4eca-41a4-b7d8-fdf3e6200119"/>
-    <ds:schemaRef ds:uri="c710a95f-4097-48d0-b72e-528dcf24b561"/>
-  </ds:schemaRefs>
-</ds:datastoreItem>
 </file>